--- a/TCC.docx
+++ b/TCC.docx
@@ -6086,21 +6086,7 @@
         <w:rPr>
           <w:color w:val="000000" w:themeColor="text1"/>
         </w:rPr>
-        <w:t xml:space="preserve">Dessa forma, a solução proposta busca </w:t>
-      </w:r>
-      <w:proofErr w:type="spellStart"/>
-      <w:r>
-        <w:rPr>
-          <w:color w:val="000000" w:themeColor="text1"/>
-        </w:rPr>
-        <w:t>fornecer</w:t>
-      </w:r>
-      <w:proofErr w:type="spellEnd"/>
-      <w:r>
-        <w:rPr>
-          <w:color w:val="000000" w:themeColor="text1"/>
-        </w:rPr>
-        <w:t xml:space="preserve"> uma plataforma centralizada para gestão dos processos de venda, permitindo escalabilidade, segurança e facilidade de manutenção.</w:t>
+        <w:t>Dessa forma, a solução proposta busca fornecer uma plataforma centralizada para gestão dos processos de venda, permitindo escalabilidade, segurança e facilidade de manutenção.</w:t>
       </w:r>
     </w:p>
     <w:p>
@@ -9284,17 +9270,8 @@
           <w:rStyle w:val="Forte"/>
           <w:color w:val="000000" w:themeColor="text1"/>
         </w:rPr>
-        <w:t>Back-</w:t>
-      </w:r>
-      <w:proofErr w:type="spellStart"/>
-      <w:r>
-        <w:rPr>
-          <w:rStyle w:val="Forte"/>
-          <w:color w:val="000000" w:themeColor="text1"/>
-        </w:rPr>
-        <w:t>end</w:t>
-      </w:r>
-      <w:proofErr w:type="spellEnd"/>
+        <w:t>Back-end</w:t>
+      </w:r>
       <w:r>
         <w:rPr>
           <w:color w:val="000000" w:themeColor="text1"/>
@@ -9376,35 +9353,7 @@
         <w:rPr>
           <w:color w:val="000000" w:themeColor="text1"/>
         </w:rPr>
-        <w:t>O sistema utiliza uma arquitetura cliente-servidor, na qual as aplicações front-</w:t>
-      </w:r>
-      <w:proofErr w:type="spellStart"/>
-      <w:r>
-        <w:rPr>
-          <w:color w:val="000000" w:themeColor="text1"/>
-        </w:rPr>
-        <w:t>end</w:t>
-      </w:r>
-      <w:proofErr w:type="spellEnd"/>
-      <w:r>
-        <w:rPr>
-          <w:color w:val="000000" w:themeColor="text1"/>
-        </w:rPr>
-        <w:t xml:space="preserve"> consomem os dados disponibilizados pela API </w:t>
-      </w:r>
-      <w:proofErr w:type="spellStart"/>
-      <w:r>
-        <w:rPr>
-          <w:color w:val="000000" w:themeColor="text1"/>
-        </w:rPr>
-        <w:t>back</w:t>
-      </w:r>
-      <w:proofErr w:type="spellEnd"/>
-      <w:r>
-        <w:rPr>
-          <w:color w:val="000000" w:themeColor="text1"/>
-        </w:rPr>
-        <w:t>-end.</w:t>
+        <w:t>O sistema utiliza uma arquitetura cliente-servidor, na qual as aplicações front-end consomem os dados disponibilizados pela API back-end.</w:t>
       </w:r>
     </w:p>
     <w:p>
@@ -10154,7 +10103,7 @@
           </mc:Choice>
           <mc:Fallback>
             <w:pict>
-              <v:rect w14:anchorId="293E2958" id="Retângulo 35" o:spid="_x0000_s1026" style="position:absolute;margin-left:132.75pt;margin-top:296.25pt;width:198.4pt;height:73.85pt;z-index:251689984;visibility:visible;mso-wrap-style:square;mso-width-percent:0;mso-height-percent:0;mso-wrap-distance-left:9pt;mso-wrap-distance-top:0;mso-wrap-distance-right:9pt;mso-wrap-distance-bottom:0;mso-position-horizontal:absolute;mso-position-horizontal-relative:text;mso-position-vertical:absolute;mso-position-vertical-relative:text;mso-width-percent:0;mso-height-percent:0;mso-width-relative:margin;mso-height-relative:margin;v-text-anchor:middle" o:gfxdata="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" filled="f" strokecolor="#1f3763 [1604]" strokeweight="1pt"/>
+              <v:rect w14:anchorId="6DC55872" id="Retângulo 35" o:spid="_x0000_s1026" style="position:absolute;margin-left:132.75pt;margin-top:296.25pt;width:198.4pt;height:73.85pt;z-index:251689984;visibility:visible;mso-wrap-style:square;mso-width-percent:0;mso-height-percent:0;mso-wrap-distance-left:9pt;mso-wrap-distance-top:0;mso-wrap-distance-right:9pt;mso-wrap-distance-bottom:0;mso-position-horizontal:absolute;mso-position-horizontal-relative:text;mso-position-vertical:absolute;mso-position-vertical-relative:text;mso-width-percent:0;mso-height-percent:0;mso-width-relative:margin;mso-height-relative:margin;v-text-anchor:middle" o:gfxdata="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" filled="f" strokecolor="#1f3763 [1604]" strokeweight="1pt"/>
             </w:pict>
           </mc:Fallback>
         </mc:AlternateContent>
@@ -10230,7 +10179,7 @@
           </mc:Choice>
           <mc:Fallback>
             <w:pict>
-              <v:rect w14:anchorId="1E3FF81B" id="Retângulo 34" o:spid="_x0000_s1026" style="position:absolute;margin-left:132.8pt;margin-top:201.75pt;width:198.4pt;height:73.85pt;z-index:251687936;visibility:visible;mso-wrap-style:square;mso-width-percent:0;mso-height-percent:0;mso-wrap-distance-left:9pt;mso-wrap-distance-top:0;mso-wrap-distance-right:9pt;mso-wrap-distance-bottom:0;mso-position-horizontal:absolute;mso-position-horizontal-relative:text;mso-position-vertical:absolute;mso-position-vertical-relative:text;mso-width-percent:0;mso-height-percent:0;mso-width-relative:margin;mso-height-relative:margin;v-text-anchor:middle" o:gfxdata="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" filled="f" strokecolor="#1f3763 [1604]" strokeweight="1pt"/>
+              <v:rect w14:anchorId="3065842D" id="Retângulo 34" o:spid="_x0000_s1026" style="position:absolute;margin-left:132.8pt;margin-top:201.75pt;width:198.4pt;height:73.85pt;z-index:251687936;visibility:visible;mso-wrap-style:square;mso-width-percent:0;mso-height-percent:0;mso-wrap-distance-left:9pt;mso-wrap-distance-top:0;mso-wrap-distance-right:9pt;mso-wrap-distance-bottom:0;mso-position-horizontal:absolute;mso-position-horizontal-relative:text;mso-position-vertical:absolute;mso-position-vertical-relative:text;mso-width-percent:0;mso-height-percent:0;mso-width-relative:margin;mso-height-relative:margin;v-text-anchor:middle" o:gfxdata="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" filled="f" strokecolor="#1f3763 [1604]" strokeweight="1pt"/>
             </w:pict>
           </mc:Fallback>
         </mc:AlternateContent>
@@ -10306,7 +10255,7 @@
           </mc:Choice>
           <mc:Fallback>
             <w:pict>
-              <v:rect w14:anchorId="238D57BF" id="Retângulo 33" o:spid="_x0000_s1026" style="position:absolute;margin-left:76.5pt;margin-top:.8pt;width:198.4pt;height:73.85pt;z-index:251685888;visibility:visible;mso-wrap-style:square;mso-width-percent:0;mso-height-percent:0;mso-wrap-distance-left:9pt;mso-wrap-distance-top:0;mso-wrap-distance-right:9pt;mso-wrap-distance-bottom:0;mso-position-horizontal:absolute;mso-position-horizontal-relative:text;mso-position-vertical:absolute;mso-position-vertical-relative:text;mso-width-percent:0;mso-height-percent:0;mso-width-relative:margin;mso-height-relative:margin;v-text-anchor:middle" o:gfxdata="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" filled="f" strokecolor="#1f3763 [1604]" strokeweight="1pt"/>
+              <v:rect w14:anchorId="08677A60" id="Retângulo 33" o:spid="_x0000_s1026" style="position:absolute;margin-left:76.5pt;margin-top:.8pt;width:198.4pt;height:73.85pt;z-index:251685888;visibility:visible;mso-wrap-style:square;mso-width-percent:0;mso-height-percent:0;mso-wrap-distance-left:9pt;mso-wrap-distance-top:0;mso-wrap-distance-right:9pt;mso-wrap-distance-bottom:0;mso-position-horizontal:absolute;mso-position-horizontal-relative:text;mso-position-vertical:absolute;mso-position-vertical-relative:text;mso-width-percent:0;mso-height-percent:0;mso-width-relative:margin;mso-height-relative:margin;v-text-anchor:middle" o:gfxdata="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" filled="f" strokecolor="#1f3763 [1604]" strokeweight="1pt"/>
             </w:pict>
           </mc:Fallback>
         </mc:AlternateContent>
@@ -10382,7 +10331,7 @@
           </mc:Choice>
           <mc:Fallback>
             <w:pict>
-              <v:rect w14:anchorId="2037A530" id="Retângulo 31" o:spid="_x0000_s1026" style="position:absolute;margin-left:278.1pt;margin-top:79.7pt;width:114.55pt;height:109.3pt;z-index:251683840;visibility:visible;mso-wrap-style:square;mso-width-percent:0;mso-height-percent:0;mso-wrap-distance-left:9pt;mso-wrap-distance-top:0;mso-wrap-distance-right:9pt;mso-wrap-distance-bottom:0;mso-position-horizontal:absolute;mso-position-horizontal-relative:margin;mso-position-vertical:absolute;mso-position-vertical-relative:text;mso-width-percent:0;mso-height-percent:0;mso-width-relative:margin;mso-height-relative:margin;v-text-anchor:middle" o:gfxdata="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" filled="f" strokecolor="#1f3763 [1604]" strokeweight="1pt">
+              <v:rect w14:anchorId="3362339F" id="Retângulo 31" o:spid="_x0000_s1026" style="position:absolute;margin-left:278.1pt;margin-top:79.7pt;width:114.55pt;height:109.3pt;z-index:251683840;visibility:visible;mso-wrap-style:square;mso-width-percent:0;mso-height-percent:0;mso-wrap-distance-left:9pt;mso-wrap-distance-top:0;mso-wrap-distance-right:9pt;mso-wrap-distance-bottom:0;mso-position-horizontal:absolute;mso-position-horizontal-relative:margin;mso-position-vertical:absolute;mso-position-vertical-relative:text;mso-width-percent:0;mso-height-percent:0;mso-width-relative:margin;mso-height-relative:margin;v-text-anchor:middle" o:gfxdata="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" filled="f" strokecolor="#1f3763 [1604]" strokeweight="1pt">
                 <w10:wrap anchorx="margin"/>
               </v:rect>
             </w:pict>
@@ -10460,7 +10409,7 @@
           </mc:Choice>
           <mc:Fallback>
             <w:pict>
-              <v:rect w14:anchorId="23564FE8" id="Retângulo 30" o:spid="_x0000_s1026" style="position:absolute;margin-left:0;margin-top:79.75pt;width:96.4pt;height:109.3pt;z-index:251681792;visibility:visible;mso-wrap-style:square;mso-width-percent:0;mso-height-percent:0;mso-wrap-distance-left:9pt;mso-wrap-distance-top:0;mso-wrap-distance-right:9pt;mso-wrap-distance-bottom:0;mso-position-horizontal:center;mso-position-horizontal-relative:margin;mso-position-vertical:absolute;mso-position-vertical-relative:text;mso-width-percent:0;mso-height-percent:0;mso-width-relative:margin;mso-height-relative:margin;v-text-anchor:middle" o:gfxdata="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" filled="f" strokecolor="#1f3763 [1604]" strokeweight="1pt">
+              <v:rect w14:anchorId="475F9E73" id="Retângulo 30" o:spid="_x0000_s1026" style="position:absolute;margin-left:0;margin-top:79.75pt;width:96.4pt;height:109.3pt;z-index:251681792;visibility:visible;mso-wrap-style:square;mso-width-percent:0;mso-height-percent:0;mso-wrap-distance-left:9pt;mso-wrap-distance-top:0;mso-wrap-distance-right:9pt;mso-wrap-distance-bottom:0;mso-position-horizontal:center;mso-position-horizontal-relative:margin;mso-position-vertical:absolute;mso-position-vertical-relative:text;mso-width-percent:0;mso-height-percent:0;mso-width-relative:margin;mso-height-relative:margin;v-text-anchor:middle" o:gfxdata="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" filled="f" strokecolor="#1f3763 [1604]" strokeweight="1pt">
                 <w10:wrap anchorx="margin"/>
               </v:rect>
             </w:pict>
@@ -10538,7 +10487,7 @@
           </mc:Choice>
           <mc:Fallback>
             <w:pict>
-              <v:rect w14:anchorId="6115961A" id="Retângulo 21" o:spid="_x0000_s1026" style="position:absolute;margin-left:77.75pt;margin-top:79.7pt;width:96.4pt;height:109.3pt;z-index:251663360;visibility:visible;mso-wrap-style:square;mso-width-percent:0;mso-height-percent:0;mso-wrap-distance-left:9pt;mso-wrap-distance-top:0;mso-wrap-distance-right:9pt;mso-wrap-distance-bottom:0;mso-position-horizontal:absolute;mso-position-horizontal-relative:text;mso-position-vertical:absolute;mso-position-vertical-relative:text;mso-width-percent:0;mso-height-percent:0;mso-width-relative:margin;mso-height-relative:margin;v-text-anchor:middle" o:gfxdata="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" filled="f" strokecolor="#1f3763 [1604]" strokeweight="1pt"/>
+              <v:rect w14:anchorId="7C575D01" id="Retângulo 21" o:spid="_x0000_s1026" style="position:absolute;margin-left:77.75pt;margin-top:79.7pt;width:96.4pt;height:109.3pt;z-index:251663360;visibility:visible;mso-wrap-style:square;mso-width-percent:0;mso-height-percent:0;mso-wrap-distance-left:9pt;mso-wrap-distance-top:0;mso-wrap-distance-right:9pt;mso-wrap-distance-bottom:0;mso-position-horizontal:absolute;mso-position-horizontal-relative:text;mso-position-vertical:absolute;mso-position-vertical-relative:text;mso-width-percent:0;mso-height-percent:0;mso-width-relative:margin;mso-height-relative:margin;v-text-anchor:middle" o:gfxdata="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" filled="f" strokecolor="#1f3763 [1604]" strokeweight="1pt"/>
             </w:pict>
           </mc:Fallback>
         </mc:AlternateContent>
@@ -10728,35 +10677,7 @@
           <w:color w:val="000000" w:themeColor="text1"/>
         </w:rPr>
         <w:lastRenderedPageBreak/>
-        <w:t xml:space="preserve">A aplicação mobile foi desenvolvida em </w:t>
-      </w:r>
-      <w:proofErr w:type="spellStart"/>
-      <w:r>
-        <w:rPr>
-          <w:color w:val="000000" w:themeColor="text1"/>
-        </w:rPr>
-        <w:t>React</w:t>
-      </w:r>
-      <w:proofErr w:type="spellEnd"/>
-      <w:r>
-        <w:rPr>
-          <w:color w:val="000000" w:themeColor="text1"/>
-        </w:rPr>
-        <w:t xml:space="preserve"> </w:t>
-      </w:r>
-      <w:proofErr w:type="spellStart"/>
-      <w:r>
-        <w:rPr>
-          <w:color w:val="000000" w:themeColor="text1"/>
-        </w:rPr>
-        <w:t>Native</w:t>
-      </w:r>
-      <w:proofErr w:type="spellEnd"/>
-      <w:r>
-        <w:rPr>
-          <w:color w:val="000000" w:themeColor="text1"/>
-        </w:rPr>
-        <w:t xml:space="preserve"> com Expo, enquanto a API foi implementada utilizando Django REST Framework. A comunicação entre as interfaces e o servidor ocorre por meio de requisições HTTP, com troca de dados no formato JSON.</w:t>
+        <w:t>A aplicação mobile foi desenvolvida em React Native com Expo, enquanto a API foi implementada utilizando Django REST Framework. A comunicação entre as interfaces e o servidor ocorre por meio de requisições HTTP, com troca de dados no formato JSON.</w:t>
       </w:r>
     </w:p>
     <w:p>
@@ -11439,27 +11360,7 @@
           <w:sz w:val="24"/>
           <w:szCs w:val="24"/>
         </w:rPr>
-        <w:t xml:space="preserve"> Principais </w:t>
-      </w:r>
-      <w:proofErr w:type="spellStart"/>
-      <w:r>
-        <w:rPr>
-          <w:rFonts w:ascii="Times New Roman" w:hAnsi="Times New Roman" w:cs="Times New Roman"/>
-          <w:color w:val="000000" w:themeColor="text1"/>
-          <w:sz w:val="24"/>
-          <w:szCs w:val="24"/>
-        </w:rPr>
-        <w:t>Endpoints</w:t>
-      </w:r>
-      <w:proofErr w:type="spellEnd"/>
-      <w:r>
-        <w:rPr>
-          <w:rFonts w:ascii="Times New Roman" w:hAnsi="Times New Roman" w:cs="Times New Roman"/>
-          <w:color w:val="000000" w:themeColor="text1"/>
-          <w:sz w:val="24"/>
-          <w:szCs w:val="24"/>
-        </w:rPr>
-        <w:t xml:space="preserve"> da API</w:t>
+        <w:t xml:space="preserve"> Principais Endpoints da API</w:t>
       </w:r>
       <w:bookmarkEnd w:id="15"/>
     </w:p>
@@ -11477,21 +11378,7 @@
         <w:rPr>
           <w:color w:val="000000" w:themeColor="text1"/>
         </w:rPr>
-        <w:t xml:space="preserve">A API foi desenvolvida seguindo o padrão REST, permitindo a comunicação entre o </w:t>
-      </w:r>
-      <w:proofErr w:type="spellStart"/>
-      <w:r>
-        <w:rPr>
-          <w:color w:val="000000" w:themeColor="text1"/>
-        </w:rPr>
-        <w:t>back-end</w:t>
-      </w:r>
-      <w:proofErr w:type="spellEnd"/>
-      <w:r>
-        <w:rPr>
-          <w:color w:val="000000" w:themeColor="text1"/>
-        </w:rPr>
-        <w:t xml:space="preserve"> e as aplicações cliente.</w:t>
+        <w:t>A API foi desenvolvida seguindo o padrão REST, permitindo a comunicação entre o back-end e as aplicações cliente.</w:t>
       </w:r>
     </w:p>
     <w:tbl>
@@ -11552,7 +11439,6 @@
                 <w:sz w:val="24"/>
               </w:rPr>
             </w:pPr>
-            <w:proofErr w:type="spellStart"/>
             <w:r>
               <w:rPr>
                 <w:rFonts w:ascii="Times New Roman" w:hAnsi="Times New Roman" w:cs="Times New Roman"/>
@@ -11563,7 +11449,6 @@
               </w:rPr>
               <w:t>Endpoint</w:t>
             </w:r>
-            <w:proofErr w:type="spellEnd"/>
           </w:p>
         </w:tc>
         <w:tc>
@@ -11643,25 +11528,7 @@
                 <w:color w:val="000000" w:themeColor="text1"/>
                 <w:sz w:val="24"/>
               </w:rPr>
-              <w:t>/</w:t>
-            </w:r>
-            <w:proofErr w:type="spellStart"/>
-            <w:r>
-              <w:rPr>
-                <w:rFonts w:ascii="Times New Roman" w:hAnsi="Times New Roman" w:cs="Times New Roman"/>
-                <w:color w:val="000000" w:themeColor="text1"/>
-                <w:sz w:val="24"/>
-              </w:rPr>
-              <w:t>api</w:t>
-            </w:r>
-            <w:proofErr w:type="spellEnd"/>
-            <w:r>
-              <w:rPr>
-                <w:rFonts w:ascii="Times New Roman" w:hAnsi="Times New Roman" w:cs="Times New Roman"/>
-                <w:color w:val="000000" w:themeColor="text1"/>
-                <w:sz w:val="24"/>
-              </w:rPr>
-              <w:t>/token/</w:t>
+              <w:t>/api/token/</w:t>
             </w:r>
           </w:p>
         </w:tc>
@@ -11738,43 +11605,7 @@
                 <w:color w:val="000000" w:themeColor="text1"/>
                 <w:sz w:val="24"/>
               </w:rPr>
-              <w:t>/</w:t>
-            </w:r>
-            <w:proofErr w:type="spellStart"/>
-            <w:r>
-              <w:rPr>
-                <w:rFonts w:ascii="Times New Roman" w:hAnsi="Times New Roman" w:cs="Times New Roman"/>
-                <w:color w:val="000000" w:themeColor="text1"/>
-                <w:sz w:val="24"/>
-              </w:rPr>
-              <w:t>api</w:t>
-            </w:r>
-            <w:proofErr w:type="spellEnd"/>
-            <w:r>
-              <w:rPr>
-                <w:rFonts w:ascii="Times New Roman" w:hAnsi="Times New Roman" w:cs="Times New Roman"/>
-                <w:color w:val="000000" w:themeColor="text1"/>
-                <w:sz w:val="24"/>
-              </w:rPr>
-              <w:t>/token/</w:t>
-            </w:r>
-            <w:proofErr w:type="spellStart"/>
-            <w:r>
-              <w:rPr>
-                <w:rFonts w:ascii="Times New Roman" w:hAnsi="Times New Roman" w:cs="Times New Roman"/>
-                <w:color w:val="000000" w:themeColor="text1"/>
-                <w:sz w:val="24"/>
-              </w:rPr>
-              <w:t>refresh</w:t>
-            </w:r>
-            <w:proofErr w:type="spellEnd"/>
-            <w:r>
-              <w:rPr>
-                <w:rFonts w:ascii="Times New Roman" w:hAnsi="Times New Roman" w:cs="Times New Roman"/>
-                <w:color w:val="000000" w:themeColor="text1"/>
-                <w:sz w:val="24"/>
-              </w:rPr>
-              <w:t>/</w:t>
+              <w:t>/api/token/refresh/</w:t>
             </w:r>
           </w:p>
         </w:tc>
@@ -11851,43 +11682,7 @@
                 <w:color w:val="000000" w:themeColor="text1"/>
                 <w:sz w:val="24"/>
               </w:rPr>
-              <w:t>/</w:t>
-            </w:r>
-            <w:proofErr w:type="spellStart"/>
-            <w:r>
-              <w:rPr>
-                <w:rFonts w:ascii="Times New Roman" w:hAnsi="Times New Roman" w:cs="Times New Roman"/>
-                <w:color w:val="000000" w:themeColor="text1"/>
-                <w:sz w:val="24"/>
-              </w:rPr>
-              <w:t>api</w:t>
-            </w:r>
-            <w:proofErr w:type="spellEnd"/>
-            <w:r>
-              <w:rPr>
-                <w:rFonts w:ascii="Times New Roman" w:hAnsi="Times New Roman" w:cs="Times New Roman"/>
-                <w:color w:val="000000" w:themeColor="text1"/>
-                <w:sz w:val="24"/>
-              </w:rPr>
-              <w:t>/</w:t>
-            </w:r>
-            <w:proofErr w:type="spellStart"/>
-            <w:r>
-              <w:rPr>
-                <w:rFonts w:ascii="Times New Roman" w:hAnsi="Times New Roman" w:cs="Times New Roman"/>
-                <w:color w:val="000000" w:themeColor="text1"/>
-                <w:sz w:val="24"/>
-              </w:rPr>
-              <w:t>usuarios</w:t>
-            </w:r>
-            <w:proofErr w:type="spellEnd"/>
-            <w:r>
-              <w:rPr>
-                <w:rFonts w:ascii="Times New Roman" w:hAnsi="Times New Roman" w:cs="Times New Roman"/>
-                <w:color w:val="000000" w:themeColor="text1"/>
-                <w:sz w:val="24"/>
-              </w:rPr>
-              <w:t>/</w:t>
+              <w:t>/api/usuarios/</w:t>
             </w:r>
           </w:p>
         </w:tc>
@@ -11964,43 +11759,7 @@
                 <w:color w:val="000000" w:themeColor="text1"/>
                 <w:sz w:val="24"/>
               </w:rPr>
-              <w:t>/</w:t>
-            </w:r>
-            <w:proofErr w:type="spellStart"/>
-            <w:r>
-              <w:rPr>
-                <w:rFonts w:ascii="Times New Roman" w:hAnsi="Times New Roman" w:cs="Times New Roman"/>
-                <w:color w:val="000000" w:themeColor="text1"/>
-                <w:sz w:val="24"/>
-              </w:rPr>
-              <w:t>api</w:t>
-            </w:r>
-            <w:proofErr w:type="spellEnd"/>
-            <w:r>
-              <w:rPr>
-                <w:rFonts w:ascii="Times New Roman" w:hAnsi="Times New Roman" w:cs="Times New Roman"/>
-                <w:color w:val="000000" w:themeColor="text1"/>
-                <w:sz w:val="24"/>
-              </w:rPr>
-              <w:t>/</w:t>
-            </w:r>
-            <w:proofErr w:type="spellStart"/>
-            <w:r>
-              <w:rPr>
-                <w:rFonts w:ascii="Times New Roman" w:hAnsi="Times New Roman" w:cs="Times New Roman"/>
-                <w:color w:val="000000" w:themeColor="text1"/>
-                <w:sz w:val="24"/>
-              </w:rPr>
-              <w:t>usuarios</w:t>
-            </w:r>
-            <w:proofErr w:type="spellEnd"/>
-            <w:r>
-              <w:rPr>
-                <w:rFonts w:ascii="Times New Roman" w:hAnsi="Times New Roman" w:cs="Times New Roman"/>
-                <w:color w:val="000000" w:themeColor="text1"/>
-                <w:sz w:val="24"/>
-              </w:rPr>
-              <w:t>/me/</w:t>
+              <w:t>/api/usuarios/me/</w:t>
             </w:r>
           </w:p>
         </w:tc>
@@ -12077,25 +11836,7 @@
                 <w:color w:val="000000" w:themeColor="text1"/>
                 <w:sz w:val="24"/>
               </w:rPr>
-              <w:t>/</w:t>
-            </w:r>
-            <w:proofErr w:type="spellStart"/>
-            <w:r>
-              <w:rPr>
-                <w:rFonts w:ascii="Times New Roman" w:hAnsi="Times New Roman" w:cs="Times New Roman"/>
-                <w:color w:val="000000" w:themeColor="text1"/>
-                <w:sz w:val="24"/>
-              </w:rPr>
-              <w:t>api</w:t>
-            </w:r>
-            <w:proofErr w:type="spellEnd"/>
-            <w:r>
-              <w:rPr>
-                <w:rFonts w:ascii="Times New Roman" w:hAnsi="Times New Roman" w:cs="Times New Roman"/>
-                <w:color w:val="000000" w:themeColor="text1"/>
-                <w:sz w:val="24"/>
-              </w:rPr>
-              <w:t>/produtos/</w:t>
+              <w:t>/api/produtos/</w:t>
             </w:r>
           </w:p>
         </w:tc>
@@ -12173,25 +11914,7 @@
                 <w:color w:val="000000" w:themeColor="text1"/>
                 <w:sz w:val="24"/>
               </w:rPr>
-              <w:t>/</w:t>
-            </w:r>
-            <w:proofErr w:type="spellStart"/>
-            <w:r>
-              <w:rPr>
-                <w:rFonts w:ascii="Times New Roman" w:hAnsi="Times New Roman" w:cs="Times New Roman"/>
-                <w:color w:val="000000" w:themeColor="text1"/>
-                <w:sz w:val="24"/>
-              </w:rPr>
-              <w:t>api</w:t>
-            </w:r>
-            <w:proofErr w:type="spellEnd"/>
-            <w:r>
-              <w:rPr>
-                <w:rFonts w:ascii="Times New Roman" w:hAnsi="Times New Roman" w:cs="Times New Roman"/>
-                <w:color w:val="000000" w:themeColor="text1"/>
-                <w:sz w:val="24"/>
-              </w:rPr>
-              <w:t>/categorias/</w:t>
+              <w:t>/api/categorias/</w:t>
             </w:r>
           </w:p>
         </w:tc>
@@ -12268,25 +11991,7 @@
                 <w:color w:val="000000" w:themeColor="text1"/>
                 <w:sz w:val="24"/>
               </w:rPr>
-              <w:t>/</w:t>
-            </w:r>
-            <w:proofErr w:type="spellStart"/>
-            <w:r>
-              <w:rPr>
-                <w:rFonts w:ascii="Times New Roman" w:hAnsi="Times New Roman" w:cs="Times New Roman"/>
-                <w:color w:val="000000" w:themeColor="text1"/>
-                <w:sz w:val="24"/>
-              </w:rPr>
-              <w:t>api</w:t>
-            </w:r>
-            <w:proofErr w:type="spellEnd"/>
-            <w:r>
-              <w:rPr>
-                <w:rFonts w:ascii="Times New Roman" w:hAnsi="Times New Roman" w:cs="Times New Roman"/>
-                <w:color w:val="000000" w:themeColor="text1"/>
-                <w:sz w:val="24"/>
-              </w:rPr>
-              <w:t>/lojas/</w:t>
+              <w:t>/api/lojas/</w:t>
             </w:r>
           </w:p>
         </w:tc>
@@ -12363,25 +12068,7 @@
                 <w:color w:val="000000" w:themeColor="text1"/>
                 <w:sz w:val="24"/>
               </w:rPr>
-              <w:t>/</w:t>
-            </w:r>
-            <w:proofErr w:type="spellStart"/>
-            <w:r>
-              <w:rPr>
-                <w:rFonts w:ascii="Times New Roman" w:hAnsi="Times New Roman" w:cs="Times New Roman"/>
-                <w:color w:val="000000" w:themeColor="text1"/>
-                <w:sz w:val="24"/>
-              </w:rPr>
-              <w:t>api</w:t>
-            </w:r>
-            <w:proofErr w:type="spellEnd"/>
-            <w:r>
-              <w:rPr>
-                <w:rFonts w:ascii="Times New Roman" w:hAnsi="Times New Roman" w:cs="Times New Roman"/>
-                <w:color w:val="000000" w:themeColor="text1"/>
-                <w:sz w:val="24"/>
-              </w:rPr>
-              <w:t>/pedidos/</w:t>
+              <w:t>/api/pedidos/</w:t>
             </w:r>
           </w:p>
         </w:tc>
@@ -12458,25 +12145,7 @@
                 <w:color w:val="000000" w:themeColor="text1"/>
                 <w:sz w:val="24"/>
               </w:rPr>
-              <w:t>/</w:t>
-            </w:r>
-            <w:proofErr w:type="spellStart"/>
-            <w:r>
-              <w:rPr>
-                <w:rFonts w:ascii="Times New Roman" w:hAnsi="Times New Roman" w:cs="Times New Roman"/>
-                <w:color w:val="000000" w:themeColor="text1"/>
-                <w:sz w:val="24"/>
-              </w:rPr>
-              <w:t>api</w:t>
-            </w:r>
-            <w:proofErr w:type="spellEnd"/>
-            <w:r>
-              <w:rPr>
-                <w:rFonts w:ascii="Times New Roman" w:hAnsi="Times New Roman" w:cs="Times New Roman"/>
-                <w:color w:val="000000" w:themeColor="text1"/>
-                <w:sz w:val="24"/>
-              </w:rPr>
-              <w:t>/pedidos/</w:t>
+              <w:t>/api/pedidos/</w:t>
             </w:r>
           </w:p>
         </w:tc>
@@ -12495,23 +12164,13 @@
                 <w:sz w:val="24"/>
               </w:rPr>
             </w:pPr>
-            <w:proofErr w:type="gramStart"/>
-            <w:r>
-              <w:rPr>
-                <w:rFonts w:ascii="Times New Roman" w:hAnsi="Times New Roman" w:cs="Times New Roman"/>
-                <w:color w:val="000000" w:themeColor="text1"/>
-                <w:sz w:val="24"/>
-              </w:rPr>
-              <w:t>Cria um novo</w:t>
-            </w:r>
-            <w:proofErr w:type="gramEnd"/>
-            <w:r>
-              <w:rPr>
-                <w:rFonts w:ascii="Times New Roman" w:hAnsi="Times New Roman" w:cs="Times New Roman"/>
-                <w:color w:val="000000" w:themeColor="text1"/>
-                <w:sz w:val="24"/>
-              </w:rPr>
-              <w:t xml:space="preserve"> pedido</w:t>
+            <w:r>
+              <w:rPr>
+                <w:rFonts w:ascii="Times New Roman" w:hAnsi="Times New Roman" w:cs="Times New Roman"/>
+                <w:color w:val="000000" w:themeColor="text1"/>
+                <w:sz w:val="24"/>
+              </w:rPr>
+              <w:t>Cria um novo pedido</w:t>
             </w:r>
           </w:p>
         </w:tc>
@@ -12563,25 +12222,7 @@
                 <w:color w:val="000000" w:themeColor="text1"/>
                 <w:sz w:val="24"/>
               </w:rPr>
-              <w:t>/</w:t>
-            </w:r>
-            <w:proofErr w:type="spellStart"/>
-            <w:r>
-              <w:rPr>
-                <w:rFonts w:ascii="Times New Roman" w:hAnsi="Times New Roman" w:cs="Times New Roman"/>
-                <w:color w:val="000000" w:themeColor="text1"/>
-                <w:sz w:val="24"/>
-              </w:rPr>
-              <w:t>api</w:t>
-            </w:r>
-            <w:proofErr w:type="spellEnd"/>
-            <w:r>
-              <w:rPr>
-                <w:rFonts w:ascii="Times New Roman" w:hAnsi="Times New Roman" w:cs="Times New Roman"/>
-                <w:color w:val="000000" w:themeColor="text1"/>
-                <w:sz w:val="24"/>
-              </w:rPr>
-              <w:t>/pedidos/{id}/</w:t>
+              <w:t>/api/pedidos/{id}/</w:t>
             </w:r>
           </w:p>
         </w:tc>
@@ -12658,25 +12299,7 @@
                 <w:color w:val="000000" w:themeColor="text1"/>
                 <w:sz w:val="24"/>
               </w:rPr>
-              <w:t>/</w:t>
-            </w:r>
-            <w:proofErr w:type="spellStart"/>
-            <w:r>
-              <w:rPr>
-                <w:rFonts w:ascii="Times New Roman" w:hAnsi="Times New Roman" w:cs="Times New Roman"/>
-                <w:color w:val="000000" w:themeColor="text1"/>
-                <w:sz w:val="24"/>
-              </w:rPr>
-              <w:t>api</w:t>
-            </w:r>
-            <w:proofErr w:type="spellEnd"/>
-            <w:r>
-              <w:rPr>
-                <w:rFonts w:ascii="Times New Roman" w:hAnsi="Times New Roman" w:cs="Times New Roman"/>
-                <w:color w:val="000000" w:themeColor="text1"/>
-                <w:sz w:val="24"/>
-              </w:rPr>
-              <w:t>/pedidos/{id}/</w:t>
+              <w:t>/api/pedidos/{id}/</w:t>
             </w:r>
           </w:p>
         </w:tc>
@@ -12753,25 +12376,7 @@
                 <w:color w:val="000000" w:themeColor="text1"/>
                 <w:sz w:val="24"/>
               </w:rPr>
-              <w:t>/</w:t>
-            </w:r>
-            <w:proofErr w:type="spellStart"/>
-            <w:r>
-              <w:rPr>
-                <w:rFonts w:ascii="Times New Roman" w:hAnsi="Times New Roman" w:cs="Times New Roman"/>
-                <w:color w:val="000000" w:themeColor="text1"/>
-                <w:sz w:val="24"/>
-              </w:rPr>
-              <w:t>api</w:t>
-            </w:r>
-            <w:proofErr w:type="spellEnd"/>
-            <w:r>
-              <w:rPr>
-                <w:rFonts w:ascii="Times New Roman" w:hAnsi="Times New Roman" w:cs="Times New Roman"/>
-                <w:color w:val="000000" w:themeColor="text1"/>
-                <w:sz w:val="24"/>
-              </w:rPr>
-              <w:t>/pedidos/{id}/</w:t>
+              <w:t>/api/pedidos/{id}/</w:t>
             </w:r>
           </w:p>
         </w:tc>
@@ -12878,27 +12483,7 @@
           <w:sz w:val="20"/>
           <w:szCs w:val="20"/>
         </w:rPr>
-        <w:t xml:space="preserve"> - Métodos e </w:t>
-      </w:r>
-      <w:proofErr w:type="spellStart"/>
-      <w:r>
-        <w:rPr>
-          <w:rFonts w:ascii="Times New Roman" w:hAnsi="Times New Roman" w:cs="Times New Roman"/>
-          <w:color w:val="000000" w:themeColor="text1"/>
-          <w:sz w:val="20"/>
-          <w:szCs w:val="20"/>
-        </w:rPr>
-        <w:t>Endpoints</w:t>
-      </w:r>
-      <w:proofErr w:type="spellEnd"/>
-      <w:r>
-        <w:rPr>
-          <w:rFonts w:ascii="Times New Roman" w:hAnsi="Times New Roman" w:cs="Times New Roman"/>
-          <w:color w:val="000000" w:themeColor="text1"/>
-          <w:sz w:val="20"/>
-          <w:szCs w:val="20"/>
-        </w:rPr>
-        <w:t xml:space="preserve"> do projeto</w:t>
+        <w:t xml:space="preserve"> - Métodos e Endpoints do projeto</w:t>
       </w:r>
       <w:r>
         <w:rPr>
@@ -12973,20 +12558,9 @@
           <w:sz w:val="24"/>
           <w:szCs w:val="24"/>
         </w:rPr>
-        <w:t xml:space="preserve"> Tecnologias Utilizadas no Back-</w:t>
-      </w:r>
-      <w:proofErr w:type="spellStart"/>
-      <w:r>
-        <w:rPr>
-          <w:rFonts w:ascii="Times New Roman" w:hAnsi="Times New Roman" w:cs="Times New Roman"/>
-          <w:color w:val="000000" w:themeColor="text1"/>
-          <w:sz w:val="24"/>
-          <w:szCs w:val="24"/>
-        </w:rPr>
-        <w:t>end</w:t>
+        <w:t xml:space="preserve"> Tecnologias Utilizadas no Back-end</w:t>
       </w:r>
       <w:bookmarkEnd w:id="17"/>
-      <w:proofErr w:type="spellEnd"/>
     </w:p>
     <w:tbl>
       <w:tblPr>
@@ -13105,18 +12679,8 @@
                 <w:color w:val="000000" w:themeColor="text1"/>
                 <w:sz w:val="24"/>
               </w:rPr>
-              <w:t xml:space="preserve">Linguagem principal do </w:t>
-            </w:r>
-            <w:proofErr w:type="spellStart"/>
-            <w:r>
-              <w:rPr>
-                <w:rFonts w:ascii="Times New Roman" w:hAnsi="Times New Roman" w:cs="Times New Roman"/>
-                <w:color w:val="000000" w:themeColor="text1"/>
-                <w:sz w:val="24"/>
-              </w:rPr>
-              <w:t>back-end</w:t>
-            </w:r>
-            <w:proofErr w:type="spellEnd"/>
+              <w:t>Linguagem principal do back-end</w:t>
+            </w:r>
           </w:p>
         </w:tc>
       </w:tr>
@@ -13240,23 +12804,13 @@
                 <w:sz w:val="24"/>
               </w:rPr>
             </w:pPr>
-            <w:proofErr w:type="spellStart"/>
-            <w:r>
-              <w:rPr>
-                <w:rFonts w:ascii="Times New Roman" w:hAnsi="Times New Roman" w:cs="Times New Roman"/>
-                <w:color w:val="000000" w:themeColor="text1"/>
-                <w:sz w:val="24"/>
-              </w:rPr>
-              <w:t>Simple</w:t>
-            </w:r>
-            <w:proofErr w:type="spellEnd"/>
-            <w:r>
-              <w:rPr>
-                <w:rFonts w:ascii="Times New Roman" w:hAnsi="Times New Roman" w:cs="Times New Roman"/>
-                <w:color w:val="000000" w:themeColor="text1"/>
-                <w:sz w:val="24"/>
-              </w:rPr>
-              <w:t xml:space="preserve"> JWT</w:t>
+            <w:r>
+              <w:rPr>
+                <w:rFonts w:ascii="Times New Roman" w:hAnsi="Times New Roman" w:cs="Times New Roman"/>
+                <w:color w:val="000000" w:themeColor="text1"/>
+                <w:sz w:val="24"/>
+              </w:rPr>
+              <w:t>Simple JWT</w:t>
             </w:r>
           </w:p>
         </w:tc>
@@ -13302,7 +12856,6 @@
                 <w:sz w:val="24"/>
               </w:rPr>
             </w:pPr>
-            <w:proofErr w:type="spellStart"/>
             <w:r>
               <w:rPr>
                 <w:rFonts w:ascii="Times New Roman" w:hAnsi="Times New Roman" w:cs="Times New Roman"/>
@@ -13311,7 +12864,6 @@
               </w:rPr>
               <w:t>SQLite</w:t>
             </w:r>
-            <w:proofErr w:type="spellEnd"/>
           </w:p>
         </w:tc>
         <w:tc>
@@ -13614,21 +13166,7 @@
         <w:rPr>
           <w:color w:val="000000" w:themeColor="text1"/>
         </w:rPr>
-        <w:t xml:space="preserve">A persistência dos dados foi implementada utilizando banco de dados relacional. Durante o desenvolvimento, foi utilizado o </w:t>
-      </w:r>
-      <w:proofErr w:type="spellStart"/>
-      <w:r>
-        <w:rPr>
-          <w:color w:val="000000" w:themeColor="text1"/>
-        </w:rPr>
-        <w:t>SQLite</w:t>
-      </w:r>
-      <w:proofErr w:type="spellEnd"/>
-      <w:r>
-        <w:rPr>
-          <w:color w:val="000000" w:themeColor="text1"/>
-        </w:rPr>
-        <w:t xml:space="preserve"> por sua simplicidade de configuração e facilidade de testes locais. Entretanto, a estrutura do sistema permite migração para bancos mais robustos, como MySQL, em ambiente de produção.</w:t>
+        <w:t>A persistência dos dados foi implementada utilizando banco de dados relacional. Durante o desenvolvimento, foi utilizado o SQLite por sua simplicidade de configuração e facilidade de testes locais. Entretanto, a estrutura do sistema permite migração para bancos mais robustos, como MySQL, em ambiente de produção.</w:t>
       </w:r>
     </w:p>
     <w:p>
@@ -13759,7 +13297,6 @@
           <w:szCs w:val="24"/>
         </w:rPr>
       </w:pPr>
-      <w:proofErr w:type="spellStart"/>
       <w:r>
         <w:rPr>
           <w:rStyle w:val="CdigoHTML"/>
@@ -13768,53 +13305,8 @@
           <w:sz w:val="24"/>
           <w:szCs w:val="24"/>
         </w:rPr>
-        <w:t>Authorization</w:t>
-      </w:r>
-      <w:proofErr w:type="spellEnd"/>
-      <w:r>
-        <w:rPr>
-          <w:rStyle w:val="CdigoHTML"/>
-          <w:rFonts w:ascii="Times New Roman" w:hAnsi="Times New Roman" w:cs="Times New Roman"/>
-          <w:color w:val="000000" w:themeColor="text1"/>
-          <w:sz w:val="24"/>
-          <w:szCs w:val="24"/>
-        </w:rPr>
-        <w:t xml:space="preserve">: </w:t>
-      </w:r>
-      <w:proofErr w:type="spellStart"/>
-      <w:r>
-        <w:rPr>
-          <w:rStyle w:val="CdigoHTML"/>
-          <w:rFonts w:ascii="Times New Roman" w:hAnsi="Times New Roman" w:cs="Times New Roman"/>
-          <w:color w:val="000000" w:themeColor="text1"/>
-          <w:sz w:val="24"/>
-          <w:szCs w:val="24"/>
-        </w:rPr>
-        <w:t>Bearer</w:t>
-      </w:r>
-      <w:proofErr w:type="spellEnd"/>
-      <w:r>
-        <w:rPr>
-          <w:rStyle w:val="CdigoHTML"/>
-          <w:rFonts w:ascii="Times New Roman" w:hAnsi="Times New Roman" w:cs="Times New Roman"/>
-          <w:color w:val="000000" w:themeColor="text1"/>
-          <w:sz w:val="24"/>
-          <w:szCs w:val="24"/>
-        </w:rPr>
-        <w:t xml:space="preserve"> </w:t>
-      </w:r>
-      <w:proofErr w:type="spellStart"/>
-      <w:r>
-        <w:rPr>
-          <w:rStyle w:val="CdigoHTML"/>
-          <w:rFonts w:ascii="Times New Roman" w:hAnsi="Times New Roman" w:cs="Times New Roman"/>
-          <w:color w:val="000000" w:themeColor="text1"/>
-          <w:sz w:val="24"/>
-          <w:szCs w:val="24"/>
-        </w:rPr>
-        <w:t>token_de_acesso</w:t>
-      </w:r>
-      <w:proofErr w:type="spellEnd"/>
+        <w:t>Authorization: Bearer token_de_acesso</w:t>
+      </w:r>
     </w:p>
     <w:p>
       <w:pPr>
@@ -13912,21 +13404,7 @@
         <w:rPr>
           <w:color w:val="000000" w:themeColor="text1"/>
         </w:rPr>
-        <w:t xml:space="preserve">A escolha por uma API REST permite separar o </w:t>
-      </w:r>
-      <w:proofErr w:type="spellStart"/>
-      <w:r>
-        <w:rPr>
-          <w:color w:val="000000" w:themeColor="text1"/>
-        </w:rPr>
-        <w:t>back-end</w:t>
-      </w:r>
-      <w:proofErr w:type="spellEnd"/>
-      <w:r>
-        <w:rPr>
-          <w:color w:val="000000" w:themeColor="text1"/>
-        </w:rPr>
-        <w:t xml:space="preserve"> das interfaces de usuário, tornando possível que diferentes canais consumam os mesmos dados e regras de negócio. Dessa forma, a aplicação web, o aplicativo mobile e futuros totens podem utilizar a mesma estrutura de serviços.</w:t>
+        <w:t>A escolha por uma API REST permite separar o back-end das interfaces de usuário, tornando possível que diferentes canais consumam os mesmos dados e regras de negócio. Dessa forma, a aplicação web, o aplicativo mobile e futuros totens podem utilizar a mesma estrutura de serviços.</w:t>
       </w:r>
     </w:p>
     <w:p>
@@ -13943,21 +13421,7 @@
         <w:rPr>
           <w:color w:val="000000" w:themeColor="text1"/>
         </w:rPr>
-        <w:t xml:space="preserve">Essa arquitetura favorece a escalabilidade, manutenção e evolução do sistema, pois novas funcionalidades podem ser adicionadas ao </w:t>
-      </w:r>
-      <w:proofErr w:type="spellStart"/>
-      <w:r>
-        <w:rPr>
-          <w:color w:val="000000" w:themeColor="text1"/>
-        </w:rPr>
-        <w:t>back-end</w:t>
-      </w:r>
-      <w:proofErr w:type="spellEnd"/>
-      <w:r>
-        <w:rPr>
-          <w:color w:val="000000" w:themeColor="text1"/>
-        </w:rPr>
-        <w:t xml:space="preserve"> sem a necessidade de reconstruir todas as interfaces do usuário.</w:t>
+        <w:t>Essa arquitetura favorece a escalabilidade, manutenção e evolução do sistema, pois novas funcionalidades podem ser adicionadas ao back-end sem a necessidade de reconstruir todas as interfaces do usuário.</w:t>
       </w:r>
     </w:p>
     <w:p>
@@ -14236,21 +13700,7 @@
               <w:rPr>
                 <w:rFonts w:ascii="Times New Roman" w:hAnsi="Times New Roman" w:cs="Times New Roman"/>
               </w:rPr>
-              <w:t xml:space="preserve">Construção dos </w:t>
-            </w:r>
-            <w:proofErr w:type="spellStart"/>
-            <w:r>
-              <w:rPr>
-                <w:rFonts w:ascii="Times New Roman" w:hAnsi="Times New Roman" w:cs="Times New Roman"/>
-              </w:rPr>
-              <w:t>endpoints</w:t>
-            </w:r>
-            <w:proofErr w:type="spellEnd"/>
-            <w:r>
-              <w:rPr>
-                <w:rFonts w:ascii="Times New Roman" w:hAnsi="Times New Roman" w:cs="Times New Roman"/>
-              </w:rPr>
-              <w:t xml:space="preserve"> REST</w:t>
+              <w:t>Construção dos endpoints REST</w:t>
             </w:r>
           </w:p>
         </w:tc>
@@ -14272,14 +13722,12 @@
                 <w:rFonts w:ascii="Times New Roman" w:hAnsi="Times New Roman" w:cs="Times New Roman"/>
               </w:rPr>
             </w:pPr>
-            <w:proofErr w:type="spellStart"/>
             <w:r>
               <w:rPr>
                 <w:rFonts w:ascii="Times New Roman" w:hAnsi="Times New Roman" w:cs="Times New Roman"/>
               </w:rPr>
               <w:t>SQLite</w:t>
             </w:r>
-            <w:proofErr w:type="spellEnd"/>
           </w:p>
         </w:tc>
         <w:tc>
@@ -14320,14 +13768,12 @@
                 <w:rFonts w:ascii="Times New Roman" w:hAnsi="Times New Roman" w:cs="Times New Roman"/>
               </w:rPr>
             </w:pPr>
-            <w:proofErr w:type="spellStart"/>
             <w:r>
               <w:rPr>
                 <w:rFonts w:ascii="Times New Roman" w:hAnsi="Times New Roman" w:cs="Times New Roman"/>
               </w:rPr>
               <w:t>React</w:t>
             </w:r>
-            <w:proofErr w:type="spellEnd"/>
           </w:p>
         </w:tc>
         <w:tc>
@@ -14368,28 +13814,12 @@
                 <w:rFonts w:ascii="Times New Roman" w:hAnsi="Times New Roman" w:cs="Times New Roman"/>
               </w:rPr>
             </w:pPr>
-            <w:proofErr w:type="spellStart"/>
-            <w:r>
-              <w:rPr>
-                <w:rFonts w:ascii="Times New Roman" w:hAnsi="Times New Roman" w:cs="Times New Roman"/>
-              </w:rPr>
-              <w:t>React</w:t>
-            </w:r>
-            <w:proofErr w:type="spellEnd"/>
-            <w:r>
-              <w:rPr>
-                <w:rFonts w:ascii="Times New Roman" w:hAnsi="Times New Roman" w:cs="Times New Roman"/>
-              </w:rPr>
-              <w:t xml:space="preserve"> </w:t>
-            </w:r>
-            <w:proofErr w:type="spellStart"/>
-            <w:r>
-              <w:rPr>
-                <w:rFonts w:ascii="Times New Roman" w:hAnsi="Times New Roman" w:cs="Times New Roman"/>
-              </w:rPr>
-              <w:t>Native</w:t>
-            </w:r>
-            <w:proofErr w:type="spellEnd"/>
+            <w:r>
+              <w:rPr>
+                <w:rFonts w:ascii="Times New Roman" w:hAnsi="Times New Roman" w:cs="Times New Roman"/>
+              </w:rPr>
+              <w:t>React Native</w:t>
+            </w:r>
           </w:p>
         </w:tc>
         <w:tc>
@@ -14430,14 +13860,12 @@
                 <w:rFonts w:ascii="Times New Roman" w:hAnsi="Times New Roman" w:cs="Times New Roman"/>
               </w:rPr>
             </w:pPr>
-            <w:proofErr w:type="spellStart"/>
             <w:r>
               <w:rPr>
                 <w:rFonts w:ascii="Times New Roman" w:hAnsi="Times New Roman" w:cs="Times New Roman"/>
               </w:rPr>
               <w:t>Git</w:t>
             </w:r>
-            <w:proofErr w:type="spellEnd"/>
           </w:p>
         </w:tc>
         <w:tc>
@@ -14524,14 +13952,12 @@
                 <w:rFonts w:ascii="Times New Roman" w:hAnsi="Times New Roman" w:cs="Times New Roman"/>
               </w:rPr>
             </w:pPr>
-            <w:proofErr w:type="spellStart"/>
             <w:r>
               <w:rPr>
                 <w:rFonts w:ascii="Times New Roman" w:hAnsi="Times New Roman" w:cs="Times New Roman"/>
               </w:rPr>
               <w:t>Insomnia</w:t>
             </w:r>
-            <w:proofErr w:type="spellEnd"/>
           </w:p>
         </w:tc>
         <w:tc>
@@ -14701,25 +14127,7 @@
           <w:sz w:val="24"/>
           <w:lang w:eastAsia="pt-BR"/>
         </w:rPr>
-        <w:t xml:space="preserve">O </w:t>
-      </w:r>
-      <w:proofErr w:type="spellStart"/>
-      <w:r>
-        <w:rPr>
-          <w:rFonts w:ascii="Times New Roman" w:eastAsia="Times New Roman" w:hAnsi="Times New Roman" w:cs="Times New Roman"/>
-          <w:sz w:val="24"/>
-          <w:lang w:eastAsia="pt-BR"/>
-        </w:rPr>
-        <w:t>back-end</w:t>
-      </w:r>
-      <w:proofErr w:type="spellEnd"/>
-      <w:r>
-        <w:rPr>
-          <w:rFonts w:ascii="Times New Roman" w:eastAsia="Times New Roman" w:hAnsi="Times New Roman" w:cs="Times New Roman"/>
-          <w:sz w:val="24"/>
-          <w:lang w:eastAsia="pt-BR"/>
-        </w:rPr>
-        <w:t xml:space="preserve"> do sistema foi desenvolvido utilizando o framework </w:t>
+        <w:t xml:space="preserve">O back-end do sistema foi desenvolvido utilizando o framework </w:t>
       </w:r>
       <w:r>
         <w:rPr>
@@ -14739,7 +14147,6 @@
         </w:rPr>
         <w:t xml:space="preserve">, seguindo uma organização modular para facilitar a manutenção e a separação das responsabilidades da aplicação. A pasta principal </w:t>
       </w:r>
-      <w:proofErr w:type="spellStart"/>
       <w:r>
         <w:rPr>
           <w:rFonts w:ascii="Times New Roman" w:eastAsia="Times New Roman" w:hAnsi="Times New Roman" w:cs="Times New Roman"/>
@@ -14750,7 +14157,6 @@
         </w:rPr>
         <w:t>api</w:t>
       </w:r>
-      <w:proofErr w:type="spellEnd"/>
       <w:r>
         <w:rPr>
           <w:rFonts w:ascii="Times New Roman" w:eastAsia="Times New Roman" w:hAnsi="Times New Roman" w:cs="Times New Roman"/>
@@ -14759,7 +14165,6 @@
         </w:rPr>
         <w:t xml:space="preserve"> contém os módulos responsáveis pelas funcionalidades do sistema, enquanto a pasta </w:t>
       </w:r>
-      <w:proofErr w:type="spellStart"/>
       <w:r>
         <w:rPr>
           <w:rFonts w:ascii="Times New Roman" w:eastAsia="Times New Roman" w:hAnsi="Times New Roman" w:cs="Times New Roman"/>
@@ -14770,7 +14175,6 @@
         </w:rPr>
         <w:t>raizes</w:t>
       </w:r>
-      <w:proofErr w:type="spellEnd"/>
       <w:r>
         <w:rPr>
           <w:rFonts w:ascii="Times New Roman" w:eastAsia="Times New Roman" w:hAnsi="Times New Roman" w:cs="Times New Roman"/>
@@ -14856,7 +14260,6 @@
           <w:lang w:eastAsia="pt-BR"/>
         </w:rPr>
       </w:pPr>
-      <w:proofErr w:type="gramStart"/>
       <w:r>
         <w:rPr>
           <w:rFonts w:ascii="Times New Roman" w:eastAsia="Times New Roman" w:hAnsi="Times New Roman" w:cs="Times New Roman"/>
@@ -14867,7 +14270,6 @@
         </w:rPr>
         <w:t>catalogo</w:t>
       </w:r>
-      <w:proofErr w:type="gramEnd"/>
       <w:r>
         <w:rPr>
           <w:rFonts w:ascii="Times New Roman" w:eastAsia="Times New Roman" w:hAnsi="Times New Roman" w:cs="Times New Roman"/>
@@ -14895,7 +14297,6 @@
           <w:lang w:eastAsia="pt-BR"/>
         </w:rPr>
       </w:pPr>
-      <w:proofErr w:type="spellStart"/>
       <w:r>
         <w:rPr>
           <w:rFonts w:ascii="Times New Roman" w:eastAsia="Times New Roman" w:hAnsi="Times New Roman" w:cs="Times New Roman"/>
@@ -14906,7 +14307,6 @@
         </w:rPr>
         <w:t>usuarios</w:t>
       </w:r>
-      <w:proofErr w:type="spellEnd"/>
       <w:r>
         <w:rPr>
           <w:rFonts w:ascii="Times New Roman" w:eastAsia="Times New Roman" w:hAnsi="Times New Roman" w:cs="Times New Roman"/>
@@ -15121,7 +14521,6 @@
           <w:lang w:eastAsia="pt-BR"/>
         </w:rPr>
       </w:pPr>
-      <w:proofErr w:type="spellStart"/>
       <w:r>
         <w:rPr>
           <w:rFonts w:ascii="Times New Roman" w:eastAsia="Times New Roman" w:hAnsi="Times New Roman" w:cs="Times New Roman"/>
@@ -15130,18 +14529,7 @@
           <w:sz w:val="24"/>
           <w:lang w:eastAsia="pt-BR"/>
         </w:rPr>
-        <w:t>migrations</w:t>
-      </w:r>
-      <w:proofErr w:type="spellEnd"/>
-      <w:r>
-        <w:rPr>
-          <w:rFonts w:ascii="Times New Roman" w:eastAsia="Times New Roman" w:hAnsi="Times New Roman" w:cs="Times New Roman"/>
-          <w:b/>
-          <w:bCs/>
-          <w:sz w:val="24"/>
-          <w:lang w:eastAsia="pt-BR"/>
-        </w:rPr>
-        <w:t>/</w:t>
+        <w:t>migrations/</w:t>
       </w:r>
       <w:r>
         <w:rPr>
@@ -15171,7 +14559,6 @@
           <w:lang w:eastAsia="pt-BR"/>
         </w:rPr>
       </w:pPr>
-      <w:proofErr w:type="spellStart"/>
       <w:r>
         <w:rPr>
           <w:rFonts w:ascii="Times New Roman" w:eastAsia="Times New Roman" w:hAnsi="Times New Roman" w:cs="Times New Roman"/>
@@ -15180,18 +14567,7 @@
           <w:sz w:val="24"/>
           <w:lang w:eastAsia="pt-BR"/>
         </w:rPr>
-        <w:t>raizes</w:t>
-      </w:r>
-      <w:proofErr w:type="spellEnd"/>
-      <w:r>
-        <w:rPr>
-          <w:rFonts w:ascii="Times New Roman" w:eastAsia="Times New Roman" w:hAnsi="Times New Roman" w:cs="Times New Roman"/>
-          <w:b/>
-          <w:bCs/>
-          <w:sz w:val="24"/>
-          <w:lang w:eastAsia="pt-BR"/>
-        </w:rPr>
-        <w:t>/</w:t>
+        <w:t>raizes/</w:t>
       </w:r>
       <w:r>
         <w:rPr>
@@ -15419,27 +14795,7 @@
           <w:sz w:val="20"/>
           <w:szCs w:val="20"/>
         </w:rPr>
-        <w:t xml:space="preserve"> - Estrutura de diretórios do </w:t>
-      </w:r>
-      <w:proofErr w:type="spellStart"/>
-      <w:r>
-        <w:rPr>
-          <w:rFonts w:ascii="Times New Roman" w:hAnsi="Times New Roman" w:cs="Times New Roman"/>
-          <w:color w:val="000000" w:themeColor="text1"/>
-          <w:sz w:val="20"/>
-          <w:szCs w:val="20"/>
-        </w:rPr>
-        <w:t>back-end</w:t>
-      </w:r>
-      <w:proofErr w:type="spellEnd"/>
-      <w:r>
-        <w:rPr>
-          <w:rFonts w:ascii="Times New Roman" w:hAnsi="Times New Roman" w:cs="Times New Roman"/>
-          <w:color w:val="000000" w:themeColor="text1"/>
-          <w:sz w:val="20"/>
-          <w:szCs w:val="20"/>
-        </w:rPr>
-        <w:t xml:space="preserve"> do sistema.</w:t>
+        <w:t xml:space="preserve"> - Estrutura de diretórios do back-end do sistema.</w:t>
       </w:r>
     </w:p>
     <w:p>
@@ -16055,23 +15411,7 @@
         <w:jc w:val="both"/>
       </w:pPr>
       <w:r>
-        <w:t xml:space="preserve">Todo o código-fonte desenvolvido encontra-se </w:t>
-      </w:r>
-      <w:proofErr w:type="spellStart"/>
-      <w:r>
-        <w:t>versionado</w:t>
-      </w:r>
-      <w:proofErr w:type="spellEnd"/>
-      <w:r>
-        <w:t xml:space="preserve"> utilizando </w:t>
-      </w:r>
-      <w:proofErr w:type="spellStart"/>
-      <w:r>
-        <w:t>Git</w:t>
-      </w:r>
-      <w:proofErr w:type="spellEnd"/>
-      <w:r>
-        <w:t xml:space="preserve"> e hospedado no GitHub, permitindo controle de versões e rastreabilidade das alterações realizadas durante o desenvolvimento.</w:t>
+        <w:t>Todo o código-fonte desenvolvido encontra-se versionado utilizando Git e hospedado no GitHub, permitindo controle de versões e rastreabilidade das alterações realizadas durante o desenvolvimento.</w:t>
       </w:r>
     </w:p>
     <w:p>
@@ -16110,6 +15450,24 @@
           <w:szCs w:val="24"/>
         </w:rPr>
         <w:t>.5 Evidências da Implementação</w:t>
+      </w:r>
+    </w:p>
+    <w:p>
+      <w:pPr>
+        <w:pStyle w:val="Ttulo3"/>
+        <w:rPr>
+          <w:rFonts w:ascii="Times New Roman" w:hAnsi="Times New Roman" w:cs="Times New Roman"/>
+          <w:color w:val="000000" w:themeColor="text1"/>
+          <w:szCs w:val="28"/>
+        </w:rPr>
+      </w:pPr>
+      <w:r>
+        <w:rPr>
+          <w:rFonts w:ascii="Times New Roman" w:hAnsi="Times New Roman" w:cs="Times New Roman"/>
+          <w:color w:val="000000" w:themeColor="text1"/>
+          <w:szCs w:val="28"/>
+        </w:rPr>
+        <w:t>4.5.1 – Back-end</w:t>
       </w:r>
     </w:p>
     <w:p>
@@ -16209,6 +15567,7 @@
       <w:r>
         <w:rPr>
           <w:rFonts w:ascii="Times New Roman" w:hAnsi="Times New Roman" w:cs="Times New Roman"/>
+          <w:noProof/>
           <w:color w:val="000000" w:themeColor="text1"/>
           <w:sz w:val="20"/>
           <w:szCs w:val="20"/>
@@ -16231,27 +15590,7 @@
           <w:sz w:val="20"/>
           <w:szCs w:val="20"/>
         </w:rPr>
-        <w:t xml:space="preserve"> - Back-</w:t>
-      </w:r>
-      <w:proofErr w:type="spellStart"/>
-      <w:r>
-        <w:rPr>
-          <w:rFonts w:ascii="Times New Roman" w:hAnsi="Times New Roman" w:cs="Times New Roman"/>
-          <w:color w:val="000000" w:themeColor="text1"/>
-          <w:sz w:val="20"/>
-          <w:szCs w:val="20"/>
-        </w:rPr>
-        <w:t>end</w:t>
-      </w:r>
-      <w:proofErr w:type="spellEnd"/>
-      <w:r>
-        <w:rPr>
-          <w:rFonts w:ascii="Times New Roman" w:hAnsi="Times New Roman" w:cs="Times New Roman"/>
-          <w:color w:val="000000" w:themeColor="text1"/>
-          <w:sz w:val="20"/>
-          <w:szCs w:val="20"/>
-        </w:rPr>
-        <w:t xml:space="preserve"> em funcionamento</w:t>
+        <w:t xml:space="preserve"> - Back-end em funcionamento</w:t>
       </w:r>
     </w:p>
     <w:p>
@@ -16282,16 +15621,11 @@
     </w:p>
     <w:p>
       <w:pPr>
-        <w:pStyle w:val="Legenda"/>
-      </w:pPr>
-    </w:p>
-    <w:p/>
-    <w:p>
-      <w:pPr>
         <w:keepNext/>
         <w:jc w:val="center"/>
       </w:pPr>
       <w:r>
+        <w:lastRenderedPageBreak/>
         <w:drawing>
           <wp:inline distT="0" distB="0" distL="0" distR="0" wp14:anchorId="0F797C51" wp14:editId="1AFCEE8C">
             <wp:extent cx="4451350" cy="3200987"/>
@@ -16380,6 +15714,7 @@
       <w:r>
         <w:rPr>
           <w:rFonts w:ascii="Times New Roman" w:hAnsi="Times New Roman" w:cs="Times New Roman"/>
+          <w:noProof/>
           <w:color w:val="000000" w:themeColor="text1"/>
           <w:sz w:val="20"/>
           <w:szCs w:val="20"/>
@@ -16402,27 +15737,7 @@
           <w:sz w:val="20"/>
           <w:szCs w:val="20"/>
         </w:rPr>
-        <w:t xml:space="preserve"> - Back-</w:t>
-      </w:r>
-      <w:proofErr w:type="spellStart"/>
-      <w:r>
-        <w:rPr>
-          <w:rFonts w:ascii="Times New Roman" w:hAnsi="Times New Roman" w:cs="Times New Roman"/>
-          <w:color w:val="000000" w:themeColor="text1"/>
-          <w:sz w:val="20"/>
-          <w:szCs w:val="20"/>
-        </w:rPr>
-        <w:t>end</w:t>
-      </w:r>
-      <w:proofErr w:type="spellEnd"/>
-      <w:r>
-        <w:rPr>
-          <w:rFonts w:ascii="Times New Roman" w:hAnsi="Times New Roman" w:cs="Times New Roman"/>
-          <w:color w:val="000000" w:themeColor="text1"/>
-          <w:sz w:val="20"/>
-          <w:szCs w:val="20"/>
-        </w:rPr>
-        <w:t xml:space="preserve"> em funcionamento no browser</w:t>
+        <w:t xml:space="preserve"> - Back-end em funcionamento no browser</w:t>
       </w:r>
     </w:p>
     <w:p>
@@ -16454,1560 +15769,36 @@
     <w:p/>
     <w:p>
       <w:pPr>
-        <w:pStyle w:val="NormalWeb"/>
-      </w:pPr>
-      <w:r>
-        <w:t>Aqui você coloca prints de:</w:t>
-      </w:r>
-    </w:p>
-    <w:p>
-      <w:pPr>
-        <w:numPr>
-          <w:ilvl w:val="0"/>
-          <w:numId w:val="8"/>
-        </w:numPr>
-        <w:spacing w:before="100" w:beforeAutospacing="1" w:after="100" w:afterAutospacing="1" w:line="240" w:lineRule="auto"/>
-        <w:rPr>
-          <w:rFonts w:ascii="Times New Roman" w:hAnsi="Times New Roman" w:cs="Times New Roman"/>
-        </w:rPr>
-      </w:pPr>
-      <w:r>
-        <w:rPr>
-          <w:rFonts w:ascii="Times New Roman" w:hAnsi="Times New Roman" w:cs="Times New Roman"/>
-        </w:rPr>
-        <w:t xml:space="preserve">Projeto aberto no VS </w:t>
-      </w:r>
-      <w:proofErr w:type="spellStart"/>
-      <w:r>
-        <w:rPr>
-          <w:rFonts w:ascii="Times New Roman" w:hAnsi="Times New Roman" w:cs="Times New Roman"/>
-        </w:rPr>
-        <w:t>Code</w:t>
-      </w:r>
-      <w:proofErr w:type="spellEnd"/>
-      <w:r>
-        <w:rPr>
-          <w:rFonts w:ascii="Times New Roman" w:hAnsi="Times New Roman" w:cs="Times New Roman"/>
-        </w:rPr>
-        <w:t xml:space="preserve"> </w:t>
-      </w:r>
-    </w:p>
-    <w:p>
-      <w:pPr>
-        <w:numPr>
-          <w:ilvl w:val="0"/>
-          <w:numId w:val="8"/>
-        </w:numPr>
-        <w:spacing w:before="100" w:beforeAutospacing="1" w:after="100" w:afterAutospacing="1" w:line="240" w:lineRule="auto"/>
-        <w:rPr>
-          <w:rFonts w:ascii="Times New Roman" w:hAnsi="Times New Roman" w:cs="Times New Roman"/>
-        </w:rPr>
-      </w:pPr>
-      <w:r>
-        <w:rPr>
-          <w:rFonts w:ascii="Times New Roman" w:hAnsi="Times New Roman" w:cs="Times New Roman"/>
-        </w:rPr>
-        <w:t xml:space="preserve">Estrutura das pastas </w:t>
-      </w:r>
-    </w:p>
-    <w:p>
-      <w:pPr>
-        <w:numPr>
-          <w:ilvl w:val="0"/>
-          <w:numId w:val="8"/>
-        </w:numPr>
-        <w:spacing w:before="100" w:beforeAutospacing="1" w:after="100" w:afterAutospacing="1" w:line="240" w:lineRule="auto"/>
-        <w:rPr>
-          <w:rFonts w:ascii="Times New Roman" w:hAnsi="Times New Roman" w:cs="Times New Roman"/>
-        </w:rPr>
-      </w:pPr>
-      <w:r>
-        <w:rPr>
-          <w:rFonts w:ascii="Times New Roman" w:hAnsi="Times New Roman" w:cs="Times New Roman"/>
-        </w:rPr>
-        <w:t xml:space="preserve">Banco de dados </w:t>
-      </w:r>
-    </w:p>
-    <w:p>
-      <w:pPr>
-        <w:numPr>
-          <w:ilvl w:val="0"/>
-          <w:numId w:val="8"/>
-        </w:numPr>
-        <w:spacing w:before="100" w:beforeAutospacing="1" w:after="100" w:afterAutospacing="1" w:line="240" w:lineRule="auto"/>
-        <w:rPr>
-          <w:rFonts w:ascii="Times New Roman" w:hAnsi="Times New Roman" w:cs="Times New Roman"/>
-        </w:rPr>
-      </w:pPr>
-      <w:r>
-        <w:rPr>
-          <w:rFonts w:ascii="Times New Roman" w:hAnsi="Times New Roman" w:cs="Times New Roman"/>
-        </w:rPr>
-        <w:t xml:space="preserve">API executando </w:t>
-      </w:r>
-    </w:p>
-    <w:p>
-      <w:pPr>
-        <w:numPr>
-          <w:ilvl w:val="0"/>
-          <w:numId w:val="8"/>
-        </w:numPr>
-        <w:spacing w:before="100" w:beforeAutospacing="1" w:after="100" w:afterAutospacing="1" w:line="240" w:lineRule="auto"/>
-        <w:rPr>
-          <w:rFonts w:ascii="Times New Roman" w:hAnsi="Times New Roman" w:cs="Times New Roman"/>
-        </w:rPr>
-      </w:pPr>
-      <w:proofErr w:type="spellStart"/>
-      <w:r>
-        <w:rPr>
-          <w:rFonts w:ascii="Times New Roman" w:hAnsi="Times New Roman" w:cs="Times New Roman"/>
-        </w:rPr>
-        <w:t>React</w:t>
-      </w:r>
-      <w:proofErr w:type="spellEnd"/>
-      <w:r>
-        <w:rPr>
-          <w:rFonts w:ascii="Times New Roman" w:hAnsi="Times New Roman" w:cs="Times New Roman"/>
-        </w:rPr>
-        <w:t xml:space="preserve"> funcionando </w:t>
-      </w:r>
-    </w:p>
-    <w:p>
-      <w:pPr>
-        <w:numPr>
-          <w:ilvl w:val="0"/>
-          <w:numId w:val="8"/>
-        </w:numPr>
-        <w:spacing w:before="100" w:beforeAutospacing="1" w:after="100" w:afterAutospacing="1" w:line="240" w:lineRule="auto"/>
-        <w:rPr>
-          <w:rFonts w:ascii="Times New Roman" w:hAnsi="Times New Roman" w:cs="Times New Roman"/>
-        </w:rPr>
-      </w:pPr>
-      <w:proofErr w:type="spellStart"/>
-      <w:r>
-        <w:rPr>
-          <w:rFonts w:ascii="Times New Roman" w:hAnsi="Times New Roman" w:cs="Times New Roman"/>
-        </w:rPr>
-        <w:t>React</w:t>
-      </w:r>
-      <w:proofErr w:type="spellEnd"/>
-      <w:r>
-        <w:rPr>
-          <w:rFonts w:ascii="Times New Roman" w:hAnsi="Times New Roman" w:cs="Times New Roman"/>
-        </w:rPr>
-        <w:t xml:space="preserve"> </w:t>
-      </w:r>
-      <w:proofErr w:type="spellStart"/>
-      <w:r>
-        <w:rPr>
-          <w:rFonts w:ascii="Times New Roman" w:hAnsi="Times New Roman" w:cs="Times New Roman"/>
-        </w:rPr>
-        <w:t>Native</w:t>
-      </w:r>
-      <w:proofErr w:type="spellEnd"/>
-      <w:r>
-        <w:rPr>
-          <w:rFonts w:ascii="Times New Roman" w:hAnsi="Times New Roman" w:cs="Times New Roman"/>
-        </w:rPr>
-        <w:t xml:space="preserve"> funcionando </w:t>
-      </w:r>
-    </w:p>
-    <w:p>
-      <w:pPr>
-        <w:pStyle w:val="NormalWeb"/>
-      </w:pPr>
-      <w:r>
-        <w:t>Cada imagem com legenda.</w:t>
-      </w:r>
-    </w:p>
-    <w:p>
-      <w:pPr>
-        <w:rPr>
-          <w:rFonts w:ascii="Times New Roman" w:hAnsi="Times New Roman" w:cs="Times New Roman"/>
-        </w:rPr>
-      </w:pPr>
-      <w:r>
-        <w:rPr>
-          <w:rFonts w:ascii="Times New Roman" w:hAnsi="Times New Roman" w:cs="Times New Roman"/>
-        </w:rPr>
-        <w:pict w14:anchorId="03772304">
-          <v:rect id="_x0000_i1032" style="width:0;height:1.5pt" o:hralign="center" o:hrstd="t" o:hr="t" fillcolor="#a0a0a0" stroked="f"/>
-        </w:pict>
-      </w:r>
-    </w:p>
-    <w:p>
-      <w:pPr>
-        <w:pStyle w:val="Ttulo2"/>
-        <w:spacing w:before="0" w:line="360" w:lineRule="auto"/>
-        <w:jc w:val="both"/>
-        <w:rPr>
-          <w:rFonts w:ascii="Times New Roman" w:hAnsi="Times New Roman" w:cs="Times New Roman"/>
-          <w:color w:val="000000" w:themeColor="text1"/>
-          <w:sz w:val="24"/>
-          <w:szCs w:val="24"/>
-        </w:rPr>
-      </w:pPr>
-      <w:r>
-        <w:rPr>
-          <w:rFonts w:ascii="Times New Roman" w:hAnsi="Times New Roman" w:cs="Times New Roman"/>
-          <w:color w:val="000000" w:themeColor="text1"/>
-          <w:sz w:val="24"/>
-          <w:szCs w:val="24"/>
-        </w:rPr>
-        <w:t>4</w:t>
-      </w:r>
-      <w:r>
-        <w:rPr>
-          <w:rFonts w:ascii="Times New Roman" w:hAnsi="Times New Roman" w:cs="Times New Roman"/>
-          <w:color w:val="000000" w:themeColor="text1"/>
-          <w:sz w:val="24"/>
-          <w:szCs w:val="24"/>
-        </w:rPr>
-        <w:t>.6 Banco de Dados</w:t>
-      </w:r>
-    </w:p>
-    <w:p>
-      <w:pPr>
-        <w:pStyle w:val="NormalWeb"/>
-      </w:pPr>
-      <w:r>
-        <w:t>Coloque o DER.</w:t>
-      </w:r>
-    </w:p>
-    <w:p>
-      <w:pPr>
-        <w:pStyle w:val="NormalWeb"/>
-      </w:pPr>
-      <w:r>
-        <w:t>Depois escreva duas linhas explicando.</w:t>
-      </w:r>
-    </w:p>
-    <w:p>
-      <w:pPr>
-        <w:rPr>
-          <w:rFonts w:ascii="Times New Roman" w:hAnsi="Times New Roman" w:cs="Times New Roman"/>
-        </w:rPr>
-      </w:pPr>
-      <w:r>
-        <w:rPr>
-          <w:rFonts w:ascii="Times New Roman" w:hAnsi="Times New Roman" w:cs="Times New Roman"/>
-        </w:rPr>
-        <w:pict w14:anchorId="0C86F1E0">
-          <v:rect id="_x0000_i1033" style="width:0;height:1.5pt" o:hralign="center" o:hrstd="t" o:hr="t" fillcolor="#a0a0a0" stroked="f"/>
-        </w:pict>
-      </w:r>
-    </w:p>
-    <w:p>
-      <w:pPr>
-        <w:pStyle w:val="Ttulo2"/>
-        <w:spacing w:before="0" w:line="360" w:lineRule="auto"/>
-        <w:jc w:val="both"/>
-        <w:rPr>
-          <w:rFonts w:ascii="Times New Roman" w:hAnsi="Times New Roman" w:cs="Times New Roman"/>
-          <w:color w:val="000000" w:themeColor="text1"/>
-          <w:sz w:val="24"/>
-          <w:szCs w:val="24"/>
-        </w:rPr>
-      </w:pPr>
-      <w:r>
-        <w:rPr>
-          <w:rFonts w:ascii="Times New Roman" w:hAnsi="Times New Roman" w:cs="Times New Roman"/>
-          <w:color w:val="000000" w:themeColor="text1"/>
-          <w:sz w:val="24"/>
-          <w:szCs w:val="24"/>
-        </w:rPr>
-        <w:t>4</w:t>
-      </w:r>
-      <w:r>
-        <w:rPr>
-          <w:rFonts w:ascii="Times New Roman" w:hAnsi="Times New Roman" w:cs="Times New Roman"/>
-          <w:color w:val="000000" w:themeColor="text1"/>
-          <w:sz w:val="24"/>
-          <w:szCs w:val="24"/>
-        </w:rPr>
-        <w:t xml:space="preserve">.7 </w:t>
-      </w:r>
-      <w:proofErr w:type="spellStart"/>
-      <w:r>
-        <w:rPr>
-          <w:rFonts w:ascii="Times New Roman" w:hAnsi="Times New Roman" w:cs="Times New Roman"/>
-          <w:color w:val="000000" w:themeColor="text1"/>
-          <w:sz w:val="24"/>
-          <w:szCs w:val="24"/>
-        </w:rPr>
-        <w:t>Endpoints</w:t>
-      </w:r>
-      <w:proofErr w:type="spellEnd"/>
-      <w:r>
-        <w:rPr>
-          <w:rFonts w:ascii="Times New Roman" w:hAnsi="Times New Roman" w:cs="Times New Roman"/>
-          <w:color w:val="000000" w:themeColor="text1"/>
-          <w:sz w:val="24"/>
-          <w:szCs w:val="24"/>
-        </w:rPr>
-        <w:t xml:space="preserve"> Implementados</w:t>
-      </w:r>
-    </w:p>
-    <w:p>
-      <w:pPr>
-        <w:pStyle w:val="NormalWeb"/>
-      </w:pPr>
-      <w:r>
-        <w:t>Uma tabela fica excelente.</w:t>
-      </w:r>
-    </w:p>
-    <w:tbl>
-      <w:tblPr>
-        <w:tblW w:w="0" w:type="auto"/>
-        <w:tblCellSpacing w:w="15" w:type="dxa"/>
-        <w:tblCellMar>
-          <w:top w:w="15" w:type="dxa"/>
-          <w:left w:w="15" w:type="dxa"/>
-          <w:bottom w:w="15" w:type="dxa"/>
-          <w:right w:w="15" w:type="dxa"/>
-        </w:tblCellMar>
-        <w:tblLook w:val="04A0" w:firstRow="1" w:lastRow="0" w:firstColumn="1" w:lastColumn="0" w:noHBand="0" w:noVBand="1"/>
-      </w:tblPr>
-      <w:tblGrid>
-        <w:gridCol w:w="796"/>
-        <w:gridCol w:w="1576"/>
-        <w:gridCol w:w="1841"/>
-      </w:tblGrid>
-      <w:tr>
-        <w:trPr>
-          <w:tblHeader/>
-          <w:tblCellSpacing w:w="15" w:type="dxa"/>
-        </w:trPr>
-        <w:tc>
-          <w:tcPr>
-            <w:tcW w:w="0" w:type="auto"/>
-            <w:vAlign w:val="center"/>
-            <w:hideMark/>
-          </w:tcPr>
-          <w:p>
-            <w:pPr>
-              <w:jc w:val="center"/>
-              <w:rPr>
-                <w:rFonts w:ascii="Times New Roman" w:hAnsi="Times New Roman" w:cs="Times New Roman"/>
-                <w:b/>
-                <w:bCs/>
-              </w:rPr>
-            </w:pPr>
-            <w:r>
-              <w:rPr>
-                <w:rFonts w:ascii="Times New Roman" w:hAnsi="Times New Roman" w:cs="Times New Roman"/>
-                <w:b/>
-                <w:bCs/>
-              </w:rPr>
-              <w:lastRenderedPageBreak/>
-              <w:t>Método</w:t>
-            </w:r>
-          </w:p>
-        </w:tc>
-        <w:tc>
-          <w:tcPr>
-            <w:tcW w:w="0" w:type="auto"/>
-            <w:vAlign w:val="center"/>
-            <w:hideMark/>
-          </w:tcPr>
-          <w:p>
-            <w:pPr>
-              <w:jc w:val="center"/>
-              <w:rPr>
-                <w:rFonts w:ascii="Times New Roman" w:hAnsi="Times New Roman" w:cs="Times New Roman"/>
-                <w:b/>
-                <w:bCs/>
-              </w:rPr>
-            </w:pPr>
-            <w:proofErr w:type="spellStart"/>
-            <w:r>
-              <w:rPr>
-                <w:rFonts w:ascii="Times New Roman" w:hAnsi="Times New Roman" w:cs="Times New Roman"/>
-                <w:b/>
-                <w:bCs/>
-              </w:rPr>
-              <w:t>Endpoint</w:t>
-            </w:r>
-            <w:proofErr w:type="spellEnd"/>
-          </w:p>
-        </w:tc>
-        <w:tc>
-          <w:tcPr>
-            <w:tcW w:w="0" w:type="auto"/>
-            <w:vAlign w:val="center"/>
-            <w:hideMark/>
-          </w:tcPr>
-          <w:p>
-            <w:pPr>
-              <w:jc w:val="center"/>
-              <w:rPr>
-                <w:rFonts w:ascii="Times New Roman" w:hAnsi="Times New Roman" w:cs="Times New Roman"/>
-                <w:b/>
-                <w:bCs/>
-              </w:rPr>
-            </w:pPr>
-            <w:r>
-              <w:rPr>
-                <w:rFonts w:ascii="Times New Roman" w:hAnsi="Times New Roman" w:cs="Times New Roman"/>
-                <w:b/>
-                <w:bCs/>
-              </w:rPr>
-              <w:t>Função</w:t>
-            </w:r>
-          </w:p>
-        </w:tc>
-      </w:tr>
-      <w:tr>
-        <w:trPr>
-          <w:tblCellSpacing w:w="15" w:type="dxa"/>
-        </w:trPr>
-        <w:tc>
-          <w:tcPr>
-            <w:tcW w:w="0" w:type="auto"/>
-            <w:vAlign w:val="center"/>
-            <w:hideMark/>
-          </w:tcPr>
-          <w:p>
-            <w:pPr>
-              <w:rPr>
-                <w:rFonts w:ascii="Times New Roman" w:hAnsi="Times New Roman" w:cs="Times New Roman"/>
-              </w:rPr>
-            </w:pPr>
-            <w:r>
-              <w:rPr>
-                <w:rFonts w:ascii="Times New Roman" w:hAnsi="Times New Roman" w:cs="Times New Roman"/>
-              </w:rPr>
-              <w:t>POST</w:t>
-            </w:r>
-          </w:p>
-        </w:tc>
-        <w:tc>
-          <w:tcPr>
-            <w:tcW w:w="0" w:type="auto"/>
-            <w:vAlign w:val="center"/>
-            <w:hideMark/>
-          </w:tcPr>
-          <w:p>
-            <w:pPr>
-              <w:rPr>
-                <w:rFonts w:ascii="Times New Roman" w:hAnsi="Times New Roman" w:cs="Times New Roman"/>
-              </w:rPr>
-            </w:pPr>
-            <w:r>
-              <w:rPr>
-                <w:rFonts w:ascii="Times New Roman" w:hAnsi="Times New Roman" w:cs="Times New Roman"/>
-              </w:rPr>
-              <w:t>/</w:t>
-            </w:r>
-            <w:proofErr w:type="spellStart"/>
-            <w:r>
-              <w:rPr>
-                <w:rFonts w:ascii="Times New Roman" w:hAnsi="Times New Roman" w:cs="Times New Roman"/>
-              </w:rPr>
-              <w:t>api</w:t>
-            </w:r>
-            <w:proofErr w:type="spellEnd"/>
-            <w:r>
-              <w:rPr>
-                <w:rFonts w:ascii="Times New Roman" w:hAnsi="Times New Roman" w:cs="Times New Roman"/>
-              </w:rPr>
-              <w:t>/token/</w:t>
-            </w:r>
-          </w:p>
-        </w:tc>
-        <w:tc>
-          <w:tcPr>
-            <w:tcW w:w="0" w:type="auto"/>
-            <w:vAlign w:val="center"/>
-            <w:hideMark/>
-          </w:tcPr>
-          <w:p>
-            <w:pPr>
-              <w:rPr>
-                <w:rFonts w:ascii="Times New Roman" w:hAnsi="Times New Roman" w:cs="Times New Roman"/>
-              </w:rPr>
-            </w:pPr>
-            <w:r>
-              <w:rPr>
-                <w:rFonts w:ascii="Times New Roman" w:hAnsi="Times New Roman" w:cs="Times New Roman"/>
-              </w:rPr>
-              <w:t>Login</w:t>
-            </w:r>
-          </w:p>
-        </w:tc>
-      </w:tr>
-      <w:tr>
-        <w:trPr>
-          <w:tblCellSpacing w:w="15" w:type="dxa"/>
-        </w:trPr>
-        <w:tc>
-          <w:tcPr>
-            <w:tcW w:w="0" w:type="auto"/>
-            <w:vAlign w:val="center"/>
-            <w:hideMark/>
-          </w:tcPr>
-          <w:p>
-            <w:pPr>
-              <w:rPr>
-                <w:rFonts w:ascii="Times New Roman" w:hAnsi="Times New Roman" w:cs="Times New Roman"/>
-              </w:rPr>
-            </w:pPr>
-            <w:r>
-              <w:rPr>
-                <w:rFonts w:ascii="Times New Roman" w:hAnsi="Times New Roman" w:cs="Times New Roman"/>
-              </w:rPr>
-              <w:t>GET</w:t>
-            </w:r>
-          </w:p>
-        </w:tc>
-        <w:tc>
-          <w:tcPr>
-            <w:tcW w:w="0" w:type="auto"/>
-            <w:vAlign w:val="center"/>
-            <w:hideMark/>
-          </w:tcPr>
-          <w:p>
-            <w:pPr>
-              <w:rPr>
-                <w:rFonts w:ascii="Times New Roman" w:hAnsi="Times New Roman" w:cs="Times New Roman"/>
-              </w:rPr>
-            </w:pPr>
-            <w:r>
-              <w:rPr>
-                <w:rFonts w:ascii="Times New Roman" w:hAnsi="Times New Roman" w:cs="Times New Roman"/>
-              </w:rPr>
-              <w:t>/</w:t>
-            </w:r>
-            <w:proofErr w:type="spellStart"/>
-            <w:r>
-              <w:rPr>
-                <w:rFonts w:ascii="Times New Roman" w:hAnsi="Times New Roman" w:cs="Times New Roman"/>
-              </w:rPr>
-              <w:t>api</w:t>
-            </w:r>
-            <w:proofErr w:type="spellEnd"/>
-            <w:r>
-              <w:rPr>
-                <w:rFonts w:ascii="Times New Roman" w:hAnsi="Times New Roman" w:cs="Times New Roman"/>
-              </w:rPr>
-              <w:t>/</w:t>
-            </w:r>
-            <w:proofErr w:type="spellStart"/>
-            <w:r>
-              <w:rPr>
-                <w:rFonts w:ascii="Times New Roman" w:hAnsi="Times New Roman" w:cs="Times New Roman"/>
-              </w:rPr>
-              <w:t>usuarios</w:t>
-            </w:r>
-            <w:proofErr w:type="spellEnd"/>
-            <w:r>
-              <w:rPr>
-                <w:rFonts w:ascii="Times New Roman" w:hAnsi="Times New Roman" w:cs="Times New Roman"/>
-              </w:rPr>
-              <w:t>/</w:t>
-            </w:r>
-          </w:p>
-        </w:tc>
-        <w:tc>
-          <w:tcPr>
-            <w:tcW w:w="0" w:type="auto"/>
-            <w:vAlign w:val="center"/>
-            <w:hideMark/>
-          </w:tcPr>
-          <w:p>
-            <w:pPr>
-              <w:rPr>
-                <w:rFonts w:ascii="Times New Roman" w:hAnsi="Times New Roman" w:cs="Times New Roman"/>
-              </w:rPr>
-            </w:pPr>
-            <w:r>
-              <w:rPr>
-                <w:rFonts w:ascii="Times New Roman" w:hAnsi="Times New Roman" w:cs="Times New Roman"/>
-              </w:rPr>
-              <w:t>Lista usuários</w:t>
-            </w:r>
-          </w:p>
-        </w:tc>
-      </w:tr>
-      <w:tr>
-        <w:trPr>
-          <w:tblCellSpacing w:w="15" w:type="dxa"/>
-        </w:trPr>
-        <w:tc>
-          <w:tcPr>
-            <w:tcW w:w="0" w:type="auto"/>
-            <w:vAlign w:val="center"/>
-            <w:hideMark/>
-          </w:tcPr>
-          <w:p>
-            <w:pPr>
-              <w:rPr>
-                <w:rFonts w:ascii="Times New Roman" w:hAnsi="Times New Roman" w:cs="Times New Roman"/>
-              </w:rPr>
-            </w:pPr>
-            <w:r>
-              <w:rPr>
-                <w:rFonts w:ascii="Times New Roman" w:hAnsi="Times New Roman" w:cs="Times New Roman"/>
-              </w:rPr>
-              <w:t>POST</w:t>
-            </w:r>
-          </w:p>
-        </w:tc>
-        <w:tc>
-          <w:tcPr>
-            <w:tcW w:w="0" w:type="auto"/>
-            <w:vAlign w:val="center"/>
-            <w:hideMark/>
-          </w:tcPr>
-          <w:p>
-            <w:pPr>
-              <w:rPr>
-                <w:rFonts w:ascii="Times New Roman" w:hAnsi="Times New Roman" w:cs="Times New Roman"/>
-              </w:rPr>
-            </w:pPr>
-            <w:r>
-              <w:rPr>
-                <w:rFonts w:ascii="Times New Roman" w:hAnsi="Times New Roman" w:cs="Times New Roman"/>
-              </w:rPr>
-              <w:t>/</w:t>
-            </w:r>
-            <w:proofErr w:type="spellStart"/>
-            <w:r>
-              <w:rPr>
-                <w:rFonts w:ascii="Times New Roman" w:hAnsi="Times New Roman" w:cs="Times New Roman"/>
-              </w:rPr>
-              <w:t>api</w:t>
-            </w:r>
-            <w:proofErr w:type="spellEnd"/>
-            <w:r>
-              <w:rPr>
-                <w:rFonts w:ascii="Times New Roman" w:hAnsi="Times New Roman" w:cs="Times New Roman"/>
-              </w:rPr>
-              <w:t>/</w:t>
-            </w:r>
-            <w:proofErr w:type="spellStart"/>
-            <w:r>
-              <w:rPr>
-                <w:rFonts w:ascii="Times New Roman" w:hAnsi="Times New Roman" w:cs="Times New Roman"/>
-              </w:rPr>
-              <w:t>usuarios</w:t>
-            </w:r>
-            <w:proofErr w:type="spellEnd"/>
-            <w:r>
-              <w:rPr>
-                <w:rFonts w:ascii="Times New Roman" w:hAnsi="Times New Roman" w:cs="Times New Roman"/>
-              </w:rPr>
-              <w:t>/</w:t>
-            </w:r>
-          </w:p>
-        </w:tc>
-        <w:tc>
-          <w:tcPr>
-            <w:tcW w:w="0" w:type="auto"/>
-            <w:vAlign w:val="center"/>
-            <w:hideMark/>
-          </w:tcPr>
-          <w:p>
-            <w:pPr>
-              <w:rPr>
-                <w:rFonts w:ascii="Times New Roman" w:hAnsi="Times New Roman" w:cs="Times New Roman"/>
-              </w:rPr>
-            </w:pPr>
-            <w:r>
-              <w:rPr>
-                <w:rFonts w:ascii="Times New Roman" w:hAnsi="Times New Roman" w:cs="Times New Roman"/>
-              </w:rPr>
-              <w:t>Cadastro</w:t>
-            </w:r>
-          </w:p>
-        </w:tc>
-      </w:tr>
-      <w:tr>
-        <w:trPr>
-          <w:tblCellSpacing w:w="15" w:type="dxa"/>
-        </w:trPr>
-        <w:tc>
-          <w:tcPr>
-            <w:tcW w:w="0" w:type="auto"/>
-            <w:vAlign w:val="center"/>
-            <w:hideMark/>
-          </w:tcPr>
-          <w:p>
-            <w:pPr>
-              <w:rPr>
-                <w:rFonts w:ascii="Times New Roman" w:hAnsi="Times New Roman" w:cs="Times New Roman"/>
-              </w:rPr>
-            </w:pPr>
-            <w:r>
-              <w:rPr>
-                <w:rFonts w:ascii="Times New Roman" w:hAnsi="Times New Roman" w:cs="Times New Roman"/>
-              </w:rPr>
-              <w:t>GET</w:t>
-            </w:r>
-          </w:p>
-        </w:tc>
-        <w:tc>
-          <w:tcPr>
-            <w:tcW w:w="0" w:type="auto"/>
-            <w:vAlign w:val="center"/>
-            <w:hideMark/>
-          </w:tcPr>
-          <w:p>
-            <w:pPr>
-              <w:rPr>
-                <w:rFonts w:ascii="Times New Roman" w:hAnsi="Times New Roman" w:cs="Times New Roman"/>
-              </w:rPr>
-            </w:pPr>
-            <w:r>
-              <w:rPr>
-                <w:rFonts w:ascii="Times New Roman" w:hAnsi="Times New Roman" w:cs="Times New Roman"/>
-              </w:rPr>
-              <w:t>/</w:t>
-            </w:r>
-            <w:proofErr w:type="spellStart"/>
-            <w:r>
-              <w:rPr>
-                <w:rFonts w:ascii="Times New Roman" w:hAnsi="Times New Roman" w:cs="Times New Roman"/>
-              </w:rPr>
-              <w:t>api</w:t>
-            </w:r>
-            <w:proofErr w:type="spellEnd"/>
-            <w:r>
-              <w:rPr>
-                <w:rFonts w:ascii="Times New Roman" w:hAnsi="Times New Roman" w:cs="Times New Roman"/>
-              </w:rPr>
-              <w:t>/</w:t>
-            </w:r>
-            <w:proofErr w:type="spellStart"/>
-            <w:r>
-              <w:rPr>
-                <w:rFonts w:ascii="Times New Roman" w:hAnsi="Times New Roman" w:cs="Times New Roman"/>
-              </w:rPr>
-              <w:t>usuarios</w:t>
-            </w:r>
-            <w:proofErr w:type="spellEnd"/>
-            <w:r>
-              <w:rPr>
-                <w:rFonts w:ascii="Times New Roman" w:hAnsi="Times New Roman" w:cs="Times New Roman"/>
-              </w:rPr>
-              <w:t>/me/</w:t>
-            </w:r>
-          </w:p>
-        </w:tc>
-        <w:tc>
-          <w:tcPr>
-            <w:tcW w:w="0" w:type="auto"/>
-            <w:vAlign w:val="center"/>
-            <w:hideMark/>
-          </w:tcPr>
-          <w:p>
-            <w:pPr>
-              <w:rPr>
-                <w:rFonts w:ascii="Times New Roman" w:hAnsi="Times New Roman" w:cs="Times New Roman"/>
-              </w:rPr>
-            </w:pPr>
-            <w:r>
-              <w:rPr>
-                <w:rFonts w:ascii="Times New Roman" w:hAnsi="Times New Roman" w:cs="Times New Roman"/>
-              </w:rPr>
-              <w:t>Usuário autenticado</w:t>
-            </w:r>
-          </w:p>
-        </w:tc>
-      </w:tr>
-      <w:tr>
-        <w:trPr>
-          <w:tblCellSpacing w:w="15" w:type="dxa"/>
-        </w:trPr>
-        <w:tc>
-          <w:tcPr>
-            <w:tcW w:w="0" w:type="auto"/>
-            <w:vAlign w:val="center"/>
-            <w:hideMark/>
-          </w:tcPr>
-          <w:p>
-            <w:pPr>
-              <w:rPr>
-                <w:rFonts w:ascii="Times New Roman" w:hAnsi="Times New Roman" w:cs="Times New Roman"/>
-              </w:rPr>
-            </w:pPr>
-            <w:r>
-              <w:rPr>
-                <w:rFonts w:ascii="Times New Roman" w:hAnsi="Times New Roman" w:cs="Times New Roman"/>
-              </w:rPr>
-              <w:t>GET</w:t>
-            </w:r>
-          </w:p>
-        </w:tc>
-        <w:tc>
-          <w:tcPr>
-            <w:tcW w:w="0" w:type="auto"/>
-            <w:vAlign w:val="center"/>
-            <w:hideMark/>
-          </w:tcPr>
-          <w:p>
-            <w:pPr>
-              <w:rPr>
-                <w:rFonts w:ascii="Times New Roman" w:hAnsi="Times New Roman" w:cs="Times New Roman"/>
-              </w:rPr>
-            </w:pPr>
-            <w:r>
-              <w:rPr>
-                <w:rFonts w:ascii="Times New Roman" w:hAnsi="Times New Roman" w:cs="Times New Roman"/>
-              </w:rPr>
-              <w:t>/</w:t>
-            </w:r>
-            <w:proofErr w:type="spellStart"/>
-            <w:r>
-              <w:rPr>
-                <w:rFonts w:ascii="Times New Roman" w:hAnsi="Times New Roman" w:cs="Times New Roman"/>
-              </w:rPr>
-              <w:t>api</w:t>
-            </w:r>
-            <w:proofErr w:type="spellEnd"/>
-            <w:r>
-              <w:rPr>
-                <w:rFonts w:ascii="Times New Roman" w:hAnsi="Times New Roman" w:cs="Times New Roman"/>
-              </w:rPr>
-              <w:t>/produtos/</w:t>
-            </w:r>
-          </w:p>
-        </w:tc>
-        <w:tc>
-          <w:tcPr>
-            <w:tcW w:w="0" w:type="auto"/>
-            <w:vAlign w:val="center"/>
-            <w:hideMark/>
-          </w:tcPr>
-          <w:p>
-            <w:pPr>
-              <w:rPr>
-                <w:rFonts w:ascii="Times New Roman" w:hAnsi="Times New Roman" w:cs="Times New Roman"/>
-              </w:rPr>
-            </w:pPr>
-            <w:r>
-              <w:rPr>
-                <w:rFonts w:ascii="Times New Roman" w:hAnsi="Times New Roman" w:cs="Times New Roman"/>
-              </w:rPr>
-              <w:t>Lista produtos</w:t>
-            </w:r>
-          </w:p>
-        </w:tc>
-      </w:tr>
-      <w:tr>
-        <w:trPr>
-          <w:tblCellSpacing w:w="15" w:type="dxa"/>
-        </w:trPr>
-        <w:tc>
-          <w:tcPr>
-            <w:tcW w:w="0" w:type="auto"/>
-            <w:vAlign w:val="center"/>
-            <w:hideMark/>
-          </w:tcPr>
-          <w:p>
-            <w:pPr>
-              <w:rPr>
-                <w:rFonts w:ascii="Times New Roman" w:hAnsi="Times New Roman" w:cs="Times New Roman"/>
-              </w:rPr>
-            </w:pPr>
-            <w:r>
-              <w:rPr>
-                <w:rFonts w:ascii="Times New Roman" w:hAnsi="Times New Roman" w:cs="Times New Roman"/>
-              </w:rPr>
-              <w:t>GET</w:t>
-            </w:r>
-          </w:p>
-        </w:tc>
-        <w:tc>
-          <w:tcPr>
-            <w:tcW w:w="0" w:type="auto"/>
-            <w:vAlign w:val="center"/>
-            <w:hideMark/>
-          </w:tcPr>
-          <w:p>
-            <w:pPr>
-              <w:rPr>
-                <w:rFonts w:ascii="Times New Roman" w:hAnsi="Times New Roman" w:cs="Times New Roman"/>
-              </w:rPr>
-            </w:pPr>
-            <w:r>
-              <w:rPr>
-                <w:rFonts w:ascii="Times New Roman" w:hAnsi="Times New Roman" w:cs="Times New Roman"/>
-              </w:rPr>
-              <w:t>/</w:t>
-            </w:r>
-            <w:proofErr w:type="spellStart"/>
-            <w:r>
-              <w:rPr>
-                <w:rFonts w:ascii="Times New Roman" w:hAnsi="Times New Roman" w:cs="Times New Roman"/>
-              </w:rPr>
-              <w:t>api</w:t>
-            </w:r>
-            <w:proofErr w:type="spellEnd"/>
-            <w:r>
-              <w:rPr>
-                <w:rFonts w:ascii="Times New Roman" w:hAnsi="Times New Roman" w:cs="Times New Roman"/>
-              </w:rPr>
-              <w:t>/categorias/</w:t>
-            </w:r>
-          </w:p>
-        </w:tc>
-        <w:tc>
-          <w:tcPr>
-            <w:tcW w:w="0" w:type="auto"/>
-            <w:vAlign w:val="center"/>
-            <w:hideMark/>
-          </w:tcPr>
-          <w:p>
-            <w:pPr>
-              <w:rPr>
-                <w:rFonts w:ascii="Times New Roman" w:hAnsi="Times New Roman" w:cs="Times New Roman"/>
-              </w:rPr>
-            </w:pPr>
-            <w:r>
-              <w:rPr>
-                <w:rFonts w:ascii="Times New Roman" w:hAnsi="Times New Roman" w:cs="Times New Roman"/>
-              </w:rPr>
-              <w:t>Lista categorias</w:t>
-            </w:r>
-          </w:p>
-        </w:tc>
-      </w:tr>
-      <w:tr>
-        <w:trPr>
-          <w:tblCellSpacing w:w="15" w:type="dxa"/>
-        </w:trPr>
-        <w:tc>
-          <w:tcPr>
-            <w:tcW w:w="0" w:type="auto"/>
-            <w:vAlign w:val="center"/>
-            <w:hideMark/>
-          </w:tcPr>
-          <w:p>
-            <w:pPr>
-              <w:rPr>
-                <w:rFonts w:ascii="Times New Roman" w:hAnsi="Times New Roman" w:cs="Times New Roman"/>
-              </w:rPr>
-            </w:pPr>
-            <w:r>
-              <w:rPr>
-                <w:rFonts w:ascii="Times New Roman" w:hAnsi="Times New Roman" w:cs="Times New Roman"/>
-              </w:rPr>
-              <w:t>GET</w:t>
-            </w:r>
-          </w:p>
-        </w:tc>
-        <w:tc>
-          <w:tcPr>
-            <w:tcW w:w="0" w:type="auto"/>
-            <w:vAlign w:val="center"/>
-            <w:hideMark/>
-          </w:tcPr>
-          <w:p>
-            <w:pPr>
-              <w:rPr>
-                <w:rFonts w:ascii="Times New Roman" w:hAnsi="Times New Roman" w:cs="Times New Roman"/>
-              </w:rPr>
-            </w:pPr>
-            <w:r>
-              <w:rPr>
-                <w:rFonts w:ascii="Times New Roman" w:hAnsi="Times New Roman" w:cs="Times New Roman"/>
-              </w:rPr>
-              <w:t>/</w:t>
-            </w:r>
-            <w:proofErr w:type="spellStart"/>
-            <w:r>
-              <w:rPr>
-                <w:rFonts w:ascii="Times New Roman" w:hAnsi="Times New Roman" w:cs="Times New Roman"/>
-              </w:rPr>
-              <w:t>api</w:t>
-            </w:r>
-            <w:proofErr w:type="spellEnd"/>
-            <w:r>
-              <w:rPr>
-                <w:rFonts w:ascii="Times New Roman" w:hAnsi="Times New Roman" w:cs="Times New Roman"/>
-              </w:rPr>
-              <w:t>/lojas/</w:t>
-            </w:r>
-          </w:p>
-        </w:tc>
-        <w:tc>
-          <w:tcPr>
-            <w:tcW w:w="0" w:type="auto"/>
-            <w:vAlign w:val="center"/>
-            <w:hideMark/>
-          </w:tcPr>
-          <w:p>
-            <w:pPr>
-              <w:rPr>
-                <w:rFonts w:ascii="Times New Roman" w:hAnsi="Times New Roman" w:cs="Times New Roman"/>
-              </w:rPr>
-            </w:pPr>
-            <w:r>
-              <w:rPr>
-                <w:rFonts w:ascii="Times New Roman" w:hAnsi="Times New Roman" w:cs="Times New Roman"/>
-              </w:rPr>
-              <w:t>Lista lojas</w:t>
-            </w:r>
-          </w:p>
-        </w:tc>
-      </w:tr>
-      <w:tr>
-        <w:trPr>
-          <w:tblCellSpacing w:w="15" w:type="dxa"/>
-        </w:trPr>
-        <w:tc>
-          <w:tcPr>
-            <w:tcW w:w="0" w:type="auto"/>
-            <w:vAlign w:val="center"/>
-            <w:hideMark/>
-          </w:tcPr>
-          <w:p>
-            <w:pPr>
-              <w:rPr>
-                <w:rFonts w:ascii="Times New Roman" w:hAnsi="Times New Roman" w:cs="Times New Roman"/>
-              </w:rPr>
-            </w:pPr>
-            <w:r>
-              <w:rPr>
-                <w:rFonts w:ascii="Times New Roman" w:hAnsi="Times New Roman" w:cs="Times New Roman"/>
-              </w:rPr>
-              <w:t>POST</w:t>
-            </w:r>
-          </w:p>
-        </w:tc>
-        <w:tc>
-          <w:tcPr>
-            <w:tcW w:w="0" w:type="auto"/>
-            <w:vAlign w:val="center"/>
-            <w:hideMark/>
-          </w:tcPr>
-          <w:p>
-            <w:pPr>
-              <w:rPr>
-                <w:rFonts w:ascii="Times New Roman" w:hAnsi="Times New Roman" w:cs="Times New Roman"/>
-              </w:rPr>
-            </w:pPr>
-            <w:r>
-              <w:rPr>
-                <w:rFonts w:ascii="Times New Roman" w:hAnsi="Times New Roman" w:cs="Times New Roman"/>
-              </w:rPr>
-              <w:t>/</w:t>
-            </w:r>
-            <w:proofErr w:type="spellStart"/>
-            <w:r>
-              <w:rPr>
-                <w:rFonts w:ascii="Times New Roman" w:hAnsi="Times New Roman" w:cs="Times New Roman"/>
-              </w:rPr>
-              <w:t>api</w:t>
-            </w:r>
-            <w:proofErr w:type="spellEnd"/>
-            <w:r>
-              <w:rPr>
-                <w:rFonts w:ascii="Times New Roman" w:hAnsi="Times New Roman" w:cs="Times New Roman"/>
-              </w:rPr>
-              <w:t>/pedidos/</w:t>
-            </w:r>
-          </w:p>
-        </w:tc>
-        <w:tc>
-          <w:tcPr>
-            <w:tcW w:w="0" w:type="auto"/>
-            <w:vAlign w:val="center"/>
-            <w:hideMark/>
-          </w:tcPr>
-          <w:p>
-            <w:pPr>
-              <w:rPr>
-                <w:rFonts w:ascii="Times New Roman" w:hAnsi="Times New Roman" w:cs="Times New Roman"/>
-              </w:rPr>
-            </w:pPr>
-            <w:r>
-              <w:rPr>
-                <w:rFonts w:ascii="Times New Roman" w:hAnsi="Times New Roman" w:cs="Times New Roman"/>
-              </w:rPr>
-              <w:t>Cria pedido</w:t>
-            </w:r>
-          </w:p>
-        </w:tc>
-      </w:tr>
-      <w:tr>
-        <w:trPr>
-          <w:tblCellSpacing w:w="15" w:type="dxa"/>
-        </w:trPr>
-        <w:tc>
-          <w:tcPr>
-            <w:tcW w:w="0" w:type="auto"/>
-            <w:vAlign w:val="center"/>
-            <w:hideMark/>
-          </w:tcPr>
-          <w:p>
-            <w:pPr>
-              <w:rPr>
-                <w:rFonts w:ascii="Times New Roman" w:hAnsi="Times New Roman" w:cs="Times New Roman"/>
-              </w:rPr>
-            </w:pPr>
-            <w:r>
-              <w:rPr>
-                <w:rFonts w:ascii="Times New Roman" w:hAnsi="Times New Roman" w:cs="Times New Roman"/>
-              </w:rPr>
-              <w:t>GET</w:t>
-            </w:r>
-          </w:p>
-        </w:tc>
-        <w:tc>
-          <w:tcPr>
-            <w:tcW w:w="0" w:type="auto"/>
-            <w:vAlign w:val="center"/>
-            <w:hideMark/>
-          </w:tcPr>
-          <w:p>
-            <w:pPr>
-              <w:rPr>
-                <w:rFonts w:ascii="Times New Roman" w:hAnsi="Times New Roman" w:cs="Times New Roman"/>
-              </w:rPr>
-            </w:pPr>
-            <w:r>
-              <w:rPr>
-                <w:rFonts w:ascii="Times New Roman" w:hAnsi="Times New Roman" w:cs="Times New Roman"/>
-              </w:rPr>
-              <w:t>/</w:t>
-            </w:r>
-            <w:proofErr w:type="spellStart"/>
-            <w:r>
-              <w:rPr>
-                <w:rFonts w:ascii="Times New Roman" w:hAnsi="Times New Roman" w:cs="Times New Roman"/>
-              </w:rPr>
-              <w:t>api</w:t>
-            </w:r>
-            <w:proofErr w:type="spellEnd"/>
-            <w:r>
-              <w:rPr>
-                <w:rFonts w:ascii="Times New Roman" w:hAnsi="Times New Roman" w:cs="Times New Roman"/>
-              </w:rPr>
-              <w:t>/pedidos/</w:t>
-            </w:r>
-          </w:p>
-        </w:tc>
-        <w:tc>
-          <w:tcPr>
-            <w:tcW w:w="0" w:type="auto"/>
-            <w:vAlign w:val="center"/>
-            <w:hideMark/>
-          </w:tcPr>
-          <w:p>
-            <w:pPr>
-              <w:rPr>
-                <w:rFonts w:ascii="Times New Roman" w:hAnsi="Times New Roman" w:cs="Times New Roman"/>
-              </w:rPr>
-            </w:pPr>
-            <w:r>
-              <w:rPr>
-                <w:rFonts w:ascii="Times New Roman" w:hAnsi="Times New Roman" w:cs="Times New Roman"/>
-              </w:rPr>
-              <w:t>Lista pedidos</w:t>
-            </w:r>
-          </w:p>
-        </w:tc>
-      </w:tr>
-    </w:tbl>
-    <w:p>
-      <w:pPr>
-        <w:rPr>
-          <w:rFonts w:ascii="Times New Roman" w:hAnsi="Times New Roman" w:cs="Times New Roman"/>
-        </w:rPr>
-      </w:pPr>
-      <w:r>
-        <w:rPr>
-          <w:rFonts w:ascii="Times New Roman" w:hAnsi="Times New Roman" w:cs="Times New Roman"/>
-        </w:rPr>
-        <w:pict w14:anchorId="2FF9D24D">
-          <v:rect id="_x0000_i1034" style="width:0;height:1.5pt" o:hralign="center" o:hrstd="t" o:hr="t" fillcolor="#a0a0a0" stroked="f"/>
-        </w:pict>
-      </w:r>
-    </w:p>
-    <w:p>
-      <w:pPr>
-        <w:pStyle w:val="Ttulo2"/>
-        <w:spacing w:before="0" w:line="360" w:lineRule="auto"/>
-        <w:jc w:val="both"/>
-        <w:rPr>
-          <w:rFonts w:ascii="Times New Roman" w:hAnsi="Times New Roman" w:cs="Times New Roman"/>
-          <w:color w:val="000000" w:themeColor="text1"/>
-          <w:sz w:val="24"/>
-          <w:szCs w:val="24"/>
-        </w:rPr>
-      </w:pPr>
-      <w:r>
-        <w:rPr>
-          <w:rFonts w:ascii="Times New Roman" w:hAnsi="Times New Roman" w:cs="Times New Roman"/>
-          <w:color w:val="000000" w:themeColor="text1"/>
-          <w:sz w:val="24"/>
-          <w:szCs w:val="24"/>
-        </w:rPr>
-        <w:t>4</w:t>
-      </w:r>
-      <w:r>
-        <w:rPr>
-          <w:rFonts w:ascii="Times New Roman" w:hAnsi="Times New Roman" w:cs="Times New Roman"/>
-          <w:color w:val="000000" w:themeColor="text1"/>
-          <w:sz w:val="24"/>
-          <w:szCs w:val="24"/>
-        </w:rPr>
-        <w:t>.8 Considerações da Implementação</w:t>
-      </w:r>
-    </w:p>
-    <w:p>
-      <w:pPr>
-        <w:pStyle w:val="NormalWeb"/>
-      </w:pPr>
-      <w:r>
-        <w:t>Finalize com um texto curto.</w:t>
-      </w:r>
-    </w:p>
-    <w:p>
-      <w:pPr>
-        <w:pStyle w:val="NormalWeb"/>
-      </w:pPr>
-      <w:r>
-        <w:t xml:space="preserve">O sistema foi implementado utilizando uma arquitetura baseada em APIs REST, permitindo a integração entre a aplicação Web e o aplicativo Mobile. A utilização do Django REST Framework possibilitou a construção de uma API organizada, reutilizável e escalável, enquanto o </w:t>
-      </w:r>
-      <w:proofErr w:type="spellStart"/>
-      <w:r>
-        <w:t>React</w:t>
-      </w:r>
-      <w:proofErr w:type="spellEnd"/>
-      <w:r>
-        <w:t xml:space="preserve"> e o </w:t>
-      </w:r>
-      <w:proofErr w:type="spellStart"/>
-      <w:r>
-        <w:t>React</w:t>
-      </w:r>
-      <w:proofErr w:type="spellEnd"/>
-      <w:r>
-        <w:t xml:space="preserve"> </w:t>
-      </w:r>
-      <w:proofErr w:type="spellStart"/>
-      <w:r>
-        <w:t>Native</w:t>
-      </w:r>
-      <w:proofErr w:type="spellEnd"/>
-      <w:r>
-        <w:t xml:space="preserve"> forneceram interfaces modernas para os diferentes canais de atendimento da rede Raízes do Nordeste.</w:t>
-      </w:r>
-    </w:p>
-    <w:p>
-      <w:pPr>
-        <w:spacing w:after="0" w:line="240" w:lineRule="auto"/>
-        <w:rPr>
-          <w:rFonts w:ascii="Times New Roman" w:eastAsia="Times New Roman" w:hAnsi="Times New Roman" w:cs="Times New Roman"/>
-          <w:b/>
-          <w:bCs/>
-          <w:color w:val="000000" w:themeColor="text1"/>
-          <w:kern w:val="36"/>
-          <w:sz w:val="24"/>
-          <w:lang w:eastAsia="pt-BR"/>
-        </w:rPr>
-      </w:pPr>
-      <w:r>
-        <w:rPr>
-          <w:rFonts w:ascii="Times New Roman" w:hAnsi="Times New Roman" w:cs="Times New Roman"/>
-          <w:color w:val="000000" w:themeColor="text1"/>
-          <w:sz w:val="24"/>
-        </w:rPr>
-        <w:br w:type="page"/>
-      </w:r>
-    </w:p>
-    <w:p>
-      <w:pPr>
-        <w:pStyle w:val="Ttulo1"/>
-        <w:rPr>
-          <w:color w:val="000000" w:themeColor="text1"/>
-          <w:sz w:val="24"/>
-          <w:szCs w:val="24"/>
-        </w:rPr>
-      </w:pPr>
-      <w:bookmarkStart w:id="22" w:name="_Toc233271756"/>
-      <w:r>
-        <w:rPr>
-          <w:color w:val="000000" w:themeColor="text1"/>
-          <w:sz w:val="24"/>
-          <w:szCs w:val="24"/>
-        </w:rPr>
-        <w:lastRenderedPageBreak/>
-        <w:t>5 PLANO DE TESTES E EVIDÊNCIAS</w:t>
-      </w:r>
-      <w:r>
-        <w:rPr>
-          <w:color w:val="000000" w:themeColor="text1"/>
-          <w:sz w:val="24"/>
-          <w:szCs w:val="24"/>
-        </w:rPr>
-        <w:t xml:space="preserve"> DO BACKEND</w:t>
-      </w:r>
-      <w:bookmarkEnd w:id="22"/>
-    </w:p>
-    <w:p>
-      <w:pPr>
-        <w:pStyle w:val="Ttulo2"/>
-        <w:rPr>
-          <w:rFonts w:ascii="Times New Roman" w:hAnsi="Times New Roman" w:cs="Times New Roman"/>
-          <w:color w:val="000000" w:themeColor="text1"/>
-          <w:sz w:val="24"/>
-          <w:szCs w:val="24"/>
-        </w:rPr>
-      </w:pPr>
-      <w:bookmarkStart w:id="23" w:name="_Toc233271757"/>
-      <w:r>
-        <w:rPr>
-          <w:rFonts w:ascii="Times New Roman" w:hAnsi="Times New Roman" w:cs="Times New Roman"/>
-          <w:color w:val="000000" w:themeColor="text1"/>
-          <w:sz w:val="24"/>
-          <w:szCs w:val="24"/>
-        </w:rPr>
-        <w:t>5.1 Estratégia de Validação</w:t>
-      </w:r>
-      <w:bookmarkEnd w:id="23"/>
-    </w:p>
-    <w:p>
-      <w:pPr>
-        <w:pStyle w:val="NormalWeb"/>
-        <w:ind w:firstLine="709"/>
-        <w:jc w:val="both"/>
-      </w:pPr>
-      <w:r>
-        <w:t xml:space="preserve">A validação do sistema foi realizada por meio de testes funcionais utilizando a ferramenta </w:t>
-      </w:r>
-      <w:proofErr w:type="spellStart"/>
-      <w:r>
-        <w:t>Insomnia</w:t>
-      </w:r>
-      <w:proofErr w:type="spellEnd"/>
-      <w:r>
-        <w:t xml:space="preserve">. Os testes tiveram como objetivo verificar o correto funcionamento dos </w:t>
-      </w:r>
-      <w:proofErr w:type="spellStart"/>
-      <w:r>
-        <w:t>endpoints</w:t>
-      </w:r>
-      <w:proofErr w:type="spellEnd"/>
-      <w:r>
-        <w:t xml:space="preserve"> da API, a autenticação dos usuários, a persistência dos dados no banco de dados e a aplicação das regras de negócio definidas nos requisitos do sistema.</w:t>
-      </w:r>
-    </w:p>
-    <w:p>
-      <w:pPr>
-        <w:pStyle w:val="NormalWeb"/>
-        <w:ind w:firstLine="709"/>
-        <w:jc w:val="both"/>
-      </w:pPr>
-      <w:r>
-        <w:t>Foram executados cenários positivos e negativos, simulando situações reais de uso da aplicação, permitindo validar tanto o comportamento esperado quanto o tratamento de erros.</w:t>
-      </w:r>
-    </w:p>
-    <w:p>
-      <w:pPr>
-        <w:pStyle w:val="Ttulo2"/>
-        <w:rPr>
-          <w:rFonts w:ascii="Times New Roman" w:eastAsia="Times New Roman" w:hAnsi="Times New Roman" w:cs="Times New Roman"/>
-          <w:color w:val="auto"/>
-          <w:lang w:eastAsia="pt-BR"/>
-        </w:rPr>
-      </w:pPr>
-      <w:bookmarkStart w:id="24" w:name="_Toc233271758"/>
-      <w:r>
-        <w:rPr>
-          <w:rFonts w:ascii="Times New Roman" w:eastAsia="Times New Roman" w:hAnsi="Times New Roman" w:cs="Times New Roman"/>
-          <w:color w:val="auto"/>
-          <w:sz w:val="24"/>
-          <w:szCs w:val="24"/>
-          <w:lang w:eastAsia="pt-BR"/>
-        </w:rPr>
-        <w:t xml:space="preserve">5.2 </w:t>
-      </w:r>
-      <w:r>
-        <w:rPr>
-          <w:rFonts w:ascii="Times New Roman" w:eastAsia="Times New Roman" w:hAnsi="Times New Roman" w:cs="Times New Roman"/>
-          <w:color w:val="auto"/>
-          <w:lang w:eastAsia="pt-BR"/>
-        </w:rPr>
-        <w:t>Cadastro Inicial de Usuários</w:t>
-      </w:r>
-      <w:bookmarkEnd w:id="24"/>
-    </w:p>
-    <w:p>
-      <w:pPr>
-        <w:pStyle w:val="isselectedend"/>
-        <w:spacing w:line="360" w:lineRule="auto"/>
-        <w:ind w:firstLine="709"/>
-        <w:jc w:val="both"/>
-      </w:pPr>
-      <w:r>
-        <w:t xml:space="preserve">Antes da população das demais tabelas do banco de dados, foi necessário criar usuários para simular clientes reais da plataforma. Para essa etapa foi utilizado o </w:t>
-      </w:r>
-      <w:proofErr w:type="spellStart"/>
-      <w:r>
-        <w:t>shell</w:t>
-      </w:r>
-      <w:proofErr w:type="spellEnd"/>
-      <w:r>
-        <w:t xml:space="preserve"> interativo do Django, acessado por meio do comando:</w:t>
-      </w:r>
-    </w:p>
-    <w:p>
-      <w:pPr>
-        <w:pStyle w:val="Pr-formataoHTML"/>
-        <w:spacing w:line="360" w:lineRule="auto"/>
-        <w:ind w:firstLine="709"/>
-        <w:jc w:val="both"/>
-        <w:rPr>
-          <w:rFonts w:ascii="Times New Roman" w:hAnsi="Times New Roman" w:cs="Times New Roman"/>
-          <w:sz w:val="24"/>
-          <w:szCs w:val="24"/>
-        </w:rPr>
-      </w:pPr>
-      <w:proofErr w:type="spellStart"/>
-      <w:r>
-        <w:rPr>
-          <w:rStyle w:val="CdigoHTML"/>
-          <w:rFonts w:ascii="Times New Roman" w:hAnsi="Times New Roman" w:cs="Times New Roman"/>
-          <w:sz w:val="24"/>
-          <w:szCs w:val="24"/>
-        </w:rPr>
-        <w:t>python</w:t>
-      </w:r>
-      <w:proofErr w:type="spellEnd"/>
-      <w:r>
-        <w:rPr>
-          <w:rStyle w:val="CdigoHTML"/>
-          <w:rFonts w:ascii="Times New Roman" w:hAnsi="Times New Roman" w:cs="Times New Roman"/>
-          <w:sz w:val="24"/>
-          <w:szCs w:val="24"/>
-        </w:rPr>
-        <w:t xml:space="preserve"> manage.py </w:t>
-      </w:r>
-      <w:proofErr w:type="spellStart"/>
-      <w:r>
-        <w:rPr>
-          <w:rStyle w:val="CdigoHTML"/>
-          <w:rFonts w:ascii="Times New Roman" w:hAnsi="Times New Roman" w:cs="Times New Roman"/>
-          <w:sz w:val="24"/>
-          <w:szCs w:val="24"/>
-        </w:rPr>
-        <w:t>shell</w:t>
-      </w:r>
-      <w:proofErr w:type="spellEnd"/>
-    </w:p>
-    <w:p>
-      <w:pPr>
-        <w:pStyle w:val="isselectedend"/>
-        <w:spacing w:line="360" w:lineRule="auto"/>
-        <w:ind w:firstLine="709"/>
-        <w:jc w:val="both"/>
-      </w:pPr>
-      <w:r>
-        <w:t xml:space="preserve">A criação dos usuários foi realizada utilizando o método </w:t>
-      </w:r>
-      <w:proofErr w:type="spellStart"/>
-      <w:r>
-        <w:rPr>
-          <w:rStyle w:val="CdigoHTML"/>
-          <w:rFonts w:ascii="Times New Roman" w:hAnsi="Times New Roman" w:cs="Times New Roman"/>
-        </w:rPr>
-        <w:t>create_user</w:t>
-      </w:r>
-      <w:proofErr w:type="spellEnd"/>
-      <w:r>
-        <w:rPr>
-          <w:rStyle w:val="CdigoHTML"/>
-          <w:rFonts w:ascii="Times New Roman" w:hAnsi="Times New Roman" w:cs="Times New Roman"/>
-        </w:rPr>
-        <w:t>()</w:t>
-      </w:r>
-      <w:r>
-        <w:t>, disponibilizado pelo modelo de autenticação do framework. Essa abordagem foi escolhida porque o Django realiza automaticamente o processamento e a criptografia das senhas utilizando algoritmos seguros, garantindo que as credenciais não sejam armazenadas em texto puro no banco de dados.</w:t>
-      </w:r>
-    </w:p>
-    <w:p>
-      <w:pPr>
-        <w:pStyle w:val="isselectedend"/>
-        <w:spacing w:line="360" w:lineRule="auto"/>
-        <w:ind w:firstLine="709"/>
-        <w:jc w:val="both"/>
-      </w:pPr>
-      <w:r>
-        <w:t>Foram cadastrados dez usuários do tipo CLIENTE, contendo informações como nome de usuário, nome, sobrenome, e-mail, telefone e CPF. Todos os usuários receberam inicialmente a senha padrão "123456", utilizada exclusivamente para fins de desenvolvimento e testes da aplicação.</w:t>
-      </w:r>
-    </w:p>
-    <w:p>
-      <w:pPr>
-        <w:pStyle w:val="isselectedend"/>
-        <w:spacing w:line="360" w:lineRule="auto"/>
-        <w:ind w:firstLine="709"/>
-        <w:jc w:val="both"/>
-      </w:pPr>
-      <w:r>
-        <w:t>O código utilizado para a geração automática dos registros foi desenvolvido em Python e executado diretamente no ambiente Django, conforme apresentado a seguir:</w:t>
-      </w:r>
-    </w:p>
-    <w:p>
-      <w:pPr>
-        <w:spacing w:after="0" w:line="240" w:lineRule="auto"/>
-        <w:rPr>
-          <w:rFonts w:ascii="Times New Roman" w:eastAsiaTheme="majorEastAsia" w:hAnsi="Times New Roman" w:cs="Times New Roman"/>
-          <w:color w:val="000000" w:themeColor="text1"/>
-          <w:sz w:val="24"/>
-        </w:rPr>
-      </w:pPr>
-      <w:r>
-        <w:rPr>
-          <w:rFonts w:ascii="Times New Roman" w:hAnsi="Times New Roman" w:cs="Times New Roman"/>
-          <w:color w:val="000000" w:themeColor="text1"/>
-          <w:sz w:val="24"/>
-        </w:rPr>
-        <w:br w:type="page"/>
-      </w:r>
-    </w:p>
-    <w:p>
-      <w:pPr>
-        <w:spacing w:after="0" w:line="240" w:lineRule="auto"/>
-        <w:rPr>
-          <w:rFonts w:ascii="Times New Roman" w:hAnsi="Times New Roman" w:cs="Times New Roman"/>
-          <w:color w:val="000000" w:themeColor="text1"/>
-          <w:sz w:val="24"/>
-        </w:rPr>
-      </w:pPr>
-      <w:r>
-        <w:rPr>
-          <w:rFonts w:ascii="Times New Roman" w:hAnsi="Times New Roman" w:cs="Times New Roman"/>
-          <w:color w:val="000000" w:themeColor="text1"/>
-          <w:sz w:val="24"/>
-        </w:rPr>
-        <w:lastRenderedPageBreak/>
-        <w:t>Evidência de Execução</w:t>
-      </w:r>
-    </w:p>
-    <w:p>
-      <w:pPr>
-        <w:spacing w:after="0" w:line="240" w:lineRule="auto"/>
+        <w:pStyle w:val="Ttulo3"/>
+        <w:rPr>
+          <w:rFonts w:ascii="Times New Roman" w:hAnsi="Times New Roman" w:cs="Times New Roman"/>
+          <w:color w:val="000000" w:themeColor="text1"/>
+          <w:szCs w:val="28"/>
+        </w:rPr>
+      </w:pPr>
+      <w:r>
+        <w:rPr>
+          <w:rFonts w:ascii="Times New Roman" w:hAnsi="Times New Roman" w:cs="Times New Roman"/>
+          <w:color w:val="000000" w:themeColor="text1"/>
+          <w:szCs w:val="28"/>
+        </w:rPr>
+        <w:t>4.5.2 – Front-end</w:t>
+      </w:r>
+    </w:p>
+    <w:p>
+      <w:pPr>
+        <w:keepNext/>
         <w:jc w:val="center"/>
-        <w:rPr>
-          <w:rFonts w:ascii="Times New Roman" w:hAnsi="Times New Roman" w:cs="Times New Roman"/>
-        </w:rPr>
-      </w:pPr>
-      <w:r>
-        <w:rPr>
-          <w:rFonts w:ascii="Times New Roman" w:hAnsi="Times New Roman" w:cs="Times New Roman"/>
+      </w:pPr>
+      <w:r>
+        <w:rPr>
           <w:noProof/>
-          <w:color w:val="000000" w:themeColor="text1"/>
-          <w:sz w:val="24"/>
         </w:rPr>
         <w:drawing>
-          <wp:inline distT="0" distB="0" distL="0" distR="0" wp14:anchorId="0B3CD7F7" wp14:editId="6D6D2EB8">
-            <wp:extent cx="5758963" cy="5900540"/>
-            <wp:effectExtent l="0" t="0" r="0" b="5080"/>
-            <wp:docPr id="3" name="Imagem 3"/>
+          <wp:inline distT="0" distB="0" distL="0" distR="0" wp14:anchorId="5B8AA284" wp14:editId="7A137D2E">
+            <wp:extent cx="3663950" cy="3342430"/>
+            <wp:effectExtent l="0" t="0" r="0" b="0"/>
+            <wp:docPr id="41" name="Imagem 41"/>
             <wp:cNvGraphicFramePr>
               <a:graphicFrameLocks xmlns:a="http://schemas.openxmlformats.org/drawingml/2006/main" noChangeAspect="1"/>
             </wp:cNvGraphicFramePr>
@@ -18027,7 +15818,7 @@
                   <pic:spPr>
                     <a:xfrm>
                       <a:off x="0" y="0"/>
-                      <a:ext cx="5882441" cy="6027054"/>
+                      <a:ext cx="3663950" cy="3342430"/>
                     </a:xfrm>
                     <a:prstGeom prst="rect">
                       <a:avLst/>
@@ -18052,7 +15843,6 @@
           <w:szCs w:val="20"/>
         </w:rPr>
       </w:pPr>
-      <w:bookmarkStart w:id="25" w:name="_Toc233205596"/>
       <w:r>
         <w:rPr>
           <w:rFonts w:ascii="Times New Roman" w:hAnsi="Times New Roman" w:cs="Times New Roman"/>
@@ -18115,18 +15905,8 @@
           <w:sz w:val="20"/>
           <w:szCs w:val="20"/>
         </w:rPr>
-        <w:t xml:space="preserve"> - Criando usuários</w:t>
-      </w:r>
-      <w:r>
-        <w:rPr>
-          <w:rFonts w:ascii="Times New Roman" w:hAnsi="Times New Roman" w:cs="Times New Roman"/>
-          <w:color w:val="000000" w:themeColor="text1"/>
-          <w:sz w:val="20"/>
-          <w:szCs w:val="20"/>
-        </w:rPr>
-        <w:t>.</w:t>
-      </w:r>
-      <w:bookmarkEnd w:id="25"/>
+        <w:t xml:space="preserve"> - Front-end em funcionamento</w:t>
+      </w:r>
     </w:p>
     <w:p>
       <w:pPr>
@@ -18156,66 +15936,52 @@
     </w:p>
     <w:p>
       <w:pPr>
-        <w:rPr>
-          <w:rFonts w:ascii="Times New Roman" w:hAnsi="Times New Roman" w:cs="Times New Roman"/>
-        </w:rPr>
-      </w:pPr>
-    </w:p>
-    <w:p>
-      <w:pPr>
         <w:spacing w:after="0" w:line="240" w:lineRule="auto"/>
-        <w:rPr>
-          <w:rFonts w:ascii="Times New Roman" w:hAnsi="Times New Roman" w:cs="Times New Roman"/>
-          <w:color w:val="000000" w:themeColor="text1"/>
-          <w:sz w:val="24"/>
-        </w:rPr>
-      </w:pPr>
-      <w:r>
-        <w:rPr>
-          <w:rFonts w:ascii="Times New Roman" w:hAnsi="Times New Roman" w:cs="Times New Roman"/>
-          <w:color w:val="000000" w:themeColor="text1"/>
-          <w:sz w:val="24"/>
-        </w:rPr>
+      </w:pPr>
+      <w:r>
         <w:br w:type="page"/>
       </w:r>
     </w:p>
     <w:p>
       <w:pPr>
-        <w:spacing w:after="0" w:line="240" w:lineRule="auto"/>
-        <w:rPr>
-          <w:rFonts w:ascii="Times New Roman" w:hAnsi="Times New Roman" w:cs="Times New Roman"/>
-          <w:color w:val="000000" w:themeColor="text1"/>
-          <w:sz w:val="24"/>
-        </w:rPr>
-      </w:pPr>
-      <w:r>
-        <w:rPr>
-          <w:rFonts w:ascii="Times New Roman" w:hAnsi="Times New Roman" w:cs="Times New Roman"/>
-          <w:color w:val="000000" w:themeColor="text1"/>
-          <w:sz w:val="24"/>
+        <w:rPr>
+          <w:rFonts w:ascii="Times New Roman" w:hAnsi="Times New Roman" w:cs="Times New Roman"/>
+          <w:sz w:val="24"/>
+          <w:szCs w:val="28"/>
+        </w:rPr>
+      </w:pPr>
+      <w:r>
+        <w:rPr>
+          <w:rFonts w:ascii="Times New Roman" w:hAnsi="Times New Roman" w:cs="Times New Roman"/>
+          <w:sz w:val="24"/>
+          <w:szCs w:val="28"/>
         </w:rPr>
         <w:lastRenderedPageBreak/>
-        <w:t>Evidência de Execução</w:t>
+        <w:t xml:space="preserve">Login de </w:t>
+      </w:r>
+      <w:r>
+        <w:rPr>
+          <w:rFonts w:ascii="Times New Roman" w:hAnsi="Times New Roman" w:cs="Times New Roman"/>
+          <w:sz w:val="24"/>
+          <w:szCs w:val="28"/>
+        </w:rPr>
+        <w:t>usuário</w:t>
       </w:r>
     </w:p>
     <w:p>
       <w:pPr>
         <w:keepNext/>
-        <w:spacing w:after="0" w:line="240" w:lineRule="auto"/>
-        <w:rPr>
-          <w:rFonts w:ascii="Times New Roman" w:hAnsi="Times New Roman" w:cs="Times New Roman"/>
-        </w:rPr>
-      </w:pPr>
-      <w:r>
-        <w:rPr>
-          <w:rFonts w:ascii="Times New Roman" w:hAnsi="Times New Roman" w:cs="Times New Roman"/>
+        <w:jc w:val="center"/>
+      </w:pPr>
+      <w:r>
+        <w:rPr>
           <w:noProof/>
         </w:rPr>
         <w:drawing>
-          <wp:inline distT="0" distB="0" distL="0" distR="0" wp14:anchorId="7055A561" wp14:editId="20B67EA4">
-            <wp:extent cx="5760085" cy="2004060"/>
-            <wp:effectExtent l="0" t="0" r="0" b="0"/>
-            <wp:docPr id="4" name="Imagem 4"/>
+          <wp:inline distT="0" distB="0" distL="0" distR="0" wp14:anchorId="4E6385E8" wp14:editId="7BB8FF90">
+            <wp:extent cx="3600000" cy="3069386"/>
+            <wp:effectExtent l="0" t="0" r="635" b="0"/>
+            <wp:docPr id="43" name="Imagem 43"/>
             <wp:cNvGraphicFramePr>
               <a:graphicFrameLocks xmlns:a="http://schemas.openxmlformats.org/drawingml/2006/main" noChangeAspect="1"/>
             </wp:cNvGraphicFramePr>
@@ -18235,6 +16001,3422 @@
                   <pic:spPr>
                     <a:xfrm>
                       <a:off x="0" y="0"/>
+                      <a:ext cx="3600000" cy="3069386"/>
+                    </a:xfrm>
+                    <a:prstGeom prst="rect">
+                      <a:avLst/>
+                    </a:prstGeom>
+                  </pic:spPr>
+                </pic:pic>
+              </a:graphicData>
+            </a:graphic>
+          </wp:inline>
+        </w:drawing>
+      </w:r>
+    </w:p>
+    <w:p>
+      <w:pPr>
+        <w:pStyle w:val="Legenda"/>
+        <w:spacing w:before="120" w:after="120"/>
+        <w:jc w:val="center"/>
+        <w:rPr>
+          <w:rFonts w:ascii="Times New Roman" w:hAnsi="Times New Roman" w:cs="Times New Roman"/>
+          <w:color w:val="000000" w:themeColor="text1"/>
+          <w:sz w:val="20"/>
+          <w:szCs w:val="20"/>
+        </w:rPr>
+      </w:pPr>
+      <w:r>
+        <w:rPr>
+          <w:rFonts w:ascii="Times New Roman" w:hAnsi="Times New Roman" w:cs="Times New Roman"/>
+          <w:color w:val="000000" w:themeColor="text1"/>
+          <w:sz w:val="20"/>
+          <w:szCs w:val="20"/>
+        </w:rPr>
+        <w:t xml:space="preserve">Figura </w:t>
+      </w:r>
+      <w:r>
+        <w:rPr>
+          <w:rFonts w:ascii="Times New Roman" w:hAnsi="Times New Roman" w:cs="Times New Roman"/>
+          <w:color w:val="000000" w:themeColor="text1"/>
+          <w:sz w:val="20"/>
+          <w:szCs w:val="20"/>
+        </w:rPr>
+        <w:fldChar w:fldCharType="begin"/>
+      </w:r>
+      <w:r>
+        <w:rPr>
+          <w:rFonts w:ascii="Times New Roman" w:hAnsi="Times New Roman" w:cs="Times New Roman"/>
+          <w:color w:val="000000" w:themeColor="text1"/>
+          <w:sz w:val="20"/>
+          <w:szCs w:val="20"/>
+        </w:rPr>
+        <w:instrText xml:space="preserve"> SEQ Figura \* ARABIC </w:instrText>
+      </w:r>
+      <w:r>
+        <w:rPr>
+          <w:rFonts w:ascii="Times New Roman" w:hAnsi="Times New Roman" w:cs="Times New Roman"/>
+          <w:color w:val="000000" w:themeColor="text1"/>
+          <w:sz w:val="20"/>
+          <w:szCs w:val="20"/>
+        </w:rPr>
+        <w:fldChar w:fldCharType="separate"/>
+      </w:r>
+      <w:r>
+        <w:rPr>
+          <w:rFonts w:ascii="Times New Roman" w:hAnsi="Times New Roman" w:cs="Times New Roman"/>
+          <w:noProof/>
+          <w:color w:val="000000" w:themeColor="text1"/>
+          <w:sz w:val="20"/>
+          <w:szCs w:val="20"/>
+        </w:rPr>
+        <w:t>9</w:t>
+      </w:r>
+      <w:r>
+        <w:rPr>
+          <w:rFonts w:ascii="Times New Roman" w:hAnsi="Times New Roman" w:cs="Times New Roman"/>
+          <w:color w:val="000000" w:themeColor="text1"/>
+          <w:sz w:val="20"/>
+          <w:szCs w:val="20"/>
+        </w:rPr>
+        <w:fldChar w:fldCharType="end"/>
+      </w:r>
+      <w:r>
+        <w:rPr>
+          <w:rFonts w:ascii="Times New Roman" w:hAnsi="Times New Roman" w:cs="Times New Roman"/>
+          <w:color w:val="000000" w:themeColor="text1"/>
+          <w:sz w:val="20"/>
+          <w:szCs w:val="20"/>
+        </w:rPr>
+        <w:t xml:space="preserve"> - Tela de login no front</w:t>
+      </w:r>
+    </w:p>
+    <w:p>
+      <w:pPr>
+        <w:pStyle w:val="Legenda"/>
+        <w:spacing w:before="120" w:after="120"/>
+        <w:jc w:val="center"/>
+        <w:rPr>
+          <w:rFonts w:ascii="Times New Roman" w:hAnsi="Times New Roman" w:cs="Times New Roman"/>
+          <w:i w:val="0"/>
+          <w:iCs w:val="0"/>
+          <w:color w:val="000000" w:themeColor="text1"/>
+          <w:sz w:val="20"/>
+          <w:szCs w:val="20"/>
+        </w:rPr>
+      </w:pPr>
+      <w:r>
+        <w:rPr>
+          <w:rFonts w:ascii="Times New Roman" w:hAnsi="Times New Roman" w:cs="Times New Roman"/>
+          <w:i w:val="0"/>
+          <w:iCs w:val="0"/>
+          <w:color w:val="000000" w:themeColor="text1"/>
+          <w:sz w:val="20"/>
+          <w:szCs w:val="20"/>
+        </w:rPr>
+        <w:t>Fonte: Elaborado pelo autor (2026).</w:t>
+      </w:r>
+    </w:p>
+    <w:p/>
+    <w:p>
+      <w:pPr>
+        <w:keepNext/>
+        <w:jc w:val="center"/>
+      </w:pPr>
+      <w:r>
+        <w:rPr>
+          <w:noProof/>
+        </w:rPr>
+        <w:drawing>
+          <wp:inline distT="0" distB="0" distL="0" distR="0" wp14:anchorId="656A93EC" wp14:editId="44FE4B39">
+            <wp:extent cx="3600000" cy="3900037"/>
+            <wp:effectExtent l="0" t="0" r="635" b="5715"/>
+            <wp:docPr id="42" name="Imagem 42"/>
+            <wp:cNvGraphicFramePr>
+              <a:graphicFrameLocks xmlns:a="http://schemas.openxmlformats.org/drawingml/2006/main" noChangeAspect="1"/>
+            </wp:cNvGraphicFramePr>
+            <a:graphic xmlns:a="http://schemas.openxmlformats.org/drawingml/2006/main">
+              <a:graphicData uri="http://schemas.openxmlformats.org/drawingml/2006/picture">
+                <pic:pic xmlns:pic="http://schemas.openxmlformats.org/drawingml/2006/picture">
+                  <pic:nvPicPr>
+                    <pic:cNvPr id="1" name=""/>
+                    <pic:cNvPicPr/>
+                  </pic:nvPicPr>
+                  <pic:blipFill>
+                    <a:blip r:embed="rId18"/>
+                    <a:stretch>
+                      <a:fillRect/>
+                    </a:stretch>
+                  </pic:blipFill>
+                  <pic:spPr>
+                    <a:xfrm>
+                      <a:off x="0" y="0"/>
+                      <a:ext cx="3600000" cy="3900037"/>
+                    </a:xfrm>
+                    <a:prstGeom prst="rect">
+                      <a:avLst/>
+                    </a:prstGeom>
+                  </pic:spPr>
+                </pic:pic>
+              </a:graphicData>
+            </a:graphic>
+          </wp:inline>
+        </w:drawing>
+      </w:r>
+    </w:p>
+    <w:p>
+      <w:pPr>
+        <w:pStyle w:val="Legenda"/>
+        <w:spacing w:before="120" w:after="120"/>
+        <w:jc w:val="center"/>
+        <w:rPr>
+          <w:rFonts w:ascii="Times New Roman" w:hAnsi="Times New Roman" w:cs="Times New Roman"/>
+          <w:color w:val="000000" w:themeColor="text1"/>
+          <w:sz w:val="20"/>
+          <w:szCs w:val="20"/>
+        </w:rPr>
+      </w:pPr>
+      <w:r>
+        <w:rPr>
+          <w:rFonts w:ascii="Times New Roman" w:hAnsi="Times New Roman" w:cs="Times New Roman"/>
+          <w:color w:val="000000" w:themeColor="text1"/>
+          <w:sz w:val="20"/>
+          <w:szCs w:val="20"/>
+        </w:rPr>
+        <w:t xml:space="preserve">Figura </w:t>
+      </w:r>
+      <w:r>
+        <w:rPr>
+          <w:rFonts w:ascii="Times New Roman" w:hAnsi="Times New Roman" w:cs="Times New Roman"/>
+          <w:color w:val="000000" w:themeColor="text1"/>
+          <w:sz w:val="20"/>
+          <w:szCs w:val="20"/>
+        </w:rPr>
+        <w:fldChar w:fldCharType="begin"/>
+      </w:r>
+      <w:r>
+        <w:rPr>
+          <w:rFonts w:ascii="Times New Roman" w:hAnsi="Times New Roman" w:cs="Times New Roman"/>
+          <w:color w:val="000000" w:themeColor="text1"/>
+          <w:sz w:val="20"/>
+          <w:szCs w:val="20"/>
+        </w:rPr>
+        <w:instrText xml:space="preserve"> SEQ Figura \* ARABIC </w:instrText>
+      </w:r>
+      <w:r>
+        <w:rPr>
+          <w:rFonts w:ascii="Times New Roman" w:hAnsi="Times New Roman" w:cs="Times New Roman"/>
+          <w:color w:val="000000" w:themeColor="text1"/>
+          <w:sz w:val="20"/>
+          <w:szCs w:val="20"/>
+        </w:rPr>
+        <w:fldChar w:fldCharType="separate"/>
+      </w:r>
+      <w:r>
+        <w:rPr>
+          <w:rFonts w:ascii="Times New Roman" w:hAnsi="Times New Roman" w:cs="Times New Roman"/>
+          <w:noProof/>
+          <w:color w:val="000000" w:themeColor="text1"/>
+          <w:sz w:val="20"/>
+          <w:szCs w:val="20"/>
+        </w:rPr>
+        <w:t>10</w:t>
+      </w:r>
+      <w:r>
+        <w:rPr>
+          <w:rFonts w:ascii="Times New Roman" w:hAnsi="Times New Roman" w:cs="Times New Roman"/>
+          <w:color w:val="000000" w:themeColor="text1"/>
+          <w:sz w:val="20"/>
+          <w:szCs w:val="20"/>
+        </w:rPr>
+        <w:fldChar w:fldCharType="end"/>
+      </w:r>
+      <w:r>
+        <w:rPr>
+          <w:rFonts w:ascii="Times New Roman" w:hAnsi="Times New Roman" w:cs="Times New Roman"/>
+          <w:color w:val="000000" w:themeColor="text1"/>
+          <w:sz w:val="20"/>
+          <w:szCs w:val="20"/>
+        </w:rPr>
+        <w:t xml:space="preserve"> - Front-end em funcionamento no browser com usuário</w:t>
+      </w:r>
+      <w:r>
+        <w:rPr>
+          <w:rFonts w:ascii="Times New Roman" w:hAnsi="Times New Roman" w:cs="Times New Roman"/>
+          <w:color w:val="000000" w:themeColor="text1"/>
+          <w:sz w:val="20"/>
+          <w:szCs w:val="20"/>
+        </w:rPr>
+        <w:t xml:space="preserve"> </w:t>
+      </w:r>
+      <w:r>
+        <w:rPr>
+          <w:rFonts w:ascii="Times New Roman" w:hAnsi="Times New Roman" w:cs="Times New Roman"/>
+          <w:b/>
+          <w:bCs/>
+          <w:color w:val="000000" w:themeColor="text1"/>
+          <w:sz w:val="20"/>
+          <w:szCs w:val="20"/>
+        </w:rPr>
+        <w:t>comum</w:t>
+      </w:r>
+      <w:r>
+        <w:rPr>
+          <w:rFonts w:ascii="Times New Roman" w:hAnsi="Times New Roman" w:cs="Times New Roman"/>
+          <w:color w:val="000000" w:themeColor="text1"/>
+          <w:sz w:val="20"/>
+          <w:szCs w:val="20"/>
+        </w:rPr>
+        <w:t xml:space="preserve"> logado</w:t>
+      </w:r>
+    </w:p>
+    <w:p>
+      <w:pPr>
+        <w:pStyle w:val="Legenda"/>
+        <w:spacing w:before="120" w:after="120"/>
+        <w:jc w:val="center"/>
+        <w:rPr>
+          <w:rFonts w:ascii="Times New Roman" w:hAnsi="Times New Roman" w:cs="Times New Roman"/>
+          <w:i w:val="0"/>
+          <w:iCs w:val="0"/>
+          <w:color w:val="000000" w:themeColor="text1"/>
+          <w:sz w:val="20"/>
+          <w:szCs w:val="20"/>
+        </w:rPr>
+      </w:pPr>
+      <w:r>
+        <w:rPr>
+          <w:rFonts w:ascii="Times New Roman" w:hAnsi="Times New Roman" w:cs="Times New Roman"/>
+          <w:i w:val="0"/>
+          <w:iCs w:val="0"/>
+          <w:color w:val="000000" w:themeColor="text1"/>
+          <w:sz w:val="20"/>
+          <w:szCs w:val="20"/>
+        </w:rPr>
+        <w:t>Fonte: Elaborado pelo autor (2026).</w:t>
+      </w:r>
+    </w:p>
+    <w:p>
+      <w:pPr>
+        <w:keepNext/>
+        <w:spacing w:after="0" w:line="240" w:lineRule="auto"/>
+        <w:jc w:val="center"/>
+      </w:pPr>
+      <w:r>
+        <w:br w:type="page"/>
+      </w:r>
+      <w:r>
+        <w:rPr>
+          <w:noProof/>
+        </w:rPr>
+        <w:lastRenderedPageBreak/>
+        <w:drawing>
+          <wp:inline distT="0" distB="0" distL="0" distR="0" wp14:anchorId="42C4DB9D" wp14:editId="41168F36">
+            <wp:extent cx="3387941" cy="3670300"/>
+            <wp:effectExtent l="0" t="0" r="3175" b="6350"/>
+            <wp:docPr id="44" name="Imagem 44"/>
+            <wp:cNvGraphicFramePr>
+              <a:graphicFrameLocks xmlns:a="http://schemas.openxmlformats.org/drawingml/2006/main" noChangeAspect="1"/>
+            </wp:cNvGraphicFramePr>
+            <a:graphic xmlns:a="http://schemas.openxmlformats.org/drawingml/2006/main">
+              <a:graphicData uri="http://schemas.openxmlformats.org/drawingml/2006/picture">
+                <pic:pic xmlns:pic="http://schemas.openxmlformats.org/drawingml/2006/picture">
+                  <pic:nvPicPr>
+                    <pic:cNvPr id="1" name=""/>
+                    <pic:cNvPicPr/>
+                  </pic:nvPicPr>
+                  <pic:blipFill>
+                    <a:blip r:embed="rId19"/>
+                    <a:stretch>
+                      <a:fillRect/>
+                    </a:stretch>
+                  </pic:blipFill>
+                  <pic:spPr>
+                    <a:xfrm>
+                      <a:off x="0" y="0"/>
+                      <a:ext cx="3400516" cy="3683923"/>
+                    </a:xfrm>
+                    <a:prstGeom prst="rect">
+                      <a:avLst/>
+                    </a:prstGeom>
+                  </pic:spPr>
+                </pic:pic>
+              </a:graphicData>
+            </a:graphic>
+          </wp:inline>
+        </w:drawing>
+      </w:r>
+    </w:p>
+    <w:p>
+      <w:pPr>
+        <w:pStyle w:val="Legenda"/>
+        <w:spacing w:before="120" w:after="120"/>
+        <w:jc w:val="center"/>
+        <w:rPr>
+          <w:rFonts w:ascii="Times New Roman" w:hAnsi="Times New Roman" w:cs="Times New Roman"/>
+          <w:color w:val="000000" w:themeColor="text1"/>
+          <w:sz w:val="20"/>
+          <w:szCs w:val="20"/>
+        </w:rPr>
+      </w:pPr>
+      <w:r>
+        <w:rPr>
+          <w:rFonts w:ascii="Times New Roman" w:hAnsi="Times New Roman" w:cs="Times New Roman"/>
+          <w:color w:val="000000" w:themeColor="text1"/>
+          <w:sz w:val="20"/>
+          <w:szCs w:val="20"/>
+        </w:rPr>
+        <w:t xml:space="preserve">Figura </w:t>
+      </w:r>
+      <w:r>
+        <w:rPr>
+          <w:rFonts w:ascii="Times New Roman" w:hAnsi="Times New Roman" w:cs="Times New Roman"/>
+          <w:color w:val="000000" w:themeColor="text1"/>
+          <w:sz w:val="20"/>
+          <w:szCs w:val="20"/>
+        </w:rPr>
+        <w:fldChar w:fldCharType="begin"/>
+      </w:r>
+      <w:r>
+        <w:rPr>
+          <w:rFonts w:ascii="Times New Roman" w:hAnsi="Times New Roman" w:cs="Times New Roman"/>
+          <w:color w:val="000000" w:themeColor="text1"/>
+          <w:sz w:val="20"/>
+          <w:szCs w:val="20"/>
+        </w:rPr>
+        <w:instrText xml:space="preserve"> SEQ Figura \* ARABIC </w:instrText>
+      </w:r>
+      <w:r>
+        <w:rPr>
+          <w:rFonts w:ascii="Times New Roman" w:hAnsi="Times New Roman" w:cs="Times New Roman"/>
+          <w:color w:val="000000" w:themeColor="text1"/>
+          <w:sz w:val="20"/>
+          <w:szCs w:val="20"/>
+        </w:rPr>
+        <w:fldChar w:fldCharType="separate"/>
+      </w:r>
+      <w:r>
+        <w:rPr>
+          <w:rFonts w:ascii="Times New Roman" w:hAnsi="Times New Roman" w:cs="Times New Roman"/>
+          <w:noProof/>
+          <w:color w:val="000000" w:themeColor="text1"/>
+          <w:sz w:val="20"/>
+          <w:szCs w:val="20"/>
+        </w:rPr>
+        <w:t>11</w:t>
+      </w:r>
+      <w:r>
+        <w:rPr>
+          <w:rFonts w:ascii="Times New Roman" w:hAnsi="Times New Roman" w:cs="Times New Roman"/>
+          <w:color w:val="000000" w:themeColor="text1"/>
+          <w:sz w:val="20"/>
+          <w:szCs w:val="20"/>
+        </w:rPr>
+        <w:fldChar w:fldCharType="end"/>
+      </w:r>
+      <w:r>
+        <w:rPr>
+          <w:rFonts w:ascii="Times New Roman" w:hAnsi="Times New Roman" w:cs="Times New Roman"/>
+          <w:color w:val="000000" w:themeColor="text1"/>
+          <w:sz w:val="20"/>
+          <w:szCs w:val="20"/>
+        </w:rPr>
+        <w:t xml:space="preserve"> - Página de produtos</w:t>
+      </w:r>
+    </w:p>
+    <w:p>
+      <w:pPr>
+        <w:pStyle w:val="Legenda"/>
+        <w:spacing w:before="120" w:after="120"/>
+        <w:jc w:val="center"/>
+        <w:rPr>
+          <w:rFonts w:ascii="Times New Roman" w:hAnsi="Times New Roman" w:cs="Times New Roman"/>
+          <w:i w:val="0"/>
+          <w:iCs w:val="0"/>
+          <w:color w:val="000000" w:themeColor="text1"/>
+          <w:sz w:val="20"/>
+          <w:szCs w:val="20"/>
+        </w:rPr>
+      </w:pPr>
+      <w:r>
+        <w:rPr>
+          <w:rFonts w:ascii="Times New Roman" w:hAnsi="Times New Roman" w:cs="Times New Roman"/>
+          <w:i w:val="0"/>
+          <w:iCs w:val="0"/>
+          <w:color w:val="000000" w:themeColor="text1"/>
+          <w:sz w:val="20"/>
+          <w:szCs w:val="20"/>
+        </w:rPr>
+        <w:t>Fonte: Elaborado pelo autor (2026).</w:t>
+      </w:r>
+    </w:p>
+    <w:p/>
+    <w:p>
+      <w:pPr>
+        <w:keepNext/>
+        <w:jc w:val="center"/>
+      </w:pPr>
+      <w:r>
+        <w:rPr>
+          <w:noProof/>
+        </w:rPr>
+        <w:drawing>
+          <wp:inline distT="0" distB="0" distL="0" distR="0" wp14:anchorId="1F436346" wp14:editId="532DDE5D">
+            <wp:extent cx="3359150" cy="3639109"/>
+            <wp:effectExtent l="0" t="0" r="0" b="0"/>
+            <wp:docPr id="45" name="Imagem 45"/>
+            <wp:cNvGraphicFramePr>
+              <a:graphicFrameLocks xmlns:a="http://schemas.openxmlformats.org/drawingml/2006/main" noChangeAspect="1"/>
+            </wp:cNvGraphicFramePr>
+            <a:graphic xmlns:a="http://schemas.openxmlformats.org/drawingml/2006/main">
+              <a:graphicData uri="http://schemas.openxmlformats.org/drawingml/2006/picture">
+                <pic:pic xmlns:pic="http://schemas.openxmlformats.org/drawingml/2006/picture">
+                  <pic:nvPicPr>
+                    <pic:cNvPr id="1" name=""/>
+                    <pic:cNvPicPr/>
+                  </pic:nvPicPr>
+                  <pic:blipFill>
+                    <a:blip r:embed="rId20"/>
+                    <a:stretch>
+                      <a:fillRect/>
+                    </a:stretch>
+                  </pic:blipFill>
+                  <pic:spPr>
+                    <a:xfrm>
+                      <a:off x="0" y="0"/>
+                      <a:ext cx="3370453" cy="3651354"/>
+                    </a:xfrm>
+                    <a:prstGeom prst="rect">
+                      <a:avLst/>
+                    </a:prstGeom>
+                  </pic:spPr>
+                </pic:pic>
+              </a:graphicData>
+            </a:graphic>
+          </wp:inline>
+        </w:drawing>
+      </w:r>
+    </w:p>
+    <w:p>
+      <w:pPr>
+        <w:pStyle w:val="Legenda"/>
+        <w:spacing w:before="120" w:after="120"/>
+        <w:jc w:val="center"/>
+        <w:rPr>
+          <w:rFonts w:ascii="Times New Roman" w:hAnsi="Times New Roman" w:cs="Times New Roman"/>
+          <w:color w:val="000000" w:themeColor="text1"/>
+          <w:sz w:val="20"/>
+          <w:szCs w:val="20"/>
+        </w:rPr>
+      </w:pPr>
+      <w:r>
+        <w:rPr>
+          <w:rFonts w:ascii="Times New Roman" w:hAnsi="Times New Roman" w:cs="Times New Roman"/>
+          <w:color w:val="000000" w:themeColor="text1"/>
+          <w:sz w:val="20"/>
+          <w:szCs w:val="20"/>
+        </w:rPr>
+        <w:t xml:space="preserve">Figura </w:t>
+      </w:r>
+      <w:r>
+        <w:rPr>
+          <w:rFonts w:ascii="Times New Roman" w:hAnsi="Times New Roman" w:cs="Times New Roman"/>
+          <w:color w:val="000000" w:themeColor="text1"/>
+          <w:sz w:val="20"/>
+          <w:szCs w:val="20"/>
+        </w:rPr>
+        <w:fldChar w:fldCharType="begin"/>
+      </w:r>
+      <w:r>
+        <w:rPr>
+          <w:rFonts w:ascii="Times New Roman" w:hAnsi="Times New Roman" w:cs="Times New Roman"/>
+          <w:color w:val="000000" w:themeColor="text1"/>
+          <w:sz w:val="20"/>
+          <w:szCs w:val="20"/>
+        </w:rPr>
+        <w:instrText xml:space="preserve"> SEQ Figura \* ARABIC </w:instrText>
+      </w:r>
+      <w:r>
+        <w:rPr>
+          <w:rFonts w:ascii="Times New Roman" w:hAnsi="Times New Roman" w:cs="Times New Roman"/>
+          <w:color w:val="000000" w:themeColor="text1"/>
+          <w:sz w:val="20"/>
+          <w:szCs w:val="20"/>
+        </w:rPr>
+        <w:fldChar w:fldCharType="separate"/>
+      </w:r>
+      <w:r>
+        <w:rPr>
+          <w:rFonts w:ascii="Times New Roman" w:hAnsi="Times New Roman" w:cs="Times New Roman"/>
+          <w:noProof/>
+          <w:color w:val="000000" w:themeColor="text1"/>
+          <w:sz w:val="20"/>
+          <w:szCs w:val="20"/>
+        </w:rPr>
+        <w:t>12</w:t>
+      </w:r>
+      <w:r>
+        <w:rPr>
+          <w:rFonts w:ascii="Times New Roman" w:hAnsi="Times New Roman" w:cs="Times New Roman"/>
+          <w:color w:val="000000" w:themeColor="text1"/>
+          <w:sz w:val="20"/>
+          <w:szCs w:val="20"/>
+        </w:rPr>
+        <w:fldChar w:fldCharType="end"/>
+      </w:r>
+      <w:r>
+        <w:rPr>
+          <w:rFonts w:ascii="Times New Roman" w:hAnsi="Times New Roman" w:cs="Times New Roman"/>
+          <w:color w:val="000000" w:themeColor="text1"/>
+          <w:sz w:val="20"/>
+          <w:szCs w:val="20"/>
+        </w:rPr>
+        <w:t xml:space="preserve"> - Página de pedidos</w:t>
+      </w:r>
+    </w:p>
+    <w:p>
+      <w:pPr>
+        <w:pStyle w:val="Legenda"/>
+        <w:spacing w:before="120" w:after="120"/>
+        <w:jc w:val="center"/>
+        <w:rPr>
+          <w:rFonts w:ascii="Times New Roman" w:hAnsi="Times New Roman" w:cs="Times New Roman"/>
+          <w:i w:val="0"/>
+          <w:iCs w:val="0"/>
+          <w:color w:val="000000" w:themeColor="text1"/>
+          <w:sz w:val="20"/>
+          <w:szCs w:val="20"/>
+        </w:rPr>
+      </w:pPr>
+      <w:r>
+        <w:rPr>
+          <w:rFonts w:ascii="Times New Roman" w:hAnsi="Times New Roman" w:cs="Times New Roman"/>
+          <w:i w:val="0"/>
+          <w:iCs w:val="0"/>
+          <w:color w:val="000000" w:themeColor="text1"/>
+          <w:sz w:val="20"/>
+          <w:szCs w:val="20"/>
+        </w:rPr>
+        <w:t>Fonte: Elaborado pelo autor (2026).</w:t>
+      </w:r>
+    </w:p>
+    <w:p>
+      <w:pPr>
+        <w:keepNext/>
+        <w:jc w:val="center"/>
+      </w:pPr>
+      <w:r>
+        <w:rPr>
+          <w:noProof/>
+        </w:rPr>
+        <w:lastRenderedPageBreak/>
+        <w:drawing>
+          <wp:inline distT="0" distB="0" distL="0" distR="0" wp14:anchorId="1395881B" wp14:editId="5557BB9E">
+            <wp:extent cx="3352771" cy="3632200"/>
+            <wp:effectExtent l="0" t="0" r="635" b="6350"/>
+            <wp:docPr id="46" name="Imagem 46"/>
+            <wp:cNvGraphicFramePr>
+              <a:graphicFrameLocks xmlns:a="http://schemas.openxmlformats.org/drawingml/2006/main" noChangeAspect="1"/>
+            </wp:cNvGraphicFramePr>
+            <a:graphic xmlns:a="http://schemas.openxmlformats.org/drawingml/2006/main">
+              <a:graphicData uri="http://schemas.openxmlformats.org/drawingml/2006/picture">
+                <pic:pic xmlns:pic="http://schemas.openxmlformats.org/drawingml/2006/picture">
+                  <pic:nvPicPr>
+                    <pic:cNvPr id="1" name=""/>
+                    <pic:cNvPicPr/>
+                  </pic:nvPicPr>
+                  <pic:blipFill>
+                    <a:blip r:embed="rId21"/>
+                    <a:stretch>
+                      <a:fillRect/>
+                    </a:stretch>
+                  </pic:blipFill>
+                  <pic:spPr>
+                    <a:xfrm>
+                      <a:off x="0" y="0"/>
+                      <a:ext cx="3371857" cy="3652877"/>
+                    </a:xfrm>
+                    <a:prstGeom prst="rect">
+                      <a:avLst/>
+                    </a:prstGeom>
+                  </pic:spPr>
+                </pic:pic>
+              </a:graphicData>
+            </a:graphic>
+          </wp:inline>
+        </w:drawing>
+      </w:r>
+    </w:p>
+    <w:p>
+      <w:pPr>
+        <w:pStyle w:val="Legenda"/>
+        <w:spacing w:before="120" w:after="120"/>
+        <w:jc w:val="center"/>
+        <w:rPr>
+          <w:rFonts w:ascii="Times New Roman" w:hAnsi="Times New Roman" w:cs="Times New Roman"/>
+          <w:color w:val="000000" w:themeColor="text1"/>
+          <w:sz w:val="20"/>
+          <w:szCs w:val="20"/>
+        </w:rPr>
+      </w:pPr>
+      <w:r>
+        <w:rPr>
+          <w:rFonts w:ascii="Times New Roman" w:hAnsi="Times New Roman" w:cs="Times New Roman"/>
+          <w:color w:val="000000" w:themeColor="text1"/>
+          <w:sz w:val="20"/>
+          <w:szCs w:val="20"/>
+        </w:rPr>
+        <w:t xml:space="preserve">Figura </w:t>
+      </w:r>
+      <w:r>
+        <w:rPr>
+          <w:rFonts w:ascii="Times New Roman" w:hAnsi="Times New Roman" w:cs="Times New Roman"/>
+          <w:color w:val="000000" w:themeColor="text1"/>
+          <w:sz w:val="20"/>
+          <w:szCs w:val="20"/>
+        </w:rPr>
+        <w:fldChar w:fldCharType="begin"/>
+      </w:r>
+      <w:r>
+        <w:rPr>
+          <w:rFonts w:ascii="Times New Roman" w:hAnsi="Times New Roman" w:cs="Times New Roman"/>
+          <w:color w:val="000000" w:themeColor="text1"/>
+          <w:sz w:val="20"/>
+          <w:szCs w:val="20"/>
+        </w:rPr>
+        <w:instrText xml:space="preserve"> SEQ Figura \* ARABIC </w:instrText>
+      </w:r>
+      <w:r>
+        <w:rPr>
+          <w:rFonts w:ascii="Times New Roman" w:hAnsi="Times New Roman" w:cs="Times New Roman"/>
+          <w:color w:val="000000" w:themeColor="text1"/>
+          <w:sz w:val="20"/>
+          <w:szCs w:val="20"/>
+        </w:rPr>
+        <w:fldChar w:fldCharType="separate"/>
+      </w:r>
+      <w:r>
+        <w:rPr>
+          <w:rFonts w:ascii="Times New Roman" w:hAnsi="Times New Roman" w:cs="Times New Roman"/>
+          <w:noProof/>
+          <w:color w:val="000000" w:themeColor="text1"/>
+          <w:sz w:val="20"/>
+          <w:szCs w:val="20"/>
+        </w:rPr>
+        <w:t>13</w:t>
+      </w:r>
+      <w:r>
+        <w:rPr>
+          <w:rFonts w:ascii="Times New Roman" w:hAnsi="Times New Roman" w:cs="Times New Roman"/>
+          <w:color w:val="000000" w:themeColor="text1"/>
+          <w:sz w:val="20"/>
+          <w:szCs w:val="20"/>
+        </w:rPr>
+        <w:fldChar w:fldCharType="end"/>
+      </w:r>
+      <w:r>
+        <w:rPr>
+          <w:rFonts w:ascii="Times New Roman" w:hAnsi="Times New Roman" w:cs="Times New Roman"/>
+          <w:color w:val="000000" w:themeColor="text1"/>
+          <w:sz w:val="20"/>
+          <w:szCs w:val="20"/>
+        </w:rPr>
+        <w:t xml:space="preserve"> - Página de históricos de pedidos</w:t>
+      </w:r>
+    </w:p>
+    <w:p>
+      <w:pPr>
+        <w:pStyle w:val="Legenda"/>
+        <w:spacing w:before="120" w:after="120"/>
+        <w:jc w:val="center"/>
+        <w:rPr>
+          <w:rFonts w:ascii="Times New Roman" w:hAnsi="Times New Roman" w:cs="Times New Roman"/>
+          <w:i w:val="0"/>
+          <w:iCs w:val="0"/>
+          <w:color w:val="000000" w:themeColor="text1"/>
+          <w:sz w:val="20"/>
+          <w:szCs w:val="20"/>
+        </w:rPr>
+      </w:pPr>
+      <w:r>
+        <w:rPr>
+          <w:rFonts w:ascii="Times New Roman" w:hAnsi="Times New Roman" w:cs="Times New Roman"/>
+          <w:i w:val="0"/>
+          <w:iCs w:val="0"/>
+          <w:color w:val="000000" w:themeColor="text1"/>
+          <w:sz w:val="20"/>
+          <w:szCs w:val="20"/>
+        </w:rPr>
+        <w:t>Fonte: Elaborado pelo autor (2026).</w:t>
+      </w:r>
+    </w:p>
+    <w:p/>
+    <w:p>
+      <w:pPr>
+        <w:keepNext/>
+        <w:jc w:val="center"/>
+      </w:pPr>
+      <w:r>
+        <w:rPr>
+          <w:noProof/>
+        </w:rPr>
+        <w:drawing>
+          <wp:inline distT="0" distB="0" distL="0" distR="0" wp14:anchorId="48C772D5" wp14:editId="3D09EB95">
+            <wp:extent cx="3348000" cy="3627027"/>
+            <wp:effectExtent l="0" t="0" r="5080" b="0"/>
+            <wp:docPr id="47" name="Imagem 47"/>
+            <wp:cNvGraphicFramePr>
+              <a:graphicFrameLocks xmlns:a="http://schemas.openxmlformats.org/drawingml/2006/main" noChangeAspect="1"/>
+            </wp:cNvGraphicFramePr>
+            <a:graphic xmlns:a="http://schemas.openxmlformats.org/drawingml/2006/main">
+              <a:graphicData uri="http://schemas.openxmlformats.org/drawingml/2006/picture">
+                <pic:pic xmlns:pic="http://schemas.openxmlformats.org/drawingml/2006/picture">
+                  <pic:nvPicPr>
+                    <pic:cNvPr id="1" name=""/>
+                    <pic:cNvPicPr/>
+                  </pic:nvPicPr>
+                  <pic:blipFill>
+                    <a:blip r:embed="rId22"/>
+                    <a:stretch>
+                      <a:fillRect/>
+                    </a:stretch>
+                  </pic:blipFill>
+                  <pic:spPr>
+                    <a:xfrm>
+                      <a:off x="0" y="0"/>
+                      <a:ext cx="3348000" cy="3627027"/>
+                    </a:xfrm>
+                    <a:prstGeom prst="rect">
+                      <a:avLst/>
+                    </a:prstGeom>
+                  </pic:spPr>
+                </pic:pic>
+              </a:graphicData>
+            </a:graphic>
+          </wp:inline>
+        </w:drawing>
+      </w:r>
+    </w:p>
+    <w:p>
+      <w:pPr>
+        <w:pStyle w:val="Legenda"/>
+        <w:spacing w:before="120" w:after="120"/>
+        <w:jc w:val="center"/>
+        <w:rPr>
+          <w:rFonts w:ascii="Times New Roman" w:hAnsi="Times New Roman" w:cs="Times New Roman"/>
+          <w:color w:val="000000" w:themeColor="text1"/>
+          <w:sz w:val="20"/>
+          <w:szCs w:val="20"/>
+        </w:rPr>
+      </w:pPr>
+      <w:r>
+        <w:rPr>
+          <w:rFonts w:ascii="Times New Roman" w:hAnsi="Times New Roman" w:cs="Times New Roman"/>
+          <w:color w:val="000000" w:themeColor="text1"/>
+          <w:sz w:val="20"/>
+          <w:szCs w:val="20"/>
+        </w:rPr>
+        <w:t xml:space="preserve">Figura </w:t>
+      </w:r>
+      <w:r>
+        <w:rPr>
+          <w:rFonts w:ascii="Times New Roman" w:hAnsi="Times New Roman" w:cs="Times New Roman"/>
+          <w:color w:val="000000" w:themeColor="text1"/>
+          <w:sz w:val="20"/>
+          <w:szCs w:val="20"/>
+        </w:rPr>
+        <w:fldChar w:fldCharType="begin"/>
+      </w:r>
+      <w:r>
+        <w:rPr>
+          <w:rFonts w:ascii="Times New Roman" w:hAnsi="Times New Roman" w:cs="Times New Roman"/>
+          <w:color w:val="000000" w:themeColor="text1"/>
+          <w:sz w:val="20"/>
+          <w:szCs w:val="20"/>
+        </w:rPr>
+        <w:instrText xml:space="preserve"> SEQ Figura \* ARABIC </w:instrText>
+      </w:r>
+      <w:r>
+        <w:rPr>
+          <w:rFonts w:ascii="Times New Roman" w:hAnsi="Times New Roman" w:cs="Times New Roman"/>
+          <w:color w:val="000000" w:themeColor="text1"/>
+          <w:sz w:val="20"/>
+          <w:szCs w:val="20"/>
+        </w:rPr>
+        <w:fldChar w:fldCharType="separate"/>
+      </w:r>
+      <w:r>
+        <w:rPr>
+          <w:rFonts w:ascii="Times New Roman" w:hAnsi="Times New Roman" w:cs="Times New Roman"/>
+          <w:noProof/>
+          <w:color w:val="000000" w:themeColor="text1"/>
+          <w:sz w:val="20"/>
+          <w:szCs w:val="20"/>
+        </w:rPr>
+        <w:t>14</w:t>
+      </w:r>
+      <w:r>
+        <w:rPr>
+          <w:rFonts w:ascii="Times New Roman" w:hAnsi="Times New Roman" w:cs="Times New Roman"/>
+          <w:color w:val="000000" w:themeColor="text1"/>
+          <w:sz w:val="20"/>
+          <w:szCs w:val="20"/>
+        </w:rPr>
+        <w:fldChar w:fldCharType="end"/>
+      </w:r>
+      <w:r>
+        <w:rPr>
+          <w:rFonts w:ascii="Times New Roman" w:hAnsi="Times New Roman" w:cs="Times New Roman"/>
+          <w:color w:val="000000" w:themeColor="text1"/>
+          <w:sz w:val="20"/>
+          <w:szCs w:val="20"/>
+        </w:rPr>
+        <w:t xml:space="preserve"> - Página do clube de fidelidade</w:t>
+      </w:r>
+    </w:p>
+    <w:p>
+      <w:pPr>
+        <w:pStyle w:val="Legenda"/>
+        <w:spacing w:before="120" w:after="120"/>
+        <w:jc w:val="center"/>
+        <w:rPr>
+          <w:rFonts w:ascii="Times New Roman" w:hAnsi="Times New Roman" w:cs="Times New Roman"/>
+          <w:i w:val="0"/>
+          <w:iCs w:val="0"/>
+          <w:color w:val="000000" w:themeColor="text1"/>
+          <w:sz w:val="20"/>
+          <w:szCs w:val="20"/>
+        </w:rPr>
+      </w:pPr>
+      <w:r>
+        <w:rPr>
+          <w:rFonts w:ascii="Times New Roman" w:hAnsi="Times New Roman" w:cs="Times New Roman"/>
+          <w:i w:val="0"/>
+          <w:iCs w:val="0"/>
+          <w:color w:val="000000" w:themeColor="text1"/>
+          <w:sz w:val="20"/>
+          <w:szCs w:val="20"/>
+        </w:rPr>
+        <w:t>Fonte: Elaborado pelo autor (2026).</w:t>
+      </w:r>
+    </w:p>
+    <w:p>
+      <w:pPr>
+        <w:rPr>
+          <w:rFonts w:ascii="Times New Roman" w:hAnsi="Times New Roman" w:cs="Times New Roman"/>
+          <w:sz w:val="24"/>
+          <w:szCs w:val="28"/>
+        </w:rPr>
+      </w:pPr>
+      <w:r>
+        <w:rPr>
+          <w:rFonts w:ascii="Times New Roman" w:hAnsi="Times New Roman" w:cs="Times New Roman"/>
+          <w:sz w:val="24"/>
+          <w:szCs w:val="28"/>
+        </w:rPr>
+        <w:lastRenderedPageBreak/>
+        <w:t>Login de administrador</w:t>
+      </w:r>
+    </w:p>
+    <w:p>
+      <w:pPr>
+        <w:keepNext/>
+        <w:jc w:val="center"/>
+      </w:pPr>
+      <w:r>
+        <w:rPr>
+          <w:noProof/>
+        </w:rPr>
+        <w:drawing>
+          <wp:inline distT="0" distB="0" distL="0" distR="0" wp14:anchorId="139AFB13" wp14:editId="249DA862">
+            <wp:extent cx="3348000" cy="3627033"/>
+            <wp:effectExtent l="0" t="0" r="5080" b="0"/>
+            <wp:docPr id="48" name="Imagem 48"/>
+            <wp:cNvGraphicFramePr>
+              <a:graphicFrameLocks xmlns:a="http://schemas.openxmlformats.org/drawingml/2006/main" noChangeAspect="1"/>
+            </wp:cNvGraphicFramePr>
+            <a:graphic xmlns:a="http://schemas.openxmlformats.org/drawingml/2006/main">
+              <a:graphicData uri="http://schemas.openxmlformats.org/drawingml/2006/picture">
+                <pic:pic xmlns:pic="http://schemas.openxmlformats.org/drawingml/2006/picture">
+                  <pic:nvPicPr>
+                    <pic:cNvPr id="1" name=""/>
+                    <pic:cNvPicPr/>
+                  </pic:nvPicPr>
+                  <pic:blipFill>
+                    <a:blip r:embed="rId23"/>
+                    <a:stretch>
+                      <a:fillRect/>
+                    </a:stretch>
+                  </pic:blipFill>
+                  <pic:spPr>
+                    <a:xfrm>
+                      <a:off x="0" y="0"/>
+                      <a:ext cx="3348000" cy="3627033"/>
+                    </a:xfrm>
+                    <a:prstGeom prst="rect">
+                      <a:avLst/>
+                    </a:prstGeom>
+                  </pic:spPr>
+                </pic:pic>
+              </a:graphicData>
+            </a:graphic>
+          </wp:inline>
+        </w:drawing>
+      </w:r>
+    </w:p>
+    <w:p>
+      <w:pPr>
+        <w:pStyle w:val="Legenda"/>
+        <w:spacing w:before="120" w:after="120"/>
+        <w:jc w:val="center"/>
+        <w:rPr>
+          <w:rFonts w:ascii="Times New Roman" w:hAnsi="Times New Roman" w:cs="Times New Roman"/>
+          <w:color w:val="000000" w:themeColor="text1"/>
+          <w:sz w:val="20"/>
+          <w:szCs w:val="20"/>
+        </w:rPr>
+      </w:pPr>
+      <w:r>
+        <w:rPr>
+          <w:rFonts w:ascii="Times New Roman" w:hAnsi="Times New Roman" w:cs="Times New Roman"/>
+          <w:color w:val="000000" w:themeColor="text1"/>
+          <w:sz w:val="20"/>
+          <w:szCs w:val="20"/>
+        </w:rPr>
+        <w:t xml:space="preserve">Figura </w:t>
+      </w:r>
+      <w:r>
+        <w:rPr>
+          <w:rFonts w:ascii="Times New Roman" w:hAnsi="Times New Roman" w:cs="Times New Roman"/>
+          <w:color w:val="000000" w:themeColor="text1"/>
+          <w:sz w:val="20"/>
+          <w:szCs w:val="20"/>
+        </w:rPr>
+        <w:fldChar w:fldCharType="begin"/>
+      </w:r>
+      <w:r>
+        <w:rPr>
+          <w:rFonts w:ascii="Times New Roman" w:hAnsi="Times New Roman" w:cs="Times New Roman"/>
+          <w:color w:val="000000" w:themeColor="text1"/>
+          <w:sz w:val="20"/>
+          <w:szCs w:val="20"/>
+        </w:rPr>
+        <w:instrText xml:space="preserve"> SEQ Figura \* ARABIC </w:instrText>
+      </w:r>
+      <w:r>
+        <w:rPr>
+          <w:rFonts w:ascii="Times New Roman" w:hAnsi="Times New Roman" w:cs="Times New Roman"/>
+          <w:color w:val="000000" w:themeColor="text1"/>
+          <w:sz w:val="20"/>
+          <w:szCs w:val="20"/>
+        </w:rPr>
+        <w:fldChar w:fldCharType="separate"/>
+      </w:r>
+      <w:r>
+        <w:rPr>
+          <w:rFonts w:ascii="Times New Roman" w:hAnsi="Times New Roman" w:cs="Times New Roman"/>
+          <w:noProof/>
+          <w:color w:val="000000" w:themeColor="text1"/>
+          <w:sz w:val="20"/>
+          <w:szCs w:val="20"/>
+        </w:rPr>
+        <w:t>15</w:t>
+      </w:r>
+      <w:r>
+        <w:rPr>
+          <w:rFonts w:ascii="Times New Roman" w:hAnsi="Times New Roman" w:cs="Times New Roman"/>
+          <w:color w:val="000000" w:themeColor="text1"/>
+          <w:sz w:val="20"/>
+          <w:szCs w:val="20"/>
+        </w:rPr>
+        <w:fldChar w:fldCharType="end"/>
+      </w:r>
+      <w:r>
+        <w:rPr>
+          <w:rFonts w:ascii="Times New Roman" w:hAnsi="Times New Roman" w:cs="Times New Roman"/>
+          <w:color w:val="000000" w:themeColor="text1"/>
+          <w:sz w:val="20"/>
+          <w:szCs w:val="20"/>
+        </w:rPr>
+        <w:t xml:space="preserve"> - Dashboard de </w:t>
+      </w:r>
+      <w:r>
+        <w:rPr>
+          <w:rFonts w:ascii="Times New Roman" w:hAnsi="Times New Roman" w:cs="Times New Roman"/>
+          <w:b/>
+          <w:bCs/>
+          <w:color w:val="000000" w:themeColor="text1"/>
+          <w:sz w:val="20"/>
+          <w:szCs w:val="20"/>
+        </w:rPr>
+        <w:t>administrador</w:t>
+      </w:r>
+      <w:r>
+        <w:rPr>
+          <w:rFonts w:ascii="Times New Roman" w:hAnsi="Times New Roman" w:cs="Times New Roman"/>
+          <w:color w:val="000000" w:themeColor="text1"/>
+          <w:sz w:val="20"/>
+          <w:szCs w:val="20"/>
+        </w:rPr>
+        <w:t xml:space="preserve"> do sistema</w:t>
+      </w:r>
+    </w:p>
+    <w:p>
+      <w:pPr>
+        <w:pStyle w:val="Legenda"/>
+        <w:spacing w:before="120" w:after="120"/>
+        <w:jc w:val="center"/>
+        <w:rPr>
+          <w:rFonts w:ascii="Times New Roman" w:hAnsi="Times New Roman" w:cs="Times New Roman"/>
+          <w:i w:val="0"/>
+          <w:iCs w:val="0"/>
+          <w:color w:val="000000" w:themeColor="text1"/>
+          <w:sz w:val="20"/>
+          <w:szCs w:val="20"/>
+        </w:rPr>
+      </w:pPr>
+      <w:r>
+        <w:rPr>
+          <w:rFonts w:ascii="Times New Roman" w:hAnsi="Times New Roman" w:cs="Times New Roman"/>
+          <w:i w:val="0"/>
+          <w:iCs w:val="0"/>
+          <w:color w:val="000000" w:themeColor="text1"/>
+          <w:sz w:val="20"/>
+          <w:szCs w:val="20"/>
+        </w:rPr>
+        <w:t>Fonte: Elaborado pelo autor (2026).</w:t>
+      </w:r>
+    </w:p>
+    <w:p/>
+    <w:p>
+      <w:pPr>
+        <w:keepNext/>
+        <w:jc w:val="center"/>
+      </w:pPr>
+      <w:r>
+        <w:rPr>
+          <w:noProof/>
+        </w:rPr>
+        <w:drawing>
+          <wp:inline distT="0" distB="0" distL="0" distR="0" wp14:anchorId="62BEE037" wp14:editId="2EF68BBB">
+            <wp:extent cx="3348000" cy="2974853"/>
+            <wp:effectExtent l="0" t="0" r="5080" b="0"/>
+            <wp:docPr id="49" name="Imagem 49"/>
+            <wp:cNvGraphicFramePr>
+              <a:graphicFrameLocks xmlns:a="http://schemas.openxmlformats.org/drawingml/2006/main" noChangeAspect="1"/>
+            </wp:cNvGraphicFramePr>
+            <a:graphic xmlns:a="http://schemas.openxmlformats.org/drawingml/2006/main">
+              <a:graphicData uri="http://schemas.openxmlformats.org/drawingml/2006/picture">
+                <pic:pic xmlns:pic="http://schemas.openxmlformats.org/drawingml/2006/picture">
+                  <pic:nvPicPr>
+                    <pic:cNvPr id="1" name=""/>
+                    <pic:cNvPicPr/>
+                  </pic:nvPicPr>
+                  <pic:blipFill>
+                    <a:blip r:embed="rId24"/>
+                    <a:stretch>
+                      <a:fillRect/>
+                    </a:stretch>
+                  </pic:blipFill>
+                  <pic:spPr>
+                    <a:xfrm>
+                      <a:off x="0" y="0"/>
+                      <a:ext cx="3348000" cy="2974853"/>
+                    </a:xfrm>
+                    <a:prstGeom prst="rect">
+                      <a:avLst/>
+                    </a:prstGeom>
+                  </pic:spPr>
+                </pic:pic>
+              </a:graphicData>
+            </a:graphic>
+          </wp:inline>
+        </w:drawing>
+      </w:r>
+    </w:p>
+    <w:p>
+      <w:pPr>
+        <w:pStyle w:val="Legenda"/>
+        <w:spacing w:before="120" w:after="120"/>
+        <w:jc w:val="center"/>
+        <w:rPr>
+          <w:rFonts w:ascii="Times New Roman" w:hAnsi="Times New Roman" w:cs="Times New Roman"/>
+          <w:color w:val="000000" w:themeColor="text1"/>
+          <w:sz w:val="20"/>
+          <w:szCs w:val="20"/>
+        </w:rPr>
+      </w:pPr>
+      <w:r>
+        <w:rPr>
+          <w:rFonts w:ascii="Times New Roman" w:hAnsi="Times New Roman" w:cs="Times New Roman"/>
+          <w:color w:val="000000" w:themeColor="text1"/>
+          <w:sz w:val="20"/>
+          <w:szCs w:val="20"/>
+        </w:rPr>
+        <w:t xml:space="preserve">Figura </w:t>
+      </w:r>
+      <w:r>
+        <w:rPr>
+          <w:rFonts w:ascii="Times New Roman" w:hAnsi="Times New Roman" w:cs="Times New Roman"/>
+          <w:color w:val="000000" w:themeColor="text1"/>
+          <w:sz w:val="20"/>
+          <w:szCs w:val="20"/>
+        </w:rPr>
+        <w:fldChar w:fldCharType="begin"/>
+      </w:r>
+      <w:r>
+        <w:rPr>
+          <w:rFonts w:ascii="Times New Roman" w:hAnsi="Times New Roman" w:cs="Times New Roman"/>
+          <w:color w:val="000000" w:themeColor="text1"/>
+          <w:sz w:val="20"/>
+          <w:szCs w:val="20"/>
+        </w:rPr>
+        <w:instrText xml:space="preserve"> SEQ Figura \* ARABIC </w:instrText>
+      </w:r>
+      <w:r>
+        <w:rPr>
+          <w:rFonts w:ascii="Times New Roman" w:hAnsi="Times New Roman" w:cs="Times New Roman"/>
+          <w:color w:val="000000" w:themeColor="text1"/>
+          <w:sz w:val="20"/>
+          <w:szCs w:val="20"/>
+        </w:rPr>
+        <w:fldChar w:fldCharType="separate"/>
+      </w:r>
+      <w:r>
+        <w:rPr>
+          <w:rFonts w:ascii="Times New Roman" w:hAnsi="Times New Roman" w:cs="Times New Roman"/>
+          <w:noProof/>
+          <w:color w:val="000000" w:themeColor="text1"/>
+          <w:sz w:val="20"/>
+          <w:szCs w:val="20"/>
+        </w:rPr>
+        <w:t>16</w:t>
+      </w:r>
+      <w:r>
+        <w:rPr>
+          <w:rFonts w:ascii="Times New Roman" w:hAnsi="Times New Roman" w:cs="Times New Roman"/>
+          <w:color w:val="000000" w:themeColor="text1"/>
+          <w:sz w:val="20"/>
+          <w:szCs w:val="20"/>
+        </w:rPr>
+        <w:fldChar w:fldCharType="end"/>
+      </w:r>
+      <w:r>
+        <w:rPr>
+          <w:rFonts w:ascii="Times New Roman" w:hAnsi="Times New Roman" w:cs="Times New Roman"/>
+          <w:color w:val="000000" w:themeColor="text1"/>
+          <w:sz w:val="20"/>
+          <w:szCs w:val="20"/>
+        </w:rPr>
+        <w:t xml:space="preserve"> - Página de visualização dos usuários pelo </w:t>
+      </w:r>
+      <w:r>
+        <w:rPr>
+          <w:rFonts w:ascii="Times New Roman" w:hAnsi="Times New Roman" w:cs="Times New Roman"/>
+          <w:b/>
+          <w:bCs/>
+          <w:color w:val="000000" w:themeColor="text1"/>
+          <w:sz w:val="20"/>
+          <w:szCs w:val="20"/>
+        </w:rPr>
+        <w:t>administrador</w:t>
+      </w:r>
+    </w:p>
+    <w:p>
+      <w:pPr>
+        <w:pStyle w:val="Legenda"/>
+        <w:spacing w:before="120" w:after="120"/>
+        <w:jc w:val="center"/>
+        <w:rPr>
+          <w:rFonts w:ascii="Times New Roman" w:hAnsi="Times New Roman" w:cs="Times New Roman"/>
+          <w:i w:val="0"/>
+          <w:iCs w:val="0"/>
+          <w:color w:val="000000" w:themeColor="text1"/>
+          <w:sz w:val="20"/>
+          <w:szCs w:val="20"/>
+        </w:rPr>
+      </w:pPr>
+      <w:r>
+        <w:rPr>
+          <w:rFonts w:ascii="Times New Roman" w:hAnsi="Times New Roman" w:cs="Times New Roman"/>
+          <w:i w:val="0"/>
+          <w:iCs w:val="0"/>
+          <w:color w:val="000000" w:themeColor="text1"/>
+          <w:sz w:val="20"/>
+          <w:szCs w:val="20"/>
+        </w:rPr>
+        <w:t>Fonte: Elaborado pelo autor (2026).</w:t>
+      </w:r>
+    </w:p>
+    <w:p>
+      <w:pPr>
+        <w:spacing w:after="0" w:line="240" w:lineRule="auto"/>
+      </w:pPr>
+      <w:r>
+        <w:br w:type="page"/>
+      </w:r>
+    </w:p>
+    <w:p>
+      <w:pPr>
+        <w:keepNext/>
+        <w:jc w:val="center"/>
+      </w:pPr>
+      <w:r>
+        <w:rPr>
+          <w:noProof/>
+        </w:rPr>
+        <w:lastRenderedPageBreak/>
+        <w:drawing>
+          <wp:inline distT="0" distB="0" distL="0" distR="0" wp14:anchorId="579D3BC7" wp14:editId="10EBA068">
+            <wp:extent cx="4320000" cy="3838519"/>
+            <wp:effectExtent l="0" t="0" r="4445" b="0"/>
+            <wp:docPr id="50" name="Imagem 50"/>
+            <wp:cNvGraphicFramePr>
+              <a:graphicFrameLocks xmlns:a="http://schemas.openxmlformats.org/drawingml/2006/main" noChangeAspect="1"/>
+            </wp:cNvGraphicFramePr>
+            <a:graphic xmlns:a="http://schemas.openxmlformats.org/drawingml/2006/main">
+              <a:graphicData uri="http://schemas.openxmlformats.org/drawingml/2006/picture">
+                <pic:pic xmlns:pic="http://schemas.openxmlformats.org/drawingml/2006/picture">
+                  <pic:nvPicPr>
+                    <pic:cNvPr id="1" name=""/>
+                    <pic:cNvPicPr/>
+                  </pic:nvPicPr>
+                  <pic:blipFill>
+                    <a:blip r:embed="rId25"/>
+                    <a:stretch>
+                      <a:fillRect/>
+                    </a:stretch>
+                  </pic:blipFill>
+                  <pic:spPr>
+                    <a:xfrm>
+                      <a:off x="0" y="0"/>
+                      <a:ext cx="4320000" cy="3838519"/>
+                    </a:xfrm>
+                    <a:prstGeom prst="rect">
+                      <a:avLst/>
+                    </a:prstGeom>
+                  </pic:spPr>
+                </pic:pic>
+              </a:graphicData>
+            </a:graphic>
+          </wp:inline>
+        </w:drawing>
+      </w:r>
+    </w:p>
+    <w:p>
+      <w:pPr>
+        <w:pStyle w:val="Legenda"/>
+        <w:spacing w:before="120" w:after="120"/>
+        <w:jc w:val="center"/>
+        <w:rPr>
+          <w:rFonts w:ascii="Times New Roman" w:hAnsi="Times New Roman" w:cs="Times New Roman"/>
+          <w:color w:val="000000" w:themeColor="text1"/>
+          <w:sz w:val="20"/>
+          <w:szCs w:val="20"/>
+        </w:rPr>
+      </w:pPr>
+      <w:r>
+        <w:rPr>
+          <w:rFonts w:ascii="Times New Roman" w:hAnsi="Times New Roman" w:cs="Times New Roman"/>
+          <w:color w:val="000000" w:themeColor="text1"/>
+          <w:sz w:val="20"/>
+          <w:szCs w:val="20"/>
+        </w:rPr>
+        <w:t xml:space="preserve">Figura </w:t>
+      </w:r>
+      <w:r>
+        <w:rPr>
+          <w:rFonts w:ascii="Times New Roman" w:hAnsi="Times New Roman" w:cs="Times New Roman"/>
+          <w:color w:val="000000" w:themeColor="text1"/>
+          <w:sz w:val="20"/>
+          <w:szCs w:val="20"/>
+        </w:rPr>
+        <w:fldChar w:fldCharType="begin"/>
+      </w:r>
+      <w:r>
+        <w:rPr>
+          <w:rFonts w:ascii="Times New Roman" w:hAnsi="Times New Roman" w:cs="Times New Roman"/>
+          <w:color w:val="000000" w:themeColor="text1"/>
+          <w:sz w:val="20"/>
+          <w:szCs w:val="20"/>
+        </w:rPr>
+        <w:instrText xml:space="preserve"> SEQ Figura \* ARABIC </w:instrText>
+      </w:r>
+      <w:r>
+        <w:rPr>
+          <w:rFonts w:ascii="Times New Roman" w:hAnsi="Times New Roman" w:cs="Times New Roman"/>
+          <w:color w:val="000000" w:themeColor="text1"/>
+          <w:sz w:val="20"/>
+          <w:szCs w:val="20"/>
+        </w:rPr>
+        <w:fldChar w:fldCharType="separate"/>
+      </w:r>
+      <w:r>
+        <w:rPr>
+          <w:rFonts w:ascii="Times New Roman" w:hAnsi="Times New Roman" w:cs="Times New Roman"/>
+          <w:noProof/>
+          <w:color w:val="000000" w:themeColor="text1"/>
+          <w:sz w:val="20"/>
+          <w:szCs w:val="20"/>
+        </w:rPr>
+        <w:t>17</w:t>
+      </w:r>
+      <w:r>
+        <w:rPr>
+          <w:rFonts w:ascii="Times New Roman" w:hAnsi="Times New Roman" w:cs="Times New Roman"/>
+          <w:color w:val="000000" w:themeColor="text1"/>
+          <w:sz w:val="20"/>
+          <w:szCs w:val="20"/>
+        </w:rPr>
+        <w:fldChar w:fldCharType="end"/>
+      </w:r>
+      <w:r>
+        <w:rPr>
+          <w:rFonts w:ascii="Times New Roman" w:hAnsi="Times New Roman" w:cs="Times New Roman"/>
+          <w:color w:val="000000" w:themeColor="text1"/>
+          <w:sz w:val="20"/>
+          <w:szCs w:val="20"/>
+        </w:rPr>
+        <w:t xml:space="preserve"> - Página de visualização de categorias pelo </w:t>
+      </w:r>
+      <w:r>
+        <w:rPr>
+          <w:rFonts w:ascii="Times New Roman" w:hAnsi="Times New Roman" w:cs="Times New Roman"/>
+          <w:b/>
+          <w:bCs/>
+          <w:color w:val="000000" w:themeColor="text1"/>
+          <w:sz w:val="20"/>
+          <w:szCs w:val="20"/>
+        </w:rPr>
+        <w:t>administrador</w:t>
+      </w:r>
+    </w:p>
+    <w:p>
+      <w:pPr>
+        <w:pStyle w:val="Legenda"/>
+        <w:spacing w:before="120" w:after="120"/>
+        <w:jc w:val="center"/>
+        <w:rPr>
+          <w:rFonts w:ascii="Times New Roman" w:hAnsi="Times New Roman" w:cs="Times New Roman"/>
+          <w:i w:val="0"/>
+          <w:iCs w:val="0"/>
+          <w:color w:val="000000" w:themeColor="text1"/>
+          <w:sz w:val="20"/>
+          <w:szCs w:val="20"/>
+        </w:rPr>
+      </w:pPr>
+      <w:r>
+        <w:rPr>
+          <w:rFonts w:ascii="Times New Roman" w:hAnsi="Times New Roman" w:cs="Times New Roman"/>
+          <w:i w:val="0"/>
+          <w:iCs w:val="0"/>
+          <w:color w:val="000000" w:themeColor="text1"/>
+          <w:sz w:val="20"/>
+          <w:szCs w:val="20"/>
+        </w:rPr>
+        <w:t>Fonte: Elaborado pelo autor (2026).</w:t>
+      </w:r>
+    </w:p>
+    <w:p/>
+    <w:p>
+      <w:pPr>
+        <w:keepNext/>
+        <w:jc w:val="center"/>
+      </w:pPr>
+      <w:r>
+        <w:rPr>
+          <w:noProof/>
+        </w:rPr>
+        <w:drawing>
+          <wp:inline distT="0" distB="0" distL="0" distR="0" wp14:anchorId="7C27327F" wp14:editId="59FBBD14">
+            <wp:extent cx="4320000" cy="3577537"/>
+            <wp:effectExtent l="0" t="0" r="4445" b="4445"/>
+            <wp:docPr id="51" name="Imagem 51"/>
+            <wp:cNvGraphicFramePr>
+              <a:graphicFrameLocks xmlns:a="http://schemas.openxmlformats.org/drawingml/2006/main" noChangeAspect="1"/>
+            </wp:cNvGraphicFramePr>
+            <a:graphic xmlns:a="http://schemas.openxmlformats.org/drawingml/2006/main">
+              <a:graphicData uri="http://schemas.openxmlformats.org/drawingml/2006/picture">
+                <pic:pic xmlns:pic="http://schemas.openxmlformats.org/drawingml/2006/picture">
+                  <pic:nvPicPr>
+                    <pic:cNvPr id="1" name=""/>
+                    <pic:cNvPicPr/>
+                  </pic:nvPicPr>
+                  <pic:blipFill>
+                    <a:blip r:embed="rId26"/>
+                    <a:stretch>
+                      <a:fillRect/>
+                    </a:stretch>
+                  </pic:blipFill>
+                  <pic:spPr>
+                    <a:xfrm>
+                      <a:off x="0" y="0"/>
+                      <a:ext cx="4320000" cy="3577537"/>
+                    </a:xfrm>
+                    <a:prstGeom prst="rect">
+                      <a:avLst/>
+                    </a:prstGeom>
+                  </pic:spPr>
+                </pic:pic>
+              </a:graphicData>
+            </a:graphic>
+          </wp:inline>
+        </w:drawing>
+      </w:r>
+    </w:p>
+    <w:p>
+      <w:pPr>
+        <w:pStyle w:val="Legenda"/>
+        <w:spacing w:before="120" w:after="120"/>
+        <w:jc w:val="center"/>
+        <w:rPr>
+          <w:rFonts w:ascii="Times New Roman" w:hAnsi="Times New Roman" w:cs="Times New Roman"/>
+          <w:color w:val="000000" w:themeColor="text1"/>
+          <w:sz w:val="20"/>
+          <w:szCs w:val="20"/>
+        </w:rPr>
+      </w:pPr>
+      <w:r>
+        <w:rPr>
+          <w:rFonts w:ascii="Times New Roman" w:hAnsi="Times New Roman" w:cs="Times New Roman"/>
+          <w:color w:val="000000" w:themeColor="text1"/>
+          <w:sz w:val="20"/>
+          <w:szCs w:val="20"/>
+        </w:rPr>
+        <w:t xml:space="preserve">Figura </w:t>
+      </w:r>
+      <w:r>
+        <w:rPr>
+          <w:rFonts w:ascii="Times New Roman" w:hAnsi="Times New Roman" w:cs="Times New Roman"/>
+          <w:color w:val="000000" w:themeColor="text1"/>
+          <w:sz w:val="20"/>
+          <w:szCs w:val="20"/>
+        </w:rPr>
+        <w:fldChar w:fldCharType="begin"/>
+      </w:r>
+      <w:r>
+        <w:rPr>
+          <w:rFonts w:ascii="Times New Roman" w:hAnsi="Times New Roman" w:cs="Times New Roman"/>
+          <w:color w:val="000000" w:themeColor="text1"/>
+          <w:sz w:val="20"/>
+          <w:szCs w:val="20"/>
+        </w:rPr>
+        <w:instrText xml:space="preserve"> SEQ Figura \* ARABIC </w:instrText>
+      </w:r>
+      <w:r>
+        <w:rPr>
+          <w:rFonts w:ascii="Times New Roman" w:hAnsi="Times New Roman" w:cs="Times New Roman"/>
+          <w:color w:val="000000" w:themeColor="text1"/>
+          <w:sz w:val="20"/>
+          <w:szCs w:val="20"/>
+        </w:rPr>
+        <w:fldChar w:fldCharType="separate"/>
+      </w:r>
+      <w:r>
+        <w:rPr>
+          <w:rFonts w:ascii="Times New Roman" w:hAnsi="Times New Roman" w:cs="Times New Roman"/>
+          <w:noProof/>
+          <w:color w:val="000000" w:themeColor="text1"/>
+          <w:sz w:val="20"/>
+          <w:szCs w:val="20"/>
+        </w:rPr>
+        <w:t>18</w:t>
+      </w:r>
+      <w:r>
+        <w:rPr>
+          <w:rFonts w:ascii="Times New Roman" w:hAnsi="Times New Roman" w:cs="Times New Roman"/>
+          <w:color w:val="000000" w:themeColor="text1"/>
+          <w:sz w:val="20"/>
+          <w:szCs w:val="20"/>
+        </w:rPr>
+        <w:fldChar w:fldCharType="end"/>
+      </w:r>
+      <w:r>
+        <w:rPr>
+          <w:rFonts w:ascii="Times New Roman" w:hAnsi="Times New Roman" w:cs="Times New Roman"/>
+          <w:color w:val="000000" w:themeColor="text1"/>
+          <w:sz w:val="20"/>
+          <w:szCs w:val="20"/>
+        </w:rPr>
+        <w:t xml:space="preserve"> - Página de visualização de estoque pelo </w:t>
+      </w:r>
+      <w:r>
+        <w:rPr>
+          <w:rFonts w:ascii="Times New Roman" w:hAnsi="Times New Roman" w:cs="Times New Roman"/>
+          <w:b/>
+          <w:bCs/>
+          <w:color w:val="000000" w:themeColor="text1"/>
+          <w:sz w:val="20"/>
+          <w:szCs w:val="20"/>
+        </w:rPr>
+        <w:t>administrador</w:t>
+      </w:r>
+    </w:p>
+    <w:p>
+      <w:pPr>
+        <w:pStyle w:val="Legenda"/>
+        <w:spacing w:before="120" w:after="120"/>
+        <w:jc w:val="center"/>
+        <w:rPr>
+          <w:rFonts w:ascii="Times New Roman" w:hAnsi="Times New Roman" w:cs="Times New Roman"/>
+          <w:i w:val="0"/>
+          <w:iCs w:val="0"/>
+          <w:color w:val="000000" w:themeColor="text1"/>
+          <w:sz w:val="20"/>
+          <w:szCs w:val="20"/>
+        </w:rPr>
+      </w:pPr>
+      <w:r>
+        <w:rPr>
+          <w:rFonts w:ascii="Times New Roman" w:hAnsi="Times New Roman" w:cs="Times New Roman"/>
+          <w:i w:val="0"/>
+          <w:iCs w:val="0"/>
+          <w:color w:val="000000" w:themeColor="text1"/>
+          <w:sz w:val="20"/>
+          <w:szCs w:val="20"/>
+        </w:rPr>
+        <w:t>Fonte: Elaborado pelo autor (2026).</w:t>
+      </w:r>
+    </w:p>
+    <w:p>
+      <w:pPr>
+        <w:keepNext/>
+        <w:jc w:val="center"/>
+      </w:pPr>
+      <w:r>
+        <w:rPr>
+          <w:noProof/>
+        </w:rPr>
+        <w:lastRenderedPageBreak/>
+        <w:drawing>
+          <wp:inline distT="0" distB="0" distL="0" distR="0" wp14:anchorId="570E76C6" wp14:editId="64E05F41">
+            <wp:extent cx="4320000" cy="3577537"/>
+            <wp:effectExtent l="0" t="0" r="4445" b="4445"/>
+            <wp:docPr id="52" name="Imagem 52"/>
+            <wp:cNvGraphicFramePr>
+              <a:graphicFrameLocks xmlns:a="http://schemas.openxmlformats.org/drawingml/2006/main" noChangeAspect="1"/>
+            </wp:cNvGraphicFramePr>
+            <a:graphic xmlns:a="http://schemas.openxmlformats.org/drawingml/2006/main">
+              <a:graphicData uri="http://schemas.openxmlformats.org/drawingml/2006/picture">
+                <pic:pic xmlns:pic="http://schemas.openxmlformats.org/drawingml/2006/picture">
+                  <pic:nvPicPr>
+                    <pic:cNvPr id="1" name=""/>
+                    <pic:cNvPicPr/>
+                  </pic:nvPicPr>
+                  <pic:blipFill>
+                    <a:blip r:embed="rId27"/>
+                    <a:stretch>
+                      <a:fillRect/>
+                    </a:stretch>
+                  </pic:blipFill>
+                  <pic:spPr>
+                    <a:xfrm>
+                      <a:off x="0" y="0"/>
+                      <a:ext cx="4320000" cy="3577537"/>
+                    </a:xfrm>
+                    <a:prstGeom prst="rect">
+                      <a:avLst/>
+                    </a:prstGeom>
+                  </pic:spPr>
+                </pic:pic>
+              </a:graphicData>
+            </a:graphic>
+          </wp:inline>
+        </w:drawing>
+      </w:r>
+    </w:p>
+    <w:p>
+      <w:pPr>
+        <w:pStyle w:val="Legenda"/>
+        <w:spacing w:before="120" w:after="120"/>
+        <w:jc w:val="center"/>
+        <w:rPr>
+          <w:rFonts w:ascii="Times New Roman" w:hAnsi="Times New Roman" w:cs="Times New Roman"/>
+          <w:color w:val="000000" w:themeColor="text1"/>
+          <w:sz w:val="20"/>
+          <w:szCs w:val="20"/>
+        </w:rPr>
+      </w:pPr>
+      <w:r>
+        <w:rPr>
+          <w:rFonts w:ascii="Times New Roman" w:hAnsi="Times New Roman" w:cs="Times New Roman"/>
+          <w:color w:val="000000" w:themeColor="text1"/>
+          <w:sz w:val="20"/>
+          <w:szCs w:val="20"/>
+        </w:rPr>
+        <w:t xml:space="preserve">Figura </w:t>
+      </w:r>
+      <w:r>
+        <w:rPr>
+          <w:rFonts w:ascii="Times New Roman" w:hAnsi="Times New Roman" w:cs="Times New Roman"/>
+          <w:color w:val="000000" w:themeColor="text1"/>
+          <w:sz w:val="20"/>
+          <w:szCs w:val="20"/>
+        </w:rPr>
+        <w:fldChar w:fldCharType="begin"/>
+      </w:r>
+      <w:r>
+        <w:rPr>
+          <w:rFonts w:ascii="Times New Roman" w:hAnsi="Times New Roman" w:cs="Times New Roman"/>
+          <w:color w:val="000000" w:themeColor="text1"/>
+          <w:sz w:val="20"/>
+          <w:szCs w:val="20"/>
+        </w:rPr>
+        <w:instrText xml:space="preserve"> SEQ Figura \* ARABIC </w:instrText>
+      </w:r>
+      <w:r>
+        <w:rPr>
+          <w:rFonts w:ascii="Times New Roman" w:hAnsi="Times New Roman" w:cs="Times New Roman"/>
+          <w:color w:val="000000" w:themeColor="text1"/>
+          <w:sz w:val="20"/>
+          <w:szCs w:val="20"/>
+        </w:rPr>
+        <w:fldChar w:fldCharType="separate"/>
+      </w:r>
+      <w:r>
+        <w:rPr>
+          <w:rFonts w:ascii="Times New Roman" w:hAnsi="Times New Roman" w:cs="Times New Roman"/>
+          <w:noProof/>
+          <w:color w:val="000000" w:themeColor="text1"/>
+          <w:sz w:val="20"/>
+          <w:szCs w:val="20"/>
+        </w:rPr>
+        <w:t>19</w:t>
+      </w:r>
+      <w:r>
+        <w:rPr>
+          <w:rFonts w:ascii="Times New Roman" w:hAnsi="Times New Roman" w:cs="Times New Roman"/>
+          <w:color w:val="000000" w:themeColor="text1"/>
+          <w:sz w:val="20"/>
+          <w:szCs w:val="20"/>
+        </w:rPr>
+        <w:fldChar w:fldCharType="end"/>
+      </w:r>
+      <w:r>
+        <w:rPr>
+          <w:rFonts w:ascii="Times New Roman" w:hAnsi="Times New Roman" w:cs="Times New Roman"/>
+          <w:color w:val="000000" w:themeColor="text1"/>
+          <w:sz w:val="20"/>
+          <w:szCs w:val="20"/>
+        </w:rPr>
+        <w:t xml:space="preserve"> - Página de visualização de pedidos  pelo </w:t>
+      </w:r>
+      <w:r>
+        <w:rPr>
+          <w:rFonts w:ascii="Times New Roman" w:hAnsi="Times New Roman" w:cs="Times New Roman"/>
+          <w:b/>
+          <w:bCs/>
+          <w:color w:val="000000" w:themeColor="text1"/>
+          <w:sz w:val="20"/>
+          <w:szCs w:val="20"/>
+        </w:rPr>
+        <w:t>administrador</w:t>
+      </w:r>
+    </w:p>
+    <w:p>
+      <w:pPr>
+        <w:pStyle w:val="Legenda"/>
+        <w:spacing w:before="120" w:after="120"/>
+        <w:jc w:val="center"/>
+        <w:rPr>
+          <w:rFonts w:ascii="Times New Roman" w:hAnsi="Times New Roman" w:cs="Times New Roman"/>
+          <w:i w:val="0"/>
+          <w:iCs w:val="0"/>
+          <w:color w:val="000000" w:themeColor="text1"/>
+          <w:sz w:val="20"/>
+          <w:szCs w:val="20"/>
+        </w:rPr>
+      </w:pPr>
+      <w:r>
+        <w:rPr>
+          <w:rFonts w:ascii="Times New Roman" w:hAnsi="Times New Roman" w:cs="Times New Roman"/>
+          <w:i w:val="0"/>
+          <w:iCs w:val="0"/>
+          <w:color w:val="000000" w:themeColor="text1"/>
+          <w:sz w:val="20"/>
+          <w:szCs w:val="20"/>
+        </w:rPr>
+        <w:t>Fonte: Elaborado pelo autor (2026).</w:t>
+      </w:r>
+    </w:p>
+    <w:p>
+      <w:pPr>
+        <w:jc w:val="center"/>
+      </w:pPr>
+    </w:p>
+    <w:p>
+      <w:pPr>
+        <w:keepNext/>
+        <w:jc w:val="center"/>
+      </w:pPr>
+      <w:r>
+        <w:rPr>
+          <w:noProof/>
+        </w:rPr>
+        <w:drawing>
+          <wp:inline distT="0" distB="0" distL="0" distR="0" wp14:anchorId="6F5D8BA2" wp14:editId="74EFD939">
+            <wp:extent cx="4320000" cy="3577537"/>
+            <wp:effectExtent l="0" t="0" r="4445" b="4445"/>
+            <wp:docPr id="53" name="Imagem 53"/>
+            <wp:cNvGraphicFramePr>
+              <a:graphicFrameLocks xmlns:a="http://schemas.openxmlformats.org/drawingml/2006/main" noChangeAspect="1"/>
+            </wp:cNvGraphicFramePr>
+            <a:graphic xmlns:a="http://schemas.openxmlformats.org/drawingml/2006/main">
+              <a:graphicData uri="http://schemas.openxmlformats.org/drawingml/2006/picture">
+                <pic:pic xmlns:pic="http://schemas.openxmlformats.org/drawingml/2006/picture">
+                  <pic:nvPicPr>
+                    <pic:cNvPr id="1" name=""/>
+                    <pic:cNvPicPr/>
+                  </pic:nvPicPr>
+                  <pic:blipFill>
+                    <a:blip r:embed="rId28"/>
+                    <a:stretch>
+                      <a:fillRect/>
+                    </a:stretch>
+                  </pic:blipFill>
+                  <pic:spPr>
+                    <a:xfrm>
+                      <a:off x="0" y="0"/>
+                      <a:ext cx="4320000" cy="3577537"/>
+                    </a:xfrm>
+                    <a:prstGeom prst="rect">
+                      <a:avLst/>
+                    </a:prstGeom>
+                  </pic:spPr>
+                </pic:pic>
+              </a:graphicData>
+            </a:graphic>
+          </wp:inline>
+        </w:drawing>
+      </w:r>
+    </w:p>
+    <w:p>
+      <w:pPr>
+        <w:pStyle w:val="Legenda"/>
+        <w:spacing w:before="120" w:after="120"/>
+        <w:jc w:val="center"/>
+        <w:rPr>
+          <w:rFonts w:ascii="Times New Roman" w:hAnsi="Times New Roman" w:cs="Times New Roman"/>
+          <w:color w:val="000000" w:themeColor="text1"/>
+          <w:sz w:val="20"/>
+          <w:szCs w:val="20"/>
+        </w:rPr>
+      </w:pPr>
+      <w:r>
+        <w:rPr>
+          <w:rFonts w:ascii="Times New Roman" w:hAnsi="Times New Roman" w:cs="Times New Roman"/>
+          <w:color w:val="000000" w:themeColor="text1"/>
+          <w:sz w:val="20"/>
+          <w:szCs w:val="20"/>
+        </w:rPr>
+        <w:t xml:space="preserve">Figura </w:t>
+      </w:r>
+      <w:r>
+        <w:rPr>
+          <w:rFonts w:ascii="Times New Roman" w:hAnsi="Times New Roman" w:cs="Times New Roman"/>
+          <w:color w:val="000000" w:themeColor="text1"/>
+          <w:sz w:val="20"/>
+          <w:szCs w:val="20"/>
+        </w:rPr>
+        <w:fldChar w:fldCharType="begin"/>
+      </w:r>
+      <w:r>
+        <w:rPr>
+          <w:rFonts w:ascii="Times New Roman" w:hAnsi="Times New Roman" w:cs="Times New Roman"/>
+          <w:color w:val="000000" w:themeColor="text1"/>
+          <w:sz w:val="20"/>
+          <w:szCs w:val="20"/>
+        </w:rPr>
+        <w:instrText xml:space="preserve"> SEQ Figura \* ARABIC </w:instrText>
+      </w:r>
+      <w:r>
+        <w:rPr>
+          <w:rFonts w:ascii="Times New Roman" w:hAnsi="Times New Roman" w:cs="Times New Roman"/>
+          <w:color w:val="000000" w:themeColor="text1"/>
+          <w:sz w:val="20"/>
+          <w:szCs w:val="20"/>
+        </w:rPr>
+        <w:fldChar w:fldCharType="separate"/>
+      </w:r>
+      <w:r>
+        <w:rPr>
+          <w:rFonts w:ascii="Times New Roman" w:hAnsi="Times New Roman" w:cs="Times New Roman"/>
+          <w:noProof/>
+          <w:color w:val="000000" w:themeColor="text1"/>
+          <w:sz w:val="20"/>
+          <w:szCs w:val="20"/>
+        </w:rPr>
+        <w:t>20</w:t>
+      </w:r>
+      <w:r>
+        <w:rPr>
+          <w:rFonts w:ascii="Times New Roman" w:hAnsi="Times New Roman" w:cs="Times New Roman"/>
+          <w:color w:val="000000" w:themeColor="text1"/>
+          <w:sz w:val="20"/>
+          <w:szCs w:val="20"/>
+        </w:rPr>
+        <w:fldChar w:fldCharType="end"/>
+      </w:r>
+      <w:r>
+        <w:rPr>
+          <w:rFonts w:ascii="Times New Roman" w:hAnsi="Times New Roman" w:cs="Times New Roman"/>
+          <w:color w:val="000000" w:themeColor="text1"/>
+          <w:sz w:val="20"/>
+          <w:szCs w:val="20"/>
+        </w:rPr>
+        <w:t xml:space="preserve"> - Página de visualização de pagamentos  pelo </w:t>
+      </w:r>
+      <w:r>
+        <w:rPr>
+          <w:rFonts w:ascii="Times New Roman" w:hAnsi="Times New Roman" w:cs="Times New Roman"/>
+          <w:b/>
+          <w:bCs/>
+          <w:color w:val="000000" w:themeColor="text1"/>
+          <w:sz w:val="20"/>
+          <w:szCs w:val="20"/>
+        </w:rPr>
+        <w:t>administrador</w:t>
+      </w:r>
+    </w:p>
+    <w:p>
+      <w:pPr>
+        <w:pStyle w:val="Legenda"/>
+        <w:spacing w:before="120" w:after="120"/>
+        <w:jc w:val="center"/>
+        <w:rPr>
+          <w:rFonts w:ascii="Times New Roman" w:hAnsi="Times New Roman" w:cs="Times New Roman"/>
+          <w:i w:val="0"/>
+          <w:iCs w:val="0"/>
+          <w:color w:val="000000" w:themeColor="text1"/>
+          <w:sz w:val="20"/>
+          <w:szCs w:val="20"/>
+        </w:rPr>
+      </w:pPr>
+      <w:r>
+        <w:rPr>
+          <w:rFonts w:ascii="Times New Roman" w:hAnsi="Times New Roman" w:cs="Times New Roman"/>
+          <w:i w:val="0"/>
+          <w:iCs w:val="0"/>
+          <w:color w:val="000000" w:themeColor="text1"/>
+          <w:sz w:val="20"/>
+          <w:szCs w:val="20"/>
+        </w:rPr>
+        <w:t>Fonte: Elaborado pelo autor (2026).</w:t>
+      </w:r>
+    </w:p>
+    <w:p>
+      <w:pPr>
+        <w:jc w:val="center"/>
+      </w:pPr>
+    </w:p>
+    <w:p>
+      <w:pPr>
+        <w:keepNext/>
+        <w:jc w:val="center"/>
+      </w:pPr>
+      <w:r>
+        <w:rPr>
+          <w:noProof/>
+        </w:rPr>
+        <w:lastRenderedPageBreak/>
+        <w:drawing>
+          <wp:inline distT="0" distB="0" distL="0" distR="0" wp14:anchorId="00BEF043" wp14:editId="2F6E645E">
+            <wp:extent cx="4320000" cy="3577537"/>
+            <wp:effectExtent l="0" t="0" r="4445" b="4445"/>
+            <wp:docPr id="54" name="Imagem 54"/>
+            <wp:cNvGraphicFramePr>
+              <a:graphicFrameLocks xmlns:a="http://schemas.openxmlformats.org/drawingml/2006/main" noChangeAspect="1"/>
+            </wp:cNvGraphicFramePr>
+            <a:graphic xmlns:a="http://schemas.openxmlformats.org/drawingml/2006/main">
+              <a:graphicData uri="http://schemas.openxmlformats.org/drawingml/2006/picture">
+                <pic:pic xmlns:pic="http://schemas.openxmlformats.org/drawingml/2006/picture">
+                  <pic:nvPicPr>
+                    <pic:cNvPr id="1" name=""/>
+                    <pic:cNvPicPr/>
+                  </pic:nvPicPr>
+                  <pic:blipFill>
+                    <a:blip r:embed="rId29"/>
+                    <a:stretch>
+                      <a:fillRect/>
+                    </a:stretch>
+                  </pic:blipFill>
+                  <pic:spPr>
+                    <a:xfrm>
+                      <a:off x="0" y="0"/>
+                      <a:ext cx="4320000" cy="3577537"/>
+                    </a:xfrm>
+                    <a:prstGeom prst="rect">
+                      <a:avLst/>
+                    </a:prstGeom>
+                  </pic:spPr>
+                </pic:pic>
+              </a:graphicData>
+            </a:graphic>
+          </wp:inline>
+        </w:drawing>
+      </w:r>
+    </w:p>
+    <w:p>
+      <w:pPr>
+        <w:pStyle w:val="Legenda"/>
+        <w:spacing w:before="120" w:after="120"/>
+        <w:jc w:val="center"/>
+        <w:rPr>
+          <w:rFonts w:ascii="Times New Roman" w:hAnsi="Times New Roman" w:cs="Times New Roman"/>
+          <w:color w:val="000000" w:themeColor="text1"/>
+          <w:sz w:val="20"/>
+          <w:szCs w:val="20"/>
+        </w:rPr>
+      </w:pPr>
+      <w:r>
+        <w:rPr>
+          <w:rFonts w:ascii="Times New Roman" w:hAnsi="Times New Roman" w:cs="Times New Roman"/>
+          <w:color w:val="000000" w:themeColor="text1"/>
+          <w:sz w:val="20"/>
+          <w:szCs w:val="20"/>
+        </w:rPr>
+        <w:t xml:space="preserve">Figura </w:t>
+      </w:r>
+      <w:r>
+        <w:rPr>
+          <w:rFonts w:ascii="Times New Roman" w:hAnsi="Times New Roman" w:cs="Times New Roman"/>
+          <w:color w:val="000000" w:themeColor="text1"/>
+          <w:sz w:val="20"/>
+          <w:szCs w:val="20"/>
+        </w:rPr>
+        <w:fldChar w:fldCharType="begin"/>
+      </w:r>
+      <w:r>
+        <w:rPr>
+          <w:rFonts w:ascii="Times New Roman" w:hAnsi="Times New Roman" w:cs="Times New Roman"/>
+          <w:color w:val="000000" w:themeColor="text1"/>
+          <w:sz w:val="20"/>
+          <w:szCs w:val="20"/>
+        </w:rPr>
+        <w:instrText xml:space="preserve"> SEQ Figura \* ARABIC </w:instrText>
+      </w:r>
+      <w:r>
+        <w:rPr>
+          <w:rFonts w:ascii="Times New Roman" w:hAnsi="Times New Roman" w:cs="Times New Roman"/>
+          <w:color w:val="000000" w:themeColor="text1"/>
+          <w:sz w:val="20"/>
+          <w:szCs w:val="20"/>
+        </w:rPr>
+        <w:fldChar w:fldCharType="separate"/>
+      </w:r>
+      <w:r>
+        <w:rPr>
+          <w:rFonts w:ascii="Times New Roman" w:hAnsi="Times New Roman" w:cs="Times New Roman"/>
+          <w:noProof/>
+          <w:color w:val="000000" w:themeColor="text1"/>
+          <w:sz w:val="20"/>
+          <w:szCs w:val="20"/>
+        </w:rPr>
+        <w:t>21</w:t>
+      </w:r>
+      <w:r>
+        <w:rPr>
+          <w:rFonts w:ascii="Times New Roman" w:hAnsi="Times New Roman" w:cs="Times New Roman"/>
+          <w:color w:val="000000" w:themeColor="text1"/>
+          <w:sz w:val="20"/>
+          <w:szCs w:val="20"/>
+        </w:rPr>
+        <w:fldChar w:fldCharType="end"/>
+      </w:r>
+      <w:r>
+        <w:rPr>
+          <w:rFonts w:ascii="Times New Roman" w:hAnsi="Times New Roman" w:cs="Times New Roman"/>
+          <w:color w:val="000000" w:themeColor="text1"/>
+          <w:sz w:val="20"/>
+          <w:szCs w:val="20"/>
+        </w:rPr>
+        <w:t xml:space="preserve"> - Página de visualização de fidelidades  pelo </w:t>
+      </w:r>
+      <w:r>
+        <w:rPr>
+          <w:rFonts w:ascii="Times New Roman" w:hAnsi="Times New Roman" w:cs="Times New Roman"/>
+          <w:b/>
+          <w:bCs/>
+          <w:color w:val="000000" w:themeColor="text1"/>
+          <w:sz w:val="20"/>
+          <w:szCs w:val="20"/>
+        </w:rPr>
+        <w:t>administrador</w:t>
+      </w:r>
+    </w:p>
+    <w:p>
+      <w:pPr>
+        <w:pStyle w:val="Legenda"/>
+        <w:spacing w:before="120" w:after="120"/>
+        <w:jc w:val="center"/>
+        <w:rPr>
+          <w:rFonts w:ascii="Times New Roman" w:hAnsi="Times New Roman" w:cs="Times New Roman"/>
+          <w:i w:val="0"/>
+          <w:iCs w:val="0"/>
+          <w:color w:val="000000" w:themeColor="text1"/>
+          <w:sz w:val="20"/>
+          <w:szCs w:val="20"/>
+        </w:rPr>
+      </w:pPr>
+      <w:r>
+        <w:rPr>
+          <w:rFonts w:ascii="Times New Roman" w:hAnsi="Times New Roman" w:cs="Times New Roman"/>
+          <w:i w:val="0"/>
+          <w:iCs w:val="0"/>
+          <w:color w:val="000000" w:themeColor="text1"/>
+          <w:sz w:val="20"/>
+          <w:szCs w:val="20"/>
+        </w:rPr>
+        <w:t>Fonte: Elaborado pelo autor (2026).</w:t>
+      </w:r>
+    </w:p>
+    <w:p/>
+    <w:p>
+      <w:pPr>
+        <w:pStyle w:val="Ttulo3"/>
+        <w:rPr>
+          <w:rFonts w:ascii="Times New Roman" w:hAnsi="Times New Roman" w:cs="Times New Roman"/>
+          <w:color w:val="000000" w:themeColor="text1"/>
+          <w:szCs w:val="28"/>
+        </w:rPr>
+      </w:pPr>
+      <w:r>
+        <w:rPr>
+          <w:rFonts w:ascii="Times New Roman" w:hAnsi="Times New Roman" w:cs="Times New Roman"/>
+          <w:color w:val="000000" w:themeColor="text1"/>
+          <w:szCs w:val="28"/>
+        </w:rPr>
+        <w:t>4.5.</w:t>
+      </w:r>
+      <w:r>
+        <w:rPr>
+          <w:rFonts w:ascii="Times New Roman" w:hAnsi="Times New Roman" w:cs="Times New Roman"/>
+          <w:color w:val="000000" w:themeColor="text1"/>
+          <w:szCs w:val="28"/>
+        </w:rPr>
+        <w:t>3</w:t>
+      </w:r>
+      <w:r>
+        <w:rPr>
+          <w:rFonts w:ascii="Times New Roman" w:hAnsi="Times New Roman" w:cs="Times New Roman"/>
+          <w:color w:val="000000" w:themeColor="text1"/>
+          <w:szCs w:val="28"/>
+        </w:rPr>
+        <w:t xml:space="preserve"> – </w:t>
+      </w:r>
+      <w:r>
+        <w:rPr>
+          <w:rFonts w:ascii="Times New Roman" w:hAnsi="Times New Roman" w:cs="Times New Roman"/>
+          <w:color w:val="000000" w:themeColor="text1"/>
+          <w:szCs w:val="28"/>
+        </w:rPr>
+        <w:t>Mobile</w:t>
+      </w:r>
+    </w:p>
+    <w:p>
+      <w:pPr>
+        <w:keepNext/>
+        <w:jc w:val="center"/>
+      </w:pPr>
+      <w:r>
+        <w:rPr>
+          <w:noProof/>
+        </w:rPr>
+        <w:drawing>
+          <wp:inline distT="0" distB="0" distL="0" distR="0" wp14:anchorId="2F53CFBA" wp14:editId="3215FAED">
+            <wp:extent cx="3600000" cy="3284092"/>
+            <wp:effectExtent l="0" t="0" r="635" b="0"/>
+            <wp:docPr id="55" name="Imagem 55"/>
+            <wp:cNvGraphicFramePr>
+              <a:graphicFrameLocks xmlns:a="http://schemas.openxmlformats.org/drawingml/2006/main" noChangeAspect="1"/>
+            </wp:cNvGraphicFramePr>
+            <a:graphic xmlns:a="http://schemas.openxmlformats.org/drawingml/2006/main">
+              <a:graphicData uri="http://schemas.openxmlformats.org/drawingml/2006/picture">
+                <pic:pic xmlns:pic="http://schemas.openxmlformats.org/drawingml/2006/picture">
+                  <pic:nvPicPr>
+                    <pic:cNvPr id="1" name=""/>
+                    <pic:cNvPicPr/>
+                  </pic:nvPicPr>
+                  <pic:blipFill>
+                    <a:blip r:embed="rId30"/>
+                    <a:stretch>
+                      <a:fillRect/>
+                    </a:stretch>
+                  </pic:blipFill>
+                  <pic:spPr>
+                    <a:xfrm>
+                      <a:off x="0" y="0"/>
+                      <a:ext cx="3600000" cy="3284092"/>
+                    </a:xfrm>
+                    <a:prstGeom prst="rect">
+                      <a:avLst/>
+                    </a:prstGeom>
+                  </pic:spPr>
+                </pic:pic>
+              </a:graphicData>
+            </a:graphic>
+          </wp:inline>
+        </w:drawing>
+      </w:r>
+    </w:p>
+    <w:p>
+      <w:pPr>
+        <w:pStyle w:val="Legenda"/>
+        <w:spacing w:before="120" w:after="120"/>
+        <w:jc w:val="center"/>
+        <w:rPr>
+          <w:rFonts w:ascii="Times New Roman" w:hAnsi="Times New Roman" w:cs="Times New Roman"/>
+          <w:color w:val="000000" w:themeColor="text1"/>
+          <w:sz w:val="20"/>
+          <w:szCs w:val="20"/>
+        </w:rPr>
+      </w:pPr>
+      <w:r>
+        <w:rPr>
+          <w:rFonts w:ascii="Times New Roman" w:hAnsi="Times New Roman" w:cs="Times New Roman"/>
+          <w:color w:val="000000" w:themeColor="text1"/>
+          <w:sz w:val="20"/>
+          <w:szCs w:val="20"/>
+        </w:rPr>
+        <w:t xml:space="preserve">Figura </w:t>
+      </w:r>
+      <w:r>
+        <w:rPr>
+          <w:rFonts w:ascii="Times New Roman" w:hAnsi="Times New Roman" w:cs="Times New Roman"/>
+          <w:color w:val="000000" w:themeColor="text1"/>
+          <w:sz w:val="20"/>
+          <w:szCs w:val="20"/>
+        </w:rPr>
+        <w:fldChar w:fldCharType="begin"/>
+      </w:r>
+      <w:r>
+        <w:rPr>
+          <w:rFonts w:ascii="Times New Roman" w:hAnsi="Times New Roman" w:cs="Times New Roman"/>
+          <w:color w:val="000000" w:themeColor="text1"/>
+          <w:sz w:val="20"/>
+          <w:szCs w:val="20"/>
+        </w:rPr>
+        <w:instrText xml:space="preserve"> SEQ Figura \* ARABIC </w:instrText>
+      </w:r>
+      <w:r>
+        <w:rPr>
+          <w:rFonts w:ascii="Times New Roman" w:hAnsi="Times New Roman" w:cs="Times New Roman"/>
+          <w:color w:val="000000" w:themeColor="text1"/>
+          <w:sz w:val="20"/>
+          <w:szCs w:val="20"/>
+        </w:rPr>
+        <w:fldChar w:fldCharType="separate"/>
+      </w:r>
+      <w:r>
+        <w:rPr>
+          <w:rFonts w:ascii="Times New Roman" w:hAnsi="Times New Roman" w:cs="Times New Roman"/>
+          <w:noProof/>
+          <w:color w:val="000000" w:themeColor="text1"/>
+          <w:sz w:val="20"/>
+          <w:szCs w:val="20"/>
+        </w:rPr>
+        <w:t>22</w:t>
+      </w:r>
+      <w:r>
+        <w:rPr>
+          <w:rFonts w:ascii="Times New Roman" w:hAnsi="Times New Roman" w:cs="Times New Roman"/>
+          <w:color w:val="000000" w:themeColor="text1"/>
+          <w:sz w:val="20"/>
+          <w:szCs w:val="20"/>
+        </w:rPr>
+        <w:fldChar w:fldCharType="end"/>
+      </w:r>
+      <w:r>
+        <w:rPr>
+          <w:rFonts w:ascii="Times New Roman" w:hAnsi="Times New Roman" w:cs="Times New Roman"/>
+          <w:color w:val="000000" w:themeColor="text1"/>
+          <w:sz w:val="20"/>
+          <w:szCs w:val="20"/>
+        </w:rPr>
+        <w:t xml:space="preserve"> - Iniciando o mobile utilizando Expo</w:t>
+      </w:r>
+    </w:p>
+    <w:p>
+      <w:pPr>
+        <w:pStyle w:val="Legenda"/>
+        <w:spacing w:before="120" w:after="120"/>
+        <w:jc w:val="center"/>
+        <w:rPr>
+          <w:rFonts w:ascii="Times New Roman" w:hAnsi="Times New Roman" w:cs="Times New Roman"/>
+          <w:i w:val="0"/>
+          <w:iCs w:val="0"/>
+          <w:color w:val="000000" w:themeColor="text1"/>
+          <w:sz w:val="20"/>
+          <w:szCs w:val="20"/>
+        </w:rPr>
+      </w:pPr>
+      <w:r>
+        <w:rPr>
+          <w:rFonts w:ascii="Times New Roman" w:hAnsi="Times New Roman" w:cs="Times New Roman"/>
+          <w:i w:val="0"/>
+          <w:iCs w:val="0"/>
+          <w:color w:val="000000" w:themeColor="text1"/>
+          <w:sz w:val="20"/>
+          <w:szCs w:val="20"/>
+        </w:rPr>
+        <w:t>Fonte: Elaborado pelo autor (2026).</w:t>
+      </w:r>
+    </w:p>
+    <w:p/>
+    <w:p>
+      <w:pPr>
+        <w:pStyle w:val="NormalWeb"/>
+        <w:keepNext/>
+        <w:jc w:val="center"/>
+      </w:pPr>
+      <w:r>
+        <w:lastRenderedPageBreak/>
+        <w:drawing>
+          <wp:inline distT="0" distB="0" distL="0" distR="0" wp14:anchorId="57A2AB0C" wp14:editId="1921A00A">
+            <wp:extent cx="1734594" cy="3632200"/>
+            <wp:effectExtent l="0" t="0" r="0" b="6350"/>
+            <wp:docPr id="58" name="Imagem 58"/>
+            <wp:cNvGraphicFramePr>
+              <a:graphicFrameLocks xmlns:a="http://schemas.openxmlformats.org/drawingml/2006/main" noChangeAspect="1"/>
+            </wp:cNvGraphicFramePr>
+            <a:graphic xmlns:a="http://schemas.openxmlformats.org/drawingml/2006/main">
+              <a:graphicData uri="http://schemas.openxmlformats.org/drawingml/2006/picture">
+                <pic:pic xmlns:pic="http://schemas.openxmlformats.org/drawingml/2006/picture">
+                  <pic:nvPicPr>
+                    <pic:cNvPr id="1" name=""/>
+                    <pic:cNvPicPr/>
+                  </pic:nvPicPr>
+                  <pic:blipFill>
+                    <a:blip r:embed="rId31"/>
+                    <a:stretch>
+                      <a:fillRect/>
+                    </a:stretch>
+                  </pic:blipFill>
+                  <pic:spPr>
+                    <a:xfrm>
+                      <a:off x="0" y="0"/>
+                      <a:ext cx="1742542" cy="3648843"/>
+                    </a:xfrm>
+                    <a:prstGeom prst="rect">
+                      <a:avLst/>
+                    </a:prstGeom>
+                  </pic:spPr>
+                </pic:pic>
+              </a:graphicData>
+            </a:graphic>
+          </wp:inline>
+        </w:drawing>
+      </w:r>
+    </w:p>
+    <w:p>
+      <w:pPr>
+        <w:pStyle w:val="Legenda"/>
+        <w:spacing w:before="120" w:after="120"/>
+        <w:jc w:val="center"/>
+        <w:rPr>
+          <w:rFonts w:ascii="Times New Roman" w:hAnsi="Times New Roman" w:cs="Times New Roman"/>
+          <w:color w:val="000000" w:themeColor="text1"/>
+          <w:sz w:val="20"/>
+          <w:szCs w:val="20"/>
+        </w:rPr>
+      </w:pPr>
+      <w:r>
+        <w:rPr>
+          <w:rFonts w:ascii="Times New Roman" w:hAnsi="Times New Roman" w:cs="Times New Roman"/>
+          <w:color w:val="000000" w:themeColor="text1"/>
+          <w:sz w:val="20"/>
+          <w:szCs w:val="20"/>
+        </w:rPr>
+        <w:t xml:space="preserve">Figura </w:t>
+      </w:r>
+      <w:r>
+        <w:rPr>
+          <w:rFonts w:ascii="Times New Roman" w:hAnsi="Times New Roman" w:cs="Times New Roman"/>
+          <w:color w:val="000000" w:themeColor="text1"/>
+          <w:sz w:val="20"/>
+          <w:szCs w:val="20"/>
+        </w:rPr>
+        <w:fldChar w:fldCharType="begin"/>
+      </w:r>
+      <w:r>
+        <w:rPr>
+          <w:rFonts w:ascii="Times New Roman" w:hAnsi="Times New Roman" w:cs="Times New Roman"/>
+          <w:color w:val="000000" w:themeColor="text1"/>
+          <w:sz w:val="20"/>
+          <w:szCs w:val="20"/>
+        </w:rPr>
+        <w:instrText xml:space="preserve"> SEQ Figura \* ARABIC </w:instrText>
+      </w:r>
+      <w:r>
+        <w:rPr>
+          <w:rFonts w:ascii="Times New Roman" w:hAnsi="Times New Roman" w:cs="Times New Roman"/>
+          <w:color w:val="000000" w:themeColor="text1"/>
+          <w:sz w:val="20"/>
+          <w:szCs w:val="20"/>
+        </w:rPr>
+        <w:fldChar w:fldCharType="separate"/>
+      </w:r>
+      <w:r>
+        <w:rPr>
+          <w:rFonts w:ascii="Times New Roman" w:hAnsi="Times New Roman" w:cs="Times New Roman"/>
+          <w:noProof/>
+          <w:color w:val="000000" w:themeColor="text1"/>
+          <w:sz w:val="20"/>
+          <w:szCs w:val="20"/>
+        </w:rPr>
+        <w:t>23</w:t>
+      </w:r>
+      <w:r>
+        <w:rPr>
+          <w:rFonts w:ascii="Times New Roman" w:hAnsi="Times New Roman" w:cs="Times New Roman"/>
+          <w:color w:val="000000" w:themeColor="text1"/>
+          <w:sz w:val="20"/>
+          <w:szCs w:val="20"/>
+        </w:rPr>
+        <w:fldChar w:fldCharType="end"/>
+      </w:r>
+      <w:r>
+        <w:rPr>
+          <w:rFonts w:ascii="Times New Roman" w:hAnsi="Times New Roman" w:cs="Times New Roman"/>
+          <w:color w:val="000000" w:themeColor="text1"/>
+          <w:sz w:val="20"/>
+          <w:szCs w:val="20"/>
+        </w:rPr>
+        <w:t xml:space="preserve"> - Tela de login</w:t>
+      </w:r>
+    </w:p>
+    <w:p>
+      <w:pPr>
+        <w:pStyle w:val="Legenda"/>
+        <w:spacing w:before="120" w:after="120"/>
+        <w:jc w:val="center"/>
+        <w:rPr>
+          <w:rFonts w:ascii="Times New Roman" w:hAnsi="Times New Roman" w:cs="Times New Roman"/>
+          <w:i w:val="0"/>
+          <w:iCs w:val="0"/>
+          <w:color w:val="000000" w:themeColor="text1"/>
+          <w:sz w:val="20"/>
+          <w:szCs w:val="20"/>
+        </w:rPr>
+      </w:pPr>
+      <w:r>
+        <w:rPr>
+          <w:rFonts w:ascii="Times New Roman" w:hAnsi="Times New Roman" w:cs="Times New Roman"/>
+          <w:i w:val="0"/>
+          <w:iCs w:val="0"/>
+          <w:color w:val="000000" w:themeColor="text1"/>
+          <w:sz w:val="20"/>
+          <w:szCs w:val="20"/>
+        </w:rPr>
+        <w:t>Fonte: Elaborado pelo autor (2026).</w:t>
+      </w:r>
+    </w:p>
+    <w:p>
+      <w:pPr>
+        <w:pStyle w:val="NormalWeb"/>
+        <w:jc w:val="center"/>
+      </w:pPr>
+    </w:p>
+    <w:p>
+      <w:pPr>
+        <w:pStyle w:val="NormalWeb"/>
+        <w:keepNext/>
+        <w:jc w:val="center"/>
+      </w:pPr>
+      <w:r>
+        <w:rPr>
+          <w:noProof/>
+        </w:rPr>
+        <w:drawing>
+          <wp:inline distT="0" distB="0" distL="0" distR="0" wp14:anchorId="2F16878E" wp14:editId="726927E7">
+            <wp:extent cx="1698367" cy="3587750"/>
+            <wp:effectExtent l="0" t="0" r="0" b="0"/>
+            <wp:docPr id="59" name="Imagem 59"/>
+            <wp:cNvGraphicFramePr>
+              <a:graphicFrameLocks xmlns:a="http://schemas.openxmlformats.org/drawingml/2006/main" noChangeAspect="1"/>
+            </wp:cNvGraphicFramePr>
+            <a:graphic xmlns:a="http://schemas.openxmlformats.org/drawingml/2006/main">
+              <a:graphicData uri="http://schemas.openxmlformats.org/drawingml/2006/picture">
+                <pic:pic xmlns:pic="http://schemas.openxmlformats.org/drawingml/2006/picture">
+                  <pic:nvPicPr>
+                    <pic:cNvPr id="1" name=""/>
+                    <pic:cNvPicPr/>
+                  </pic:nvPicPr>
+                  <pic:blipFill>
+                    <a:blip r:embed="rId32"/>
+                    <a:stretch>
+                      <a:fillRect/>
+                    </a:stretch>
+                  </pic:blipFill>
+                  <pic:spPr>
+                    <a:xfrm>
+                      <a:off x="0" y="0"/>
+                      <a:ext cx="1703300" cy="3598171"/>
+                    </a:xfrm>
+                    <a:prstGeom prst="rect">
+                      <a:avLst/>
+                    </a:prstGeom>
+                  </pic:spPr>
+                </pic:pic>
+              </a:graphicData>
+            </a:graphic>
+          </wp:inline>
+        </w:drawing>
+      </w:r>
+    </w:p>
+    <w:p>
+      <w:pPr>
+        <w:pStyle w:val="Legenda"/>
+        <w:spacing w:before="120" w:after="120"/>
+        <w:jc w:val="center"/>
+        <w:rPr>
+          <w:rFonts w:ascii="Times New Roman" w:hAnsi="Times New Roman" w:cs="Times New Roman"/>
+          <w:color w:val="000000" w:themeColor="text1"/>
+          <w:sz w:val="20"/>
+          <w:szCs w:val="20"/>
+        </w:rPr>
+      </w:pPr>
+      <w:r>
+        <w:rPr>
+          <w:rFonts w:ascii="Times New Roman" w:hAnsi="Times New Roman" w:cs="Times New Roman"/>
+          <w:color w:val="000000" w:themeColor="text1"/>
+          <w:sz w:val="20"/>
+          <w:szCs w:val="20"/>
+        </w:rPr>
+        <w:t xml:space="preserve">Figura </w:t>
+      </w:r>
+      <w:r>
+        <w:rPr>
+          <w:rFonts w:ascii="Times New Roman" w:hAnsi="Times New Roman" w:cs="Times New Roman"/>
+          <w:color w:val="000000" w:themeColor="text1"/>
+          <w:sz w:val="20"/>
+          <w:szCs w:val="20"/>
+        </w:rPr>
+        <w:fldChar w:fldCharType="begin"/>
+      </w:r>
+      <w:r>
+        <w:rPr>
+          <w:rFonts w:ascii="Times New Roman" w:hAnsi="Times New Roman" w:cs="Times New Roman"/>
+          <w:color w:val="000000" w:themeColor="text1"/>
+          <w:sz w:val="20"/>
+          <w:szCs w:val="20"/>
+        </w:rPr>
+        <w:instrText xml:space="preserve"> SEQ Figura \* ARABIC </w:instrText>
+      </w:r>
+      <w:r>
+        <w:rPr>
+          <w:rFonts w:ascii="Times New Roman" w:hAnsi="Times New Roman" w:cs="Times New Roman"/>
+          <w:color w:val="000000" w:themeColor="text1"/>
+          <w:sz w:val="20"/>
+          <w:szCs w:val="20"/>
+        </w:rPr>
+        <w:fldChar w:fldCharType="separate"/>
+      </w:r>
+      <w:r>
+        <w:rPr>
+          <w:rFonts w:ascii="Times New Roman" w:hAnsi="Times New Roman" w:cs="Times New Roman"/>
+          <w:noProof/>
+          <w:color w:val="000000" w:themeColor="text1"/>
+          <w:sz w:val="20"/>
+          <w:szCs w:val="20"/>
+        </w:rPr>
+        <w:t>24</w:t>
+      </w:r>
+      <w:r>
+        <w:rPr>
+          <w:rFonts w:ascii="Times New Roman" w:hAnsi="Times New Roman" w:cs="Times New Roman"/>
+          <w:color w:val="000000" w:themeColor="text1"/>
+          <w:sz w:val="20"/>
+          <w:szCs w:val="20"/>
+        </w:rPr>
+        <w:fldChar w:fldCharType="end"/>
+      </w:r>
+      <w:r>
+        <w:rPr>
+          <w:rFonts w:ascii="Times New Roman" w:hAnsi="Times New Roman" w:cs="Times New Roman"/>
+          <w:color w:val="000000" w:themeColor="text1"/>
+          <w:sz w:val="20"/>
+          <w:szCs w:val="20"/>
+        </w:rPr>
+        <w:t xml:space="preserve"> - Tela do carrinho do </w:t>
+      </w:r>
+      <w:r>
+        <w:rPr>
+          <w:rFonts w:ascii="Times New Roman" w:hAnsi="Times New Roman" w:cs="Times New Roman"/>
+          <w:color w:val="000000" w:themeColor="text1"/>
+          <w:sz w:val="20"/>
+          <w:szCs w:val="20"/>
+        </w:rPr>
+        <w:t>usuário</w:t>
+      </w:r>
+    </w:p>
+    <w:p>
+      <w:pPr>
+        <w:pStyle w:val="Legenda"/>
+        <w:spacing w:before="120" w:after="120"/>
+        <w:jc w:val="center"/>
+        <w:rPr>
+          <w:rFonts w:ascii="Times New Roman" w:hAnsi="Times New Roman" w:cs="Times New Roman"/>
+          <w:i w:val="0"/>
+          <w:iCs w:val="0"/>
+          <w:color w:val="000000" w:themeColor="text1"/>
+          <w:sz w:val="20"/>
+          <w:szCs w:val="20"/>
+        </w:rPr>
+      </w:pPr>
+      <w:r>
+        <w:rPr>
+          <w:rFonts w:ascii="Times New Roman" w:hAnsi="Times New Roman" w:cs="Times New Roman"/>
+          <w:i w:val="0"/>
+          <w:iCs w:val="0"/>
+          <w:color w:val="000000" w:themeColor="text1"/>
+          <w:sz w:val="20"/>
+          <w:szCs w:val="20"/>
+        </w:rPr>
+        <w:t>Fonte: Elaborado pelo autor (2026).</w:t>
+      </w:r>
+    </w:p>
+    <w:p>
+      <w:pPr>
+        <w:pStyle w:val="NormalWeb"/>
+        <w:keepNext/>
+        <w:jc w:val="center"/>
+      </w:pPr>
+      <w:r>
+        <w:rPr>
+          <w:noProof/>
+        </w:rPr>
+        <w:lastRenderedPageBreak/>
+        <w:drawing>
+          <wp:inline distT="0" distB="0" distL="0" distR="0" wp14:anchorId="13E8E7CE" wp14:editId="4AB4A1B1">
+            <wp:extent cx="1692000" cy="3574299"/>
+            <wp:effectExtent l="0" t="0" r="3810" b="7620"/>
+            <wp:docPr id="56" name="Imagem 56"/>
+            <wp:cNvGraphicFramePr>
+              <a:graphicFrameLocks xmlns:a="http://schemas.openxmlformats.org/drawingml/2006/main" noChangeAspect="1"/>
+            </wp:cNvGraphicFramePr>
+            <a:graphic xmlns:a="http://schemas.openxmlformats.org/drawingml/2006/main">
+              <a:graphicData uri="http://schemas.openxmlformats.org/drawingml/2006/picture">
+                <pic:pic xmlns:pic="http://schemas.openxmlformats.org/drawingml/2006/picture">
+                  <pic:nvPicPr>
+                    <pic:cNvPr id="1" name=""/>
+                    <pic:cNvPicPr/>
+                  </pic:nvPicPr>
+                  <pic:blipFill>
+                    <a:blip r:embed="rId33"/>
+                    <a:stretch>
+                      <a:fillRect/>
+                    </a:stretch>
+                  </pic:blipFill>
+                  <pic:spPr>
+                    <a:xfrm>
+                      <a:off x="0" y="0"/>
+                      <a:ext cx="1692000" cy="3574299"/>
+                    </a:xfrm>
+                    <a:prstGeom prst="rect">
+                      <a:avLst/>
+                    </a:prstGeom>
+                  </pic:spPr>
+                </pic:pic>
+              </a:graphicData>
+            </a:graphic>
+          </wp:inline>
+        </w:drawing>
+      </w:r>
+    </w:p>
+    <w:p>
+      <w:pPr>
+        <w:pStyle w:val="Legenda"/>
+        <w:spacing w:before="120" w:after="120"/>
+        <w:jc w:val="center"/>
+        <w:rPr>
+          <w:rFonts w:ascii="Times New Roman" w:hAnsi="Times New Roman" w:cs="Times New Roman"/>
+          <w:color w:val="000000" w:themeColor="text1"/>
+          <w:sz w:val="20"/>
+          <w:szCs w:val="20"/>
+        </w:rPr>
+      </w:pPr>
+      <w:r>
+        <w:rPr>
+          <w:rFonts w:ascii="Times New Roman" w:hAnsi="Times New Roman" w:cs="Times New Roman"/>
+          <w:color w:val="000000" w:themeColor="text1"/>
+          <w:sz w:val="20"/>
+          <w:szCs w:val="20"/>
+        </w:rPr>
+        <w:t xml:space="preserve">Figura </w:t>
+      </w:r>
+      <w:r>
+        <w:rPr>
+          <w:rFonts w:ascii="Times New Roman" w:hAnsi="Times New Roman" w:cs="Times New Roman"/>
+          <w:color w:val="000000" w:themeColor="text1"/>
+          <w:sz w:val="20"/>
+          <w:szCs w:val="20"/>
+        </w:rPr>
+        <w:fldChar w:fldCharType="begin"/>
+      </w:r>
+      <w:r>
+        <w:rPr>
+          <w:rFonts w:ascii="Times New Roman" w:hAnsi="Times New Roman" w:cs="Times New Roman"/>
+          <w:color w:val="000000" w:themeColor="text1"/>
+          <w:sz w:val="20"/>
+          <w:szCs w:val="20"/>
+        </w:rPr>
+        <w:instrText xml:space="preserve"> SEQ Figura \* ARABIC </w:instrText>
+      </w:r>
+      <w:r>
+        <w:rPr>
+          <w:rFonts w:ascii="Times New Roman" w:hAnsi="Times New Roman" w:cs="Times New Roman"/>
+          <w:color w:val="000000" w:themeColor="text1"/>
+          <w:sz w:val="20"/>
+          <w:szCs w:val="20"/>
+        </w:rPr>
+        <w:fldChar w:fldCharType="separate"/>
+      </w:r>
+      <w:r>
+        <w:rPr>
+          <w:rFonts w:ascii="Times New Roman" w:hAnsi="Times New Roman" w:cs="Times New Roman"/>
+          <w:noProof/>
+          <w:color w:val="000000" w:themeColor="text1"/>
+          <w:sz w:val="20"/>
+          <w:szCs w:val="20"/>
+        </w:rPr>
+        <w:t>25</w:t>
+      </w:r>
+      <w:r>
+        <w:rPr>
+          <w:rFonts w:ascii="Times New Roman" w:hAnsi="Times New Roman" w:cs="Times New Roman"/>
+          <w:color w:val="000000" w:themeColor="text1"/>
+          <w:sz w:val="20"/>
+          <w:szCs w:val="20"/>
+        </w:rPr>
+        <w:fldChar w:fldCharType="end"/>
+      </w:r>
+      <w:r>
+        <w:rPr>
+          <w:rFonts w:ascii="Times New Roman" w:hAnsi="Times New Roman" w:cs="Times New Roman"/>
+          <w:color w:val="000000" w:themeColor="text1"/>
+          <w:sz w:val="20"/>
+          <w:szCs w:val="20"/>
+        </w:rPr>
+        <w:t xml:space="preserve"> - Tela de produtos do </w:t>
+      </w:r>
+      <w:r>
+        <w:rPr>
+          <w:rFonts w:ascii="Times New Roman" w:hAnsi="Times New Roman" w:cs="Times New Roman"/>
+          <w:color w:val="000000" w:themeColor="text1"/>
+          <w:sz w:val="20"/>
+          <w:szCs w:val="20"/>
+        </w:rPr>
+        <w:t>usuário</w:t>
+      </w:r>
+    </w:p>
+    <w:p>
+      <w:pPr>
+        <w:pStyle w:val="Legenda"/>
+        <w:spacing w:before="120" w:after="120"/>
+        <w:jc w:val="center"/>
+        <w:rPr>
+          <w:rFonts w:ascii="Times New Roman" w:hAnsi="Times New Roman" w:cs="Times New Roman"/>
+          <w:i w:val="0"/>
+          <w:iCs w:val="0"/>
+          <w:color w:val="000000" w:themeColor="text1"/>
+          <w:sz w:val="20"/>
+          <w:szCs w:val="20"/>
+        </w:rPr>
+      </w:pPr>
+      <w:r>
+        <w:rPr>
+          <w:rFonts w:ascii="Times New Roman" w:hAnsi="Times New Roman" w:cs="Times New Roman"/>
+          <w:i w:val="0"/>
+          <w:iCs w:val="0"/>
+          <w:color w:val="000000" w:themeColor="text1"/>
+          <w:sz w:val="20"/>
+          <w:szCs w:val="20"/>
+        </w:rPr>
+        <w:t>Fonte: Elaborado pelo autor (2026).</w:t>
+      </w:r>
+    </w:p>
+    <w:p/>
+    <w:p>
+      <w:pPr>
+        <w:pStyle w:val="NormalWeb"/>
+        <w:keepNext/>
+        <w:jc w:val="center"/>
+      </w:pPr>
+      <w:r>
+        <w:rPr>
+          <w:noProof/>
+        </w:rPr>
+        <w:drawing>
+          <wp:inline distT="0" distB="0" distL="0" distR="0" wp14:anchorId="75C7A884" wp14:editId="2D168CE3">
+            <wp:extent cx="1692000" cy="3574298"/>
+            <wp:effectExtent l="0" t="0" r="3810" b="7620"/>
+            <wp:docPr id="61" name="Imagem 61"/>
+            <wp:cNvGraphicFramePr>
+              <a:graphicFrameLocks xmlns:a="http://schemas.openxmlformats.org/drawingml/2006/main" noChangeAspect="1"/>
+            </wp:cNvGraphicFramePr>
+            <a:graphic xmlns:a="http://schemas.openxmlformats.org/drawingml/2006/main">
+              <a:graphicData uri="http://schemas.openxmlformats.org/drawingml/2006/picture">
+                <pic:pic xmlns:pic="http://schemas.openxmlformats.org/drawingml/2006/picture">
+                  <pic:nvPicPr>
+                    <pic:cNvPr id="1" name=""/>
+                    <pic:cNvPicPr/>
+                  </pic:nvPicPr>
+                  <pic:blipFill>
+                    <a:blip r:embed="rId34"/>
+                    <a:stretch>
+                      <a:fillRect/>
+                    </a:stretch>
+                  </pic:blipFill>
+                  <pic:spPr>
+                    <a:xfrm>
+                      <a:off x="0" y="0"/>
+                      <a:ext cx="1692000" cy="3574298"/>
+                    </a:xfrm>
+                    <a:prstGeom prst="rect">
+                      <a:avLst/>
+                    </a:prstGeom>
+                  </pic:spPr>
+                </pic:pic>
+              </a:graphicData>
+            </a:graphic>
+          </wp:inline>
+        </w:drawing>
+      </w:r>
+    </w:p>
+    <w:p>
+      <w:pPr>
+        <w:pStyle w:val="Legenda"/>
+        <w:spacing w:before="120" w:after="120"/>
+        <w:jc w:val="center"/>
+        <w:rPr>
+          <w:rFonts w:ascii="Times New Roman" w:hAnsi="Times New Roman" w:cs="Times New Roman"/>
+          <w:color w:val="000000" w:themeColor="text1"/>
+          <w:sz w:val="20"/>
+          <w:szCs w:val="20"/>
+        </w:rPr>
+      </w:pPr>
+      <w:r>
+        <w:rPr>
+          <w:rFonts w:ascii="Times New Roman" w:hAnsi="Times New Roman" w:cs="Times New Roman"/>
+          <w:color w:val="000000" w:themeColor="text1"/>
+          <w:sz w:val="20"/>
+          <w:szCs w:val="20"/>
+        </w:rPr>
+        <w:t xml:space="preserve">Figura </w:t>
+      </w:r>
+      <w:r>
+        <w:rPr>
+          <w:rFonts w:ascii="Times New Roman" w:hAnsi="Times New Roman" w:cs="Times New Roman"/>
+          <w:color w:val="000000" w:themeColor="text1"/>
+          <w:sz w:val="20"/>
+          <w:szCs w:val="20"/>
+        </w:rPr>
+        <w:fldChar w:fldCharType="begin"/>
+      </w:r>
+      <w:r>
+        <w:rPr>
+          <w:rFonts w:ascii="Times New Roman" w:hAnsi="Times New Roman" w:cs="Times New Roman"/>
+          <w:color w:val="000000" w:themeColor="text1"/>
+          <w:sz w:val="20"/>
+          <w:szCs w:val="20"/>
+        </w:rPr>
+        <w:instrText xml:space="preserve"> SEQ Figura \* ARABIC </w:instrText>
+      </w:r>
+      <w:r>
+        <w:rPr>
+          <w:rFonts w:ascii="Times New Roman" w:hAnsi="Times New Roman" w:cs="Times New Roman"/>
+          <w:color w:val="000000" w:themeColor="text1"/>
+          <w:sz w:val="20"/>
+          <w:szCs w:val="20"/>
+        </w:rPr>
+        <w:fldChar w:fldCharType="separate"/>
+      </w:r>
+      <w:r>
+        <w:rPr>
+          <w:rFonts w:ascii="Times New Roman" w:hAnsi="Times New Roman" w:cs="Times New Roman"/>
+          <w:color w:val="000000" w:themeColor="text1"/>
+          <w:sz w:val="20"/>
+          <w:szCs w:val="20"/>
+        </w:rPr>
+        <w:t>26</w:t>
+      </w:r>
+      <w:r>
+        <w:rPr>
+          <w:rFonts w:ascii="Times New Roman" w:hAnsi="Times New Roman" w:cs="Times New Roman"/>
+          <w:color w:val="000000" w:themeColor="text1"/>
+          <w:sz w:val="20"/>
+          <w:szCs w:val="20"/>
+        </w:rPr>
+        <w:fldChar w:fldCharType="end"/>
+      </w:r>
+      <w:r>
+        <w:rPr>
+          <w:rFonts w:ascii="Times New Roman" w:hAnsi="Times New Roman" w:cs="Times New Roman"/>
+          <w:color w:val="000000" w:themeColor="text1"/>
+          <w:sz w:val="20"/>
+          <w:szCs w:val="20"/>
+        </w:rPr>
+        <w:t xml:space="preserve"> - Tela do perfil do usuário</w:t>
+      </w:r>
+    </w:p>
+    <w:p>
+      <w:pPr>
+        <w:pStyle w:val="Legenda"/>
+        <w:spacing w:before="120" w:after="120"/>
+        <w:jc w:val="center"/>
+        <w:rPr>
+          <w:rFonts w:ascii="Times New Roman" w:hAnsi="Times New Roman" w:cs="Times New Roman"/>
+          <w:i w:val="0"/>
+          <w:iCs w:val="0"/>
+          <w:color w:val="000000" w:themeColor="text1"/>
+          <w:sz w:val="20"/>
+          <w:szCs w:val="20"/>
+        </w:rPr>
+      </w:pPr>
+      <w:r>
+        <w:rPr>
+          <w:rFonts w:ascii="Times New Roman" w:hAnsi="Times New Roman" w:cs="Times New Roman"/>
+          <w:i w:val="0"/>
+          <w:iCs w:val="0"/>
+          <w:color w:val="000000" w:themeColor="text1"/>
+          <w:sz w:val="20"/>
+          <w:szCs w:val="20"/>
+        </w:rPr>
+        <w:t>Fonte: Elaborado pelo autor (2026).</w:t>
+      </w:r>
+    </w:p>
+    <w:p>
+      <w:pPr>
+        <w:pStyle w:val="Ttulo2"/>
+        <w:spacing w:before="0" w:line="360" w:lineRule="auto"/>
+        <w:jc w:val="both"/>
+        <w:rPr>
+          <w:rFonts w:ascii="Times New Roman" w:hAnsi="Times New Roman" w:cs="Times New Roman"/>
+          <w:color w:val="000000" w:themeColor="text1"/>
+          <w:sz w:val="24"/>
+          <w:szCs w:val="24"/>
+        </w:rPr>
+      </w:pPr>
+      <w:r>
+        <w:rPr>
+          <w:rFonts w:ascii="Times New Roman" w:hAnsi="Times New Roman" w:cs="Times New Roman"/>
+          <w:color w:val="000000" w:themeColor="text1"/>
+          <w:sz w:val="24"/>
+          <w:szCs w:val="24"/>
+        </w:rPr>
+        <w:lastRenderedPageBreak/>
+        <w:t>4</w:t>
+      </w:r>
+      <w:r>
+        <w:rPr>
+          <w:rFonts w:ascii="Times New Roman" w:hAnsi="Times New Roman" w:cs="Times New Roman"/>
+          <w:color w:val="000000" w:themeColor="text1"/>
+          <w:sz w:val="24"/>
+          <w:szCs w:val="24"/>
+        </w:rPr>
+        <w:t>.8 Considerações da Implementação</w:t>
+      </w:r>
+    </w:p>
+    <w:p>
+      <w:pPr>
+        <w:pStyle w:val="NormalWeb"/>
+      </w:pPr>
+      <w:r>
+        <w:t>Finalize com um texto curto.</w:t>
+      </w:r>
+    </w:p>
+    <w:p>
+      <w:pPr>
+        <w:pStyle w:val="NormalWeb"/>
+      </w:pPr>
+      <w:r>
+        <w:t>O sistema foi implementado utilizando uma arquitetura baseada em APIs REST, permitindo a integração entre a aplicação Web e o aplicativo Mobile. A utilização do Django REST Framework possibilitou a construção de uma API organizada, reutilizável e escalável, enquanto o React e o React Native forneceram interfaces modernas para os diferentes canais de atendimento da rede Raízes do Nordeste.</w:t>
+      </w:r>
+    </w:p>
+    <w:p>
+      <w:pPr>
+        <w:spacing w:after="0" w:line="240" w:lineRule="auto"/>
+        <w:rPr>
+          <w:rFonts w:ascii="Times New Roman" w:eastAsia="Times New Roman" w:hAnsi="Times New Roman" w:cs="Times New Roman"/>
+          <w:b/>
+          <w:bCs/>
+          <w:color w:val="000000" w:themeColor="text1"/>
+          <w:kern w:val="36"/>
+          <w:sz w:val="24"/>
+          <w:lang w:eastAsia="pt-BR"/>
+        </w:rPr>
+      </w:pPr>
+      <w:r>
+        <w:rPr>
+          <w:rFonts w:ascii="Times New Roman" w:hAnsi="Times New Roman" w:cs="Times New Roman"/>
+          <w:color w:val="000000" w:themeColor="text1"/>
+          <w:sz w:val="24"/>
+        </w:rPr>
+        <w:br w:type="page"/>
+      </w:r>
+    </w:p>
+    <w:p>
+      <w:pPr>
+        <w:pStyle w:val="Ttulo1"/>
+        <w:rPr>
+          <w:color w:val="000000" w:themeColor="text1"/>
+          <w:sz w:val="24"/>
+          <w:szCs w:val="24"/>
+        </w:rPr>
+      </w:pPr>
+      <w:bookmarkStart w:id="22" w:name="_Toc233271756"/>
+      <w:r>
+        <w:rPr>
+          <w:color w:val="000000" w:themeColor="text1"/>
+          <w:sz w:val="24"/>
+          <w:szCs w:val="24"/>
+        </w:rPr>
+        <w:lastRenderedPageBreak/>
+        <w:t>5 PLANO DE TESTES E EVIDÊNCIAS</w:t>
+      </w:r>
+      <w:r>
+        <w:rPr>
+          <w:color w:val="000000" w:themeColor="text1"/>
+          <w:sz w:val="24"/>
+          <w:szCs w:val="24"/>
+        </w:rPr>
+        <w:t xml:space="preserve"> DO BACKEND</w:t>
+      </w:r>
+      <w:bookmarkEnd w:id="22"/>
+    </w:p>
+    <w:p>
+      <w:pPr>
+        <w:pStyle w:val="Ttulo2"/>
+        <w:rPr>
+          <w:rFonts w:ascii="Times New Roman" w:hAnsi="Times New Roman" w:cs="Times New Roman"/>
+          <w:color w:val="000000" w:themeColor="text1"/>
+          <w:sz w:val="24"/>
+          <w:szCs w:val="24"/>
+        </w:rPr>
+      </w:pPr>
+      <w:bookmarkStart w:id="23" w:name="_Toc233271757"/>
+      <w:r>
+        <w:rPr>
+          <w:rFonts w:ascii="Times New Roman" w:hAnsi="Times New Roman" w:cs="Times New Roman"/>
+          <w:color w:val="000000" w:themeColor="text1"/>
+          <w:sz w:val="24"/>
+          <w:szCs w:val="24"/>
+        </w:rPr>
+        <w:t>5.1 Estratégia de Validação</w:t>
+      </w:r>
+      <w:bookmarkEnd w:id="23"/>
+    </w:p>
+    <w:p>
+      <w:pPr>
+        <w:pStyle w:val="NormalWeb"/>
+        <w:ind w:firstLine="709"/>
+        <w:jc w:val="both"/>
+      </w:pPr>
+      <w:r>
+        <w:t>A validação do sistema foi realizada por meio de testes funcionais utilizando a ferramenta Insomnia. Os testes tiveram como objetivo verificar o correto funcionamento dos endpoints da API, a autenticação dos usuários, a persistência dos dados no banco de dados e a aplicação das regras de negócio definidas nos requisitos do sistema.</w:t>
+      </w:r>
+    </w:p>
+    <w:p>
+      <w:pPr>
+        <w:pStyle w:val="NormalWeb"/>
+        <w:ind w:firstLine="709"/>
+        <w:jc w:val="both"/>
+      </w:pPr>
+      <w:r>
+        <w:t>Foram executados cenários positivos e negativos, simulando situações reais de uso da aplicação, permitindo validar tanto o comportamento esperado quanto o tratamento de erros.</w:t>
+      </w:r>
+    </w:p>
+    <w:p>
+      <w:pPr>
+        <w:pStyle w:val="Ttulo2"/>
+        <w:rPr>
+          <w:rFonts w:ascii="Times New Roman" w:eastAsia="Times New Roman" w:hAnsi="Times New Roman" w:cs="Times New Roman"/>
+          <w:color w:val="auto"/>
+          <w:lang w:eastAsia="pt-BR"/>
+        </w:rPr>
+      </w:pPr>
+      <w:bookmarkStart w:id="24" w:name="_Toc233271758"/>
+      <w:r>
+        <w:rPr>
+          <w:rFonts w:ascii="Times New Roman" w:eastAsia="Times New Roman" w:hAnsi="Times New Roman" w:cs="Times New Roman"/>
+          <w:color w:val="auto"/>
+          <w:sz w:val="24"/>
+          <w:szCs w:val="24"/>
+          <w:lang w:eastAsia="pt-BR"/>
+        </w:rPr>
+        <w:t xml:space="preserve">5.2 </w:t>
+      </w:r>
+      <w:r>
+        <w:rPr>
+          <w:rFonts w:ascii="Times New Roman" w:eastAsia="Times New Roman" w:hAnsi="Times New Roman" w:cs="Times New Roman"/>
+          <w:color w:val="auto"/>
+          <w:lang w:eastAsia="pt-BR"/>
+        </w:rPr>
+        <w:t>Cadastro Inicial de Usuários</w:t>
+      </w:r>
+      <w:bookmarkEnd w:id="24"/>
+    </w:p>
+    <w:p>
+      <w:pPr>
+        <w:pStyle w:val="isselectedend"/>
+        <w:spacing w:line="360" w:lineRule="auto"/>
+        <w:ind w:firstLine="709"/>
+        <w:jc w:val="both"/>
+      </w:pPr>
+      <w:r>
+        <w:t>Antes da população das demais tabelas do banco de dados, foi necessário criar usuários para simular clientes reais da plataforma. Para essa etapa foi utilizado o shell interativo do Django, acessado por meio do comando:</w:t>
+      </w:r>
+    </w:p>
+    <w:p>
+      <w:pPr>
+        <w:pStyle w:val="Pr-formataoHTML"/>
+        <w:spacing w:line="360" w:lineRule="auto"/>
+        <w:ind w:firstLine="709"/>
+        <w:jc w:val="both"/>
+        <w:rPr>
+          <w:rFonts w:ascii="Times New Roman" w:hAnsi="Times New Roman" w:cs="Times New Roman"/>
+          <w:sz w:val="24"/>
+          <w:szCs w:val="24"/>
+        </w:rPr>
+      </w:pPr>
+      <w:r>
+        <w:rPr>
+          <w:rStyle w:val="CdigoHTML"/>
+          <w:rFonts w:ascii="Times New Roman" w:hAnsi="Times New Roman" w:cs="Times New Roman"/>
+          <w:sz w:val="24"/>
+          <w:szCs w:val="24"/>
+        </w:rPr>
+        <w:t>python manage.py shell</w:t>
+      </w:r>
+    </w:p>
+    <w:p>
+      <w:pPr>
+        <w:pStyle w:val="isselectedend"/>
+        <w:spacing w:line="360" w:lineRule="auto"/>
+        <w:ind w:firstLine="709"/>
+        <w:jc w:val="both"/>
+      </w:pPr>
+      <w:r>
+        <w:t xml:space="preserve">A criação dos usuários foi realizada utilizando o método </w:t>
+      </w:r>
+      <w:r>
+        <w:rPr>
+          <w:rStyle w:val="CdigoHTML"/>
+          <w:rFonts w:ascii="Times New Roman" w:hAnsi="Times New Roman" w:cs="Times New Roman"/>
+        </w:rPr>
+        <w:t>create_user()</w:t>
+      </w:r>
+      <w:r>
+        <w:t>, disponibilizado pelo modelo de autenticação do framework. Essa abordagem foi escolhida porque o Django realiza automaticamente o processamento e a criptografia das senhas utilizando algoritmos seguros, garantindo que as credenciais não sejam armazenadas em texto puro no banco de dados.</w:t>
+      </w:r>
+    </w:p>
+    <w:p>
+      <w:pPr>
+        <w:pStyle w:val="isselectedend"/>
+        <w:spacing w:line="360" w:lineRule="auto"/>
+        <w:ind w:firstLine="709"/>
+        <w:jc w:val="both"/>
+      </w:pPr>
+      <w:r>
+        <w:t>Foram cadastrados dez usuários do tipo CLIENTE, contendo informações como nome de usuário, nome, sobrenome, e-mail, telefone e CPF. Todos os usuários receberam inicialmente a senha padrão "123456", utilizada exclusivamente para fins de desenvolvimento e testes da aplicação.</w:t>
+      </w:r>
+    </w:p>
+    <w:p>
+      <w:pPr>
+        <w:pStyle w:val="isselectedend"/>
+        <w:spacing w:line="360" w:lineRule="auto"/>
+        <w:ind w:firstLine="709"/>
+        <w:jc w:val="both"/>
+      </w:pPr>
+      <w:r>
+        <w:t>O código utilizado para a geração automática dos registros foi desenvolvido em Python e executado diretamente no ambiente Django, conforme apresentado a seguir:</w:t>
+      </w:r>
+    </w:p>
+    <w:p>
+      <w:pPr>
+        <w:spacing w:after="0" w:line="240" w:lineRule="auto"/>
+        <w:rPr>
+          <w:rFonts w:ascii="Times New Roman" w:eastAsiaTheme="majorEastAsia" w:hAnsi="Times New Roman" w:cs="Times New Roman"/>
+          <w:color w:val="000000" w:themeColor="text1"/>
+          <w:sz w:val="24"/>
+        </w:rPr>
+      </w:pPr>
+      <w:r>
+        <w:rPr>
+          <w:rFonts w:ascii="Times New Roman" w:hAnsi="Times New Roman" w:cs="Times New Roman"/>
+          <w:color w:val="000000" w:themeColor="text1"/>
+          <w:sz w:val="24"/>
+        </w:rPr>
+        <w:br w:type="page"/>
+      </w:r>
+    </w:p>
+    <w:p>
+      <w:pPr>
+        <w:spacing w:after="0" w:line="240" w:lineRule="auto"/>
+        <w:rPr>
+          <w:rFonts w:ascii="Times New Roman" w:hAnsi="Times New Roman" w:cs="Times New Roman"/>
+          <w:color w:val="000000" w:themeColor="text1"/>
+          <w:sz w:val="24"/>
+        </w:rPr>
+      </w:pPr>
+      <w:r>
+        <w:rPr>
+          <w:rFonts w:ascii="Times New Roman" w:hAnsi="Times New Roman" w:cs="Times New Roman"/>
+          <w:color w:val="000000" w:themeColor="text1"/>
+          <w:sz w:val="24"/>
+        </w:rPr>
+        <w:lastRenderedPageBreak/>
+        <w:t>Evidência de Execução</w:t>
+      </w:r>
+    </w:p>
+    <w:p>
+      <w:pPr>
+        <w:spacing w:after="0" w:line="240" w:lineRule="auto"/>
+        <w:jc w:val="center"/>
+        <w:rPr>
+          <w:rFonts w:ascii="Times New Roman" w:hAnsi="Times New Roman" w:cs="Times New Roman"/>
+        </w:rPr>
+      </w:pPr>
+      <w:r>
+        <w:rPr>
+          <w:rFonts w:ascii="Times New Roman" w:hAnsi="Times New Roman" w:cs="Times New Roman"/>
+          <w:noProof/>
+          <w:color w:val="000000" w:themeColor="text1"/>
+          <w:sz w:val="24"/>
+        </w:rPr>
+        <w:drawing>
+          <wp:inline distT="0" distB="0" distL="0" distR="0" wp14:anchorId="0B3CD7F7" wp14:editId="6D6D2EB8">
+            <wp:extent cx="5758963" cy="5900540"/>
+            <wp:effectExtent l="0" t="0" r="0" b="5080"/>
+            <wp:docPr id="3" name="Imagem 3"/>
+            <wp:cNvGraphicFramePr>
+              <a:graphicFrameLocks xmlns:a="http://schemas.openxmlformats.org/drawingml/2006/main" noChangeAspect="1"/>
+            </wp:cNvGraphicFramePr>
+            <a:graphic xmlns:a="http://schemas.openxmlformats.org/drawingml/2006/main">
+              <a:graphicData uri="http://schemas.openxmlformats.org/drawingml/2006/picture">
+                <pic:pic xmlns:pic="http://schemas.openxmlformats.org/drawingml/2006/picture">
+                  <pic:nvPicPr>
+                    <pic:cNvPr id="1" name=""/>
+                    <pic:cNvPicPr/>
+                  </pic:nvPicPr>
+                  <pic:blipFill>
+                    <a:blip r:embed="rId35"/>
+                    <a:stretch>
+                      <a:fillRect/>
+                    </a:stretch>
+                  </pic:blipFill>
+                  <pic:spPr>
+                    <a:xfrm>
+                      <a:off x="0" y="0"/>
+                      <a:ext cx="5882441" cy="6027054"/>
+                    </a:xfrm>
+                    <a:prstGeom prst="rect">
+                      <a:avLst/>
+                    </a:prstGeom>
+                  </pic:spPr>
+                </pic:pic>
+              </a:graphicData>
+            </a:graphic>
+          </wp:inline>
+        </w:drawing>
+      </w:r>
+    </w:p>
+    <w:p>
+      <w:pPr>
+        <w:pStyle w:val="Legenda"/>
+        <w:spacing w:before="120" w:after="120"/>
+        <w:jc w:val="center"/>
+        <w:rPr>
+          <w:rFonts w:ascii="Times New Roman" w:hAnsi="Times New Roman" w:cs="Times New Roman"/>
+          <w:color w:val="000000" w:themeColor="text1"/>
+          <w:sz w:val="20"/>
+          <w:szCs w:val="20"/>
+        </w:rPr>
+      </w:pPr>
+      <w:bookmarkStart w:id="25" w:name="_Toc233205596"/>
+      <w:r>
+        <w:rPr>
+          <w:rFonts w:ascii="Times New Roman" w:hAnsi="Times New Roman" w:cs="Times New Roman"/>
+          <w:color w:val="000000" w:themeColor="text1"/>
+          <w:sz w:val="20"/>
+          <w:szCs w:val="20"/>
+        </w:rPr>
+        <w:t xml:space="preserve">Figura </w:t>
+      </w:r>
+      <w:r>
+        <w:rPr>
+          <w:rFonts w:ascii="Times New Roman" w:hAnsi="Times New Roman" w:cs="Times New Roman"/>
+          <w:color w:val="000000" w:themeColor="text1"/>
+          <w:sz w:val="20"/>
+          <w:szCs w:val="20"/>
+        </w:rPr>
+        <w:fldChar w:fldCharType="begin"/>
+      </w:r>
+      <w:r>
+        <w:rPr>
+          <w:rFonts w:ascii="Times New Roman" w:hAnsi="Times New Roman" w:cs="Times New Roman"/>
+          <w:color w:val="000000" w:themeColor="text1"/>
+          <w:sz w:val="20"/>
+          <w:szCs w:val="20"/>
+        </w:rPr>
+        <w:instrText xml:space="preserve"> SEQ Figura \* ARABIC </w:instrText>
+      </w:r>
+      <w:r>
+        <w:rPr>
+          <w:rFonts w:ascii="Times New Roman" w:hAnsi="Times New Roman" w:cs="Times New Roman"/>
+          <w:color w:val="000000" w:themeColor="text1"/>
+          <w:sz w:val="20"/>
+          <w:szCs w:val="20"/>
+        </w:rPr>
+        <w:fldChar w:fldCharType="separate"/>
+      </w:r>
+      <w:r>
+        <w:rPr>
+          <w:rFonts w:ascii="Times New Roman" w:hAnsi="Times New Roman" w:cs="Times New Roman"/>
+          <w:noProof/>
+          <w:color w:val="000000" w:themeColor="text1"/>
+          <w:sz w:val="20"/>
+          <w:szCs w:val="20"/>
+        </w:rPr>
+        <w:t>27</w:t>
+      </w:r>
+      <w:r>
+        <w:rPr>
+          <w:rFonts w:ascii="Times New Roman" w:hAnsi="Times New Roman" w:cs="Times New Roman"/>
+          <w:color w:val="000000" w:themeColor="text1"/>
+          <w:sz w:val="20"/>
+          <w:szCs w:val="20"/>
+        </w:rPr>
+        <w:fldChar w:fldCharType="end"/>
+      </w:r>
+      <w:r>
+        <w:rPr>
+          <w:rFonts w:ascii="Times New Roman" w:hAnsi="Times New Roman" w:cs="Times New Roman"/>
+          <w:color w:val="000000" w:themeColor="text1"/>
+          <w:sz w:val="20"/>
+          <w:szCs w:val="20"/>
+        </w:rPr>
+        <w:t xml:space="preserve"> - Criando usuários</w:t>
+      </w:r>
+      <w:r>
+        <w:rPr>
+          <w:rFonts w:ascii="Times New Roman" w:hAnsi="Times New Roman" w:cs="Times New Roman"/>
+          <w:color w:val="000000" w:themeColor="text1"/>
+          <w:sz w:val="20"/>
+          <w:szCs w:val="20"/>
+        </w:rPr>
+        <w:t>.</w:t>
+      </w:r>
+      <w:bookmarkEnd w:id="25"/>
+    </w:p>
+    <w:p>
+      <w:pPr>
+        <w:pStyle w:val="Legenda"/>
+        <w:spacing w:before="120" w:after="120"/>
+        <w:jc w:val="center"/>
+        <w:rPr>
+          <w:rFonts w:ascii="Times New Roman" w:hAnsi="Times New Roman" w:cs="Times New Roman"/>
+          <w:i w:val="0"/>
+          <w:iCs w:val="0"/>
+          <w:color w:val="000000" w:themeColor="text1"/>
+          <w:sz w:val="20"/>
+          <w:szCs w:val="20"/>
+        </w:rPr>
+      </w:pPr>
+      <w:r>
+        <w:rPr>
+          <w:rFonts w:ascii="Times New Roman" w:hAnsi="Times New Roman" w:cs="Times New Roman"/>
+          <w:i w:val="0"/>
+          <w:iCs w:val="0"/>
+          <w:color w:val="000000" w:themeColor="text1"/>
+          <w:sz w:val="20"/>
+          <w:szCs w:val="20"/>
+        </w:rPr>
+        <w:t>Fonte: Elaborado pelo autor (2026).</w:t>
+      </w:r>
+    </w:p>
+    <w:p>
+      <w:pPr>
+        <w:rPr>
+          <w:rFonts w:ascii="Times New Roman" w:hAnsi="Times New Roman" w:cs="Times New Roman"/>
+        </w:rPr>
+      </w:pPr>
+    </w:p>
+    <w:p>
+      <w:pPr>
+        <w:spacing w:after="0" w:line="240" w:lineRule="auto"/>
+        <w:rPr>
+          <w:rFonts w:ascii="Times New Roman" w:hAnsi="Times New Roman" w:cs="Times New Roman"/>
+          <w:color w:val="000000" w:themeColor="text1"/>
+          <w:sz w:val="24"/>
+        </w:rPr>
+      </w:pPr>
+      <w:r>
+        <w:rPr>
+          <w:rFonts w:ascii="Times New Roman" w:hAnsi="Times New Roman" w:cs="Times New Roman"/>
+          <w:color w:val="000000" w:themeColor="text1"/>
+          <w:sz w:val="24"/>
+        </w:rPr>
+        <w:br w:type="page"/>
+      </w:r>
+    </w:p>
+    <w:p>
+      <w:pPr>
+        <w:spacing w:after="0" w:line="240" w:lineRule="auto"/>
+        <w:rPr>
+          <w:rFonts w:ascii="Times New Roman" w:hAnsi="Times New Roman" w:cs="Times New Roman"/>
+          <w:color w:val="000000" w:themeColor="text1"/>
+          <w:sz w:val="24"/>
+        </w:rPr>
+      </w:pPr>
+      <w:r>
+        <w:rPr>
+          <w:rFonts w:ascii="Times New Roman" w:hAnsi="Times New Roman" w:cs="Times New Roman"/>
+          <w:color w:val="000000" w:themeColor="text1"/>
+          <w:sz w:val="24"/>
+        </w:rPr>
+        <w:lastRenderedPageBreak/>
+        <w:t>Evidência de Execução</w:t>
+      </w:r>
+    </w:p>
+    <w:p>
+      <w:pPr>
+        <w:keepNext/>
+        <w:spacing w:after="0" w:line="240" w:lineRule="auto"/>
+        <w:rPr>
+          <w:rFonts w:ascii="Times New Roman" w:hAnsi="Times New Roman" w:cs="Times New Roman"/>
+        </w:rPr>
+      </w:pPr>
+      <w:r>
+        <w:rPr>
+          <w:rFonts w:ascii="Times New Roman" w:hAnsi="Times New Roman" w:cs="Times New Roman"/>
+          <w:noProof/>
+        </w:rPr>
+        <w:drawing>
+          <wp:inline distT="0" distB="0" distL="0" distR="0" wp14:anchorId="7055A561" wp14:editId="20B67EA4">
+            <wp:extent cx="5760085" cy="2004060"/>
+            <wp:effectExtent l="0" t="0" r="0" b="0"/>
+            <wp:docPr id="4" name="Imagem 4"/>
+            <wp:cNvGraphicFramePr>
+              <a:graphicFrameLocks xmlns:a="http://schemas.openxmlformats.org/drawingml/2006/main" noChangeAspect="1"/>
+            </wp:cNvGraphicFramePr>
+            <a:graphic xmlns:a="http://schemas.openxmlformats.org/drawingml/2006/main">
+              <a:graphicData uri="http://schemas.openxmlformats.org/drawingml/2006/picture">
+                <pic:pic xmlns:pic="http://schemas.openxmlformats.org/drawingml/2006/picture">
+                  <pic:nvPicPr>
+                    <pic:cNvPr id="1" name=""/>
+                    <pic:cNvPicPr/>
+                  </pic:nvPicPr>
+                  <pic:blipFill>
+                    <a:blip r:embed="rId36"/>
+                    <a:stretch>
+                      <a:fillRect/>
+                    </a:stretch>
+                  </pic:blipFill>
+                  <pic:spPr>
+                    <a:xfrm>
+                      <a:off x="0" y="0"/>
                       <a:ext cx="5760085" cy="2004060"/>
                     </a:xfrm>
                     <a:prstGeom prst="rect">
@@ -18305,7 +19487,7 @@
           <w:sz w:val="20"/>
           <w:szCs w:val="20"/>
         </w:rPr>
-        <w:t>9</w:t>
+        <w:t>28</w:t>
       </w:r>
       <w:r>
         <w:rPr>
@@ -18435,15 +19617,7 @@
         <w:footnoteReference w:id="1"/>
       </w:r>
       <w:r>
-        <w:t xml:space="preserve"> da aplicação, foi realizada a carga inicial das demais tabelas por meio de comandos SQL executados diretamente no banco de dados </w:t>
-      </w:r>
-      <w:proofErr w:type="spellStart"/>
-      <w:r>
-        <w:t>SQLite</w:t>
-      </w:r>
-      <w:proofErr w:type="spellEnd"/>
-      <w:r>
-        <w:t xml:space="preserve">. Essa etapa teve como objetivo disponibilizar uma base de dados consistente para validação das funcionalidades desenvolvidas, possibilitando a execução de testes completos envolvendo o gerenciamento de lojas, produtos, categorias, estoque, pedidos, pagamentos e programa de fidelidade. A utilização de dados previamente cadastrados permitiu simular cenários reais de operação da rede Raízes do Nordeste, contribuindo para a verificação das regras de negócio e da integração entre os diferentes módulos do sistema. </w:t>
+        <w:t xml:space="preserve"> da aplicação, foi realizada a carga inicial das demais tabelas por meio de comandos SQL executados diretamente no banco de dados SQLite. Essa etapa teve como objetivo disponibilizar uma base de dados consistente para validação das funcionalidades desenvolvidas, possibilitando a execução de testes completos envolvendo o gerenciamento de lojas, produtos, categorias, estoque, pedidos, pagamentos e programa de fidelidade. A utilização de dados previamente cadastrados permitiu simular cenários reais de operação da rede Raízes do Nordeste, contribuindo para a verificação das regras de negócio e da integração entre os diferentes módulos do sistema. </w:t>
       </w:r>
       <w:r>
         <w:t>Inicialmente foram cadastradas dez unidades da rede Raízes do Nordeste, distribuídas entre os municípios de Campinas, Sumaré e Hortolândia. Cada registro contém informações de identificação da unidade, endereço, cidade, estado e situação de funcionamento.</w:t>
@@ -18590,7 +19764,7 @@
                     </pic:cNvPicPr>
                   </pic:nvPicPr>
                   <pic:blipFill>
-                    <a:blip r:embed="rId18">
+                    <a:blip r:embed="rId37">
                       <a:extLst>
                         <a:ext uri="{28A0092B-C50C-407E-A947-70E740481C1C}">
                           <a14:useLocalDpi xmlns:a14="http://schemas.microsoft.com/office/drawing/2010/main" val="0"/>
@@ -18679,7 +19853,7 @@
           <w:sz w:val="20"/>
           <w:szCs w:val="20"/>
         </w:rPr>
-        <w:t>10</w:t>
+        <w:t>29</w:t>
       </w:r>
       <w:r>
         <w:rPr>
@@ -18697,27 +19871,7 @@
           <w:sz w:val="20"/>
           <w:szCs w:val="20"/>
         </w:rPr>
-        <w:t xml:space="preserve"> - </w:t>
-      </w:r>
-      <w:proofErr w:type="spellStart"/>
-      <w:r>
-        <w:rPr>
-          <w:rFonts w:ascii="Times New Roman" w:hAnsi="Times New Roman" w:cs="Times New Roman"/>
-          <w:color w:val="000000" w:themeColor="text1"/>
-          <w:sz w:val="20"/>
-          <w:szCs w:val="20"/>
-        </w:rPr>
-        <w:t>Populando</w:t>
-      </w:r>
-      <w:proofErr w:type="spellEnd"/>
-      <w:r>
-        <w:rPr>
-          <w:rFonts w:ascii="Times New Roman" w:hAnsi="Times New Roman" w:cs="Times New Roman"/>
-          <w:color w:val="000000" w:themeColor="text1"/>
-          <w:sz w:val="20"/>
-          <w:szCs w:val="20"/>
-        </w:rPr>
-        <w:t xml:space="preserve"> todas as tabelas do banco</w:t>
+        <w:t xml:space="preserve"> - Populando todas as tabelas do banco</w:t>
       </w:r>
       <w:r>
         <w:rPr>
@@ -18805,79 +19959,7 @@
           <w:sz w:val="24"/>
           <w:lang w:eastAsia="pt-BR"/>
         </w:rPr>
-        <w:t xml:space="preserve">A Figura 6 apresenta a execução do </w:t>
-      </w:r>
-      <w:proofErr w:type="spellStart"/>
-      <w:r>
-        <w:rPr>
-          <w:rFonts w:ascii="Times New Roman" w:eastAsia="Times New Roman" w:hAnsi="Times New Roman" w:cs="Times New Roman"/>
-          <w:sz w:val="24"/>
-          <w:lang w:eastAsia="pt-BR"/>
-        </w:rPr>
-        <w:t>endpoint</w:t>
-      </w:r>
-      <w:proofErr w:type="spellEnd"/>
-      <w:r>
-        <w:rPr>
-          <w:rFonts w:ascii="Times New Roman" w:eastAsia="Times New Roman" w:hAnsi="Times New Roman" w:cs="Times New Roman"/>
-          <w:sz w:val="24"/>
-          <w:lang w:eastAsia="pt-BR"/>
-        </w:rPr>
-        <w:t xml:space="preserve"> de listagem de usuários por meio da ferramenta </w:t>
-      </w:r>
-      <w:proofErr w:type="spellStart"/>
-      <w:r>
-        <w:rPr>
-          <w:rFonts w:ascii="Times New Roman" w:eastAsia="Times New Roman" w:hAnsi="Times New Roman" w:cs="Times New Roman"/>
-          <w:sz w:val="24"/>
-          <w:lang w:eastAsia="pt-BR"/>
-        </w:rPr>
-        <w:t>Insomnia</w:t>
-      </w:r>
-      <w:proofErr w:type="spellEnd"/>
-      <w:r>
-        <w:rPr>
-          <w:rFonts w:ascii="Times New Roman" w:eastAsia="Times New Roman" w:hAnsi="Times New Roman" w:cs="Times New Roman"/>
-          <w:sz w:val="24"/>
-          <w:lang w:eastAsia="pt-BR"/>
-        </w:rPr>
-        <w:t>. Para a realização do teste foi utilizada uma requisição HTTP GET para a rota /</w:t>
-      </w:r>
-      <w:proofErr w:type="spellStart"/>
-      <w:r>
-        <w:rPr>
-          <w:rFonts w:ascii="Times New Roman" w:eastAsia="Times New Roman" w:hAnsi="Times New Roman" w:cs="Times New Roman"/>
-          <w:sz w:val="24"/>
-          <w:lang w:eastAsia="pt-BR"/>
-        </w:rPr>
-        <w:t>api</w:t>
-      </w:r>
-      <w:proofErr w:type="spellEnd"/>
-      <w:r>
-        <w:rPr>
-          <w:rFonts w:ascii="Times New Roman" w:eastAsia="Times New Roman" w:hAnsi="Times New Roman" w:cs="Times New Roman"/>
-          <w:sz w:val="24"/>
-          <w:lang w:eastAsia="pt-BR"/>
-        </w:rPr>
-        <w:t>/</w:t>
-      </w:r>
-      <w:proofErr w:type="spellStart"/>
-      <w:r>
-        <w:rPr>
-          <w:rFonts w:ascii="Times New Roman" w:eastAsia="Times New Roman" w:hAnsi="Times New Roman" w:cs="Times New Roman"/>
-          <w:sz w:val="24"/>
-          <w:lang w:eastAsia="pt-BR"/>
-        </w:rPr>
-        <w:t>usuarios</w:t>
-      </w:r>
-      <w:proofErr w:type="spellEnd"/>
-      <w:r>
-        <w:rPr>
-          <w:rFonts w:ascii="Times New Roman" w:eastAsia="Times New Roman" w:hAnsi="Times New Roman" w:cs="Times New Roman"/>
-          <w:sz w:val="24"/>
-          <w:lang w:eastAsia="pt-BR"/>
-        </w:rPr>
-        <w:t>/, enviando um token de autenticação JWT no cabeçalho da requisição. Como resultado, o sistema retornou o código de sucesso HTTP 200 (OK) e uma lista contendo os usuários cadastrados no banco de dados, incluindo informações como nome de usuário, nome, sobrenome, e-mail, telefone, CPF e tipo de usuário. Esse teste permitiu validar o correto funcionamento da API, a autenticação do usuário e a comunicação entre a aplicação e o banco de dados.</w:t>
+        <w:t>A Figura 6 apresenta a execução do endpoint de listagem de usuários por meio da ferramenta Insomnia. Para a realização do teste foi utilizada uma requisição HTTP GET para a rota /api/usuarios/, enviando um token de autenticação JWT no cabeçalho da requisição. Como resultado, o sistema retornou o código de sucesso HTTP 200 (OK) e uma lista contendo os usuários cadastrados no banco de dados, incluindo informações como nome de usuário, nome, sobrenome, e-mail, telefone, CPF e tipo de usuário. Esse teste permitiu validar o correto funcionamento da API, a autenticação do usuário e a comunicação entre a aplicação e o banco de dados.</w:t>
       </w:r>
     </w:p>
     <w:p>
@@ -18937,7 +20019,7 @@
                     <pic:cNvPicPr/>
                   </pic:nvPicPr>
                   <pic:blipFill>
-                    <a:blip r:embed="rId19"/>
+                    <a:blip r:embed="rId38"/>
                     <a:stretch>
                       <a:fillRect/>
                     </a:stretch>
@@ -19015,7 +20097,7 @@
           <w:sz w:val="20"/>
           <w:szCs w:val="20"/>
         </w:rPr>
-        <w:t>11</w:t>
+        <w:t>30</w:t>
       </w:r>
       <w:r>
         <w:rPr>
@@ -19042,19 +20124,8 @@
           <w:sz w:val="20"/>
           <w:szCs w:val="20"/>
         </w:rPr>
-        <w:t xml:space="preserve">Listagem de usuários utilizando o </w:t>
-      </w:r>
-      <w:proofErr w:type="spellStart"/>
-      <w:r>
-        <w:rPr>
-          <w:rFonts w:ascii="Times New Roman" w:hAnsi="Times New Roman" w:cs="Times New Roman"/>
-          <w:color w:val="000000" w:themeColor="text1"/>
-          <w:sz w:val="20"/>
-          <w:szCs w:val="20"/>
-        </w:rPr>
-        <w:t>Insomnia</w:t>
-      </w:r>
-      <w:proofErr w:type="spellEnd"/>
+        <w:t>Listagem de usuários utilizando o Insomnia</w:t>
+      </w:r>
       <w:r>
         <w:rPr>
           <w:rFonts w:ascii="Times New Roman" w:hAnsi="Times New Roman" w:cs="Times New Roman"/>
@@ -19156,39 +20227,7 @@
         <w:jc w:val="both"/>
       </w:pPr>
       <w:r>
-        <w:t xml:space="preserve">A Figura 7 apresenta o teste de cadastro de usuários realizado por meio da ferramenta </w:t>
-      </w:r>
-      <w:proofErr w:type="spellStart"/>
-      <w:r>
-        <w:t>Insomnia</w:t>
-      </w:r>
-      <w:proofErr w:type="spellEnd"/>
-      <w:r>
-        <w:t xml:space="preserve">. Para a execução do teste foi enviada uma requisição HTTP POST para o </w:t>
-      </w:r>
-      <w:proofErr w:type="spellStart"/>
-      <w:r>
-        <w:t>endpoint</w:t>
-      </w:r>
-      <w:proofErr w:type="spellEnd"/>
-      <w:r>
-        <w:t xml:space="preserve"> /</w:t>
-      </w:r>
-      <w:proofErr w:type="spellStart"/>
-      <w:r>
-        <w:t>api</w:t>
-      </w:r>
-      <w:proofErr w:type="spellEnd"/>
-      <w:r>
-        <w:t>/</w:t>
-      </w:r>
-      <w:proofErr w:type="spellStart"/>
-      <w:r>
-        <w:t>usuarios</w:t>
-      </w:r>
-      <w:proofErr w:type="spellEnd"/>
-      <w:r>
-        <w:t>/, informando os dados necessários para a criação de um novo usuário no formato JSON.</w:t>
+        <w:t>A Figura 7 apresenta o teste de cadastro de usuários realizado por meio da ferramenta Insomnia. Para a execução do teste foi enviada uma requisição HTTP POST para o endpoint /api/usuarios/, informando os dados necessários para a criação de um novo usuário no formato JSON.</w:t>
       </w:r>
     </w:p>
     <w:p>
@@ -19216,17 +20255,8 @@
           <w:b/>
           <w:bCs/>
         </w:rPr>
-        <w:t xml:space="preserve">201 </w:t>
-      </w:r>
-      <w:proofErr w:type="spellStart"/>
-      <w:r>
-        <w:rPr>
-          <w:b/>
-          <w:bCs/>
-        </w:rPr>
-        <w:t>Created</w:t>
-      </w:r>
-      <w:proofErr w:type="spellEnd"/>
+        <w:t>201 Created</w:t>
+      </w:r>
       <w:r>
         <w:t>, indicando que o registro foi criado com sucesso no banco de dados.</w:t>
       </w:r>
@@ -19239,15 +20269,7 @@
         <w:jc w:val="both"/>
       </w:pPr>
       <w:r>
-        <w:t xml:space="preserve">Na resposta da requisição, o sistema retornou os dados do usuário recém-cadastrado, incluindo identificador único (ID), nome de usuário, e-mail, tipo de usuário e demais informações associadas ao cadastro. Esse teste permitiu validar o correto funcionamento do </w:t>
-      </w:r>
-      <w:proofErr w:type="spellStart"/>
-      <w:r>
-        <w:t>endpoint</w:t>
-      </w:r>
-      <w:proofErr w:type="spellEnd"/>
-      <w:r>
-        <w:t xml:space="preserve"> responsável pela criação de usuários e a integração entre a API e o banco de dados.</w:t>
+        <w:t>Na resposta da requisição, o sistema retornou os dados do usuário recém-cadastrado, incluindo identificador único (ID), nome de usuário, e-mail, tipo de usuário e demais informações associadas ao cadastro. Esse teste permitiu validar o correto funcionamento do endpoint responsável pela criação de usuários e a integração entre a API e o banco de dados.</w:t>
       </w:r>
     </w:p>
     <w:p>
@@ -19319,7 +20341,7 @@
                     </pic:cNvPicPr>
                   </pic:nvPicPr>
                   <pic:blipFill>
-                    <a:blip r:embed="rId20">
+                    <a:blip r:embed="rId39">
                       <a:extLst>
                         <a:ext uri="{28A0092B-C50C-407E-A947-70E740481C1C}">
                           <a14:useLocalDpi xmlns:a14="http://schemas.microsoft.com/office/drawing/2010/main" val="0"/>
@@ -19408,7 +20430,7 @@
           <w:sz w:val="20"/>
           <w:szCs w:val="20"/>
         </w:rPr>
-        <w:t>12</w:t>
+        <w:t>31</w:t>
       </w:r>
       <w:r>
         <w:rPr>
@@ -19435,27 +20457,7 @@
           <w:sz w:val="20"/>
           <w:szCs w:val="20"/>
         </w:rPr>
-        <w:t xml:space="preserve">Cadastro de usuário utilizando o </w:t>
-      </w:r>
-      <w:proofErr w:type="spellStart"/>
-      <w:r>
-        <w:rPr>
-          <w:rFonts w:ascii="Times New Roman" w:hAnsi="Times New Roman" w:cs="Times New Roman"/>
-          <w:color w:val="000000" w:themeColor="text1"/>
-          <w:sz w:val="20"/>
-          <w:szCs w:val="20"/>
-        </w:rPr>
-        <w:t>endpoint</w:t>
-      </w:r>
-      <w:proofErr w:type="spellEnd"/>
-      <w:r>
-        <w:rPr>
-          <w:rFonts w:ascii="Times New Roman" w:hAnsi="Times New Roman" w:cs="Times New Roman"/>
-          <w:color w:val="000000" w:themeColor="text1"/>
-          <w:sz w:val="20"/>
-          <w:szCs w:val="20"/>
-        </w:rPr>
-        <w:t xml:space="preserve"> de criação da API.</w:t>
+        <w:t>Cadastro de usuário utilizando o endpoint de criação da API.</w:t>
       </w:r>
       <w:bookmarkEnd w:id="32"/>
     </w:p>
@@ -19541,31 +20543,7 @@
         <w:jc w:val="both"/>
       </w:pPr>
       <w:r>
-        <w:t xml:space="preserve">A Figura 8 apresenta a obtenção do token de autenticação da API utilizando a ferramenta </w:t>
-      </w:r>
-      <w:proofErr w:type="spellStart"/>
-      <w:r>
-        <w:t>Insomnia</w:t>
-      </w:r>
-      <w:proofErr w:type="spellEnd"/>
-      <w:r>
-        <w:t xml:space="preserve">. Para realizar esse procedimento, foi enviada uma requisição HTTP POST para o </w:t>
-      </w:r>
-      <w:proofErr w:type="spellStart"/>
-      <w:r>
-        <w:t>endpoint</w:t>
-      </w:r>
-      <w:proofErr w:type="spellEnd"/>
-      <w:r>
-        <w:t xml:space="preserve"> /</w:t>
-      </w:r>
-      <w:proofErr w:type="spellStart"/>
-      <w:r>
-        <w:t>api</w:t>
-      </w:r>
-      <w:proofErr w:type="spellEnd"/>
-      <w:r>
-        <w:t>/token/, informando as credenciais de acesso do usuário previamente cadastrado no sistema.</w:t>
+        <w:t>A Figura 8 apresenta a obtenção do token de autenticação da API utilizando a ferramenta Insomnia. Para realizar esse procedimento, foi enviada uma requisição HTTP POST para o endpoint /api/token/, informando as credenciais de acesso do usuário previamente cadastrado no sistema.</w:t>
       </w:r>
     </w:p>
     <w:p>
@@ -19576,23 +20554,7 @@
         <w:jc w:val="both"/>
       </w:pPr>
       <w:r>
-        <w:t xml:space="preserve">Como resultado, a API retornou o código HTTP 200 (OK), indicando que a autenticação foi realizada com sucesso. Além disso, foram gerados os tokens </w:t>
-      </w:r>
-      <w:proofErr w:type="spellStart"/>
-      <w:r>
-        <w:t>access</w:t>
-      </w:r>
-      <w:proofErr w:type="spellEnd"/>
-      <w:r>
-        <w:t xml:space="preserve"> e </w:t>
-      </w:r>
-      <w:proofErr w:type="spellStart"/>
-      <w:r>
-        <w:t>refresh</w:t>
-      </w:r>
-      <w:proofErr w:type="spellEnd"/>
-      <w:r>
-        <w:t>, utilizados pelo mecanismo de autenticação JWT (JSON Web Token) implementado no sistema.</w:t>
+        <w:t>Como resultado, a API retornou o código HTTP 200 (OK), indicando que a autenticação foi realizada com sucesso. Além disso, foram gerados os tokens access e refresh, utilizados pelo mecanismo de autenticação JWT (JSON Web Token) implementado no sistema.</w:t>
       </w:r>
     </w:p>
     <w:p>
@@ -19684,7 +20646,7 @@
                     </pic:cNvPicPr>
                   </pic:nvPicPr>
                   <pic:blipFill>
-                    <a:blip r:embed="rId21">
+                    <a:blip r:embed="rId40">
                       <a:extLst>
                         <a:ext uri="{28A0092B-C50C-407E-A947-70E740481C1C}">
                           <a14:useLocalDpi xmlns:a14="http://schemas.microsoft.com/office/drawing/2010/main" val="0"/>
@@ -19773,7 +20735,7 @@
           <w:sz w:val="20"/>
           <w:szCs w:val="20"/>
         </w:rPr>
-        <w:t>13</w:t>
+        <w:t>32</w:t>
       </w:r>
       <w:r>
         <w:rPr>
@@ -19800,19 +20762,8 @@
           <w:sz w:val="20"/>
           <w:szCs w:val="20"/>
         </w:rPr>
-        <w:t xml:space="preserve">Geração do token JWT utilizando o </w:t>
-      </w:r>
-      <w:proofErr w:type="spellStart"/>
-      <w:r>
-        <w:rPr>
-          <w:rFonts w:ascii="Times New Roman" w:hAnsi="Times New Roman" w:cs="Times New Roman"/>
-          <w:color w:val="000000" w:themeColor="text1"/>
-          <w:sz w:val="20"/>
-          <w:szCs w:val="20"/>
-        </w:rPr>
-        <w:t>Insomnia</w:t>
-      </w:r>
-      <w:proofErr w:type="spellEnd"/>
+        <w:t>Geração do token JWT utilizando o Insomnia</w:t>
+      </w:r>
       <w:r>
         <w:rPr>
           <w:rFonts w:ascii="Times New Roman" w:hAnsi="Times New Roman" w:cs="Times New Roman"/>
@@ -19908,54 +20859,14 @@
         <w:jc w:val="both"/>
       </w:pPr>
       <w:r>
-        <w:t xml:space="preserve">A Figura 8 apresenta o teste realizado no </w:t>
-      </w:r>
-      <w:proofErr w:type="spellStart"/>
-      <w:r>
-        <w:t>endpoint</w:t>
-      </w:r>
-      <w:proofErr w:type="spellEnd"/>
-      <w:r>
-        <w:t xml:space="preserve"> responsável por retornar os dados do usuário autenticado. Para a execução desse teste foi utilizada uma requisição HTTP GET para a rota </w:t>
+        <w:t xml:space="preserve">A Figura 8 apresenta o teste realizado no endpoint responsável por retornar os dados do usuário autenticado. Para a execução desse teste foi utilizada uma requisição HTTP GET para a rota </w:t>
       </w:r>
       <w:r>
         <w:rPr>
           <w:rStyle w:val="CdigoHTML"/>
           <w:rFonts w:ascii="Times New Roman" w:eastAsiaTheme="majorEastAsia" w:hAnsi="Times New Roman" w:cs="Times New Roman"/>
         </w:rPr>
-        <w:t>/</w:t>
-      </w:r>
-      <w:proofErr w:type="spellStart"/>
-      <w:r>
-        <w:rPr>
-          <w:rStyle w:val="CdigoHTML"/>
-          <w:rFonts w:ascii="Times New Roman" w:eastAsiaTheme="majorEastAsia" w:hAnsi="Times New Roman" w:cs="Times New Roman"/>
-        </w:rPr>
-        <w:t>api</w:t>
-      </w:r>
-      <w:proofErr w:type="spellEnd"/>
-      <w:r>
-        <w:rPr>
-          <w:rStyle w:val="CdigoHTML"/>
-          <w:rFonts w:ascii="Times New Roman" w:eastAsiaTheme="majorEastAsia" w:hAnsi="Times New Roman" w:cs="Times New Roman"/>
-        </w:rPr>
-        <w:t>/</w:t>
-      </w:r>
-      <w:proofErr w:type="spellStart"/>
-      <w:r>
-        <w:rPr>
-          <w:rStyle w:val="CdigoHTML"/>
-          <w:rFonts w:ascii="Times New Roman" w:eastAsiaTheme="majorEastAsia" w:hAnsi="Times New Roman" w:cs="Times New Roman"/>
-        </w:rPr>
-        <w:t>usuarios</w:t>
-      </w:r>
-      <w:proofErr w:type="spellEnd"/>
-      <w:r>
-        <w:rPr>
-          <w:rStyle w:val="CdigoHTML"/>
-          <w:rFonts w:ascii="Times New Roman" w:eastAsiaTheme="majorEastAsia" w:hAnsi="Times New Roman" w:cs="Times New Roman"/>
-        </w:rPr>
-        <w:t>/me/</w:t>
+        <w:t>/api/usuarios/me/</w:t>
       </w:r>
       <w:r>
         <w:t>, enviando no cabeçalho da requisição um token JWT válido previamente obtido durante o processo de autenticação.</w:t>
@@ -20056,7 +20967,7 @@
                     <pic:cNvPicPr/>
                   </pic:nvPicPr>
                   <pic:blipFill>
-                    <a:blip r:embed="rId22"/>
+                    <a:blip r:embed="rId41"/>
                     <a:stretch>
                       <a:fillRect/>
                     </a:stretch>
@@ -20134,7 +21045,7 @@
           <w:sz w:val="20"/>
           <w:szCs w:val="20"/>
         </w:rPr>
-        <w:t>14</w:t>
+        <w:t>33</w:t>
       </w:r>
       <w:r>
         <w:rPr>
@@ -20161,66 +21072,14 @@
           <w:sz w:val="20"/>
           <w:szCs w:val="20"/>
         </w:rPr>
-        <w:t xml:space="preserve">Consulta dos dados do usuário autenticado por meio do </w:t>
-      </w:r>
-      <w:proofErr w:type="spellStart"/>
-      <w:r>
-        <w:rPr>
-          <w:rFonts w:ascii="Times New Roman" w:hAnsi="Times New Roman" w:cs="Times New Roman"/>
-          <w:color w:val="000000" w:themeColor="text1"/>
-          <w:sz w:val="20"/>
-          <w:szCs w:val="20"/>
-        </w:rPr>
-        <w:t>endpoint</w:t>
-      </w:r>
-      <w:proofErr w:type="spellEnd"/>
-      <w:r>
-        <w:rPr>
-          <w:rFonts w:ascii="Times New Roman" w:hAnsi="Times New Roman" w:cs="Times New Roman"/>
-          <w:color w:val="000000" w:themeColor="text1"/>
-          <w:sz w:val="20"/>
-          <w:szCs w:val="20"/>
-        </w:rPr>
-        <w:t xml:space="preserve"> </w:t>
-      </w:r>
-      <w:r>
-        <w:rPr>
-          <w:rFonts w:ascii="Times New Roman" w:hAnsi="Times New Roman" w:cs="Times New Roman"/>
-          <w:color w:val="000000" w:themeColor="text1"/>
-        </w:rPr>
-        <w:t>/</w:t>
-      </w:r>
-      <w:proofErr w:type="spellStart"/>
-      <w:r>
-        <w:rPr>
-          <w:rFonts w:ascii="Times New Roman" w:hAnsi="Times New Roman" w:cs="Times New Roman"/>
-          <w:color w:val="000000" w:themeColor="text1"/>
-        </w:rPr>
-        <w:t>api</w:t>
-      </w:r>
-      <w:proofErr w:type="spellEnd"/>
-      <w:r>
-        <w:rPr>
-          <w:rFonts w:ascii="Times New Roman" w:hAnsi="Times New Roman" w:cs="Times New Roman"/>
-          <w:color w:val="000000" w:themeColor="text1"/>
-        </w:rPr>
-        <w:t>/</w:t>
-      </w:r>
-      <w:proofErr w:type="spellStart"/>
-      <w:r>
-        <w:rPr>
-          <w:rFonts w:ascii="Times New Roman" w:hAnsi="Times New Roman" w:cs="Times New Roman"/>
-          <w:color w:val="000000" w:themeColor="text1"/>
-        </w:rPr>
-        <w:t>usuarios</w:t>
-      </w:r>
-      <w:proofErr w:type="spellEnd"/>
-      <w:r>
-        <w:rPr>
-          <w:rFonts w:ascii="Times New Roman" w:hAnsi="Times New Roman" w:cs="Times New Roman"/>
-          <w:color w:val="000000" w:themeColor="text1"/>
-        </w:rPr>
-        <w:t>/me/</w:t>
+        <w:t xml:space="preserve">Consulta dos dados do usuário autenticado por meio do endpoint </w:t>
+      </w:r>
+      <w:r>
+        <w:rPr>
+          <w:rFonts w:ascii="Times New Roman" w:hAnsi="Times New Roman" w:cs="Times New Roman"/>
+          <w:color w:val="000000" w:themeColor="text1"/>
+        </w:rPr>
+        <w:t>/api/usuarios/me/</w:t>
       </w:r>
       <w:r>
         <w:rPr>
@@ -20315,46 +21174,14 @@
         <w:jc w:val="both"/>
       </w:pPr>
       <w:r>
-        <w:t xml:space="preserve">A Figura 10 apresenta o teste de listagem de produtos realizado por meio da ferramenta </w:t>
-      </w:r>
-      <w:proofErr w:type="spellStart"/>
-      <w:r>
-        <w:t>Insomnia</w:t>
-      </w:r>
-      <w:proofErr w:type="spellEnd"/>
-      <w:r>
-        <w:t xml:space="preserve">. Para a execução desse teste foi utilizada uma requisição HTTP GET para o </w:t>
-      </w:r>
-      <w:proofErr w:type="spellStart"/>
-      <w:r>
-        <w:t>endpoint</w:t>
-      </w:r>
-      <w:proofErr w:type="spellEnd"/>
-      <w:r>
-        <w:t xml:space="preserve"> </w:t>
+        <w:t xml:space="preserve">A Figura 10 apresenta o teste de listagem de produtos realizado por meio da ferramenta Insomnia. Para a execução desse teste foi utilizada uma requisição HTTP GET para o endpoint </w:t>
       </w:r>
       <w:r>
         <w:rPr>
           <w:rStyle w:val="CdigoHTML"/>
           <w:rFonts w:ascii="Times New Roman" w:eastAsiaTheme="majorEastAsia" w:hAnsi="Times New Roman" w:cs="Times New Roman"/>
         </w:rPr>
-        <w:t>/</w:t>
-      </w:r>
-      <w:proofErr w:type="spellStart"/>
-      <w:r>
-        <w:rPr>
-          <w:rStyle w:val="CdigoHTML"/>
-          <w:rFonts w:ascii="Times New Roman" w:eastAsiaTheme="majorEastAsia" w:hAnsi="Times New Roman" w:cs="Times New Roman"/>
-        </w:rPr>
-        <w:t>api</w:t>
-      </w:r>
-      <w:proofErr w:type="spellEnd"/>
-      <w:r>
-        <w:rPr>
-          <w:rStyle w:val="CdigoHTML"/>
-          <w:rFonts w:ascii="Times New Roman" w:eastAsiaTheme="majorEastAsia" w:hAnsi="Times New Roman" w:cs="Times New Roman"/>
-        </w:rPr>
-        <w:t>/produtos/</w:t>
+        <w:t>/api/produtos/</w:t>
       </w:r>
       <w:r>
         <w:t>, responsável por retornar todos os produtos cadastrados no sistema.</w:t>
@@ -20389,15 +21216,7 @@
         <w:jc w:val="both"/>
       </w:pPr>
       <w:r>
-        <w:t xml:space="preserve">A validação desse </w:t>
-      </w:r>
-      <w:proofErr w:type="spellStart"/>
-      <w:r>
-        <w:t>endpoint</w:t>
-      </w:r>
-      <w:proofErr w:type="spellEnd"/>
-      <w:r>
-        <w:t xml:space="preserve"> é fundamental para garantir o correto funcionamento das funcionalidades de consulta de produtos tanto na aplicação web quanto no aplicativo móvel, uma vez que essas interfaces dependem dessas informações para exibir o catálogo disponível aos clientes.</w:t>
+        <w:t>A validação desse endpoint é fundamental para garantir o correto funcionamento das funcionalidades de consulta de produtos tanto na aplicação web quanto no aplicativo móvel, uma vez que essas interfaces dependem dessas informações para exibir o catálogo disponível aos clientes.</w:t>
       </w:r>
     </w:p>
     <w:p>
@@ -20466,7 +21285,7 @@
                     <pic:cNvPicPr/>
                   </pic:nvPicPr>
                   <pic:blipFill>
-                    <a:blip r:embed="rId23"/>
+                    <a:blip r:embed="rId42"/>
                     <a:stretch>
                       <a:fillRect/>
                     </a:stretch>
@@ -20544,7 +21363,7 @@
           <w:sz w:val="20"/>
           <w:szCs w:val="20"/>
         </w:rPr>
-        <w:t>15</w:t>
+        <w:t>34</w:t>
       </w:r>
       <w:r>
         <w:rPr>
@@ -20571,47 +21390,7 @@
           <w:sz w:val="20"/>
           <w:szCs w:val="20"/>
         </w:rPr>
-        <w:t xml:space="preserve">Listagem de produtos por meio do </w:t>
-      </w:r>
-      <w:proofErr w:type="spellStart"/>
-      <w:r>
-        <w:rPr>
-          <w:rFonts w:ascii="Times New Roman" w:hAnsi="Times New Roman" w:cs="Times New Roman"/>
-          <w:color w:val="000000" w:themeColor="text1"/>
-          <w:sz w:val="20"/>
-          <w:szCs w:val="20"/>
-        </w:rPr>
-        <w:t>endpoint</w:t>
-      </w:r>
-      <w:proofErr w:type="spellEnd"/>
-      <w:r>
-        <w:rPr>
-          <w:rFonts w:ascii="Times New Roman" w:hAnsi="Times New Roman" w:cs="Times New Roman"/>
-          <w:color w:val="000000" w:themeColor="text1"/>
-          <w:sz w:val="20"/>
-          <w:szCs w:val="20"/>
-        </w:rPr>
-        <w:t xml:space="preserve"> /</w:t>
-      </w:r>
-      <w:proofErr w:type="spellStart"/>
-      <w:r>
-        <w:rPr>
-          <w:rFonts w:ascii="Times New Roman" w:hAnsi="Times New Roman" w:cs="Times New Roman"/>
-          <w:color w:val="000000" w:themeColor="text1"/>
-          <w:sz w:val="20"/>
-          <w:szCs w:val="20"/>
-        </w:rPr>
-        <w:t>api</w:t>
-      </w:r>
-      <w:proofErr w:type="spellEnd"/>
-      <w:r>
-        <w:rPr>
-          <w:rFonts w:ascii="Times New Roman" w:hAnsi="Times New Roman" w:cs="Times New Roman"/>
-          <w:color w:val="000000" w:themeColor="text1"/>
-          <w:sz w:val="20"/>
-          <w:szCs w:val="20"/>
-        </w:rPr>
-        <w:t>/produtos/.</w:t>
+        <w:t>Listagem de produtos por meio do endpoint /api/produtos/.</w:t>
       </w:r>
       <w:bookmarkEnd w:id="38"/>
     </w:p>
@@ -20697,46 +21476,14 @@
         <w:jc w:val="both"/>
       </w:pPr>
       <w:r>
-        <w:t xml:space="preserve">A Figura 11 apresenta o teste de listagem das categorias cadastradas no sistema por meio da ferramenta </w:t>
-      </w:r>
-      <w:proofErr w:type="spellStart"/>
-      <w:r>
-        <w:t>Insomnia</w:t>
-      </w:r>
-      <w:proofErr w:type="spellEnd"/>
-      <w:r>
-        <w:t xml:space="preserve">. Para a realização desse teste foi utilizada uma requisição HTTP GET para o </w:t>
-      </w:r>
-      <w:proofErr w:type="spellStart"/>
-      <w:r>
-        <w:t>endpoint</w:t>
-      </w:r>
-      <w:proofErr w:type="spellEnd"/>
-      <w:r>
-        <w:t xml:space="preserve"> </w:t>
+        <w:t xml:space="preserve">A Figura 11 apresenta o teste de listagem das categorias cadastradas no sistema por meio da ferramenta Insomnia. Para a realização desse teste foi utilizada uma requisição HTTP GET para o endpoint </w:t>
       </w:r>
       <w:r>
         <w:rPr>
           <w:rStyle w:val="CdigoHTML"/>
           <w:rFonts w:ascii="Times New Roman" w:eastAsiaTheme="majorEastAsia" w:hAnsi="Times New Roman" w:cs="Times New Roman"/>
         </w:rPr>
-        <w:t>/</w:t>
-      </w:r>
-      <w:proofErr w:type="spellStart"/>
-      <w:r>
-        <w:rPr>
-          <w:rStyle w:val="CdigoHTML"/>
-          <w:rFonts w:ascii="Times New Roman" w:eastAsiaTheme="majorEastAsia" w:hAnsi="Times New Roman" w:cs="Times New Roman"/>
-        </w:rPr>
-        <w:t>api</w:t>
-      </w:r>
-      <w:proofErr w:type="spellEnd"/>
-      <w:r>
-        <w:rPr>
-          <w:rStyle w:val="CdigoHTML"/>
-          <w:rFonts w:ascii="Times New Roman" w:eastAsiaTheme="majorEastAsia" w:hAnsi="Times New Roman" w:cs="Times New Roman"/>
-        </w:rPr>
-        <w:t>/categorias/</w:t>
+        <w:t>/api/categorias/</w:t>
       </w:r>
       <w:r>
         <w:t>, responsável por disponibilizar as categorias utilizadas na organização dos produtos comercializados pela rede Raízes do Nordeste.</w:t>
@@ -20771,15 +21518,7 @@
         <w:jc w:val="both"/>
       </w:pPr>
       <w:r>
-        <w:t xml:space="preserve">A validação desse </w:t>
-      </w:r>
-      <w:proofErr w:type="spellStart"/>
-      <w:r>
-        <w:t>endpoint</w:t>
-      </w:r>
-      <w:proofErr w:type="spellEnd"/>
-      <w:r>
-        <w:t xml:space="preserve"> é importante para garantir a correta classificação dos produtos no sistema, permitindo que as aplicações cliente apresentem os itens organizados de forma adequada, melhorando a navegação e a experiência do usuário.</w:t>
+        <w:t>A validação desse endpoint é importante para garantir a correta classificação dos produtos no sistema, permitindo que as aplicações cliente apresentem os itens organizados de forma adequada, melhorando a navegação e a experiência do usuário.</w:t>
       </w:r>
     </w:p>
     <w:p>
@@ -20848,7 +21587,7 @@
                     <pic:cNvPicPr/>
                   </pic:nvPicPr>
                   <pic:blipFill>
-                    <a:blip r:embed="rId24"/>
+                    <a:blip r:embed="rId43"/>
                     <a:stretch>
                       <a:fillRect/>
                     </a:stretch>
@@ -20926,7 +21665,7 @@
           <w:sz w:val="20"/>
           <w:szCs w:val="20"/>
         </w:rPr>
-        <w:t>16</w:t>
+        <w:t>35</w:t>
       </w:r>
       <w:r>
         <w:rPr>
@@ -20953,50 +21692,14 @@
           <w:sz w:val="20"/>
           <w:szCs w:val="20"/>
         </w:rPr>
-        <w:t xml:space="preserve">Listagem das categorias cadastradas por meio do </w:t>
-      </w:r>
-      <w:proofErr w:type="spellStart"/>
-      <w:r>
-        <w:rPr>
-          <w:rFonts w:ascii="Times New Roman" w:hAnsi="Times New Roman" w:cs="Times New Roman"/>
-          <w:color w:val="000000" w:themeColor="text1"/>
-          <w:sz w:val="20"/>
-          <w:szCs w:val="20"/>
-        </w:rPr>
-        <w:t>endpoint</w:t>
-      </w:r>
-      <w:proofErr w:type="spellEnd"/>
-      <w:r>
-        <w:rPr>
-          <w:rFonts w:ascii="Times New Roman" w:hAnsi="Times New Roman" w:cs="Times New Roman"/>
-          <w:color w:val="000000" w:themeColor="text1"/>
-          <w:sz w:val="20"/>
-          <w:szCs w:val="20"/>
-        </w:rPr>
-        <w:t xml:space="preserve"> </w:t>
-      </w:r>
-      <w:r>
-        <w:rPr>
-          <w:rFonts w:ascii="Times New Roman" w:hAnsi="Times New Roman" w:cs="Times New Roman"/>
-          <w:color w:val="000000" w:themeColor="text1"/>
-        </w:rPr>
-        <w:t>/</w:t>
-      </w:r>
-      <w:proofErr w:type="spellStart"/>
-      <w:r>
-        <w:rPr>
-          <w:rFonts w:ascii="Times New Roman" w:hAnsi="Times New Roman" w:cs="Times New Roman"/>
-          <w:color w:val="000000" w:themeColor="text1"/>
-        </w:rPr>
-        <w:t>api</w:t>
-      </w:r>
-      <w:proofErr w:type="spellEnd"/>
-      <w:r>
-        <w:rPr>
-          <w:rFonts w:ascii="Times New Roman" w:hAnsi="Times New Roman" w:cs="Times New Roman"/>
-          <w:color w:val="000000" w:themeColor="text1"/>
-        </w:rPr>
-        <w:t>/categorias/</w:t>
+        <w:t xml:space="preserve">Listagem das categorias cadastradas por meio do endpoint </w:t>
+      </w:r>
+      <w:r>
+        <w:rPr>
+          <w:rFonts w:ascii="Times New Roman" w:hAnsi="Times New Roman" w:cs="Times New Roman"/>
+          <w:color w:val="000000" w:themeColor="text1"/>
+        </w:rPr>
+        <w:t>/api/categorias/</w:t>
       </w:r>
       <w:r>
         <w:rPr>
@@ -21091,46 +21794,14 @@
         <w:jc w:val="both"/>
       </w:pPr>
       <w:r>
-        <w:t xml:space="preserve">A Figura 12 apresenta o teste de listagem das lojas cadastradas na aplicação utilizando a ferramenta </w:t>
-      </w:r>
-      <w:proofErr w:type="spellStart"/>
-      <w:r>
-        <w:t>Insomnia</w:t>
-      </w:r>
-      <w:proofErr w:type="spellEnd"/>
-      <w:r>
-        <w:t xml:space="preserve">. Para a execução do teste foi realizada uma requisição HTTP GET para o </w:t>
-      </w:r>
-      <w:proofErr w:type="spellStart"/>
-      <w:r>
-        <w:t>endpoint</w:t>
-      </w:r>
-      <w:proofErr w:type="spellEnd"/>
-      <w:r>
-        <w:t xml:space="preserve"> </w:t>
+        <w:t xml:space="preserve">A Figura 12 apresenta o teste de listagem das lojas cadastradas na aplicação utilizando a ferramenta Insomnia. Para a execução do teste foi realizada uma requisição HTTP GET para o endpoint </w:t>
       </w:r>
       <w:r>
         <w:rPr>
           <w:rStyle w:val="CdigoHTML"/>
           <w:rFonts w:ascii="Times New Roman" w:eastAsiaTheme="majorEastAsia" w:hAnsi="Times New Roman" w:cs="Times New Roman"/>
         </w:rPr>
-        <w:t>/</w:t>
-      </w:r>
-      <w:proofErr w:type="spellStart"/>
-      <w:r>
-        <w:rPr>
-          <w:rStyle w:val="CdigoHTML"/>
-          <w:rFonts w:ascii="Times New Roman" w:eastAsiaTheme="majorEastAsia" w:hAnsi="Times New Roman" w:cs="Times New Roman"/>
-        </w:rPr>
-        <w:t>api</w:t>
-      </w:r>
-      <w:proofErr w:type="spellEnd"/>
-      <w:r>
-        <w:rPr>
-          <w:rStyle w:val="CdigoHTML"/>
-          <w:rFonts w:ascii="Times New Roman" w:eastAsiaTheme="majorEastAsia" w:hAnsi="Times New Roman" w:cs="Times New Roman"/>
-        </w:rPr>
-        <w:t>/lojas/</w:t>
+        <w:t>/api/lojas/</w:t>
       </w:r>
       <w:r>
         <w:t>, responsável por retornar todas as unidades da rede Raízes do Nordeste registradas no banco de dados.</w:t>
@@ -21165,15 +21836,7 @@
         <w:jc w:val="both"/>
       </w:pPr>
       <w:r>
-        <w:t xml:space="preserve">A validação desse </w:t>
-      </w:r>
-      <w:proofErr w:type="spellStart"/>
-      <w:r>
-        <w:t>endpoint</w:t>
-      </w:r>
-      <w:proofErr w:type="spellEnd"/>
-      <w:r>
-        <w:t xml:space="preserve"> é importante para garantir que as aplicações cliente possam consultar corretamente as unidades disponíveis, permitindo ao usuário selecionar a loja desejada durante o processo de compra. Além disso, essa funcionalidade é utilizada para vincular pedidos, estoques e demais operações às respectivas unidades da rede.</w:t>
+        <w:t>A validação desse endpoint é importante para garantir que as aplicações cliente possam consultar corretamente as unidades disponíveis, permitindo ao usuário selecionar a loja desejada durante o processo de compra. Além disso, essa funcionalidade é utilizada para vincular pedidos, estoques e demais operações às respectivas unidades da rede.</w:t>
       </w:r>
     </w:p>
     <w:p>
@@ -21239,7 +21902,7 @@
                     <pic:cNvPicPr/>
                   </pic:nvPicPr>
                   <pic:blipFill>
-                    <a:blip r:embed="rId25"/>
+                    <a:blip r:embed="rId44"/>
                     <a:stretch>
                       <a:fillRect/>
                     </a:stretch>
@@ -21317,7 +21980,7 @@
           <w:sz w:val="20"/>
           <w:szCs w:val="20"/>
         </w:rPr>
-        <w:t>17</w:t>
+        <w:t>36</w:t>
       </w:r>
       <w:r>
         <w:rPr>
@@ -21344,47 +22007,7 @@
           <w:sz w:val="20"/>
           <w:szCs w:val="20"/>
         </w:rPr>
-        <w:t xml:space="preserve">– Listagem das lojas cadastradas por meio do </w:t>
-      </w:r>
-      <w:proofErr w:type="spellStart"/>
-      <w:r>
-        <w:rPr>
-          <w:rFonts w:ascii="Times New Roman" w:hAnsi="Times New Roman" w:cs="Times New Roman"/>
-          <w:color w:val="000000" w:themeColor="text1"/>
-          <w:sz w:val="20"/>
-          <w:szCs w:val="20"/>
-        </w:rPr>
-        <w:t>endpoint</w:t>
-      </w:r>
-      <w:proofErr w:type="spellEnd"/>
-      <w:r>
-        <w:rPr>
-          <w:rFonts w:ascii="Times New Roman" w:hAnsi="Times New Roman" w:cs="Times New Roman"/>
-          <w:color w:val="000000" w:themeColor="text1"/>
-          <w:sz w:val="20"/>
-          <w:szCs w:val="20"/>
-        </w:rPr>
-        <w:t xml:space="preserve"> /</w:t>
-      </w:r>
-      <w:proofErr w:type="spellStart"/>
-      <w:r>
-        <w:rPr>
-          <w:rFonts w:ascii="Times New Roman" w:hAnsi="Times New Roman" w:cs="Times New Roman"/>
-          <w:color w:val="000000" w:themeColor="text1"/>
-          <w:sz w:val="20"/>
-          <w:szCs w:val="20"/>
-        </w:rPr>
-        <w:t>api</w:t>
-      </w:r>
-      <w:proofErr w:type="spellEnd"/>
-      <w:r>
-        <w:rPr>
-          <w:rFonts w:ascii="Times New Roman" w:hAnsi="Times New Roman" w:cs="Times New Roman"/>
-          <w:color w:val="000000" w:themeColor="text1"/>
-          <w:sz w:val="20"/>
-          <w:szCs w:val="20"/>
-        </w:rPr>
-        <w:t>/lojas/.</w:t>
+        <w:t>– Listagem das lojas cadastradas por meio do endpoint /api/lojas/.</w:t>
       </w:r>
       <w:bookmarkEnd w:id="42"/>
     </w:p>
@@ -21472,46 +22095,14 @@
         <w:jc w:val="both"/>
       </w:pPr>
       <w:r>
-        <w:t xml:space="preserve">A Figura 13 apresenta o teste de criação de pedidos realizado por meio da ferramenta </w:t>
-      </w:r>
-      <w:proofErr w:type="spellStart"/>
-      <w:r>
-        <w:t>Insomnia</w:t>
-      </w:r>
-      <w:proofErr w:type="spellEnd"/>
-      <w:r>
-        <w:t xml:space="preserve">. Para a execução desse teste foi utilizada uma requisição HTTP POST para o </w:t>
-      </w:r>
-      <w:proofErr w:type="spellStart"/>
-      <w:r>
-        <w:t>endpoint</w:t>
-      </w:r>
-      <w:proofErr w:type="spellEnd"/>
-      <w:r>
-        <w:t xml:space="preserve"> </w:t>
+        <w:t xml:space="preserve">A Figura 13 apresenta o teste de criação de pedidos realizado por meio da ferramenta Insomnia. Para a execução desse teste foi utilizada uma requisição HTTP POST para o endpoint </w:t>
       </w:r>
       <w:r>
         <w:rPr>
           <w:rStyle w:val="CdigoHTML"/>
           <w:rFonts w:ascii="Times New Roman" w:eastAsiaTheme="majorEastAsia" w:hAnsi="Times New Roman" w:cs="Times New Roman"/>
         </w:rPr>
-        <w:t>/</w:t>
-      </w:r>
-      <w:proofErr w:type="spellStart"/>
-      <w:r>
-        <w:rPr>
-          <w:rStyle w:val="CdigoHTML"/>
-          <w:rFonts w:ascii="Times New Roman" w:eastAsiaTheme="majorEastAsia" w:hAnsi="Times New Roman" w:cs="Times New Roman"/>
-        </w:rPr>
-        <w:t>api</w:t>
-      </w:r>
-      <w:proofErr w:type="spellEnd"/>
-      <w:r>
-        <w:rPr>
-          <w:rStyle w:val="CdigoHTML"/>
-          <w:rFonts w:ascii="Times New Roman" w:eastAsiaTheme="majorEastAsia" w:hAnsi="Times New Roman" w:cs="Times New Roman"/>
-        </w:rPr>
-        <w:t>/pedidos/</w:t>
+        <w:t>/api/pedidos/</w:t>
       </w:r>
       <w:r>
         <w:t>, responsável por registrar novos pedidos no sistema.</w:t>
@@ -21543,17 +22134,8 @@
           <w:rStyle w:val="Forte"/>
           <w:rFonts w:eastAsiaTheme="majorEastAsia"/>
         </w:rPr>
-        <w:t xml:space="preserve">201 </w:t>
-      </w:r>
-      <w:proofErr w:type="spellStart"/>
-      <w:r>
-        <w:rPr>
-          <w:rStyle w:val="Forte"/>
-          <w:rFonts w:eastAsiaTheme="majorEastAsia"/>
-        </w:rPr>
-        <w:t>Created</w:t>
-      </w:r>
-      <w:proofErr w:type="spellEnd"/>
+        <w:t>201 Created</w:t>
+      </w:r>
       <w:r>
         <w:t>, indicando que o pedido foi criado com sucesso. Na resposta da requisição são exibidas informações detalhadas do pedido gerado, incluindo identificador do pedido, cliente associado, loja selecionada, canal de venda, status atual, valor total da compra, datas de criação e atualização, além dos itens registrados no pedido.</w:t>
       </w:r>
@@ -21566,15 +22148,7 @@
         <w:jc w:val="both"/>
       </w:pPr>
       <w:r>
-        <w:t xml:space="preserve">A validação desse </w:t>
-      </w:r>
-      <w:proofErr w:type="spellStart"/>
-      <w:r>
-        <w:t>endpoint</w:t>
-      </w:r>
-      <w:proofErr w:type="spellEnd"/>
-      <w:r>
-        <w:t xml:space="preserve"> é fundamental para garantir o correto funcionamento do processo de vendas da aplicação, permitindo que pedidos realizados pelos clientes sejam armazenados e processados adequadamente pelo sistema.</w:t>
+        <w:t>A validação desse endpoint é fundamental para garantir o correto funcionamento do processo de vendas da aplicação, permitindo que pedidos realizados pelos clientes sejam armazenados e processados adequadamente pelo sistema.</w:t>
       </w:r>
     </w:p>
     <w:p>
@@ -21643,7 +22217,7 @@
                     <pic:cNvPicPr/>
                   </pic:nvPicPr>
                   <pic:blipFill>
-                    <a:blip r:embed="rId26"/>
+                    <a:blip r:embed="rId45"/>
                     <a:stretch>
                       <a:fillRect/>
                     </a:stretch>
@@ -21721,7 +22295,7 @@
           <w:sz w:val="20"/>
           <w:szCs w:val="20"/>
         </w:rPr>
-        <w:t>18</w:t>
+        <w:t>37</w:t>
       </w:r>
       <w:r>
         <w:rPr>
@@ -21748,50 +22322,14 @@
           <w:sz w:val="20"/>
           <w:szCs w:val="20"/>
         </w:rPr>
-        <w:t xml:space="preserve">Criação de pedido por meio do </w:t>
-      </w:r>
-      <w:proofErr w:type="spellStart"/>
-      <w:r>
-        <w:rPr>
-          <w:rFonts w:ascii="Times New Roman" w:hAnsi="Times New Roman" w:cs="Times New Roman"/>
-          <w:color w:val="000000" w:themeColor="text1"/>
-          <w:sz w:val="20"/>
-          <w:szCs w:val="20"/>
-        </w:rPr>
-        <w:t>endpoint</w:t>
-      </w:r>
-      <w:proofErr w:type="spellEnd"/>
-      <w:r>
-        <w:rPr>
-          <w:rFonts w:ascii="Times New Roman" w:hAnsi="Times New Roman" w:cs="Times New Roman"/>
-          <w:color w:val="000000" w:themeColor="text1"/>
-          <w:sz w:val="20"/>
-          <w:szCs w:val="20"/>
-        </w:rPr>
-        <w:t xml:space="preserve"> </w:t>
-      </w:r>
-      <w:r>
-        <w:rPr>
-          <w:rFonts w:ascii="Times New Roman" w:hAnsi="Times New Roman" w:cs="Times New Roman"/>
-          <w:color w:val="000000" w:themeColor="text1"/>
-        </w:rPr>
-        <w:t>/</w:t>
-      </w:r>
-      <w:proofErr w:type="spellStart"/>
-      <w:r>
-        <w:rPr>
-          <w:rFonts w:ascii="Times New Roman" w:hAnsi="Times New Roman" w:cs="Times New Roman"/>
-          <w:color w:val="000000" w:themeColor="text1"/>
-        </w:rPr>
-        <w:t>api</w:t>
-      </w:r>
-      <w:proofErr w:type="spellEnd"/>
-      <w:r>
-        <w:rPr>
-          <w:rFonts w:ascii="Times New Roman" w:hAnsi="Times New Roman" w:cs="Times New Roman"/>
-          <w:color w:val="000000" w:themeColor="text1"/>
-        </w:rPr>
-        <w:t>/pedidos/</w:t>
+        <w:t xml:space="preserve">Criação de pedido por meio do endpoint </w:t>
+      </w:r>
+      <w:r>
+        <w:rPr>
+          <w:rFonts w:ascii="Times New Roman" w:hAnsi="Times New Roman" w:cs="Times New Roman"/>
+          <w:color w:val="000000" w:themeColor="text1"/>
+        </w:rPr>
+        <w:t>/api/pedidos/</w:t>
       </w:r>
       <w:r>
         <w:rPr>
@@ -21897,46 +22435,14 @@
         <w:jc w:val="both"/>
       </w:pPr>
       <w:r>
-        <w:t xml:space="preserve">A Figura 14 apresenta o teste de consulta dos pedidos realizados por meio da ferramenta </w:t>
-      </w:r>
-      <w:proofErr w:type="spellStart"/>
-      <w:r>
-        <w:t>Insomnia</w:t>
-      </w:r>
-      <w:proofErr w:type="spellEnd"/>
-      <w:r>
-        <w:t xml:space="preserve">. Para a execução desse teste foi utilizada uma requisição HTTP GET para o </w:t>
-      </w:r>
-      <w:proofErr w:type="spellStart"/>
-      <w:r>
-        <w:t>endpoint</w:t>
-      </w:r>
-      <w:proofErr w:type="spellEnd"/>
-      <w:r>
-        <w:t xml:space="preserve"> </w:t>
+        <w:t xml:space="preserve">A Figura 14 apresenta o teste de consulta dos pedidos realizados por meio da ferramenta Insomnia. Para a execução desse teste foi utilizada uma requisição HTTP GET para o endpoint </w:t>
       </w:r>
       <w:r>
         <w:rPr>
           <w:rStyle w:val="CdigoHTML"/>
           <w:rFonts w:ascii="Times New Roman" w:eastAsiaTheme="majorEastAsia" w:hAnsi="Times New Roman" w:cs="Times New Roman"/>
         </w:rPr>
-        <w:t>/</w:t>
-      </w:r>
-      <w:proofErr w:type="spellStart"/>
-      <w:r>
-        <w:rPr>
-          <w:rStyle w:val="CdigoHTML"/>
-          <w:rFonts w:ascii="Times New Roman" w:eastAsiaTheme="majorEastAsia" w:hAnsi="Times New Roman" w:cs="Times New Roman"/>
-        </w:rPr>
-        <w:t>api</w:t>
-      </w:r>
-      <w:proofErr w:type="spellEnd"/>
-      <w:r>
-        <w:rPr>
-          <w:rStyle w:val="CdigoHTML"/>
-          <w:rFonts w:ascii="Times New Roman" w:eastAsiaTheme="majorEastAsia" w:hAnsi="Times New Roman" w:cs="Times New Roman"/>
-        </w:rPr>
-        <w:t>/pedidos/</w:t>
+        <w:t>/api/pedidos/</w:t>
       </w:r>
       <w:r>
         <w:t>, responsável por retornar os pedidos vinculados ao usuário autenticado no sistema.</w:t>
@@ -21971,15 +22477,7 @@
         <w:jc w:val="both"/>
       </w:pPr>
       <w:r>
-        <w:t xml:space="preserve">A validação desse </w:t>
-      </w:r>
-      <w:proofErr w:type="spellStart"/>
-      <w:r>
-        <w:t>endpoint</w:t>
-      </w:r>
-      <w:proofErr w:type="spellEnd"/>
-      <w:r>
-        <w:t xml:space="preserve"> é importante para garantir que os usuários possam acompanhar corretamente seus pedidos e que os administradores tenham acesso às informações necessárias para o gerenciamento das vendas realizadas pela plataforma.</w:t>
+        <w:t>A validação desse endpoint é importante para garantir que os usuários possam acompanhar corretamente seus pedidos e que os administradores tenham acesso às informações necessárias para o gerenciamento das vendas realizadas pela plataforma.</w:t>
       </w:r>
     </w:p>
     <w:p>
@@ -22049,7 +22547,7 @@
                     <pic:cNvPicPr/>
                   </pic:nvPicPr>
                   <pic:blipFill>
-                    <a:blip r:embed="rId27"/>
+                    <a:blip r:embed="rId46"/>
                     <a:stretch>
                       <a:fillRect/>
                     </a:stretch>
@@ -22127,7 +22625,7 @@
           <w:sz w:val="20"/>
           <w:szCs w:val="20"/>
         </w:rPr>
-        <w:t>19</w:t>
+        <w:t>38</w:t>
       </w:r>
       <w:r>
         <w:rPr>
@@ -22154,50 +22652,14 @@
           <w:sz w:val="20"/>
           <w:szCs w:val="20"/>
         </w:rPr>
-        <w:t xml:space="preserve">Consulta dos pedidos por meio do </w:t>
-      </w:r>
-      <w:proofErr w:type="spellStart"/>
-      <w:r>
-        <w:rPr>
-          <w:rFonts w:ascii="Times New Roman" w:hAnsi="Times New Roman" w:cs="Times New Roman"/>
-          <w:color w:val="000000" w:themeColor="text1"/>
-          <w:sz w:val="20"/>
-          <w:szCs w:val="20"/>
-        </w:rPr>
-        <w:t>endpoint</w:t>
-      </w:r>
-      <w:proofErr w:type="spellEnd"/>
-      <w:r>
-        <w:rPr>
-          <w:rFonts w:ascii="Times New Roman" w:hAnsi="Times New Roman" w:cs="Times New Roman"/>
-          <w:color w:val="000000" w:themeColor="text1"/>
-          <w:sz w:val="20"/>
-          <w:szCs w:val="20"/>
-        </w:rPr>
-        <w:t xml:space="preserve"> </w:t>
-      </w:r>
-      <w:r>
-        <w:rPr>
-          <w:rFonts w:ascii="Times New Roman" w:hAnsi="Times New Roman" w:cs="Times New Roman"/>
-          <w:color w:val="000000" w:themeColor="text1"/>
-        </w:rPr>
-        <w:t>/</w:t>
-      </w:r>
-      <w:proofErr w:type="spellStart"/>
-      <w:r>
-        <w:rPr>
-          <w:rFonts w:ascii="Times New Roman" w:hAnsi="Times New Roman" w:cs="Times New Roman"/>
-          <w:color w:val="000000" w:themeColor="text1"/>
-        </w:rPr>
-        <w:t>api</w:t>
-      </w:r>
-      <w:proofErr w:type="spellEnd"/>
-      <w:r>
-        <w:rPr>
-          <w:rFonts w:ascii="Times New Roman" w:hAnsi="Times New Roman" w:cs="Times New Roman"/>
-          <w:color w:val="000000" w:themeColor="text1"/>
-        </w:rPr>
-        <w:t>/pedidos/</w:t>
+        <w:t xml:space="preserve">Consulta dos pedidos por meio do endpoint </w:t>
+      </w:r>
+      <w:r>
+        <w:rPr>
+          <w:rFonts w:ascii="Times New Roman" w:hAnsi="Times New Roman" w:cs="Times New Roman"/>
+          <w:color w:val="000000" w:themeColor="text1"/>
+        </w:rPr>
+        <w:t>/api/pedidos/</w:t>
       </w:r>
       <w:r>
         <w:rPr>
@@ -22296,38 +22758,14 @@
         <w:jc w:val="both"/>
       </w:pPr>
       <w:r>
-        <w:t xml:space="preserve">A Figura 15 apresenta um teste negativo realizado com o objetivo de validar a segurança das rotas protegidas da API. Para a execução desse teste foi utilizada uma requisição HTTP GET para o </w:t>
-      </w:r>
-      <w:proofErr w:type="spellStart"/>
-      <w:r>
-        <w:t>endpoint</w:t>
-      </w:r>
-      <w:proofErr w:type="spellEnd"/>
-      <w:r>
-        <w:t xml:space="preserve"> </w:t>
+        <w:t xml:space="preserve">A Figura 15 apresenta um teste negativo realizado com o objetivo de validar a segurança das rotas protegidas da API. Para a execução desse teste foi utilizada uma requisição HTTP GET para o endpoint </w:t>
       </w:r>
       <w:r>
         <w:rPr>
           <w:rStyle w:val="CdigoHTML"/>
           <w:rFonts w:ascii="Times New Roman" w:eastAsiaTheme="majorEastAsia" w:hAnsi="Times New Roman" w:cs="Times New Roman"/>
         </w:rPr>
-        <w:t>/</w:t>
-      </w:r>
-      <w:proofErr w:type="spellStart"/>
-      <w:r>
-        <w:rPr>
-          <w:rStyle w:val="CdigoHTML"/>
-          <w:rFonts w:ascii="Times New Roman" w:eastAsiaTheme="majorEastAsia" w:hAnsi="Times New Roman" w:cs="Times New Roman"/>
-        </w:rPr>
-        <w:t>api</w:t>
-      </w:r>
-      <w:proofErr w:type="spellEnd"/>
-      <w:r>
-        <w:rPr>
-          <w:rStyle w:val="CdigoHTML"/>
-          <w:rFonts w:ascii="Times New Roman" w:eastAsiaTheme="majorEastAsia" w:hAnsi="Times New Roman" w:cs="Times New Roman"/>
-        </w:rPr>
-        <w:t>/pedidos/</w:t>
+        <w:t>/api/pedidos/</w:t>
       </w:r>
       <w:r>
         <w:t>, porém sem o envio de um token de autenticação válido.</w:t>
@@ -22348,17 +22786,8 @@
           <w:rStyle w:val="Forte"/>
           <w:rFonts w:eastAsiaTheme="majorEastAsia"/>
         </w:rPr>
-        <w:t xml:space="preserve">401 </w:t>
-      </w:r>
-      <w:proofErr w:type="spellStart"/>
-      <w:r>
-        <w:rPr>
-          <w:rStyle w:val="Forte"/>
-          <w:rFonts w:eastAsiaTheme="majorEastAsia"/>
-        </w:rPr>
-        <w:t>Unauthorized</w:t>
-      </w:r>
-      <w:proofErr w:type="spellEnd"/>
+        <w:t>401 Unauthorized</w:t>
+      </w:r>
       <w:r>
         <w:t xml:space="preserve">, indicando que o acesso foi corretamente bloqueado por falta de credenciais de autenticação. Na resposta da requisição é apresentada a mensagem </w:t>
       </w:r>
@@ -22366,77 +22795,7 @@
         <w:rPr>
           <w:rStyle w:val="nfase"/>
         </w:rPr>
-        <w:t>"</w:t>
-      </w:r>
-      <w:proofErr w:type="spellStart"/>
-      <w:r>
-        <w:rPr>
-          <w:rStyle w:val="nfase"/>
-        </w:rPr>
-        <w:t>Authentication</w:t>
-      </w:r>
-      <w:proofErr w:type="spellEnd"/>
-      <w:r>
-        <w:rPr>
-          <w:rStyle w:val="nfase"/>
-        </w:rPr>
-        <w:t xml:space="preserve"> </w:t>
-      </w:r>
-      <w:proofErr w:type="spellStart"/>
-      <w:r>
-        <w:rPr>
-          <w:rStyle w:val="nfase"/>
-        </w:rPr>
-        <w:t>credentials</w:t>
-      </w:r>
-      <w:proofErr w:type="spellEnd"/>
-      <w:r>
-        <w:rPr>
-          <w:rStyle w:val="nfase"/>
-        </w:rPr>
-        <w:t xml:space="preserve"> </w:t>
-      </w:r>
-      <w:proofErr w:type="spellStart"/>
-      <w:r>
-        <w:rPr>
-          <w:rStyle w:val="nfase"/>
-        </w:rPr>
-        <w:t>were</w:t>
-      </w:r>
-      <w:proofErr w:type="spellEnd"/>
-      <w:r>
-        <w:rPr>
-          <w:rStyle w:val="nfase"/>
-        </w:rPr>
-        <w:t xml:space="preserve"> </w:t>
-      </w:r>
-      <w:proofErr w:type="spellStart"/>
-      <w:r>
-        <w:rPr>
-          <w:rStyle w:val="nfase"/>
-        </w:rPr>
-        <w:t>not</w:t>
-      </w:r>
-      <w:proofErr w:type="spellEnd"/>
-      <w:r>
-        <w:rPr>
-          <w:rStyle w:val="nfase"/>
-        </w:rPr>
-        <w:t xml:space="preserve"> </w:t>
-      </w:r>
-      <w:proofErr w:type="spellStart"/>
-      <w:r>
-        <w:rPr>
-          <w:rStyle w:val="nfase"/>
-        </w:rPr>
-        <w:t>provided</w:t>
-      </w:r>
-      <w:proofErr w:type="spellEnd"/>
-      <w:r>
-        <w:rPr>
-          <w:rStyle w:val="nfase"/>
-        </w:rPr>
-        <w:t>."</w:t>
+        <w:t>"Authentication credentials were not provided."</w:t>
       </w:r>
       <w:r>
         <w:t>, informando que o usuário não possui autorização para acessar o recurso solicitado.</w:t>
@@ -22506,7 +22865,7 @@
                     <pic:cNvPicPr/>
                   </pic:nvPicPr>
                   <pic:blipFill>
-                    <a:blip r:embed="rId28"/>
+                    <a:blip r:embed="rId47"/>
                     <a:stretch>
                       <a:fillRect/>
                     </a:stretch>
@@ -22584,7 +22943,7 @@
           <w:sz w:val="20"/>
           <w:szCs w:val="20"/>
         </w:rPr>
-        <w:t>20</w:t>
+        <w:t>39</w:t>
       </w:r>
       <w:r>
         <w:rPr>
@@ -22611,50 +22970,14 @@
           <w:sz w:val="20"/>
           <w:szCs w:val="20"/>
         </w:rPr>
-        <w:t xml:space="preserve">Tentativa de acesso ao </w:t>
-      </w:r>
-      <w:proofErr w:type="spellStart"/>
-      <w:r>
-        <w:rPr>
-          <w:rFonts w:ascii="Times New Roman" w:hAnsi="Times New Roman" w:cs="Times New Roman"/>
-          <w:color w:val="000000" w:themeColor="text1"/>
-          <w:sz w:val="20"/>
-          <w:szCs w:val="20"/>
-        </w:rPr>
-        <w:t>endpoint</w:t>
-      </w:r>
-      <w:proofErr w:type="spellEnd"/>
-      <w:r>
-        <w:rPr>
-          <w:rFonts w:ascii="Times New Roman" w:hAnsi="Times New Roman" w:cs="Times New Roman"/>
-          <w:color w:val="000000" w:themeColor="text1"/>
-          <w:sz w:val="20"/>
-          <w:szCs w:val="20"/>
-        </w:rPr>
-        <w:t xml:space="preserve"> </w:t>
-      </w:r>
-      <w:r>
-        <w:rPr>
-          <w:rFonts w:ascii="Times New Roman" w:hAnsi="Times New Roman" w:cs="Times New Roman"/>
-          <w:color w:val="000000" w:themeColor="text1"/>
-        </w:rPr>
-        <w:t>/</w:t>
-      </w:r>
-      <w:proofErr w:type="spellStart"/>
-      <w:r>
-        <w:rPr>
-          <w:rFonts w:ascii="Times New Roman" w:hAnsi="Times New Roman" w:cs="Times New Roman"/>
-          <w:color w:val="000000" w:themeColor="text1"/>
-        </w:rPr>
-        <w:t>api</w:t>
-      </w:r>
-      <w:proofErr w:type="spellEnd"/>
-      <w:r>
-        <w:rPr>
-          <w:rFonts w:ascii="Times New Roman" w:hAnsi="Times New Roman" w:cs="Times New Roman"/>
-          <w:color w:val="000000" w:themeColor="text1"/>
-        </w:rPr>
-        <w:t>/pedidos/</w:t>
+        <w:t xml:space="preserve">Tentativa de acesso ao endpoint </w:t>
+      </w:r>
+      <w:r>
+        <w:rPr>
+          <w:rFonts w:ascii="Times New Roman" w:hAnsi="Times New Roman" w:cs="Times New Roman"/>
+          <w:color w:val="000000" w:themeColor="text1"/>
+        </w:rPr>
+        <w:t>/api/pedidos/</w:t>
       </w:r>
       <w:r>
         <w:rPr>
@@ -22753,38 +23076,14 @@
         <w:jc w:val="both"/>
       </w:pPr>
       <w:r>
-        <w:t xml:space="preserve">A Figura 16 apresenta um teste negativo realizado com o objetivo de validar as regras de negócio e a obrigatoriedade dos campos necessários para a criação de um pedido. Para a execução desse teste foi utilizada uma requisição HTTP POST para o </w:t>
-      </w:r>
-      <w:proofErr w:type="spellStart"/>
-      <w:r>
-        <w:t>endpoint</w:t>
-      </w:r>
-      <w:proofErr w:type="spellEnd"/>
-      <w:r>
-        <w:t xml:space="preserve"> </w:t>
+        <w:t xml:space="preserve">A Figura 16 apresenta um teste negativo realizado com o objetivo de validar as regras de negócio e a obrigatoriedade dos campos necessários para a criação de um pedido. Para a execução desse teste foi utilizada uma requisição HTTP POST para o endpoint </w:t>
       </w:r>
       <w:r>
         <w:rPr>
           <w:rStyle w:val="CdigoHTML"/>
           <w:rFonts w:ascii="Times New Roman" w:eastAsiaTheme="majorEastAsia" w:hAnsi="Times New Roman" w:cs="Times New Roman"/>
         </w:rPr>
-        <w:t>/</w:t>
-      </w:r>
-      <w:proofErr w:type="spellStart"/>
-      <w:r>
-        <w:rPr>
-          <w:rStyle w:val="CdigoHTML"/>
-          <w:rFonts w:ascii="Times New Roman" w:eastAsiaTheme="majorEastAsia" w:hAnsi="Times New Roman" w:cs="Times New Roman"/>
-        </w:rPr>
-        <w:t>api</w:t>
-      </w:r>
-      <w:proofErr w:type="spellEnd"/>
-      <w:r>
-        <w:rPr>
-          <w:rStyle w:val="CdigoHTML"/>
-          <w:rFonts w:ascii="Times New Roman" w:eastAsiaTheme="majorEastAsia" w:hAnsi="Times New Roman" w:cs="Times New Roman"/>
-        </w:rPr>
-        <w:t>/pedidos/</w:t>
+        <w:t>/api/pedidos/</w:t>
       </w:r>
       <w:r>
         <w:t xml:space="preserve">, porém sem informar o campo </w:t>
@@ -22815,106 +23114,17 @@
           <w:rStyle w:val="Forte"/>
           <w:rFonts w:eastAsiaTheme="majorEastAsia"/>
         </w:rPr>
-        <w:t xml:space="preserve">400 </w:t>
-      </w:r>
-      <w:proofErr w:type="spellStart"/>
+        <w:t>400 Bad Request</w:t>
+      </w:r>
+      <w:r>
+        <w:t xml:space="preserve">, indicando que os dados enviados não atenderam às validações definidas pelo sistema. Na resposta da requisição é apresentada a mensagem </w:t>
+      </w:r>
       <w:r>
         <w:rPr>
           <w:rStyle w:val="Forte"/>
           <w:rFonts w:eastAsiaTheme="majorEastAsia"/>
         </w:rPr>
-        <w:t>Bad</w:t>
-      </w:r>
-      <w:proofErr w:type="spellEnd"/>
-      <w:r>
-        <w:rPr>
-          <w:rStyle w:val="Forte"/>
-          <w:rFonts w:eastAsiaTheme="majorEastAsia"/>
-        </w:rPr>
-        <w:t xml:space="preserve"> </w:t>
-      </w:r>
-      <w:proofErr w:type="spellStart"/>
-      <w:r>
-        <w:rPr>
-          <w:rStyle w:val="Forte"/>
-          <w:rFonts w:eastAsiaTheme="majorEastAsia"/>
-        </w:rPr>
-        <w:t>Request</w:t>
-      </w:r>
-      <w:proofErr w:type="spellEnd"/>
-      <w:r>
-        <w:t xml:space="preserve">, indicando que os dados enviados não atenderam às validações definidas pelo sistema. Na resposta da requisição é apresentada a mensagem </w:t>
-      </w:r>
-      <w:r>
-        <w:rPr>
-          <w:rStyle w:val="Forte"/>
-          <w:rFonts w:eastAsiaTheme="majorEastAsia"/>
-        </w:rPr>
-        <w:t>"</w:t>
-      </w:r>
-      <w:proofErr w:type="spellStart"/>
-      <w:r>
-        <w:rPr>
-          <w:rStyle w:val="Forte"/>
-          <w:rFonts w:eastAsiaTheme="majorEastAsia"/>
-        </w:rPr>
-        <w:t>This</w:t>
-      </w:r>
-      <w:proofErr w:type="spellEnd"/>
-      <w:r>
-        <w:rPr>
-          <w:rStyle w:val="Forte"/>
-          <w:rFonts w:eastAsiaTheme="majorEastAsia"/>
-        </w:rPr>
-        <w:t xml:space="preserve"> </w:t>
-      </w:r>
-      <w:proofErr w:type="spellStart"/>
-      <w:r>
-        <w:rPr>
-          <w:rStyle w:val="Forte"/>
-          <w:rFonts w:eastAsiaTheme="majorEastAsia"/>
-        </w:rPr>
-        <w:t>field</w:t>
-      </w:r>
-      <w:proofErr w:type="spellEnd"/>
-      <w:r>
-        <w:rPr>
-          <w:rStyle w:val="Forte"/>
-          <w:rFonts w:eastAsiaTheme="majorEastAsia"/>
-        </w:rPr>
-        <w:t xml:space="preserve"> </w:t>
-      </w:r>
-      <w:proofErr w:type="spellStart"/>
-      <w:r>
-        <w:rPr>
-          <w:rStyle w:val="Forte"/>
-          <w:rFonts w:eastAsiaTheme="majorEastAsia"/>
-        </w:rPr>
-        <w:t>is</w:t>
-      </w:r>
-      <w:proofErr w:type="spellEnd"/>
-      <w:r>
-        <w:rPr>
-          <w:rStyle w:val="Forte"/>
-          <w:rFonts w:eastAsiaTheme="majorEastAsia"/>
-        </w:rPr>
-        <w:t xml:space="preserve"> </w:t>
-      </w:r>
-      <w:proofErr w:type="spellStart"/>
-      <w:r>
-        <w:rPr>
-          <w:rStyle w:val="Forte"/>
-          <w:rFonts w:eastAsiaTheme="majorEastAsia"/>
-        </w:rPr>
-        <w:t>required</w:t>
-      </w:r>
-      <w:proofErr w:type="spellEnd"/>
-      <w:r>
-        <w:rPr>
-          <w:rStyle w:val="Forte"/>
-          <w:rFonts w:eastAsiaTheme="majorEastAsia"/>
-        </w:rPr>
-        <w:t>."</w:t>
+        <w:t>"This field is required."</w:t>
       </w:r>
       <w:r>
         <w:t xml:space="preserve">, vinculada ao atributo </w:t>
@@ -22994,7 +23204,7 @@
                     <pic:cNvPicPr/>
                   </pic:nvPicPr>
                   <pic:blipFill>
-                    <a:blip r:embed="rId29"/>
+                    <a:blip r:embed="rId48"/>
                     <a:stretch>
                       <a:fillRect/>
                     </a:stretch>
@@ -23072,7 +23282,7 @@
           <w:sz w:val="20"/>
           <w:szCs w:val="20"/>
         </w:rPr>
-        <w:t>21</w:t>
+        <w:t>40</w:t>
       </w:r>
       <w:r>
         <w:rPr>
@@ -23176,18 +23386,9 @@
           <w:rFonts w:ascii="Times New Roman" w:hAnsi="Times New Roman" w:cs="Times New Roman"/>
           <w:color w:val="000000" w:themeColor="text1"/>
         </w:rPr>
-        <w:t>Considerações Finais dos Testes no Back-</w:t>
-      </w:r>
-      <w:proofErr w:type="spellStart"/>
-      <w:r>
-        <w:rPr>
-          <w:rFonts w:ascii="Times New Roman" w:hAnsi="Times New Roman" w:cs="Times New Roman"/>
-          <w:color w:val="000000" w:themeColor="text1"/>
-        </w:rPr>
-        <w:t>end</w:t>
+        <w:t>Considerações Finais dos Testes no Back-end</w:t>
       </w:r>
       <w:bookmarkEnd w:id="51"/>
-      <w:proofErr w:type="spellEnd"/>
     </w:p>
     <w:p>
       <w:pPr>
@@ -23197,31 +23398,7 @@
         <w:jc w:val="both"/>
       </w:pPr>
       <w:r>
-        <w:t xml:space="preserve">A execução dos testes realizados no </w:t>
-      </w:r>
-      <w:proofErr w:type="spellStart"/>
-      <w:r>
-        <w:t>back-end</w:t>
-      </w:r>
-      <w:proofErr w:type="spellEnd"/>
-      <w:r>
-        <w:t xml:space="preserve"> permitiu validar as principais funcionalidades desenvolvidas para o sistema Raízes do Nordeste. Por meio da ferramenta </w:t>
-      </w:r>
-      <w:proofErr w:type="spellStart"/>
-      <w:r>
-        <w:t>Insomnia</w:t>
-      </w:r>
-      <w:proofErr w:type="spellEnd"/>
-      <w:r>
-        <w:t xml:space="preserve">, foi possível verificar o correto funcionamento dos </w:t>
-      </w:r>
-      <w:proofErr w:type="spellStart"/>
-      <w:r>
-        <w:t>endpoints</w:t>
-      </w:r>
-      <w:proofErr w:type="spellEnd"/>
-      <w:r>
-        <w:t xml:space="preserve"> responsáveis pela autenticação de usuários, consulta de informações cadastrais, gerenciamento de produtos, categorias, lojas e pedidos.</w:t>
+        <w:t>A execução dos testes realizados no back-end permitiu validar as principais funcionalidades desenvolvidas para o sistema Raízes do Nordeste. Por meio da ferramenta Insomnia, foi possível verificar o correto funcionamento dos endpoints responsáveis pela autenticação de usuários, consulta de informações cadastrais, gerenciamento de produtos, categorias, lojas e pedidos.</w:t>
       </w:r>
     </w:p>
     <w:p>
@@ -23247,31 +23424,7 @@
       </w:r>
       <w:r>
         <w:lastRenderedPageBreak/>
-        <w:t>bloquear acessos sem autenticação, retornando o código HTTP 401 (</w:t>
-      </w:r>
-      <w:proofErr w:type="spellStart"/>
-      <w:r>
-        <w:t>Unauthorized</w:t>
-      </w:r>
-      <w:proofErr w:type="spellEnd"/>
-      <w:r>
-        <w:t>), e ao impedir o cadastro de pedidos com informações obrigatórias ausentes, retornando o código HTTP 400 (</w:t>
-      </w:r>
-      <w:proofErr w:type="spellStart"/>
-      <w:r>
-        <w:t>Bad</w:t>
-      </w:r>
-      <w:proofErr w:type="spellEnd"/>
-      <w:r>
-        <w:t xml:space="preserve"> </w:t>
-      </w:r>
-      <w:proofErr w:type="spellStart"/>
-      <w:r>
-        <w:t>Request</w:t>
-      </w:r>
-      <w:proofErr w:type="spellEnd"/>
-      <w:r>
-        <w:t>). Esses resultados demonstram que as validações implementadas na API estão funcionando conforme o esperado.</w:t>
+        <w:t>bloquear acessos sem autenticação, retornando o código HTTP 401 (Unauthorized), e ao impedir o cadastro de pedidos com informações obrigatórias ausentes, retornando o código HTTP 400 (Bad Request). Esses resultados demonstram que as validações implementadas na API estão funcionando conforme o esperado.</w:t>
       </w:r>
     </w:p>
     <w:p>
@@ -23449,21 +23602,7 @@
         <w:rPr>
           <w:color w:val="000000" w:themeColor="text1"/>
         </w:rPr>
-        <w:t>A validação do sistema Raízes do Nordeste foi planejada com foco na trilha de Back-</w:t>
-      </w:r>
-      <w:proofErr w:type="spellStart"/>
-      <w:r>
-        <w:rPr>
-          <w:color w:val="000000" w:themeColor="text1"/>
-        </w:rPr>
-        <w:t>end</w:t>
-      </w:r>
-      <w:proofErr w:type="spellEnd"/>
-      <w:r>
-        <w:rPr>
-          <w:color w:val="000000" w:themeColor="text1"/>
-        </w:rPr>
-        <w:t>, considerando principalmente o funcionamento da API REST, a persistência dos dados, a autenticação dos usuários e a criação de pedidos.</w:t>
+        <w:t>A validação do sistema Raízes do Nordeste foi planejada com foco na trilha de Back-end, considerando principalmente o funcionamento da API REST, a persistência dos dados, a autenticação dos usuários e a criação de pedidos.</w:t>
       </w:r>
     </w:p>
     <w:p>
@@ -23480,49 +23619,7 @@
         <w:rPr>
           <w:color w:val="000000" w:themeColor="text1"/>
         </w:rPr>
-        <w:t xml:space="preserve">Foram definidos cenários de teste positivos e negativos, com o objetivo de verificar se o sistema responde corretamente tanto em situações esperadas quanto em situações de erro. Os testes podem ser executados por meio de ferramentas como </w:t>
-      </w:r>
-      <w:proofErr w:type="spellStart"/>
-      <w:r>
-        <w:rPr>
-          <w:color w:val="000000" w:themeColor="text1"/>
-        </w:rPr>
-        <w:t>Insomnia</w:t>
-      </w:r>
-      <w:proofErr w:type="spellEnd"/>
-      <w:r>
-        <w:rPr>
-          <w:color w:val="000000" w:themeColor="text1"/>
-        </w:rPr>
-        <w:t xml:space="preserve"> ou </w:t>
-      </w:r>
-      <w:proofErr w:type="spellStart"/>
-      <w:r>
-        <w:rPr>
-          <w:color w:val="000000" w:themeColor="text1"/>
-        </w:rPr>
-        <w:t>Postman</w:t>
-      </w:r>
-      <w:proofErr w:type="spellEnd"/>
-      <w:r>
-        <w:rPr>
-          <w:color w:val="000000" w:themeColor="text1"/>
-        </w:rPr>
-        <w:t xml:space="preserve">, utilizando os </w:t>
-      </w:r>
-      <w:proofErr w:type="spellStart"/>
-      <w:r>
-        <w:rPr>
-          <w:color w:val="000000" w:themeColor="text1"/>
-        </w:rPr>
-        <w:t>endpoints</w:t>
-      </w:r>
-      <w:proofErr w:type="spellEnd"/>
-      <w:r>
-        <w:rPr>
-          <w:color w:val="000000" w:themeColor="text1"/>
-        </w:rPr>
-        <w:t xml:space="preserve"> disponibilizados pela API.</w:t>
+        <w:t>Foram definidos cenários de teste positivos e negativos, com o objetivo de verificar se o sistema responde corretamente tanto em situações esperadas quanto em situações de erro. Os testes podem ser executados por meio de ferramentas como Insomnia ou Postman, utilizando os endpoints disponibilizados pela API.</w:t>
       </w:r>
     </w:p>
     <w:p>
@@ -24011,23 +24108,13 @@
                 <w:sz w:val="24"/>
               </w:rPr>
             </w:pPr>
-            <w:proofErr w:type="spellStart"/>
-            <w:r>
-              <w:rPr>
-                <w:rFonts w:ascii="Times New Roman" w:hAnsi="Times New Roman" w:cs="Times New Roman"/>
-                <w:color w:val="000000" w:themeColor="text1"/>
-                <w:sz w:val="24"/>
-              </w:rPr>
-              <w:t>username</w:t>
-            </w:r>
-            <w:proofErr w:type="spellEnd"/>
-            <w:r>
-              <w:rPr>
-                <w:rFonts w:ascii="Times New Roman" w:hAnsi="Times New Roman" w:cs="Times New Roman"/>
-                <w:color w:val="000000" w:themeColor="text1"/>
-                <w:sz w:val="24"/>
-              </w:rPr>
-              <w:t>, senha, e-mail, telefone e CPF</w:t>
+            <w:r>
+              <w:rPr>
+                <w:rFonts w:ascii="Times New Roman" w:hAnsi="Times New Roman" w:cs="Times New Roman"/>
+                <w:color w:val="000000" w:themeColor="text1"/>
+                <w:sz w:val="24"/>
+              </w:rPr>
+              <w:t>username, senha, e-mail, telefone e CPF</w:t>
             </w:r>
           </w:p>
         </w:tc>
@@ -24063,51 +24150,7 @@
                 <w:sz w:val="24"/>
                 <w:szCs w:val="24"/>
               </w:rPr>
-              <w:t>/</w:t>
-            </w:r>
-            <w:proofErr w:type="spellStart"/>
-            <w:r>
-              <w:rPr>
-                <w:rStyle w:val="CdigoHTML"/>
-                <w:rFonts w:ascii="Times New Roman" w:eastAsiaTheme="minorHAnsi" w:hAnsi="Times New Roman" w:cs="Times New Roman"/>
-                <w:color w:val="000000" w:themeColor="text1"/>
-                <w:sz w:val="24"/>
-                <w:szCs w:val="24"/>
-              </w:rPr>
-              <w:t>api</w:t>
-            </w:r>
-            <w:proofErr w:type="spellEnd"/>
-            <w:r>
-              <w:rPr>
-                <w:rStyle w:val="CdigoHTML"/>
-                <w:rFonts w:ascii="Times New Roman" w:eastAsiaTheme="minorHAnsi" w:hAnsi="Times New Roman" w:cs="Times New Roman"/>
-                <w:color w:val="000000" w:themeColor="text1"/>
-                <w:sz w:val="24"/>
-                <w:szCs w:val="24"/>
-              </w:rPr>
-              <w:t>/</w:t>
-            </w:r>
-            <w:proofErr w:type="spellStart"/>
-            <w:r>
-              <w:rPr>
-                <w:rStyle w:val="CdigoHTML"/>
-                <w:rFonts w:ascii="Times New Roman" w:eastAsiaTheme="minorHAnsi" w:hAnsi="Times New Roman" w:cs="Times New Roman"/>
-                <w:color w:val="000000" w:themeColor="text1"/>
-                <w:sz w:val="24"/>
-                <w:szCs w:val="24"/>
-              </w:rPr>
-              <w:t>usuarios</w:t>
-            </w:r>
-            <w:proofErr w:type="spellEnd"/>
-            <w:r>
-              <w:rPr>
-                <w:rStyle w:val="CdigoHTML"/>
-                <w:rFonts w:ascii="Times New Roman" w:eastAsiaTheme="minorHAnsi" w:hAnsi="Times New Roman" w:cs="Times New Roman"/>
-                <w:color w:val="000000" w:themeColor="text1"/>
-                <w:sz w:val="24"/>
-                <w:szCs w:val="24"/>
-              </w:rPr>
-              <w:t>/</w:t>
+              <w:t>/api/usuarios/</w:t>
             </w:r>
             <w:r>
               <w:rPr>
@@ -24251,18 +24294,8 @@
                 <w:color w:val="000000" w:themeColor="text1"/>
                 <w:sz w:val="24"/>
               </w:rPr>
-              <w:t xml:space="preserve">Dados sem o campo </w:t>
-            </w:r>
-            <w:proofErr w:type="spellStart"/>
-            <w:r>
-              <w:rPr>
-                <w:rFonts w:ascii="Times New Roman" w:hAnsi="Times New Roman" w:cs="Times New Roman"/>
-                <w:color w:val="000000" w:themeColor="text1"/>
-                <w:sz w:val="24"/>
-              </w:rPr>
-              <w:t>username</w:t>
-            </w:r>
-            <w:proofErr w:type="spellEnd"/>
+              <w:t>Dados sem o campo username</w:t>
+            </w:r>
           </w:p>
         </w:tc>
         <w:tc>
@@ -24297,70 +24330,16 @@
                 <w:sz w:val="24"/>
                 <w:szCs w:val="24"/>
               </w:rPr>
-              <w:t>/</w:t>
-            </w:r>
-            <w:proofErr w:type="spellStart"/>
-            <w:r>
-              <w:rPr>
-                <w:rStyle w:val="CdigoHTML"/>
-                <w:rFonts w:ascii="Times New Roman" w:eastAsiaTheme="minorHAnsi" w:hAnsi="Times New Roman" w:cs="Times New Roman"/>
-                <w:color w:val="000000" w:themeColor="text1"/>
-                <w:sz w:val="24"/>
-                <w:szCs w:val="24"/>
-              </w:rPr>
-              <w:t>api</w:t>
-            </w:r>
-            <w:proofErr w:type="spellEnd"/>
-            <w:r>
-              <w:rPr>
-                <w:rStyle w:val="CdigoHTML"/>
-                <w:rFonts w:ascii="Times New Roman" w:eastAsiaTheme="minorHAnsi" w:hAnsi="Times New Roman" w:cs="Times New Roman"/>
-                <w:color w:val="000000" w:themeColor="text1"/>
-                <w:sz w:val="24"/>
-                <w:szCs w:val="24"/>
-              </w:rPr>
-              <w:t>/</w:t>
-            </w:r>
-            <w:proofErr w:type="spellStart"/>
-            <w:r>
-              <w:rPr>
-                <w:rStyle w:val="CdigoHTML"/>
-                <w:rFonts w:ascii="Times New Roman" w:eastAsiaTheme="minorHAnsi" w:hAnsi="Times New Roman" w:cs="Times New Roman"/>
-                <w:color w:val="000000" w:themeColor="text1"/>
-                <w:sz w:val="24"/>
-                <w:szCs w:val="24"/>
-              </w:rPr>
-              <w:t>usuarios</w:t>
-            </w:r>
-            <w:proofErr w:type="spellEnd"/>
-            <w:r>
-              <w:rPr>
-                <w:rStyle w:val="CdigoHTML"/>
-                <w:rFonts w:ascii="Times New Roman" w:eastAsiaTheme="minorHAnsi" w:hAnsi="Times New Roman" w:cs="Times New Roman"/>
-                <w:color w:val="000000" w:themeColor="text1"/>
-                <w:sz w:val="24"/>
-                <w:szCs w:val="24"/>
-              </w:rPr>
-              <w:t>/</w:t>
-            </w:r>
-            <w:r>
-              <w:rPr>
-                <w:rFonts w:ascii="Times New Roman" w:hAnsi="Times New Roman" w:cs="Times New Roman"/>
-                <w:color w:val="000000" w:themeColor="text1"/>
-                <w:sz w:val="24"/>
-              </w:rPr>
-              <w:t xml:space="preserve"> sem </w:t>
-            </w:r>
-            <w:proofErr w:type="spellStart"/>
-            <w:r>
-              <w:rPr>
-                <w:rFonts w:ascii="Times New Roman" w:hAnsi="Times New Roman" w:cs="Times New Roman"/>
-                <w:color w:val="000000" w:themeColor="text1"/>
-                <w:sz w:val="24"/>
-              </w:rPr>
-              <w:t>username</w:t>
-            </w:r>
-            <w:proofErr w:type="spellEnd"/>
+              <w:t>/api/usuarios/</w:t>
+            </w:r>
+            <w:r>
+              <w:rPr>
+                <w:rFonts w:ascii="Times New Roman" w:hAnsi="Times New Roman" w:cs="Times New Roman"/>
+                <w:color w:val="000000" w:themeColor="text1"/>
+                <w:sz w:val="24"/>
+              </w:rPr>
+              <w:t xml:space="preserve"> sem username</w:t>
+            </w:r>
           </w:p>
         </w:tc>
         <w:tc>
@@ -24489,23 +24468,13 @@
                 <w:sz w:val="24"/>
               </w:rPr>
             </w:pPr>
-            <w:proofErr w:type="spellStart"/>
-            <w:r>
-              <w:rPr>
-                <w:rFonts w:ascii="Times New Roman" w:hAnsi="Times New Roman" w:cs="Times New Roman"/>
-                <w:color w:val="000000" w:themeColor="text1"/>
-                <w:sz w:val="24"/>
-              </w:rPr>
-              <w:t>username</w:t>
-            </w:r>
-            <w:proofErr w:type="spellEnd"/>
-            <w:r>
-              <w:rPr>
-                <w:rFonts w:ascii="Times New Roman" w:hAnsi="Times New Roman" w:cs="Times New Roman"/>
-                <w:color w:val="000000" w:themeColor="text1"/>
-                <w:sz w:val="24"/>
-              </w:rPr>
-              <w:t xml:space="preserve"> e senha corretos</w:t>
+            <w:r>
+              <w:rPr>
+                <w:rFonts w:ascii="Times New Roman" w:hAnsi="Times New Roman" w:cs="Times New Roman"/>
+                <w:color w:val="000000" w:themeColor="text1"/>
+                <w:sz w:val="24"/>
+              </w:rPr>
+              <w:t>username e senha corretos</w:t>
             </w:r>
           </w:p>
         </w:tc>
@@ -24541,29 +24510,7 @@
                 <w:sz w:val="24"/>
                 <w:szCs w:val="24"/>
               </w:rPr>
-              <w:t>/</w:t>
-            </w:r>
-            <w:proofErr w:type="spellStart"/>
-            <w:r>
-              <w:rPr>
-                <w:rStyle w:val="CdigoHTML"/>
-                <w:rFonts w:ascii="Times New Roman" w:eastAsiaTheme="minorHAnsi" w:hAnsi="Times New Roman" w:cs="Times New Roman"/>
-                <w:color w:val="000000" w:themeColor="text1"/>
-                <w:sz w:val="24"/>
-                <w:szCs w:val="24"/>
-              </w:rPr>
-              <w:t>api</w:t>
-            </w:r>
-            <w:proofErr w:type="spellEnd"/>
-            <w:r>
-              <w:rPr>
-                <w:rStyle w:val="CdigoHTML"/>
-                <w:rFonts w:ascii="Times New Roman" w:eastAsiaTheme="minorHAnsi" w:hAnsi="Times New Roman" w:cs="Times New Roman"/>
-                <w:color w:val="000000" w:themeColor="text1"/>
-                <w:sz w:val="24"/>
-                <w:szCs w:val="24"/>
-              </w:rPr>
-              <w:t>/token/</w:t>
+              <w:t>/api/token/</w:t>
             </w:r>
           </w:p>
         </w:tc>
@@ -24589,43 +24536,7 @@
                 <w:color w:val="000000" w:themeColor="text1"/>
                 <w:sz w:val="24"/>
               </w:rPr>
-              <w:t xml:space="preserve">Retorno dos tokens </w:t>
-            </w:r>
-            <w:proofErr w:type="spellStart"/>
-            <w:r>
-              <w:rPr>
-                <w:rFonts w:ascii="Times New Roman" w:hAnsi="Times New Roman" w:cs="Times New Roman"/>
-                <w:color w:val="000000" w:themeColor="text1"/>
-                <w:sz w:val="24"/>
-              </w:rPr>
-              <w:t>access</w:t>
-            </w:r>
-            <w:proofErr w:type="spellEnd"/>
-            <w:r>
-              <w:rPr>
-                <w:rFonts w:ascii="Times New Roman" w:hAnsi="Times New Roman" w:cs="Times New Roman"/>
-                <w:color w:val="000000" w:themeColor="text1"/>
-                <w:sz w:val="24"/>
-              </w:rPr>
-              <w:t xml:space="preserve"> e </w:t>
-            </w:r>
-            <w:proofErr w:type="spellStart"/>
-            <w:r>
-              <w:rPr>
-                <w:rFonts w:ascii="Times New Roman" w:hAnsi="Times New Roman" w:cs="Times New Roman"/>
-                <w:color w:val="000000" w:themeColor="text1"/>
-                <w:sz w:val="24"/>
-              </w:rPr>
-              <w:t>refresh</w:t>
-            </w:r>
-            <w:proofErr w:type="spellEnd"/>
-            <w:r>
-              <w:rPr>
-                <w:rFonts w:ascii="Times New Roman" w:hAnsi="Times New Roman" w:cs="Times New Roman"/>
-                <w:color w:val="000000" w:themeColor="text1"/>
-                <w:sz w:val="24"/>
-              </w:rPr>
-              <w:t xml:space="preserve"> com status HTTP 200</w:t>
+              <w:t>Retorno dos tokens access e refresh com status HTTP 200</w:t>
             </w:r>
           </w:p>
         </w:tc>
@@ -24729,23 +24640,13 @@
                 <w:sz w:val="24"/>
               </w:rPr>
             </w:pPr>
-            <w:proofErr w:type="spellStart"/>
-            <w:r>
-              <w:rPr>
-                <w:rFonts w:ascii="Times New Roman" w:hAnsi="Times New Roman" w:cs="Times New Roman"/>
-                <w:color w:val="000000" w:themeColor="text1"/>
-                <w:sz w:val="24"/>
-              </w:rPr>
-              <w:t>username</w:t>
-            </w:r>
-            <w:proofErr w:type="spellEnd"/>
-            <w:r>
-              <w:rPr>
-                <w:rFonts w:ascii="Times New Roman" w:hAnsi="Times New Roman" w:cs="Times New Roman"/>
-                <w:color w:val="000000" w:themeColor="text1"/>
-                <w:sz w:val="24"/>
-              </w:rPr>
-              <w:t xml:space="preserve"> ou senha incorretos</w:t>
+            <w:r>
+              <w:rPr>
+                <w:rFonts w:ascii="Times New Roman" w:hAnsi="Times New Roman" w:cs="Times New Roman"/>
+                <w:color w:val="000000" w:themeColor="text1"/>
+                <w:sz w:val="24"/>
+              </w:rPr>
+              <w:t>username ou senha incorretos</w:t>
             </w:r>
           </w:p>
         </w:tc>
@@ -24781,29 +24682,7 @@
                 <w:sz w:val="24"/>
                 <w:szCs w:val="24"/>
               </w:rPr>
-              <w:t>/</w:t>
-            </w:r>
-            <w:proofErr w:type="spellStart"/>
-            <w:r>
-              <w:rPr>
-                <w:rStyle w:val="CdigoHTML"/>
-                <w:rFonts w:ascii="Times New Roman" w:eastAsiaTheme="minorHAnsi" w:hAnsi="Times New Roman" w:cs="Times New Roman"/>
-                <w:color w:val="000000" w:themeColor="text1"/>
-                <w:sz w:val="24"/>
-                <w:szCs w:val="24"/>
-              </w:rPr>
-              <w:t>api</w:t>
-            </w:r>
-            <w:proofErr w:type="spellEnd"/>
-            <w:r>
-              <w:rPr>
-                <w:rStyle w:val="CdigoHTML"/>
-                <w:rFonts w:ascii="Times New Roman" w:eastAsiaTheme="minorHAnsi" w:hAnsi="Times New Roman" w:cs="Times New Roman"/>
-                <w:color w:val="000000" w:themeColor="text1"/>
-                <w:sz w:val="24"/>
-                <w:szCs w:val="24"/>
-              </w:rPr>
-              <w:t>/token/</w:t>
+              <w:t>/api/token/</w:t>
             </w:r>
             <w:r>
               <w:rPr>
@@ -24984,29 +24863,7 @@
                 <w:sz w:val="24"/>
                 <w:szCs w:val="24"/>
               </w:rPr>
-              <w:t>/</w:t>
-            </w:r>
-            <w:proofErr w:type="spellStart"/>
-            <w:r>
-              <w:rPr>
-                <w:rStyle w:val="CdigoHTML"/>
-                <w:rFonts w:ascii="Times New Roman" w:eastAsiaTheme="minorHAnsi" w:hAnsi="Times New Roman" w:cs="Times New Roman"/>
-                <w:color w:val="000000" w:themeColor="text1"/>
-                <w:sz w:val="24"/>
-                <w:szCs w:val="24"/>
-              </w:rPr>
-              <w:t>api</w:t>
-            </w:r>
-            <w:proofErr w:type="spellEnd"/>
-            <w:r>
-              <w:rPr>
-                <w:rStyle w:val="CdigoHTML"/>
-                <w:rFonts w:ascii="Times New Roman" w:eastAsiaTheme="minorHAnsi" w:hAnsi="Times New Roman" w:cs="Times New Roman"/>
-                <w:color w:val="000000" w:themeColor="text1"/>
-                <w:sz w:val="24"/>
-                <w:szCs w:val="24"/>
-              </w:rPr>
-              <w:t>/produtos/</w:t>
+              <w:t>/api/produtos/</w:t>
             </w:r>
           </w:p>
         </w:tc>
@@ -25178,88 +25035,16 @@
                 <w:sz w:val="24"/>
                 <w:szCs w:val="24"/>
               </w:rPr>
-              <w:t>/</w:t>
-            </w:r>
-            <w:proofErr w:type="spellStart"/>
-            <w:r>
-              <w:rPr>
-                <w:rStyle w:val="CdigoHTML"/>
-                <w:rFonts w:ascii="Times New Roman" w:eastAsiaTheme="minorHAnsi" w:hAnsi="Times New Roman" w:cs="Times New Roman"/>
-                <w:color w:val="000000" w:themeColor="text1"/>
-                <w:sz w:val="24"/>
-                <w:szCs w:val="24"/>
-              </w:rPr>
-              <w:t>api</w:t>
-            </w:r>
-            <w:proofErr w:type="spellEnd"/>
-            <w:r>
-              <w:rPr>
-                <w:rStyle w:val="CdigoHTML"/>
-                <w:rFonts w:ascii="Times New Roman" w:eastAsiaTheme="minorHAnsi" w:hAnsi="Times New Roman" w:cs="Times New Roman"/>
-                <w:color w:val="000000" w:themeColor="text1"/>
-                <w:sz w:val="24"/>
-                <w:szCs w:val="24"/>
-              </w:rPr>
-              <w:t>/</w:t>
-            </w:r>
-            <w:proofErr w:type="spellStart"/>
-            <w:r>
-              <w:rPr>
-                <w:rStyle w:val="CdigoHTML"/>
-                <w:rFonts w:ascii="Times New Roman" w:eastAsiaTheme="minorHAnsi" w:hAnsi="Times New Roman" w:cs="Times New Roman"/>
-                <w:color w:val="000000" w:themeColor="text1"/>
-                <w:sz w:val="24"/>
-                <w:szCs w:val="24"/>
-              </w:rPr>
-              <w:t>usuarios</w:t>
-            </w:r>
-            <w:proofErr w:type="spellEnd"/>
-            <w:r>
-              <w:rPr>
-                <w:rStyle w:val="CdigoHTML"/>
-                <w:rFonts w:ascii="Times New Roman" w:eastAsiaTheme="minorHAnsi" w:hAnsi="Times New Roman" w:cs="Times New Roman"/>
-                <w:color w:val="000000" w:themeColor="text1"/>
-                <w:sz w:val="24"/>
-                <w:szCs w:val="24"/>
-              </w:rPr>
-              <w:t>/me/</w:t>
-            </w:r>
-            <w:r>
-              <w:rPr>
-                <w:rFonts w:ascii="Times New Roman" w:hAnsi="Times New Roman" w:cs="Times New Roman"/>
-                <w:color w:val="000000" w:themeColor="text1"/>
-                <w:sz w:val="24"/>
-              </w:rPr>
-              <w:t xml:space="preserve"> com </w:t>
-            </w:r>
-            <w:proofErr w:type="spellStart"/>
-            <w:r>
-              <w:rPr>
-                <w:rFonts w:ascii="Times New Roman" w:hAnsi="Times New Roman" w:cs="Times New Roman"/>
-                <w:color w:val="000000" w:themeColor="text1"/>
-                <w:sz w:val="24"/>
-              </w:rPr>
-              <w:t>Authorization</w:t>
-            </w:r>
-            <w:proofErr w:type="spellEnd"/>
-            <w:r>
-              <w:rPr>
-                <w:rFonts w:ascii="Times New Roman" w:hAnsi="Times New Roman" w:cs="Times New Roman"/>
-                <w:color w:val="000000" w:themeColor="text1"/>
-                <w:sz w:val="24"/>
-              </w:rPr>
-              <w:t xml:space="preserve"> </w:t>
-            </w:r>
-            <w:proofErr w:type="spellStart"/>
-            <w:r>
-              <w:rPr>
-                <w:rFonts w:ascii="Times New Roman" w:hAnsi="Times New Roman" w:cs="Times New Roman"/>
-                <w:color w:val="000000" w:themeColor="text1"/>
-                <w:sz w:val="24"/>
-              </w:rPr>
-              <w:t>Bearer</w:t>
-            </w:r>
-            <w:proofErr w:type="spellEnd"/>
+              <w:t>/api/usuarios/me/</w:t>
+            </w:r>
+            <w:r>
+              <w:rPr>
+                <w:rFonts w:ascii="Times New Roman" w:hAnsi="Times New Roman" w:cs="Times New Roman"/>
+                <w:color w:val="000000" w:themeColor="text1"/>
+                <w:sz w:val="24"/>
+              </w:rPr>
+              <w:t xml:space="preserve"> com Authorization Bearer</w:t>
+            </w:r>
           </w:p>
         </w:tc>
         <w:tc>
@@ -25430,51 +25215,7 @@
                 <w:sz w:val="24"/>
                 <w:szCs w:val="24"/>
               </w:rPr>
-              <w:t>/</w:t>
-            </w:r>
-            <w:proofErr w:type="spellStart"/>
-            <w:r>
-              <w:rPr>
-                <w:rStyle w:val="CdigoHTML"/>
-                <w:rFonts w:ascii="Times New Roman" w:eastAsiaTheme="minorHAnsi" w:hAnsi="Times New Roman" w:cs="Times New Roman"/>
-                <w:color w:val="000000" w:themeColor="text1"/>
-                <w:sz w:val="24"/>
-                <w:szCs w:val="24"/>
-              </w:rPr>
-              <w:t>api</w:t>
-            </w:r>
-            <w:proofErr w:type="spellEnd"/>
-            <w:r>
-              <w:rPr>
-                <w:rStyle w:val="CdigoHTML"/>
-                <w:rFonts w:ascii="Times New Roman" w:eastAsiaTheme="minorHAnsi" w:hAnsi="Times New Roman" w:cs="Times New Roman"/>
-                <w:color w:val="000000" w:themeColor="text1"/>
-                <w:sz w:val="24"/>
-                <w:szCs w:val="24"/>
-              </w:rPr>
-              <w:t>/</w:t>
-            </w:r>
-            <w:proofErr w:type="spellStart"/>
-            <w:r>
-              <w:rPr>
-                <w:rStyle w:val="CdigoHTML"/>
-                <w:rFonts w:ascii="Times New Roman" w:eastAsiaTheme="minorHAnsi" w:hAnsi="Times New Roman" w:cs="Times New Roman"/>
-                <w:color w:val="000000" w:themeColor="text1"/>
-                <w:sz w:val="24"/>
-                <w:szCs w:val="24"/>
-              </w:rPr>
-              <w:t>usuarios</w:t>
-            </w:r>
-            <w:proofErr w:type="spellEnd"/>
-            <w:r>
-              <w:rPr>
-                <w:rStyle w:val="CdigoHTML"/>
-                <w:rFonts w:ascii="Times New Roman" w:eastAsiaTheme="minorHAnsi" w:hAnsi="Times New Roman" w:cs="Times New Roman"/>
-                <w:color w:val="000000" w:themeColor="text1"/>
-                <w:sz w:val="24"/>
-                <w:szCs w:val="24"/>
-              </w:rPr>
-              <w:t>/me/</w:t>
+              <w:t>/api/usuarios/me/</w:t>
             </w:r>
             <w:r>
               <w:rPr>
@@ -25654,29 +25395,7 @@
                 <w:sz w:val="24"/>
                 <w:szCs w:val="24"/>
               </w:rPr>
-              <w:t>/</w:t>
-            </w:r>
-            <w:proofErr w:type="spellStart"/>
-            <w:r>
-              <w:rPr>
-                <w:rStyle w:val="CdigoHTML"/>
-                <w:rFonts w:ascii="Times New Roman" w:eastAsiaTheme="minorHAnsi" w:hAnsi="Times New Roman" w:cs="Times New Roman"/>
-                <w:color w:val="000000" w:themeColor="text1"/>
-                <w:sz w:val="24"/>
-                <w:szCs w:val="24"/>
-              </w:rPr>
-              <w:t>api</w:t>
-            </w:r>
-            <w:proofErr w:type="spellEnd"/>
-            <w:r>
-              <w:rPr>
-                <w:rStyle w:val="CdigoHTML"/>
-                <w:rFonts w:ascii="Times New Roman" w:eastAsiaTheme="minorHAnsi" w:hAnsi="Times New Roman" w:cs="Times New Roman"/>
-                <w:color w:val="000000" w:themeColor="text1"/>
-                <w:sz w:val="24"/>
-                <w:szCs w:val="24"/>
-              </w:rPr>
-              <w:t>/pedidos/</w:t>
+              <w:t>/api/pedidos/</w:t>
             </w:r>
             <w:r>
               <w:rPr>
@@ -25856,29 +25575,7 @@
                 <w:sz w:val="24"/>
                 <w:szCs w:val="24"/>
               </w:rPr>
-              <w:t>/</w:t>
-            </w:r>
-            <w:proofErr w:type="spellStart"/>
-            <w:r>
-              <w:rPr>
-                <w:rStyle w:val="CdigoHTML"/>
-                <w:rFonts w:ascii="Times New Roman" w:eastAsiaTheme="minorHAnsi" w:hAnsi="Times New Roman" w:cs="Times New Roman"/>
-                <w:color w:val="000000" w:themeColor="text1"/>
-                <w:sz w:val="24"/>
-                <w:szCs w:val="24"/>
-              </w:rPr>
-              <w:t>api</w:t>
-            </w:r>
-            <w:proofErr w:type="spellEnd"/>
-            <w:r>
-              <w:rPr>
-                <w:rStyle w:val="CdigoHTML"/>
-                <w:rFonts w:ascii="Times New Roman" w:eastAsiaTheme="minorHAnsi" w:hAnsi="Times New Roman" w:cs="Times New Roman"/>
-                <w:color w:val="000000" w:themeColor="text1"/>
-                <w:sz w:val="24"/>
-                <w:szCs w:val="24"/>
-              </w:rPr>
-              <w:t>/pedidos/</w:t>
+              <w:t>/api/pedidos/</w:t>
             </w:r>
             <w:r>
               <w:rPr>
@@ -26058,29 +25755,7 @@
                 <w:sz w:val="24"/>
                 <w:szCs w:val="24"/>
               </w:rPr>
-              <w:t>/</w:t>
-            </w:r>
-            <w:proofErr w:type="spellStart"/>
-            <w:r>
-              <w:rPr>
-                <w:rStyle w:val="CdigoHTML"/>
-                <w:rFonts w:ascii="Times New Roman" w:eastAsiaTheme="minorHAnsi" w:hAnsi="Times New Roman" w:cs="Times New Roman"/>
-                <w:color w:val="000000" w:themeColor="text1"/>
-                <w:sz w:val="24"/>
-                <w:szCs w:val="24"/>
-              </w:rPr>
-              <w:t>api</w:t>
-            </w:r>
-            <w:proofErr w:type="spellEnd"/>
-            <w:r>
-              <w:rPr>
-                <w:rStyle w:val="CdigoHTML"/>
-                <w:rFonts w:ascii="Times New Roman" w:eastAsiaTheme="minorHAnsi" w:hAnsi="Times New Roman" w:cs="Times New Roman"/>
-                <w:color w:val="000000" w:themeColor="text1"/>
-                <w:sz w:val="24"/>
-                <w:szCs w:val="24"/>
-              </w:rPr>
-              <w:t>/pedidos/</w:t>
+              <w:t>/api/pedidos/</w:t>
             </w:r>
             <w:r>
               <w:rPr>
@@ -26260,29 +25935,7 @@
                 <w:sz w:val="24"/>
                 <w:szCs w:val="24"/>
               </w:rPr>
-              <w:t>/</w:t>
-            </w:r>
-            <w:proofErr w:type="spellStart"/>
-            <w:r>
-              <w:rPr>
-                <w:rStyle w:val="CdigoHTML"/>
-                <w:rFonts w:ascii="Times New Roman" w:eastAsiaTheme="minorHAnsi" w:hAnsi="Times New Roman" w:cs="Times New Roman"/>
-                <w:color w:val="000000" w:themeColor="text1"/>
-                <w:sz w:val="24"/>
-                <w:szCs w:val="24"/>
-              </w:rPr>
-              <w:t>api</w:t>
-            </w:r>
-            <w:proofErr w:type="spellEnd"/>
-            <w:r>
-              <w:rPr>
-                <w:rStyle w:val="CdigoHTML"/>
-                <w:rFonts w:ascii="Times New Roman" w:eastAsiaTheme="minorHAnsi" w:hAnsi="Times New Roman" w:cs="Times New Roman"/>
-                <w:color w:val="000000" w:themeColor="text1"/>
-                <w:sz w:val="24"/>
-                <w:szCs w:val="24"/>
-              </w:rPr>
-              <w:t>/pedidos/</w:t>
+              <w:t>/api/pedidos/</w:t>
             </w:r>
           </w:p>
         </w:tc>
@@ -26454,29 +26107,7 @@
                 <w:sz w:val="24"/>
                 <w:szCs w:val="24"/>
               </w:rPr>
-              <w:t>/</w:t>
-            </w:r>
-            <w:proofErr w:type="spellStart"/>
-            <w:r>
-              <w:rPr>
-                <w:rStyle w:val="CdigoHTML"/>
-                <w:rFonts w:ascii="Times New Roman" w:eastAsiaTheme="minorHAnsi" w:hAnsi="Times New Roman" w:cs="Times New Roman"/>
-                <w:color w:val="000000" w:themeColor="text1"/>
-                <w:sz w:val="24"/>
-                <w:szCs w:val="24"/>
-              </w:rPr>
-              <w:t>api</w:t>
-            </w:r>
-            <w:proofErr w:type="spellEnd"/>
-            <w:r>
-              <w:rPr>
-                <w:rStyle w:val="CdigoHTML"/>
-                <w:rFonts w:ascii="Times New Roman" w:eastAsiaTheme="minorHAnsi" w:hAnsi="Times New Roman" w:cs="Times New Roman"/>
-                <w:color w:val="000000" w:themeColor="text1"/>
-                <w:sz w:val="24"/>
-                <w:szCs w:val="24"/>
-              </w:rPr>
-              <w:t>/pedidos/</w:t>
+              <w:t>/api/pedidos/</w:t>
             </w:r>
             <w:r>
               <w:rPr>
@@ -27020,51 +26651,7 @@
                 <w:sz w:val="24"/>
                 <w:szCs w:val="24"/>
               </w:rPr>
-              <w:t>/</w:t>
-            </w:r>
-            <w:proofErr w:type="spellStart"/>
-            <w:r>
-              <w:rPr>
-                <w:rStyle w:val="CdigoHTML"/>
-                <w:rFonts w:ascii="Times New Roman" w:eastAsiaTheme="minorHAnsi" w:hAnsi="Times New Roman" w:cs="Times New Roman"/>
-                <w:color w:val="000000" w:themeColor="text1"/>
-                <w:sz w:val="24"/>
-                <w:szCs w:val="24"/>
-              </w:rPr>
-              <w:t>api</w:t>
-            </w:r>
-            <w:proofErr w:type="spellEnd"/>
-            <w:r>
-              <w:rPr>
-                <w:rStyle w:val="CdigoHTML"/>
-                <w:rFonts w:ascii="Times New Roman" w:eastAsiaTheme="minorHAnsi" w:hAnsi="Times New Roman" w:cs="Times New Roman"/>
-                <w:color w:val="000000" w:themeColor="text1"/>
-                <w:sz w:val="24"/>
-                <w:szCs w:val="24"/>
-              </w:rPr>
-              <w:t>/</w:t>
-            </w:r>
-            <w:proofErr w:type="spellStart"/>
-            <w:r>
-              <w:rPr>
-                <w:rStyle w:val="CdigoHTML"/>
-                <w:rFonts w:ascii="Times New Roman" w:eastAsiaTheme="minorHAnsi" w:hAnsi="Times New Roman" w:cs="Times New Roman"/>
-                <w:color w:val="000000" w:themeColor="text1"/>
-                <w:sz w:val="24"/>
-                <w:szCs w:val="24"/>
-              </w:rPr>
-              <w:t>usuarios</w:t>
-            </w:r>
-            <w:proofErr w:type="spellEnd"/>
-            <w:r>
-              <w:rPr>
-                <w:rStyle w:val="CdigoHTML"/>
-                <w:rFonts w:ascii="Times New Roman" w:eastAsiaTheme="minorHAnsi" w:hAnsi="Times New Roman" w:cs="Times New Roman"/>
-                <w:color w:val="000000" w:themeColor="text1"/>
-                <w:sz w:val="24"/>
-                <w:szCs w:val="24"/>
-              </w:rPr>
-              <w:t>/</w:t>
+              <w:t>/api/usuarios/</w:t>
             </w:r>
             <w:r>
               <w:rPr>
@@ -27134,66 +26721,16 @@
                 <w:sz w:val="24"/>
                 <w:szCs w:val="24"/>
               </w:rPr>
-              <w:t>/</w:t>
-            </w:r>
-            <w:proofErr w:type="spellStart"/>
-            <w:r>
-              <w:rPr>
-                <w:rStyle w:val="CdigoHTML"/>
-                <w:rFonts w:ascii="Times New Roman" w:eastAsiaTheme="minorHAnsi" w:hAnsi="Times New Roman" w:cs="Times New Roman"/>
-                <w:color w:val="000000" w:themeColor="text1"/>
-                <w:sz w:val="24"/>
-                <w:szCs w:val="24"/>
-              </w:rPr>
-              <w:t>api</w:t>
-            </w:r>
-            <w:proofErr w:type="spellEnd"/>
-            <w:r>
-              <w:rPr>
-                <w:rStyle w:val="CdigoHTML"/>
-                <w:rFonts w:ascii="Times New Roman" w:eastAsiaTheme="minorHAnsi" w:hAnsi="Times New Roman" w:cs="Times New Roman"/>
-                <w:color w:val="000000" w:themeColor="text1"/>
-                <w:sz w:val="24"/>
-                <w:szCs w:val="24"/>
-              </w:rPr>
-              <w:t>/token/</w:t>
-            </w:r>
-            <w:r>
-              <w:rPr>
-                <w:rFonts w:ascii="Times New Roman" w:hAnsi="Times New Roman" w:cs="Times New Roman"/>
-                <w:color w:val="000000" w:themeColor="text1"/>
-                <w:sz w:val="24"/>
-              </w:rPr>
-              <w:t xml:space="preserve"> retornando </w:t>
-            </w:r>
-            <w:proofErr w:type="spellStart"/>
-            <w:r>
-              <w:rPr>
-                <w:rFonts w:ascii="Times New Roman" w:hAnsi="Times New Roman" w:cs="Times New Roman"/>
-                <w:color w:val="000000" w:themeColor="text1"/>
-                <w:sz w:val="24"/>
-              </w:rPr>
-              <w:t>access</w:t>
-            </w:r>
-            <w:proofErr w:type="spellEnd"/>
-            <w:r>
-              <w:rPr>
-                <w:rFonts w:ascii="Times New Roman" w:hAnsi="Times New Roman" w:cs="Times New Roman"/>
-                <w:color w:val="000000" w:themeColor="text1"/>
-                <w:sz w:val="24"/>
-              </w:rPr>
-              <w:t xml:space="preserve"> e </w:t>
-            </w:r>
-            <w:proofErr w:type="spellStart"/>
-            <w:r>
-              <w:rPr>
-                <w:rFonts w:ascii="Times New Roman" w:hAnsi="Times New Roman" w:cs="Times New Roman"/>
-                <w:color w:val="000000" w:themeColor="text1"/>
-                <w:sz w:val="24"/>
-              </w:rPr>
-              <w:t>refresh</w:t>
-            </w:r>
-            <w:proofErr w:type="spellEnd"/>
+              <w:t>/api/token/</w:t>
+            </w:r>
+            <w:r>
+              <w:rPr>
+                <w:rFonts w:ascii="Times New Roman" w:hAnsi="Times New Roman" w:cs="Times New Roman"/>
+                <w:color w:val="000000" w:themeColor="text1"/>
+                <w:sz w:val="24"/>
+              </w:rPr>
+              <w:t xml:space="preserve"> retornando access e refresh</w:t>
+            </w:r>
           </w:p>
         </w:tc>
       </w:tr>
@@ -27254,29 +26791,7 @@
                 <w:sz w:val="24"/>
                 <w:szCs w:val="24"/>
               </w:rPr>
-              <w:t>/</w:t>
-            </w:r>
-            <w:proofErr w:type="spellStart"/>
-            <w:r>
-              <w:rPr>
-                <w:rStyle w:val="CdigoHTML"/>
-                <w:rFonts w:ascii="Times New Roman" w:eastAsiaTheme="minorHAnsi" w:hAnsi="Times New Roman" w:cs="Times New Roman"/>
-                <w:color w:val="000000" w:themeColor="text1"/>
-                <w:sz w:val="24"/>
-                <w:szCs w:val="24"/>
-              </w:rPr>
-              <w:t>api</w:t>
-            </w:r>
-            <w:proofErr w:type="spellEnd"/>
-            <w:r>
-              <w:rPr>
-                <w:rStyle w:val="CdigoHTML"/>
-                <w:rFonts w:ascii="Times New Roman" w:eastAsiaTheme="minorHAnsi" w:hAnsi="Times New Roman" w:cs="Times New Roman"/>
-                <w:color w:val="000000" w:themeColor="text1"/>
-                <w:sz w:val="24"/>
-                <w:szCs w:val="24"/>
-              </w:rPr>
-              <w:t>/produtos/</w:t>
+              <w:t>/api/produtos/</w:t>
             </w:r>
             <w:r>
               <w:rPr>
@@ -27346,51 +26861,7 @@
                 <w:sz w:val="24"/>
                 <w:szCs w:val="24"/>
               </w:rPr>
-              <w:t>/</w:t>
-            </w:r>
-            <w:proofErr w:type="spellStart"/>
-            <w:r>
-              <w:rPr>
-                <w:rStyle w:val="CdigoHTML"/>
-                <w:rFonts w:ascii="Times New Roman" w:eastAsiaTheme="minorHAnsi" w:hAnsi="Times New Roman" w:cs="Times New Roman"/>
-                <w:color w:val="000000" w:themeColor="text1"/>
-                <w:sz w:val="24"/>
-                <w:szCs w:val="24"/>
-              </w:rPr>
-              <w:t>api</w:t>
-            </w:r>
-            <w:proofErr w:type="spellEnd"/>
-            <w:r>
-              <w:rPr>
-                <w:rStyle w:val="CdigoHTML"/>
-                <w:rFonts w:ascii="Times New Roman" w:eastAsiaTheme="minorHAnsi" w:hAnsi="Times New Roman" w:cs="Times New Roman"/>
-                <w:color w:val="000000" w:themeColor="text1"/>
-                <w:sz w:val="24"/>
-                <w:szCs w:val="24"/>
-              </w:rPr>
-              <w:t>/</w:t>
-            </w:r>
-            <w:proofErr w:type="spellStart"/>
-            <w:r>
-              <w:rPr>
-                <w:rStyle w:val="CdigoHTML"/>
-                <w:rFonts w:ascii="Times New Roman" w:eastAsiaTheme="minorHAnsi" w:hAnsi="Times New Roman" w:cs="Times New Roman"/>
-                <w:color w:val="000000" w:themeColor="text1"/>
-                <w:sz w:val="24"/>
-                <w:szCs w:val="24"/>
-              </w:rPr>
-              <w:t>usuarios</w:t>
-            </w:r>
-            <w:proofErr w:type="spellEnd"/>
-            <w:r>
-              <w:rPr>
-                <w:rStyle w:val="CdigoHTML"/>
-                <w:rFonts w:ascii="Times New Roman" w:eastAsiaTheme="minorHAnsi" w:hAnsi="Times New Roman" w:cs="Times New Roman"/>
-                <w:color w:val="000000" w:themeColor="text1"/>
-                <w:sz w:val="24"/>
-                <w:szCs w:val="24"/>
-              </w:rPr>
-              <w:t>/me/</w:t>
+              <w:t>/api/usuarios/me/</w:t>
             </w:r>
             <w:r>
               <w:rPr>
@@ -27460,29 +26931,7 @@
                 <w:sz w:val="24"/>
                 <w:szCs w:val="24"/>
               </w:rPr>
-              <w:t>/</w:t>
-            </w:r>
-            <w:proofErr w:type="spellStart"/>
-            <w:r>
-              <w:rPr>
-                <w:rStyle w:val="CdigoHTML"/>
-                <w:rFonts w:ascii="Times New Roman" w:eastAsiaTheme="minorHAnsi" w:hAnsi="Times New Roman" w:cs="Times New Roman"/>
-                <w:color w:val="000000" w:themeColor="text1"/>
-                <w:sz w:val="24"/>
-                <w:szCs w:val="24"/>
-              </w:rPr>
-              <w:t>api</w:t>
-            </w:r>
-            <w:proofErr w:type="spellEnd"/>
-            <w:r>
-              <w:rPr>
-                <w:rStyle w:val="CdigoHTML"/>
-                <w:rFonts w:ascii="Times New Roman" w:eastAsiaTheme="minorHAnsi" w:hAnsi="Times New Roman" w:cs="Times New Roman"/>
-                <w:color w:val="000000" w:themeColor="text1"/>
-                <w:sz w:val="24"/>
-                <w:szCs w:val="24"/>
-              </w:rPr>
-              <w:t>/pedidos/</w:t>
+              <w:t>/api/pedidos/</w:t>
             </w:r>
             <w:r>
               <w:rPr>
@@ -27552,29 +27001,7 @@
                 <w:sz w:val="24"/>
                 <w:szCs w:val="24"/>
               </w:rPr>
-              <w:t>/</w:t>
-            </w:r>
-            <w:proofErr w:type="spellStart"/>
-            <w:r>
-              <w:rPr>
-                <w:rStyle w:val="CdigoHTML"/>
-                <w:rFonts w:ascii="Times New Roman" w:eastAsiaTheme="minorHAnsi" w:hAnsi="Times New Roman" w:cs="Times New Roman"/>
-                <w:color w:val="000000" w:themeColor="text1"/>
-                <w:sz w:val="24"/>
-                <w:szCs w:val="24"/>
-              </w:rPr>
-              <w:t>api</w:t>
-            </w:r>
-            <w:proofErr w:type="spellEnd"/>
-            <w:r>
-              <w:rPr>
-                <w:rStyle w:val="CdigoHTML"/>
-                <w:rFonts w:ascii="Times New Roman" w:eastAsiaTheme="minorHAnsi" w:hAnsi="Times New Roman" w:cs="Times New Roman"/>
-                <w:color w:val="000000" w:themeColor="text1"/>
-                <w:sz w:val="24"/>
-                <w:szCs w:val="24"/>
-              </w:rPr>
-              <w:t>/pedidos/</w:t>
+              <w:t>/api/pedidos/</w:t>
             </w:r>
             <w:r>
               <w:rPr>
@@ -27849,41 +27276,13 @@
           <w:sz w:val="24"/>
         </w:rPr>
       </w:pPr>
-      <w:proofErr w:type="spellStart"/>
-      <w:r>
-        <w:rPr>
-          <w:rFonts w:ascii="Times New Roman" w:hAnsi="Times New Roman" w:cs="Times New Roman"/>
-          <w:color w:val="000000" w:themeColor="text1"/>
-          <w:sz w:val="24"/>
-        </w:rPr>
-        <w:t>Insomnia</w:t>
-      </w:r>
-      <w:proofErr w:type="spellEnd"/>
-      <w:r>
-        <w:rPr>
-          <w:rFonts w:ascii="Times New Roman" w:hAnsi="Times New Roman" w:cs="Times New Roman"/>
-          <w:color w:val="000000" w:themeColor="text1"/>
-          <w:sz w:val="24"/>
-        </w:rPr>
-        <w:t xml:space="preserve">: para testar os </w:t>
-      </w:r>
-      <w:proofErr w:type="spellStart"/>
-      <w:r>
-        <w:rPr>
-          <w:rFonts w:ascii="Times New Roman" w:hAnsi="Times New Roman" w:cs="Times New Roman"/>
-          <w:color w:val="000000" w:themeColor="text1"/>
-          <w:sz w:val="24"/>
-        </w:rPr>
-        <w:t>endpoints</w:t>
-      </w:r>
-      <w:proofErr w:type="spellEnd"/>
-      <w:r>
-        <w:rPr>
-          <w:rFonts w:ascii="Times New Roman" w:hAnsi="Times New Roman" w:cs="Times New Roman"/>
-          <w:color w:val="000000" w:themeColor="text1"/>
-          <w:sz w:val="24"/>
-        </w:rPr>
-        <w:t xml:space="preserve"> da API;</w:t>
+      <w:r>
+        <w:rPr>
+          <w:rFonts w:ascii="Times New Roman" w:hAnsi="Times New Roman" w:cs="Times New Roman"/>
+          <w:color w:val="000000" w:themeColor="text1"/>
+          <w:sz w:val="24"/>
+        </w:rPr>
+        <w:t>Insomnia: para testar os endpoints da API;</w:t>
       </w:r>
     </w:p>
     <w:p>
@@ -27900,23 +27299,13 @@
           <w:sz w:val="24"/>
         </w:rPr>
       </w:pPr>
-      <w:proofErr w:type="spellStart"/>
-      <w:r>
-        <w:rPr>
-          <w:rFonts w:ascii="Times New Roman" w:hAnsi="Times New Roman" w:cs="Times New Roman"/>
-          <w:color w:val="000000" w:themeColor="text1"/>
-          <w:sz w:val="24"/>
-        </w:rPr>
-        <w:t>Postman</w:t>
-      </w:r>
-      <w:proofErr w:type="spellEnd"/>
-      <w:r>
-        <w:rPr>
-          <w:rFonts w:ascii="Times New Roman" w:hAnsi="Times New Roman" w:cs="Times New Roman"/>
-          <w:color w:val="000000" w:themeColor="text1"/>
-          <w:sz w:val="24"/>
-        </w:rPr>
-        <w:t>: para criação de coleções de testes;</w:t>
+      <w:r>
+        <w:rPr>
+          <w:rFonts w:ascii="Times New Roman" w:hAnsi="Times New Roman" w:cs="Times New Roman"/>
+          <w:color w:val="000000" w:themeColor="text1"/>
+          <w:sz w:val="24"/>
+        </w:rPr>
+        <w:t>Postman: para criação de coleções de testes;</w:t>
       </w:r>
     </w:p>
     <w:p>
@@ -27933,23 +27322,13 @@
           <w:sz w:val="24"/>
         </w:rPr>
       </w:pPr>
-      <w:proofErr w:type="spellStart"/>
-      <w:r>
-        <w:rPr>
-          <w:rFonts w:ascii="Times New Roman" w:hAnsi="Times New Roman" w:cs="Times New Roman"/>
-          <w:color w:val="000000" w:themeColor="text1"/>
-          <w:sz w:val="24"/>
-        </w:rPr>
-        <w:t>SQLite</w:t>
-      </w:r>
-      <w:proofErr w:type="spellEnd"/>
-      <w:r>
-        <w:rPr>
-          <w:rFonts w:ascii="Times New Roman" w:hAnsi="Times New Roman" w:cs="Times New Roman"/>
-          <w:color w:val="000000" w:themeColor="text1"/>
-          <w:sz w:val="24"/>
-        </w:rPr>
-        <w:t xml:space="preserve"> Browser: para verificar os registros gravados no banco;</w:t>
+      <w:r>
+        <w:rPr>
+          <w:rFonts w:ascii="Times New Roman" w:hAnsi="Times New Roman" w:cs="Times New Roman"/>
+          <w:color w:val="000000" w:themeColor="text1"/>
+          <w:sz w:val="24"/>
+        </w:rPr>
+        <w:t>SQLite Browser: para verificar os registros gravados no banco;</w:t>
       </w:r>
     </w:p>
     <w:p>
@@ -28018,43 +27397,7 @@
           <w:color w:val="000000" w:themeColor="text1"/>
           <w:sz w:val="24"/>
         </w:rPr>
-        <w:t xml:space="preserve">Logs do </w:t>
-      </w:r>
-      <w:proofErr w:type="spellStart"/>
-      <w:r>
-        <w:rPr>
-          <w:rFonts w:ascii="Times New Roman" w:hAnsi="Times New Roman" w:cs="Times New Roman"/>
-          <w:color w:val="000000" w:themeColor="text1"/>
-          <w:sz w:val="24"/>
-        </w:rPr>
-        <w:t>React</w:t>
-      </w:r>
-      <w:proofErr w:type="spellEnd"/>
-      <w:r>
-        <w:rPr>
-          <w:rFonts w:ascii="Times New Roman" w:hAnsi="Times New Roman" w:cs="Times New Roman"/>
-          <w:color w:val="000000" w:themeColor="text1"/>
-          <w:sz w:val="24"/>
-        </w:rPr>
-        <w:t xml:space="preserve"> </w:t>
-      </w:r>
-      <w:proofErr w:type="spellStart"/>
-      <w:r>
-        <w:rPr>
-          <w:rFonts w:ascii="Times New Roman" w:hAnsi="Times New Roman" w:cs="Times New Roman"/>
-          <w:color w:val="000000" w:themeColor="text1"/>
-          <w:sz w:val="24"/>
-        </w:rPr>
-        <w:t>Native</w:t>
-      </w:r>
-      <w:proofErr w:type="spellEnd"/>
-      <w:r>
-        <w:rPr>
-          <w:rFonts w:ascii="Times New Roman" w:hAnsi="Times New Roman" w:cs="Times New Roman"/>
-          <w:color w:val="000000" w:themeColor="text1"/>
-          <w:sz w:val="24"/>
-        </w:rPr>
-        <w:t>: para verificar respostas da API e falhas de autenticação.</w:t>
+        <w:t>Logs do React Native: para verificar respostas da API e falhas de autenticação.</w:t>
       </w:r>
     </w:p>
     <w:p>
@@ -28077,20 +27420,9 @@
           <w:sz w:val="24"/>
           <w:szCs w:val="24"/>
         </w:rPr>
-        <w:t xml:space="preserve">5.6 Exemplo de Teste com </w:t>
-      </w:r>
-      <w:proofErr w:type="spellStart"/>
-      <w:r>
-        <w:rPr>
-          <w:rFonts w:ascii="Times New Roman" w:hAnsi="Times New Roman" w:cs="Times New Roman"/>
-          <w:color w:val="000000" w:themeColor="text1"/>
-          <w:sz w:val="24"/>
-          <w:szCs w:val="24"/>
-        </w:rPr>
-        <w:t>Insomnia</w:t>
+        <w:t>5.6 Exemplo de Teste com Insomnia</w:t>
       </w:r>
       <w:bookmarkEnd w:id="59"/>
-      <w:proofErr w:type="spellEnd"/>
     </w:p>
     <w:p>
       <w:pPr>
@@ -28142,20 +27474,7 @@
           <w:color w:val="000000" w:themeColor="text1"/>
         </w:rPr>
         <w:br/>
-      </w:r>
-      <w:proofErr w:type="spellStart"/>
-      <w:r>
-        <w:rPr>
-          <w:color w:val="000000" w:themeColor="text1"/>
-        </w:rPr>
-        <w:t>Endpoint</w:t>
-      </w:r>
-      <w:proofErr w:type="spellEnd"/>
-      <w:r>
-        <w:rPr>
-          <w:color w:val="000000" w:themeColor="text1"/>
-        </w:rPr>
-        <w:t xml:space="preserve">: </w:t>
+        <w:t xml:space="preserve">Endpoint: </w:t>
       </w:r>
       <w:r>
         <w:rPr>
@@ -28165,29 +27484,7 @@
           <w:sz w:val="24"/>
           <w:szCs w:val="24"/>
         </w:rPr>
-        <w:t>/</w:t>
-      </w:r>
-      <w:proofErr w:type="spellStart"/>
-      <w:r>
-        <w:rPr>
-          <w:rStyle w:val="CdigoHTML"/>
-          <w:rFonts w:ascii="Times New Roman" w:hAnsi="Times New Roman" w:cs="Times New Roman"/>
-          <w:color w:val="000000" w:themeColor="text1"/>
-          <w:sz w:val="24"/>
-          <w:szCs w:val="24"/>
-        </w:rPr>
-        <w:t>api</w:t>
-      </w:r>
-      <w:proofErr w:type="spellEnd"/>
-      <w:r>
-        <w:rPr>
-          <w:rStyle w:val="CdigoHTML"/>
-          <w:rFonts w:ascii="Times New Roman" w:hAnsi="Times New Roman" w:cs="Times New Roman"/>
-          <w:color w:val="000000" w:themeColor="text1"/>
-          <w:sz w:val="24"/>
-          <w:szCs w:val="24"/>
-        </w:rPr>
-        <w:t>/token/</w:t>
+        <w:t>/api/token/</w:t>
       </w:r>
     </w:p>
     <w:p>
@@ -28251,29 +27548,7 @@
           <w:sz w:val="24"/>
           <w:szCs w:val="24"/>
         </w:rPr>
-        <w:t xml:space="preserve">  "</w:t>
-      </w:r>
-      <w:proofErr w:type="spellStart"/>
-      <w:r>
-        <w:rPr>
-          <w:rStyle w:val="CdigoHTML"/>
-          <w:rFonts w:ascii="Times New Roman" w:hAnsi="Times New Roman" w:cs="Times New Roman"/>
-          <w:color w:val="000000" w:themeColor="text1"/>
-          <w:sz w:val="24"/>
-          <w:szCs w:val="24"/>
-        </w:rPr>
-        <w:t>username</w:t>
-      </w:r>
-      <w:proofErr w:type="spellEnd"/>
-      <w:r>
-        <w:rPr>
-          <w:rStyle w:val="CdigoHTML"/>
-          <w:rFonts w:ascii="Times New Roman" w:hAnsi="Times New Roman" w:cs="Times New Roman"/>
-          <w:color w:val="000000" w:themeColor="text1"/>
-          <w:sz w:val="24"/>
-          <w:szCs w:val="24"/>
-        </w:rPr>
-        <w:t>": "cliente01",</w:t>
+        <w:t xml:space="preserve">  "username": "cliente01",</w:t>
       </w:r>
     </w:p>
     <w:p>
@@ -28297,29 +27572,7 @@
           <w:sz w:val="24"/>
           <w:szCs w:val="24"/>
         </w:rPr>
-        <w:t xml:space="preserve">  "</w:t>
-      </w:r>
-      <w:proofErr w:type="spellStart"/>
-      <w:r>
-        <w:rPr>
-          <w:rStyle w:val="CdigoHTML"/>
-          <w:rFonts w:ascii="Times New Roman" w:hAnsi="Times New Roman" w:cs="Times New Roman"/>
-          <w:color w:val="000000" w:themeColor="text1"/>
-          <w:sz w:val="24"/>
-          <w:szCs w:val="24"/>
-        </w:rPr>
-        <w:t>password</w:t>
-      </w:r>
-      <w:proofErr w:type="spellEnd"/>
-      <w:r>
-        <w:rPr>
-          <w:rStyle w:val="CdigoHTML"/>
-          <w:rFonts w:ascii="Times New Roman" w:hAnsi="Times New Roman" w:cs="Times New Roman"/>
-          <w:color w:val="000000" w:themeColor="text1"/>
-          <w:sz w:val="24"/>
-          <w:szCs w:val="24"/>
-        </w:rPr>
-        <w:t>": "123456"</w:t>
+        <w:t xml:space="preserve">  "password": "123456"</w:t>
       </w:r>
     </w:p>
     <w:p>
@@ -28407,51 +27660,7 @@
           <w:sz w:val="24"/>
           <w:szCs w:val="24"/>
         </w:rPr>
-        <w:t xml:space="preserve">  "</w:t>
-      </w:r>
-      <w:proofErr w:type="spellStart"/>
-      <w:r>
-        <w:rPr>
-          <w:rStyle w:val="CdigoHTML"/>
-          <w:rFonts w:ascii="Times New Roman" w:hAnsi="Times New Roman" w:cs="Times New Roman"/>
-          <w:color w:val="000000" w:themeColor="text1"/>
-          <w:sz w:val="24"/>
-          <w:szCs w:val="24"/>
-        </w:rPr>
-        <w:t>access</w:t>
-      </w:r>
-      <w:proofErr w:type="spellEnd"/>
-      <w:r>
-        <w:rPr>
-          <w:rStyle w:val="CdigoHTML"/>
-          <w:rFonts w:ascii="Times New Roman" w:hAnsi="Times New Roman" w:cs="Times New Roman"/>
-          <w:color w:val="000000" w:themeColor="text1"/>
-          <w:sz w:val="24"/>
-          <w:szCs w:val="24"/>
-        </w:rPr>
-        <w:t>": "</w:t>
-      </w:r>
-      <w:proofErr w:type="spellStart"/>
-      <w:r>
-        <w:rPr>
-          <w:rStyle w:val="CdigoHTML"/>
-          <w:rFonts w:ascii="Times New Roman" w:hAnsi="Times New Roman" w:cs="Times New Roman"/>
-          <w:color w:val="000000" w:themeColor="text1"/>
-          <w:sz w:val="24"/>
-          <w:szCs w:val="24"/>
-        </w:rPr>
-        <w:t>token_de_acesso</w:t>
-      </w:r>
-      <w:proofErr w:type="spellEnd"/>
-      <w:r>
-        <w:rPr>
-          <w:rStyle w:val="CdigoHTML"/>
-          <w:rFonts w:ascii="Times New Roman" w:hAnsi="Times New Roman" w:cs="Times New Roman"/>
-          <w:color w:val="000000" w:themeColor="text1"/>
-          <w:sz w:val="24"/>
-          <w:szCs w:val="24"/>
-        </w:rPr>
-        <w:t>",</w:t>
+        <w:t xml:space="preserve">  "access": "token_de_acesso",</w:t>
       </w:r>
     </w:p>
     <w:p>
@@ -28475,51 +27684,7 @@
           <w:sz w:val="24"/>
           <w:szCs w:val="24"/>
         </w:rPr>
-        <w:t xml:space="preserve">  "</w:t>
-      </w:r>
-      <w:proofErr w:type="spellStart"/>
-      <w:r>
-        <w:rPr>
-          <w:rStyle w:val="CdigoHTML"/>
-          <w:rFonts w:ascii="Times New Roman" w:hAnsi="Times New Roman" w:cs="Times New Roman"/>
-          <w:color w:val="000000" w:themeColor="text1"/>
-          <w:sz w:val="24"/>
-          <w:szCs w:val="24"/>
-        </w:rPr>
-        <w:t>refresh</w:t>
-      </w:r>
-      <w:proofErr w:type="spellEnd"/>
-      <w:r>
-        <w:rPr>
-          <w:rStyle w:val="CdigoHTML"/>
-          <w:rFonts w:ascii="Times New Roman" w:hAnsi="Times New Roman" w:cs="Times New Roman"/>
-          <w:color w:val="000000" w:themeColor="text1"/>
-          <w:sz w:val="24"/>
-          <w:szCs w:val="24"/>
-        </w:rPr>
-        <w:t>": "</w:t>
-      </w:r>
-      <w:proofErr w:type="spellStart"/>
-      <w:r>
-        <w:rPr>
-          <w:rStyle w:val="CdigoHTML"/>
-          <w:rFonts w:ascii="Times New Roman" w:hAnsi="Times New Roman" w:cs="Times New Roman"/>
-          <w:color w:val="000000" w:themeColor="text1"/>
-          <w:sz w:val="24"/>
-          <w:szCs w:val="24"/>
-        </w:rPr>
-        <w:t>token_de_atualizacao</w:t>
-      </w:r>
-      <w:proofErr w:type="spellEnd"/>
-      <w:r>
-        <w:rPr>
-          <w:rStyle w:val="CdigoHTML"/>
-          <w:rFonts w:ascii="Times New Roman" w:hAnsi="Times New Roman" w:cs="Times New Roman"/>
-          <w:color w:val="000000" w:themeColor="text1"/>
-          <w:sz w:val="24"/>
-          <w:szCs w:val="24"/>
-        </w:rPr>
-        <w:t>"</w:t>
+        <w:t xml:space="preserve">  "refresh": "token_de_atualizacao"</w:t>
       </w:r>
     </w:p>
     <w:p>
@@ -28627,20 +27792,7 @@
           <w:color w:val="000000" w:themeColor="text1"/>
         </w:rPr>
         <w:br/>
-      </w:r>
-      <w:proofErr w:type="spellStart"/>
-      <w:r>
-        <w:rPr>
-          <w:color w:val="000000" w:themeColor="text1"/>
-        </w:rPr>
-        <w:t>Endpoint</w:t>
-      </w:r>
-      <w:proofErr w:type="spellEnd"/>
-      <w:r>
-        <w:rPr>
-          <w:color w:val="000000" w:themeColor="text1"/>
-        </w:rPr>
-        <w:t xml:space="preserve">: </w:t>
+        <w:t xml:space="preserve">Endpoint: </w:t>
       </w:r>
       <w:r>
         <w:rPr>
@@ -28650,29 +27802,7 @@
           <w:sz w:val="24"/>
           <w:szCs w:val="24"/>
         </w:rPr>
-        <w:t>/</w:t>
-      </w:r>
-      <w:proofErr w:type="spellStart"/>
-      <w:r>
-        <w:rPr>
-          <w:rStyle w:val="CdigoHTML"/>
-          <w:rFonts w:ascii="Times New Roman" w:hAnsi="Times New Roman" w:cs="Times New Roman"/>
-          <w:color w:val="000000" w:themeColor="text1"/>
-          <w:sz w:val="24"/>
-          <w:szCs w:val="24"/>
-        </w:rPr>
-        <w:t>api</w:t>
-      </w:r>
-      <w:proofErr w:type="spellEnd"/>
-      <w:r>
-        <w:rPr>
-          <w:rStyle w:val="CdigoHTML"/>
-          <w:rFonts w:ascii="Times New Roman" w:hAnsi="Times New Roman" w:cs="Times New Roman"/>
-          <w:color w:val="000000" w:themeColor="text1"/>
-          <w:sz w:val="24"/>
-          <w:szCs w:val="24"/>
-        </w:rPr>
-        <w:t>/pedidos/</w:t>
+        <w:t>/api/pedidos/</w:t>
       </w:r>
     </w:p>
     <w:p>
@@ -28703,7 +27833,6 @@
           <w:szCs w:val="24"/>
         </w:rPr>
       </w:pPr>
-      <w:proofErr w:type="spellStart"/>
       <w:r>
         <w:rPr>
           <w:rStyle w:val="CdigoHTML"/>
@@ -28712,53 +27841,8 @@
           <w:sz w:val="24"/>
           <w:szCs w:val="24"/>
         </w:rPr>
-        <w:t>Authorization</w:t>
-      </w:r>
-      <w:proofErr w:type="spellEnd"/>
-      <w:r>
-        <w:rPr>
-          <w:rStyle w:val="CdigoHTML"/>
-          <w:rFonts w:ascii="Times New Roman" w:hAnsi="Times New Roman" w:cs="Times New Roman"/>
-          <w:color w:val="000000" w:themeColor="text1"/>
-          <w:sz w:val="24"/>
-          <w:szCs w:val="24"/>
-        </w:rPr>
-        <w:t xml:space="preserve">: </w:t>
-      </w:r>
-      <w:proofErr w:type="spellStart"/>
-      <w:r>
-        <w:rPr>
-          <w:rStyle w:val="CdigoHTML"/>
-          <w:rFonts w:ascii="Times New Roman" w:hAnsi="Times New Roman" w:cs="Times New Roman"/>
-          <w:color w:val="000000" w:themeColor="text1"/>
-          <w:sz w:val="24"/>
-          <w:szCs w:val="24"/>
-        </w:rPr>
-        <w:t>Bearer</w:t>
-      </w:r>
-      <w:proofErr w:type="spellEnd"/>
-      <w:r>
-        <w:rPr>
-          <w:rStyle w:val="CdigoHTML"/>
-          <w:rFonts w:ascii="Times New Roman" w:hAnsi="Times New Roman" w:cs="Times New Roman"/>
-          <w:color w:val="000000" w:themeColor="text1"/>
-          <w:sz w:val="24"/>
-          <w:szCs w:val="24"/>
-        </w:rPr>
-        <w:t xml:space="preserve"> </w:t>
-      </w:r>
-      <w:proofErr w:type="spellStart"/>
-      <w:r>
-        <w:rPr>
-          <w:rStyle w:val="CdigoHTML"/>
-          <w:rFonts w:ascii="Times New Roman" w:hAnsi="Times New Roman" w:cs="Times New Roman"/>
-          <w:color w:val="000000" w:themeColor="text1"/>
-          <w:sz w:val="24"/>
-          <w:szCs w:val="24"/>
-        </w:rPr>
-        <w:t>token_de_acesso</w:t>
-      </w:r>
-      <w:proofErr w:type="spellEnd"/>
+        <w:t>Authorization: Bearer token_de_acesso</w:t>
+      </w:r>
     </w:p>
     <w:p>
       <w:pPr>
@@ -29368,7 +28452,7 @@
         </w:rPr>
         <w:t xml:space="preserve">. Disponível em: </w:t>
       </w:r>
-      <w:hyperlink r:id="rId30" w:tgtFrame="_new" w:history="1">
+      <w:hyperlink r:id="rId49" w:tgtFrame="_new" w:history="1">
         <w:r>
           <w:rPr>
             <w:rFonts w:ascii="Times New Roman" w:eastAsia="Times New Roman" w:hAnsi="Times New Roman" w:cs="Times New Roman"/>
@@ -29410,7 +28494,6 @@
         </w:rPr>
         <w:t xml:space="preserve">META PLATFORMS. </w:t>
       </w:r>
-      <w:proofErr w:type="spellStart"/>
       <w:r>
         <w:rPr>
           <w:rFonts w:ascii="Times New Roman" w:eastAsia="Times New Roman" w:hAnsi="Times New Roman" w:cs="Times New Roman"/>
@@ -29420,43 +28503,18 @@
           <w:sz w:val="24"/>
           <w:lang w:eastAsia="pt-BR"/>
         </w:rPr>
-        <w:t>React</w:t>
-      </w:r>
-      <w:proofErr w:type="spellEnd"/>
+        <w:t>React Documentation</w:t>
+      </w:r>
       <w:r>
         <w:rPr>
           <w:rFonts w:ascii="Times New Roman" w:eastAsia="Times New Roman" w:hAnsi="Times New Roman" w:cs="Times New Roman"/>
-          <w:i/>
-          <w:iCs/>
           <w:color w:val="000000" w:themeColor="text1"/>
           <w:sz w:val="24"/>
           <w:lang w:eastAsia="pt-BR"/>
         </w:rPr>
-        <w:t xml:space="preserve"> </w:t>
-      </w:r>
-      <w:proofErr w:type="spellStart"/>
-      <w:r>
-        <w:rPr>
-          <w:rFonts w:ascii="Times New Roman" w:eastAsia="Times New Roman" w:hAnsi="Times New Roman" w:cs="Times New Roman"/>
-          <w:i/>
-          <w:iCs/>
-          <w:color w:val="000000" w:themeColor="text1"/>
-          <w:sz w:val="24"/>
-          <w:lang w:eastAsia="pt-BR"/>
-        </w:rPr>
-        <w:t>Documentation</w:t>
-      </w:r>
-      <w:proofErr w:type="spellEnd"/>
-      <w:r>
-        <w:rPr>
-          <w:rFonts w:ascii="Times New Roman" w:eastAsia="Times New Roman" w:hAnsi="Times New Roman" w:cs="Times New Roman"/>
-          <w:color w:val="000000" w:themeColor="text1"/>
-          <w:sz w:val="24"/>
-          <w:lang w:eastAsia="pt-BR"/>
-        </w:rPr>
         <w:t xml:space="preserve">. Disponível em: </w:t>
       </w:r>
-      <w:hyperlink r:id="rId31" w:tgtFrame="_new" w:history="1">
+      <w:hyperlink r:id="rId50" w:tgtFrame="_new" w:history="1">
         <w:r>
           <w:rPr>
             <w:rFonts w:ascii="Times New Roman" w:eastAsia="Times New Roman" w:hAnsi="Times New Roman" w:cs="Times New Roman"/>
@@ -29507,31 +28565,18 @@
           <w:sz w:val="24"/>
           <w:lang w:eastAsia="pt-BR"/>
         </w:rPr>
-        <w:t xml:space="preserve">Expo </w:t>
-      </w:r>
-      <w:proofErr w:type="spellStart"/>
+        <w:t>Expo Documentation</w:t>
+      </w:r>
       <w:r>
         <w:rPr>
           <w:rFonts w:ascii="Times New Roman" w:eastAsia="Times New Roman" w:hAnsi="Times New Roman" w:cs="Times New Roman"/>
-          <w:i/>
-          <w:iCs/>
           <w:color w:val="000000" w:themeColor="text1"/>
           <w:sz w:val="24"/>
           <w:lang w:eastAsia="pt-BR"/>
         </w:rPr>
-        <w:t>Documentation</w:t>
-      </w:r>
-      <w:proofErr w:type="spellEnd"/>
-      <w:r>
-        <w:rPr>
-          <w:rFonts w:ascii="Times New Roman" w:eastAsia="Times New Roman" w:hAnsi="Times New Roman" w:cs="Times New Roman"/>
-          <w:color w:val="000000" w:themeColor="text1"/>
-          <w:sz w:val="24"/>
-          <w:lang w:eastAsia="pt-BR"/>
-        </w:rPr>
         <w:t xml:space="preserve">. Disponível em: </w:t>
       </w:r>
-      <w:hyperlink r:id="rId32" w:tgtFrame="_new" w:history="1">
+      <w:hyperlink r:id="rId51" w:tgtFrame="_new" w:history="1">
         <w:r>
           <w:rPr>
             <w:rFonts w:ascii="Times New Roman" w:eastAsia="Times New Roman" w:hAnsi="Times New Roman" w:cs="Times New Roman"/>
@@ -29574,7 +28619,6 @@
         </w:rPr>
         <w:t xml:space="preserve">SQLITE. </w:t>
       </w:r>
-      <w:proofErr w:type="spellStart"/>
       <w:r>
         <w:rPr>
           <w:rFonts w:ascii="Times New Roman" w:eastAsia="Times New Roman" w:hAnsi="Times New Roman" w:cs="Times New Roman"/>
@@ -29584,43 +28628,18 @@
           <w:sz w:val="24"/>
           <w:lang w:eastAsia="pt-BR"/>
         </w:rPr>
-        <w:t>SQLite</w:t>
-      </w:r>
-      <w:proofErr w:type="spellEnd"/>
+        <w:t>SQLite Documentation</w:t>
+      </w:r>
       <w:r>
         <w:rPr>
           <w:rFonts w:ascii="Times New Roman" w:eastAsia="Times New Roman" w:hAnsi="Times New Roman" w:cs="Times New Roman"/>
-          <w:i/>
-          <w:iCs/>
           <w:color w:val="000000" w:themeColor="text1"/>
           <w:sz w:val="24"/>
           <w:lang w:eastAsia="pt-BR"/>
         </w:rPr>
-        <w:t xml:space="preserve"> </w:t>
-      </w:r>
-      <w:proofErr w:type="spellStart"/>
-      <w:r>
-        <w:rPr>
-          <w:rFonts w:ascii="Times New Roman" w:eastAsia="Times New Roman" w:hAnsi="Times New Roman" w:cs="Times New Roman"/>
-          <w:i/>
-          <w:iCs/>
-          <w:color w:val="000000" w:themeColor="text1"/>
-          <w:sz w:val="24"/>
-          <w:lang w:eastAsia="pt-BR"/>
-        </w:rPr>
-        <w:t>Documentation</w:t>
-      </w:r>
-      <w:proofErr w:type="spellEnd"/>
-      <w:r>
-        <w:rPr>
-          <w:rFonts w:ascii="Times New Roman" w:eastAsia="Times New Roman" w:hAnsi="Times New Roman" w:cs="Times New Roman"/>
-          <w:color w:val="000000" w:themeColor="text1"/>
-          <w:sz w:val="24"/>
-          <w:lang w:eastAsia="pt-BR"/>
-        </w:rPr>
         <w:t xml:space="preserve">. Disponível em: </w:t>
       </w:r>
-      <w:hyperlink r:id="rId33" w:tgtFrame="_new" w:history="1">
+      <w:hyperlink r:id="rId52" w:tgtFrame="_new" w:history="1">
         <w:r>
           <w:rPr>
             <w:rFonts w:ascii="Times New Roman" w:eastAsia="Times New Roman" w:hAnsi="Times New Roman" w:cs="Times New Roman"/>
@@ -29647,17 +28666,9 @@
         <w:pStyle w:val="NormalWeb"/>
       </w:pPr>
       <w:r>
-        <w:t xml:space="preserve">DJANGO SOFTWARE FOUNDATION. Django </w:t>
-      </w:r>
-      <w:proofErr w:type="spellStart"/>
-      <w:r>
-        <w:t>Documentation</w:t>
-      </w:r>
-      <w:proofErr w:type="spellEnd"/>
-      <w:r>
-        <w:t xml:space="preserve">: Models. Disponível em: </w:t>
-      </w:r>
-      <w:hyperlink r:id="rId34" w:history="1">
+        <w:t xml:space="preserve">DJANGO SOFTWARE FOUNDATION. Django Documentation: Models. Disponível em: </w:t>
+      </w:r>
+      <w:hyperlink r:id="rId53" w:history="1">
         <w:r>
           <w:rPr>
             <w:rStyle w:val="Hyperlink"/>
@@ -29780,21 +28791,7 @@
         <w:rPr>
           <w:rFonts w:ascii="Times New Roman" w:hAnsi="Times New Roman" w:cs="Times New Roman"/>
         </w:rPr>
-        <w:t xml:space="preserve"> ORM (</w:t>
-      </w:r>
-      <w:proofErr w:type="spellStart"/>
-      <w:r>
-        <w:rPr>
-          <w:rFonts w:ascii="Times New Roman" w:hAnsi="Times New Roman" w:cs="Times New Roman"/>
-        </w:rPr>
-        <w:t>Object-Relational</w:t>
-      </w:r>
-      <w:proofErr w:type="spellEnd"/>
-      <w:r>
-        <w:rPr>
-          <w:rFonts w:ascii="Times New Roman" w:hAnsi="Times New Roman" w:cs="Times New Roman"/>
-        </w:rPr>
-        <w:t xml:space="preserve"> Mapping) é uma técnica de desenvolvimento que permite o mapeamento entre objetos da aplicação e tabelas do banco de dados, possibilitando a manipulação dos dados sem a necessidade de escrever comandos SQL diretamente.</w:t>
+        <w:t xml:space="preserve"> ORM (Object-Relational Mapping) é uma técnica de desenvolvimento que permite o mapeamento entre objetos da aplicação e tabelas do banco de dados, possibilitando a manipulação dos dados sem a necessidade de escrever comandos SQL diretamente.</w:t>
       </w:r>
     </w:p>
   </w:footnote>
